--- a/docs/ITSM_System_Documentation.docx
+++ b/docs/ITSM_System_Documentation.docx
@@ -3337,7 +3337,34 @@
         <w:rPr>
           <w:rStyle w:val="VerbatimChar"/>
         </w:rPr>
-        <w:t xml:space="preserve">│   └── index.php          # точка входу (front controller)</w:t>
+        <w:t xml:space="preserve">│   ├── index.php          # точка входу (front controller)</w:t>
+      </w:r>
+      <w:r>
+        <w:br/>
+      </w:r>
+      <w:r>
+        <w:rPr>
+          <w:rStyle w:val="VerbatimChar"/>
+        </w:rPr>
+        <w:t xml:space="preserve">│   ├── favicon.ico        # іконка застосунку (мультирозмірна, класичний favicon)</w:t>
+      </w:r>
+      <w:r>
+        <w:br/>
+      </w:r>
+      <w:r>
+        <w:rPr>
+          <w:rStyle w:val="VerbatimChar"/>
+        </w:rPr>
+        <w:t xml:space="preserve">│   ├── site.webmanifest   # маніфест для «Додати на головний екран» (Android)</w:t>
+      </w:r>
+      <w:r>
+        <w:br/>
+      </w:r>
+      <w:r>
+        <w:rPr>
+          <w:rStyle w:val="VerbatimChar"/>
+        </w:rPr>
+        <w:t xml:space="preserve">│   └── assets/icons/      # PNG-іконки різних розмірів (16–512px, apple-touch-icon)</w:t>
       </w:r>
       <w:r>
         <w:br/>

--- a/docs/ITSM_System_Documentation.docx
+++ b/docs/ITSM_System_Documentation.docx
@@ -218,29 +218,41 @@
         <w:pStyle w:val="Compact"/>
       </w:pPr>
       <w:r>
-        <w:t xml:space="preserve">Автентифікація (локальна, сесійна)</w:t>
-      </w:r>
-    </w:p>
-    <w:p>
-      <w:pPr>
-        <w:numPr>
-          <w:ilvl w:val="0"/>
-          <w:numId w:val="1002"/>
-        </w:numPr>
-        <w:pStyle w:val="Compact"/>
-      </w:pPr>
-      <w:r>
-        <w:t xml:space="preserve">Проєкти: створення, перегляд, список,</w:t>
-      </w:r>
-      <w:r>
-        <w:t xml:space="preserve"> </w:t>
-      </w:r>
-      <w:r>
         <w:rPr>
           <w:bCs/>
           <w:b/>
         </w:rPr>
-        <w:t xml:space="preserve">вибір/зміна відповідального (виконавця) з наявних користувачів</w:t>
+        <w:t xml:space="preserve">Усі стилі винесено в один файл</w:t>
+      </w:r>
+      <w:r>
+        <w:t xml:space="preserve"> </w:t>
+      </w:r>
+      <w:r>
+        <w:rPr>
+          <w:rStyle w:val="VerbatimChar"/>
+        </w:rPr>
+        <w:t xml:space="preserve">public/assets/css/app.css</w:t>
+      </w:r>
+      <w:r>
+        <w:t xml:space="preserve"> </w:t>
+      </w:r>
+      <w:r>
+        <w:t xml:space="preserve">— жодного</w:t>
+      </w:r>
+      <w:r>
+        <w:t xml:space="preserve"> </w:t>
+      </w:r>
+      <w:r>
+        <w:rPr>
+          <w:rStyle w:val="VerbatimChar"/>
+        </w:rPr>
+        <w:t xml:space="preserve">style="..."</w:t>
+      </w:r>
+      <w:r>
+        <w:t xml:space="preserve"> </w:t>
+      </w:r>
+      <w:r>
+        <w:t xml:space="preserve">у HTML-шаблонах більше немає (легше підтримувати, браузер кешує CSS окремо від HTML). Розміри (ширина контейнера, висота Канбан-колонок і рядків календаря) лишились такими самими, як і раніше, — жодних змін вигляду.</w:t>
       </w:r>
     </w:p>
     <w:p>
@@ -252,7 +264,19 @@
         <w:pStyle w:val="Compact"/>
       </w:pPr>
       <w:r>
-        <w:t xml:space="preserve">Задачі: створення, перегляд, зміна статусу, коментарі, облік часу,</w:t>
+        <w:t xml:space="preserve">Автентифікація (локальна, сесійна)</w:t>
+      </w:r>
+    </w:p>
+    <w:p>
+      <w:pPr>
+        <w:numPr>
+          <w:ilvl w:val="0"/>
+          <w:numId w:val="1002"/>
+        </w:numPr>
+        <w:pStyle w:val="Compact"/>
+      </w:pPr>
+      <w:r>
+        <w:t xml:space="preserve">Проєкти: створення, перегляд, список,</w:t>
       </w:r>
       <w:r>
         <w:t xml:space="preserve"> </w:t>
@@ -262,7 +286,7 @@
           <w:bCs/>
           <w:b/>
         </w:rPr>
-        <w:t xml:space="preserve">вибір/зміна виконавця з наявних користувачів</w:t>
+        <w:t xml:space="preserve">вибір/зміна відповідального (виконавця) з наявних користувачів</w:t>
       </w:r>
     </w:p>
     <w:p>
@@ -278,68 +302,32 @@
           <w:bCs/>
           <w:b/>
         </w:rPr>
-        <w:t xml:space="preserve">Тікети (базова версія Service Desk)</w:t>
-      </w:r>
-      <w:r>
-        <w:t xml:space="preserve">: створення звернення, список, перегляд, коментарі (листування), зміна статусу,</w:t>
-      </w:r>
-      <w:r>
-        <w:t xml:space="preserve"> </w:t>
-      </w:r>
+        <w:t xml:space="preserve">Обмеження видимості проєктів і тікетів</w:t>
+      </w:r>
+      <w:r>
+        <w:t xml:space="preserve">: список і сторінка проєкту/тікета доступні лише автору, відповідальному/призначеному оператору та адміністратору системи — усі інші користувачі не бачать їх ні в списку, ні за прямим посиланням (403), включно із задачами всередині таких проєктів</w:t>
+      </w:r>
+    </w:p>
+    <w:p>
+      <w:pPr>
+        <w:numPr>
+          <w:ilvl w:val="0"/>
+          <w:numId w:val="1002"/>
+        </w:numPr>
+        <w:pStyle w:val="Compact"/>
+      </w:pPr>
       <w:r>
         <w:rPr>
           <w:bCs/>
           <w:b/>
         </w:rPr>
-        <w:t xml:space="preserve">призначення оператора (виконавця) з наявних користувачів</w:t>
-      </w:r>
-    </w:p>
-    <w:p>
-      <w:pPr>
-        <w:numPr>
-          <w:ilvl w:val="0"/>
-          <w:numId w:val="1002"/>
-        </w:numPr>
-        <w:pStyle w:val="Compact"/>
-      </w:pPr>
-      <w:r>
-        <w:t xml:space="preserve">Рольова модель (RBAC) — базова перевірка ролей (</w:t>
-      </w:r>
-      <w:r>
-        <w:rPr>
-          <w:rStyle w:val="VerbatimChar"/>
-        </w:rPr>
-        <w:t xml:space="preserve">admin</w:t>
-      </w:r>
-      <w:r>
-        <w:t xml:space="preserve">,</w:t>
-      </w:r>
-      <w:r>
-        <w:t xml:space="preserve"> </w:t>
-      </w:r>
-      <w:r>
-        <w:rPr>
-          <w:rStyle w:val="VerbatimChar"/>
-        </w:rPr>
-        <w:t xml:space="preserve">it_manager</w:t>
-      </w:r>
-      <w:r>
-        <w:t xml:space="preserve"> </w:t>
-      </w:r>
-      <w:r>
-        <w:t xml:space="preserve">для створення проєктів)</w:t>
-      </w:r>
-    </w:p>
-    <w:p>
-      <w:pPr>
-        <w:numPr>
-          <w:ilvl w:val="0"/>
-          <w:numId w:val="1002"/>
-        </w:numPr>
-        <w:pStyle w:val="Compact"/>
-      </w:pPr>
-      <w:r>
-        <w:t xml:space="preserve">Журнал аудиту (audit_log) для проєктів, задач і тікетів</w:t>
+        <w:t xml:space="preserve">Канбан-дошка проєкту</w:t>
+      </w:r>
+      <w:r>
+        <w:t xml:space="preserve"> </w:t>
+      </w:r>
+      <w:r>
+        <w:t xml:space="preserve">— задачі згруповані колонками за статусом, перетягування картки між колонками (drag-and-drop) миттєво змінює статус задачі</w:t>
       </w:r>
     </w:p>
     <w:p>
@@ -355,6 +343,252 @@
           <w:bCs/>
           <w:b/>
         </w:rPr>
+        <w:t xml:space="preserve">Діаграма Ганта проєкту</w:t>
+      </w:r>
+      <w:r>
+        <w:t xml:space="preserve"> </w:t>
+      </w:r>
+      <w:r>
+        <w:t xml:space="preserve">— терміни задач у вигляді смуг (Frappe Gantt), перетягування/розтягування смуги миттєво зберігає нові дати початку/завершення;</w:t>
+      </w:r>
+      <w:r>
+        <w:t xml:space="preserve"> </w:t>
+      </w:r>
+      <w:r>
+        <w:rPr>
+          <w:bCs/>
+          <w:b/>
+        </w:rPr>
+        <w:t xml:space="preserve">залежності між задачами</w:t>
+      </w:r>
+      <w:r>
+        <w:t xml:space="preserve"> </w:t>
+      </w:r>
+      <w:r>
+        <w:t xml:space="preserve">(блокує / залежить від / пов'язана з / дублює) відображаються стрілками, додаються,</w:t>
+      </w:r>
+      <w:r>
+        <w:t xml:space="preserve"> </w:t>
+      </w:r>
+      <w:r>
+        <w:rPr>
+          <w:bCs/>
+          <w:b/>
+        </w:rPr>
+        <w:t xml:space="preserve">редагуються (зміна типу) і видаляються</w:t>
+      </w:r>
+      <w:r>
+        <w:t xml:space="preserve"> </w:t>
+      </w:r>
+      <w:r>
+        <w:t xml:space="preserve">прямо на сторінці діаграми</w:t>
+      </w:r>
+    </w:p>
+    <w:p>
+      <w:pPr>
+        <w:numPr>
+          <w:ilvl w:val="0"/>
+          <w:numId w:val="1002"/>
+        </w:numPr>
+        <w:pStyle w:val="Compact"/>
+      </w:pPr>
+      <w:r>
+        <w:rPr>
+          <w:bCs/>
+          <w:b/>
+        </w:rPr>
+        <w:t xml:space="preserve">Загальні Канбан-дошка та Діаграма Ганта по всій системі</w:t>
+      </w:r>
+      <w:r>
+        <w:t xml:space="preserve"> </w:t>
+      </w:r>
+      <w:r>
+        <w:t xml:space="preserve">(</w:t>
+      </w:r>
+      <w:r>
+        <w:rPr>
+          <w:rStyle w:val="VerbatimChar"/>
+        </w:rPr>
+        <w:t xml:space="preserve">/admin/board</w:t>
+      </w:r>
+      <w:r>
+        <w:t xml:space="preserve">,</w:t>
+      </w:r>
+      <w:r>
+        <w:t xml:space="preserve"> </w:t>
+      </w:r>
+      <w:r>
+        <w:rPr>
+          <w:rStyle w:val="VerbatimChar"/>
+        </w:rPr>
+        <w:t xml:space="preserve">/admin/gantt</w:t>
+      </w:r>
+      <w:r>
+        <w:t xml:space="preserve">, лише роль</w:t>
+      </w:r>
+      <w:r>
+        <w:t xml:space="preserve"> </w:t>
+      </w:r>
+      <w:r>
+        <w:rPr>
+          <w:rStyle w:val="VerbatimChar"/>
+        </w:rPr>
+        <w:t xml:space="preserve">admin</w:t>
+      </w:r>
+      <w:r>
+        <w:t xml:space="preserve">) — ті самі інструменти, але одразу з усіма проєктами на одному екрані (кожна картка/смуга позначена назвою свого проєкту), для загального огляду навантаження без переходу по кожному проєкту окремо</w:t>
+      </w:r>
+    </w:p>
+    <w:p>
+      <w:pPr>
+        <w:numPr>
+          <w:ilvl w:val="0"/>
+          <w:numId w:val="1002"/>
+        </w:numPr>
+        <w:pStyle w:val="Compact"/>
+      </w:pPr>
+      <w:r>
+        <w:rPr>
+          <w:bCs/>
+          <w:b/>
+        </w:rPr>
+        <w:t xml:space="preserve">Календар задач</w:t>
+      </w:r>
+      <w:r>
+        <w:t xml:space="preserve"> </w:t>
+      </w:r>
+      <w:r>
+        <w:t xml:space="preserve">— місячна сітка, де кожна багатоденна задача показана</w:t>
+      </w:r>
+      <w:r>
+        <w:t xml:space="preserve"> </w:t>
+      </w:r>
+      <w:r>
+        <w:rPr>
+          <w:bCs/>
+          <w:b/>
+        </w:rPr>
+        <w:t xml:space="preserve">лише в день початку («▶») і в день терміну виконання («◀»)</w:t>
+      </w:r>
+      <w:r>
+        <w:t xml:space="preserve"> </w:t>
+      </w:r>
+      <w:r>
+        <w:t xml:space="preserve">— проміжні дні не заповнюються; одноденні задачі (лише одна дата) показані один раз без стрілок, навігація по місяцях, кольорове кодування за пріоритетом, закриті задачі показані перекресленими</w:t>
+      </w:r>
+    </w:p>
+    <w:p>
+      <w:pPr>
+        <w:numPr>
+          <w:ilvl w:val="0"/>
+          <w:numId w:val="1002"/>
+        </w:numPr>
+        <w:pStyle w:val="Compact"/>
+      </w:pPr>
+      <w:r>
+        <w:t xml:space="preserve">Задачі: створення, перегляд, зміна статусу, коментарі, облік часу,</w:t>
+      </w:r>
+      <w:r>
+        <w:t xml:space="preserve"> </w:t>
+      </w:r>
+      <w:r>
+        <w:rPr>
+          <w:bCs/>
+          <w:b/>
+        </w:rPr>
+        <w:t xml:space="preserve">вибір/зміна виконавця з наявних користувачів</w:t>
+      </w:r>
+    </w:p>
+    <w:p>
+      <w:pPr>
+        <w:numPr>
+          <w:ilvl w:val="0"/>
+          <w:numId w:val="1002"/>
+        </w:numPr>
+        <w:pStyle w:val="Compact"/>
+      </w:pPr>
+      <w:r>
+        <w:rPr>
+          <w:bCs/>
+          <w:b/>
+        </w:rPr>
+        <w:t xml:space="preserve">Тікети (базова версія Service Desk)</w:t>
+      </w:r>
+      <w:r>
+        <w:t xml:space="preserve">: створення звернення, список, перегляд, коментарі (листування), зміна статусу,</w:t>
+      </w:r>
+      <w:r>
+        <w:t xml:space="preserve"> </w:t>
+      </w:r>
+      <w:r>
+        <w:rPr>
+          <w:bCs/>
+          <w:b/>
+        </w:rPr>
+        <w:t xml:space="preserve">призначення оператора (виконавця) з наявних користувачів</w:t>
+      </w:r>
+    </w:p>
+    <w:p>
+      <w:pPr>
+        <w:numPr>
+          <w:ilvl w:val="0"/>
+          <w:numId w:val="1002"/>
+        </w:numPr>
+        <w:pStyle w:val="Compact"/>
+      </w:pPr>
+      <w:r>
+        <w:t xml:space="preserve">Рольова модель (RBAC) — базова перевірка ролей (</w:t>
+      </w:r>
+      <w:r>
+        <w:rPr>
+          <w:rStyle w:val="VerbatimChar"/>
+        </w:rPr>
+        <w:t xml:space="preserve">admin</w:t>
+      </w:r>
+      <w:r>
+        <w:t xml:space="preserve">,</w:t>
+      </w:r>
+      <w:r>
+        <w:t xml:space="preserve"> </w:t>
+      </w:r>
+      <w:r>
+        <w:rPr>
+          <w:rStyle w:val="VerbatimChar"/>
+        </w:rPr>
+        <w:t xml:space="preserve">it_manager</w:t>
+      </w:r>
+      <w:r>
+        <w:t xml:space="preserve"> </w:t>
+      </w:r>
+      <w:r>
+        <w:t xml:space="preserve">для створення проєктів)</w:t>
+      </w:r>
+    </w:p>
+    <w:p>
+      <w:pPr>
+        <w:numPr>
+          <w:ilvl w:val="0"/>
+          <w:numId w:val="1002"/>
+        </w:numPr>
+        <w:pStyle w:val="Compact"/>
+      </w:pPr>
+      <w:r>
+        <w:t xml:space="preserve">Журнал аудиту (audit_log) для проєктів, задач і тікетів</w:t>
+      </w:r>
+    </w:p>
+    <w:p>
+      <w:pPr>
+        <w:numPr>
+          <w:ilvl w:val="0"/>
+          <w:numId w:val="1002"/>
+        </w:numPr>
+        <w:pStyle w:val="Compact"/>
+      </w:pPr>
+      <w:r>
+        <w:rPr>
+          <w:bCs/>
+          <w:b/>
+        </w:rPr>
         <w:t xml:space="preserve">Адміністративна панель</w:t>
       </w:r>
       <w:r>
@@ -502,80 +736,130 @@
         <w:pStyle w:val="Compact"/>
       </w:pPr>
       <w:r>
-        <w:t xml:space="preserve">перегляд усіх проєктів і</w:t>
-      </w:r>
-      <w:r>
-        <w:t xml:space="preserve"> </w:t>
-      </w:r>
-      <w:r>
         <w:rPr>
           <w:bCs/>
           <w:b/>
         </w:rPr>
-        <w:t xml:space="preserve">незворотне видалення проєкту</w:t>
-      </w:r>
-      <w:r>
-        <w:t xml:space="preserve"> </w:t>
-      </w:r>
-      <w:r>
-        <w:t xml:space="preserve">разом з усіма</w:t>
-      </w:r>
-      <w:r>
-        <w:t xml:space="preserve"> </w:t>
-      </w:r>
-      <w:r>
-        <w:t xml:space="preserve">пов'язаними задачами/коментарями/вкладеннями/обліком часу (каскадно на рівні БД),</w:t>
-      </w:r>
-      <w:r>
-        <w:t xml:space="preserve"> </w:t>
-      </w:r>
-      <w:r>
-        <w:t xml:space="preserve">із обов'язковим підтвердженням — потрібно ввести точну назву проєкту</w:t>
-      </w:r>
-    </w:p>
-    <w:p>
-      <w:pPr>
-        <w:numPr>
-          <w:ilvl w:val="0"/>
-          <w:numId w:val="1002"/>
-        </w:numPr>
-        <w:pStyle w:val="Compact"/>
-      </w:pPr>
+        <w:t xml:space="preserve">зміна видимості проєкту</w:t>
+      </w:r>
+      <w:r>
+        <w:t xml:space="preserve"> </w:t>
+      </w:r>
+      <w:r>
+        <w:t xml:space="preserve">(публічний/приватний/обмежений доступ) прямо зі списку проєктів</w:t>
+      </w:r>
+    </w:p>
+    <w:p>
+      <w:pPr>
+        <w:numPr>
+          <w:ilvl w:val="1"/>
+          <w:numId w:val="1003"/>
+        </w:numPr>
+        <w:pStyle w:val="Compact"/>
+      </w:pPr>
+      <w:r>
+        <w:t xml:space="preserve">перегляд усіх проєктів і</w:t>
+      </w:r>
+      <w:r>
+        <w:t xml:space="preserve"> </w:t>
+      </w:r>
       <w:r>
         <w:rPr>
           <w:bCs/>
           <w:b/>
         </w:rPr>
-        <w:t xml:space="preserve">Захист від CSRF</w:t>
-      </w:r>
-      <w:r>
-        <w:t xml:space="preserve"> </w:t>
-      </w:r>
-      <w:r>
-        <w:t xml:space="preserve">на всіх формах (централізована перевірка токена в роутері) та</w:t>
-      </w:r>
-      <w:r>
-        <w:t xml:space="preserve"> </w:t>
-      </w:r>
-      <w:r>
-        <w:t xml:space="preserve">валідація допустимих значень для полів на кшталт статусу/пріоритету/видимості</w:t>
-      </w:r>
-      <w:r>
-        <w:t xml:space="preserve"> </w:t>
-      </w:r>
-      <w:r>
-        <w:t xml:space="preserve">(детальніше — розділ «Безпека» нижче)</w:t>
-      </w:r>
-    </w:p>
-    <w:p>
-      <w:pPr>
-        <w:pStyle w:val="FirstParagraph"/>
+        <w:t xml:space="preserve">незворотне видалення проєкту</w:t>
+      </w:r>
+      <w:r>
+        <w:t xml:space="preserve"> </w:t>
+      </w:r>
+      <w:r>
+        <w:t xml:space="preserve">разом з усіма</w:t>
+      </w:r>
+      <w:r>
+        <w:t xml:space="preserve"> </w:t>
+      </w:r>
+      <w:r>
+        <w:t xml:space="preserve">пов'язаними задачами/коментарями/вкладеннями/обліком часу (каскадно на рівні БД),</w:t>
+      </w:r>
+      <w:r>
+        <w:t xml:space="preserve"> </w:t>
+      </w:r>
+      <w:r>
+        <w:t xml:space="preserve">із обов'язковим підтвердженням — потрібно ввести точну назву проєкту</w:t>
+      </w:r>
+    </w:p>
+    <w:p>
+      <w:pPr>
+        <w:numPr>
+          <w:ilvl w:val="1"/>
+          <w:numId w:val="1003"/>
+        </w:numPr>
+        <w:pStyle w:val="Compact"/>
       </w:pPr>
       <w:r>
         <w:rPr>
           <w:bCs/>
           <w:b/>
         </w:rPr>
+        <w:t xml:space="preserve">створення черг тікетів</w:t>
+      </w:r>
+      <w:r>
+        <w:t xml:space="preserve"> </w:t>
+      </w:r>
+      <w:r>
+        <w:t xml:space="preserve">(назва + опис) з перевіркою унікальності назви —</w:t>
+      </w:r>
+      <w:r>
+        <w:t xml:space="preserve"> </w:t>
+      </w:r>
+      <w:r>
+        <w:t xml:space="preserve">нова черга одразу доступна у формі створення тікета</w:t>
+      </w:r>
+    </w:p>
+    <w:p>
+      <w:pPr>
+        <w:numPr>
+          <w:ilvl w:val="0"/>
+          <w:numId w:val="1002"/>
+        </w:numPr>
+        <w:pStyle w:val="Compact"/>
+      </w:pPr>
+      <w:r>
+        <w:rPr>
+          <w:bCs/>
+          <w:b/>
+        </w:rPr>
+        <w:t xml:space="preserve">Захист від CSRF</w:t>
+      </w:r>
+      <w:r>
+        <w:t xml:space="preserve"> </w:t>
+      </w:r>
+      <w:r>
+        <w:t xml:space="preserve">на всіх формах (централізована перевірка токена в роутері) та</w:t>
+      </w:r>
+      <w:r>
+        <w:t xml:space="preserve"> </w:t>
+      </w:r>
+      <w:r>
+        <w:t xml:space="preserve">валідація допустимих значень для полів на кшталт статусу/пріоритету/видимості</w:t>
+      </w:r>
+      <w:r>
+        <w:t xml:space="preserve"> </w:t>
+      </w:r>
+      <w:r>
+        <w:t xml:space="preserve">(детальніше — розділ «Безпека» нижче)</w:t>
+      </w:r>
+    </w:p>
+    <w:p>
+      <w:pPr>
+        <w:pStyle w:val="FirstParagraph"/>
+      </w:pPr>
+      <w:r>
+        <w:rPr>
+          <w:bCs/>
+          <w:b/>
+        </w:rPr>
         <w:t xml:space="preserve">Ще не реалізовано (наступні епіки згідно з DEV_START-документом):</w:t>
       </w:r>
     </w:p>
@@ -588,7 +872,7 @@
         <w:pStyle w:val="Compact"/>
       </w:pPr>
       <w:r>
-        <w:t xml:space="preserve">Канбан/Гант/календар (Епік 4)</w:t>
+        <w:t xml:space="preserve">Дорожня карта проєкту на основі етапів/контрольних точок (Епік 4)</w:t>
       </w:r>
     </w:p>
     <w:p>
@@ -2862,37 +3146,10 @@
           <w:bCs/>
           <w:b/>
         </w:rPr>
-        <w:t xml:space="preserve">CSRF-захист</w:t>
-      </w:r>
-      <w:r>
-        <w:t xml:space="preserve"> </w:t>
-      </w:r>
-      <w:r>
-        <w:t xml:space="preserve">на всіх формах — токен генерується на сесію (</w:t>
-      </w:r>
-      <w:r>
-        <w:rPr>
-          <w:rStyle w:val="VerbatimChar"/>
-        </w:rPr>
-        <w:t xml:space="preserve">App\Core\Csrf</w:t>
-      </w:r>
-      <w:r>
-        <w:t xml:space="preserve">) і перевіряється централізовано в</w:t>
-      </w:r>
-      <w:r>
-        <w:t xml:space="preserve"> </w:t>
-      </w:r>
-      <w:r>
-        <w:rPr>
-          <w:rStyle w:val="VerbatimChar"/>
-        </w:rPr>
-        <w:t xml:space="preserve">App\Core\Router::dispatch()</w:t>
-      </w:r>
-      <w:r>
-        <w:t xml:space="preserve"> </w:t>
-      </w:r>
-      <w:r>
-        <w:t xml:space="preserve">для кожного POST-запиту, тож новий маршрут неможливо випадково лишити незахищеним. При невідповідності токена — HTTP 419 з проханням оновити сторінку (типова причина: форма була відкрита в іншій вкладці задовго до відправлення, або дію повторно надіслано зі старої закладки).</w:t>
+        <w:t xml:space="preserve">Розмежування доступу до проєктів і тікетів</w:t>
+      </w:r>
+      <w:r>
+        <w:t xml:space="preserve">: непричетний користувач (не автор, не відповідальний/оператор, не адміністратор) не бачить проєкт чи тікет ні в списку, ні за прямим посиланням (HTTP 403) — так само для задач усередині недоступного проєкту та дій над ними (коментарі, статус, облік часу). Адміністратор системи бачить усе завжди.</w:t>
       </w:r>
     </w:p>
     <w:p>
@@ -2908,28 +3165,37 @@
           <w:bCs/>
           <w:b/>
         </w:rPr>
-        <w:t xml:space="preserve">Захист від session fixation</w:t>
-      </w:r>
-      <w:r>
-        <w:t xml:space="preserve"> </w:t>
-      </w:r>
-      <w:r>
-        <w:t xml:space="preserve">—</w:t>
-      </w:r>
-      <w:r>
-        <w:t xml:space="preserve"> </w:t>
-      </w:r>
-      <w:r>
-        <w:rPr>
-          <w:rStyle w:val="VerbatimChar"/>
-        </w:rPr>
-        <w:t xml:space="preserve">session_regenerate_id()</w:t>
-      </w:r>
-      <w:r>
-        <w:t xml:space="preserve"> </w:t>
-      </w:r>
-      <w:r>
-        <w:t xml:space="preserve">одразу після успішного логіну.</w:t>
+        <w:t xml:space="preserve">CSRF-захист</w:t>
+      </w:r>
+      <w:r>
+        <w:t xml:space="preserve"> </w:t>
+      </w:r>
+      <w:r>
+        <w:t xml:space="preserve">на всіх формах — токен генерується на сесію (</w:t>
+      </w:r>
+      <w:r>
+        <w:rPr>
+          <w:rStyle w:val="VerbatimChar"/>
+        </w:rPr>
+        <w:t xml:space="preserve">App\Core\Csrf</w:t>
+      </w:r>
+      <w:r>
+        <w:t xml:space="preserve">) і перевіряється централізовано в</w:t>
+      </w:r>
+      <w:r>
+        <w:t xml:space="preserve"> </w:t>
+      </w:r>
+      <w:r>
+        <w:rPr>
+          <w:rStyle w:val="VerbatimChar"/>
+        </w:rPr>
+        <w:t xml:space="preserve">App\Core\Router::dispatch()</w:t>
+      </w:r>
+      <w:r>
+        <w:t xml:space="preserve"> </w:t>
+      </w:r>
+      <w:r>
+        <w:t xml:space="preserve">для кожного POST-запиту, тож новий маршрут неможливо випадково лишити незахищеним. При невідповідності токена — HTTP 419 з проханням оновити сторінку (типова причина: форма була відкрита в іншій вкладці задовго до відправлення, або дію повторно надіслано зі старої закладки).</w:t>
       </w:r>
     </w:p>
     <w:p>
@@ -2945,13 +3211,28 @@
           <w:bCs/>
           <w:b/>
         </w:rPr>
-        <w:t xml:space="preserve">Валідація значень, обмежених переліком</w:t>
-      </w:r>
-      <w:r>
-        <w:t xml:space="preserve"> </w:t>
-      </w:r>
-      <w:r>
-        <w:t xml:space="preserve">(ENUM у БД) — видимість проєкту, пріоритет і тип задачі, статус тікета перевіряються проти білого списку в контролері до звернення до БД; при некоректному значенні користувач бачить зрозуміле повідомлення замість технічної помилки.</w:t>
+        <w:t xml:space="preserve">Захист від session fixation</w:t>
+      </w:r>
+      <w:r>
+        <w:t xml:space="preserve"> </w:t>
+      </w:r>
+      <w:r>
+        <w:t xml:space="preserve">—</w:t>
+      </w:r>
+      <w:r>
+        <w:t xml:space="preserve"> </w:t>
+      </w:r>
+      <w:r>
+        <w:rPr>
+          <w:rStyle w:val="VerbatimChar"/>
+        </w:rPr>
+        <w:t xml:space="preserve">session_regenerate_id()</w:t>
+      </w:r>
+      <w:r>
+        <w:t xml:space="preserve"> </w:t>
+      </w:r>
+      <w:r>
+        <w:t xml:space="preserve">одразу після успішного логіну.</w:t>
       </w:r>
     </w:p>
     <w:p>
@@ -2967,28 +3248,13 @@
           <w:bCs/>
           <w:b/>
         </w:rPr>
-        <w:t xml:space="preserve">Паролі</w:t>
-      </w:r>
-      <w:r>
-        <w:t xml:space="preserve"> </w:t>
-      </w:r>
-      <w:r>
-        <w:t xml:space="preserve">— хешуються</w:t>
-      </w:r>
-      <w:r>
-        <w:t xml:space="preserve"> </w:t>
-      </w:r>
-      <w:r>
-        <w:rPr>
-          <w:rStyle w:val="VerbatimChar"/>
-        </w:rPr>
-        <w:t xml:space="preserve">password_hash()</w:t>
-      </w:r>
-      <w:r>
-        <w:t xml:space="preserve"> </w:t>
-      </w:r>
-      <w:r>
-        <w:t xml:space="preserve">(bcrypt), мінімум 8 символів при створенні/зміні.</w:t>
+        <w:t xml:space="preserve">Валідація значень, обмежених переліком</w:t>
+      </w:r>
+      <w:r>
+        <w:t xml:space="preserve"> </w:t>
+      </w:r>
+      <w:r>
+        <w:t xml:space="preserve">(ENUM у БД) — видимість проєкту, пріоритет і тип задачі, статус тікета перевіряються проти білого списку в контролері до звернення до БД; при некоректному значенні користувач бачить зрозуміле повідомлення замість технічної помилки.</w:t>
       </w:r>
     </w:p>
     <w:p>
@@ -3004,37 +3270,28 @@
           <w:bCs/>
           <w:b/>
         </w:rPr>
-        <w:t xml:space="preserve">XSS</w:t>
-      </w:r>
-      <w:r>
-        <w:t xml:space="preserve"> </w:t>
-      </w:r>
-      <w:r>
-        <w:t xml:space="preserve">— увесь вивід даних користувача в шаблонах проходить через</w:t>
-      </w:r>
-      <w:r>
-        <w:t xml:space="preserve"> </w:t>
-      </w:r>
-      <w:r>
-        <w:rPr>
-          <w:rStyle w:val="VerbatimChar"/>
-        </w:rPr>
-        <w:t xml:space="preserve">View::e()</w:t>
-      </w:r>
-      <w:r>
-        <w:t xml:space="preserve"> </w:t>
-      </w:r>
-      <w:r>
-        <w:t xml:space="preserve">(</w:t>
-      </w:r>
-      <w:r>
-        <w:rPr>
-          <w:rStyle w:val="VerbatimChar"/>
-        </w:rPr>
-        <w:t xml:space="preserve">htmlspecialchars</w:t>
-      </w:r>
-      <w:r>
-        <w:t xml:space="preserve">).</w:t>
+        <w:t xml:space="preserve">Паролі</w:t>
+      </w:r>
+      <w:r>
+        <w:t xml:space="preserve"> </w:t>
+      </w:r>
+      <w:r>
+        <w:t xml:space="preserve">— хешуються</w:t>
+      </w:r>
+      <w:r>
+        <w:t xml:space="preserve"> </w:t>
+      </w:r>
+      <w:r>
+        <w:rPr>
+          <w:rStyle w:val="VerbatimChar"/>
+        </w:rPr>
+        <w:t xml:space="preserve">password_hash()</w:t>
+      </w:r>
+      <w:r>
+        <w:t xml:space="preserve"> </w:t>
+      </w:r>
+      <w:r>
+        <w:t xml:space="preserve">(bcrypt), мінімум 8 символів при створенні/зміні.</w:t>
       </w:r>
     </w:p>
     <w:p>
@@ -3050,6 +3307,52 @@
           <w:bCs/>
           <w:b/>
         </w:rPr>
+        <w:t xml:space="preserve">XSS</w:t>
+      </w:r>
+      <w:r>
+        <w:t xml:space="preserve"> </w:t>
+      </w:r>
+      <w:r>
+        <w:t xml:space="preserve">— увесь вивід даних користувача в шаблонах проходить через</w:t>
+      </w:r>
+      <w:r>
+        <w:t xml:space="preserve"> </w:t>
+      </w:r>
+      <w:r>
+        <w:rPr>
+          <w:rStyle w:val="VerbatimChar"/>
+        </w:rPr>
+        <w:t xml:space="preserve">View::e()</w:t>
+      </w:r>
+      <w:r>
+        <w:t xml:space="preserve"> </w:t>
+      </w:r>
+      <w:r>
+        <w:t xml:space="preserve">(</w:t>
+      </w:r>
+      <w:r>
+        <w:rPr>
+          <w:rStyle w:val="VerbatimChar"/>
+        </w:rPr>
+        <w:t xml:space="preserve">htmlspecialchars</w:t>
+      </w:r>
+      <w:r>
+        <w:t xml:space="preserve">).</w:t>
+      </w:r>
+    </w:p>
+    <w:p>
+      <w:pPr>
+        <w:numPr>
+          <w:ilvl w:val="0"/>
+          <w:numId w:val="1010"/>
+        </w:numPr>
+        <w:pStyle w:val="Compact"/>
+      </w:pPr>
+      <w:r>
+        <w:rPr>
+          <w:bCs/>
+          <w:b/>
+        </w:rPr>
         <w:t xml:space="preserve">SQL-ін'єкції</w:t>
       </w:r>
       <w:r>
@@ -3101,6 +3404,96 @@
       </w:pPr>
       <w:r>
         <w:t xml:space="preserve">Сесії зберігаються файлово (стандартний механізм PHP) — для кількох веб-серверів за балансувальником знадобиться спільне сховище сесій (Redis/БД).</w:t>
+      </w:r>
+    </w:p>
+    <w:p>
+      <w:pPr>
+        <w:numPr>
+          <w:ilvl w:val="0"/>
+          <w:numId w:val="1011"/>
+        </w:numPr>
+        <w:pStyle w:val="Compact"/>
+      </w:pPr>
+      <w:r>
+        <w:rPr>
+          <w:bCs/>
+          <w:b/>
+        </w:rPr>
+        <w:t xml:space="preserve">Важливий наслідок обмеження видимості тікетів</w:t>
+      </w:r>
+      <w:r>
+        <w:t xml:space="preserve">: оператор служби підтримки та керівник ІТ-підрозділу (якщо не адміністратор) бачать лише тікети, де вони заявник або вже призначений оператор — вони</w:t>
+      </w:r>
+      <w:r>
+        <w:t xml:space="preserve"> </w:t>
+      </w:r>
+      <w:r>
+        <w:rPr>
+          <w:bCs/>
+          <w:b/>
+        </w:rPr>
+        <w:t xml:space="preserve">не можуть переглянути чергу непризначених тікетів</w:t>
+      </w:r>
+      <w:r>
+        <w:t xml:space="preserve">, щоб узяти собі роботу самостійно. Зараз призначити оператора на тікет може лише адміністратор системи (він бачить усе). Якщо потрібно, щоб оператори/керівники бачили весь пул непризначених тікетів для самостійного розбору — дайте знати, це окреме, невелике доопрацювання.</w:t>
+      </w:r>
+    </w:p>
+    <w:p>
+      <w:pPr>
+        <w:numPr>
+          <w:ilvl w:val="0"/>
+          <w:numId w:val="1011"/>
+        </w:numPr>
+        <w:pStyle w:val="Compact"/>
+      </w:pPr>
+      <w:r>
+        <w:rPr>
+          <w:bCs/>
+          <w:b/>
+        </w:rPr>
+        <w:t xml:space="preserve">Потрібен доступ сервера/браузера користувача до інтернету</w:t>
+      </w:r>
+      <w:r>
+        <w:t xml:space="preserve"> </w:t>
+      </w:r>
+      <w:r>
+        <w:t xml:space="preserve">для Bootstrap (CSS/JS) та Frappe Gantt (діаграма Ганта) — обидва підключені з CDN (</w:t>
+      </w:r>
+      <w:r>
+        <w:rPr>
+          <w:rStyle w:val="VerbatimChar"/>
+        </w:rPr>
+        <w:t xml:space="preserve">jsdelivr.net</w:t>
+      </w:r>
+      <w:r>
+        <w:t xml:space="preserve">,</w:t>
+      </w:r>
+      <w:r>
+        <w:t xml:space="preserve"> </w:t>
+      </w:r>
+      <w:r>
+        <w:rPr>
+          <w:rStyle w:val="VerbatimChar"/>
+        </w:rPr>
+        <w:t xml:space="preserve">cdnjs.cloudflare.com</w:t>
+      </w:r>
+      <w:r>
+        <w:t xml:space="preserve">), а не вбудовані у файли проєкту. Якщо сервер працює в повністю ізольованій мережі без виходу назовні — верстка Bootstrap та сторінка</w:t>
+      </w:r>
+      <w:r>
+        <w:t xml:space="preserve"> </w:t>
+      </w:r>
+      <w:r>
+        <w:rPr>
+          <w:rStyle w:val="VerbatimChar"/>
+        </w:rPr>
+        <w:t xml:space="preserve">/gantt</w:t>
+      </w:r>
+      <w:r>
+        <w:t xml:space="preserve"> </w:t>
+      </w:r>
+      <w:r>
+        <w:t xml:space="preserve">не завантажаться; решта функціоналу на це не впливає.</w:t>
       </w:r>
     </w:p>
     <w:bookmarkEnd w:id="30"/>
@@ -3247,7 +3640,7 @@
         <w:rPr>
           <w:rStyle w:val="VerbatimChar"/>
         </w:rPr>
-        <w:t xml:space="preserve">│       └── 002_fix_utf8_double_encoding.sql</w:t>
+        <w:t xml:space="preserve">│       ├── 002_fix_utf8_double_encoding.sql</w:t>
       </w:r>
       <w:r>
         <w:br/>
@@ -3256,6 +3649,15 @@
         <w:rPr>
           <w:rStyle w:val="VerbatimChar"/>
         </w:rPr>
+        <w:t xml:space="preserve">│       └── 003_add_task_start_date.sql</w:t>
+      </w:r>
+      <w:r>
+        <w:br/>
+      </w:r>
+      <w:r>
+        <w:rPr>
+          <w:rStyle w:val="VerbatimChar"/>
+        </w:rPr>
         <w:t xml:space="preserve">├── docs/</w:t>
       </w:r>
       <w:r>
@@ -3364,7 +3766,25 @@
         <w:rPr>
           <w:rStyle w:val="VerbatimChar"/>
         </w:rPr>
-        <w:t xml:space="preserve">│   └── assets/icons/      # PNG-іконки різних розмірів (16–512px, apple-touch-icon)</w:t>
+        <w:t xml:space="preserve">│   └── assets/</w:t>
+      </w:r>
+      <w:r>
+        <w:br/>
+      </w:r>
+      <w:r>
+        <w:rPr>
+          <w:rStyle w:val="VerbatimChar"/>
+        </w:rPr>
+        <w:t xml:space="preserve">│       ├── icons/          # PNG-іконки різних розмірів (16–512px, apple-touch-icon)</w:t>
+      </w:r>
+      <w:r>
+        <w:br/>
+      </w:r>
+      <w:r>
+        <w:rPr>
+          <w:rStyle w:val="VerbatimChar"/>
+        </w:rPr>
+        <w:t xml:space="preserve">│       └── css/app.css     # усі стилі застосунку (замість inline style="" у view-файлах)</w:t>
       </w:r>
       <w:r>
         <w:br/>
@@ -4384,6 +4804,276 @@
       </w:pPr>
       <w:r>
         <w:t xml:space="preserve">Регресія: повний цикл усіх основних дій пройдено з чистими логами PHP (без warning/notice/error).</w:t>
+      </w:r>
+    </w:p>
+    <w:p>
+      <w:pPr>
+        <w:numPr>
+          <w:ilvl w:val="0"/>
+          <w:numId w:val="1013"/>
+        </w:numPr>
+        <w:pStyle w:val="Compact"/>
+      </w:pPr>
+      <w:r>
+        <w:t xml:space="preserve">Обмеження видимості: сторонній користувач не бачить чужий проєкт/тікет/задачу ні в списку, ні за прямим URL (403); після призначення відповідальним/оператором доступ з'являється миттєво.</w:t>
+      </w:r>
+    </w:p>
+    <w:p>
+      <w:pPr>
+        <w:numPr>
+          <w:ilvl w:val="0"/>
+          <w:numId w:val="1013"/>
+        </w:numPr>
+        <w:pStyle w:val="Compact"/>
+      </w:pPr>
+      <w:r>
+        <w:t xml:space="preserve">Канбан-дошка: симуляція точного AJAX-запиту перетягування картки підтвердила реальну зміну статусу задачі в БД.</w:t>
+      </w:r>
+    </w:p>
+    <w:p>
+      <w:pPr>
+        <w:numPr>
+          <w:ilvl w:val="0"/>
+          <w:numId w:val="1013"/>
+        </w:numPr>
+        <w:pStyle w:val="Compact"/>
+      </w:pPr>
+      <w:r>
+        <w:t xml:space="preserve">Календар: задача з датою початку й терміном виконання (5-денний діапазон) коректно з'явилась рівно двічі — на першому дні («▶») і на останньому («◀»), а дні між ними підтверджено порожні (перевірено напряму, що дні 11–13 із діапазону 10–14 не містять задачі); задача, що перетинає межу місяця, показує «▶» лише в місяці реального початку і «◀» лише в місяці реального завершення, по одному разу в кожному; одноденна задача (лише</w:t>
+      </w:r>
+      <w:r>
+        <w:t xml:space="preserve"> </w:t>
+      </w:r>
+      <w:r>
+        <w:rPr>
+          <w:rStyle w:val="VerbatimChar"/>
+        </w:rPr>
+        <w:t xml:space="preserve">due_date</w:t>
+      </w:r>
+      <w:r>
+        <w:t xml:space="preserve">) показується один раз без стрілок; навігація між місяцями і захист від некоректних</w:t>
+      </w:r>
+      <w:r>
+        <w:t xml:space="preserve"> </w:t>
+      </w:r>
+      <w:r>
+        <w:rPr>
+          <w:rStyle w:val="VerbatimChar"/>
+        </w:rPr>
+        <w:t xml:space="preserve">?month=</w:t>
+      </w:r>
+      <w:r>
+        <w:t xml:space="preserve"> </w:t>
+      </w:r>
+      <w:r>
+        <w:t xml:space="preserve">параметрів перевірені.</w:t>
+      </w:r>
+    </w:p>
+    <w:p>
+      <w:pPr>
+        <w:numPr>
+          <w:ilvl w:val="0"/>
+          <w:numId w:val="1013"/>
+        </w:numPr>
+        <w:pStyle w:val="Compact"/>
+      </w:pPr>
+      <w:r>
+        <w:t xml:space="preserve">Діаграма Ганта: міграцію</w:t>
+      </w:r>
+      <w:r>
+        <w:t xml:space="preserve"> </w:t>
+      </w:r>
+      <w:r>
+        <w:rPr>
+          <w:rStyle w:val="VerbatimChar"/>
+        </w:rPr>
+        <w:t xml:space="preserve">003_add_task_start_date.sql</w:t>
+      </w:r>
+      <w:r>
+        <w:t xml:space="preserve"> </w:t>
+      </w:r>
+      <w:r>
+        <w:t xml:space="preserve">перевірено на схемі без колонки (застосувалась і показала ідемпотентність); валідація порядку дат (початок &gt; кінець) відхиляється і при створенні задачі, і при drag-редагуванні (422 + JSON); залежність між задачами (</w:t>
+      </w:r>
+      <w:r>
+        <w:rPr>
+          <w:rStyle w:val="VerbatimChar"/>
+        </w:rPr>
+        <w:t xml:space="preserve">blocked_by</w:t>
+      </w:r>
+      <w:r>
+        <w:t xml:space="preserve">) записана в БД і відображена стрілкою; симуляція AJAX-запиту</w:t>
+      </w:r>
+      <w:r>
+        <w:t xml:space="preserve"> </w:t>
+      </w:r>
+      <w:r>
+        <w:rPr>
+          <w:rStyle w:val="VerbatimChar"/>
+        </w:rPr>
+        <w:t xml:space="preserve">on_date_change</w:t>
+      </w:r>
+      <w:r>
+        <w:t xml:space="preserve"> </w:t>
+      </w:r>
+      <w:r>
+        <w:t xml:space="preserve">підтвердила реальне збереження нових дат.</w:t>
+      </w:r>
+    </w:p>
+    <w:p>
+      <w:pPr>
+        <w:numPr>
+          <w:ilvl w:val="0"/>
+          <w:numId w:val="1013"/>
+        </w:numPr>
+        <w:pStyle w:val="Compact"/>
+      </w:pPr>
+      <w:r>
+        <w:t xml:space="preserve">Загальний огляд адміністратора (</w:t>
+      </w:r>
+      <w:r>
+        <w:rPr>
+          <w:rStyle w:val="VerbatimChar"/>
+        </w:rPr>
+        <w:t xml:space="preserve">/admin/board</w:t>
+      </w:r>
+      <w:r>
+        <w:t xml:space="preserve">,</w:t>
+      </w:r>
+      <w:r>
+        <w:t xml:space="preserve"> </w:t>
+      </w:r>
+      <w:r>
+        <w:rPr>
+          <w:rStyle w:val="VerbatimChar"/>
+        </w:rPr>
+        <w:t xml:space="preserve">/admin/gantt</w:t>
+      </w:r>
+      <w:r>
+        <w:t xml:space="preserve">): перевірено на двох різних проєктах (кожен створений іншим користувачем) — обидві задачі з обох проєктів відображаються одночасно з правильними бейджами/назвами проєктів; зміна статусу й дат прямо із загальної сторінки реально записується в БД; для ролі, відмінної від</w:t>
+      </w:r>
+      <w:r>
+        <w:t xml:space="preserve"> </w:t>
+      </w:r>
+      <w:r>
+        <w:rPr>
+          <w:rStyle w:val="VerbatimChar"/>
+        </w:rPr>
+        <w:t xml:space="preserve">admin</w:t>
+      </w:r>
+      <w:r>
+        <w:t xml:space="preserve"> </w:t>
+      </w:r>
+      <w:r>
+        <w:t xml:space="preserve">(перевірено на</w:t>
+      </w:r>
+      <w:r>
+        <w:t xml:space="preserve"> </w:t>
+      </w:r>
+      <w:r>
+        <w:rPr>
+          <w:rStyle w:val="VerbatimChar"/>
+        </w:rPr>
+        <w:t xml:space="preserve">it_manager</w:t>
+      </w:r>
+      <w:r>
+        <w:t xml:space="preserve">), обидві сторінки коректно повертають 403.</w:t>
+      </w:r>
+    </w:p>
+    <w:p>
+      <w:pPr>
+        <w:numPr>
+          <w:ilvl w:val="0"/>
+          <w:numId w:val="1013"/>
+        </w:numPr>
+        <w:pStyle w:val="Compact"/>
+      </w:pPr>
+      <w:r>
+        <w:t xml:space="preserve">Редагування/видалення залежностей на діаграмі Ганта: зміна типу зв'язку та видалення реально записуються в БД; стороння людина (без доступу до проєкту) отримує 403 на обидві дії; спроба вказати ID зв'язку з іншого проєкту в URL правильного проєкту коректно відхиляється як «Зв'язок не знайдено», а не виконується мовчки.</w:t>
+      </w:r>
+    </w:p>
+    <w:p>
+      <w:pPr>
+        <w:numPr>
+          <w:ilvl w:val="0"/>
+          <w:numId w:val="1013"/>
+        </w:numPr>
+        <w:pStyle w:val="Compact"/>
+      </w:pPr>
+      <w:r>
+        <w:t xml:space="preserve">Винесення стилів у</w:t>
+      </w:r>
+      <w:r>
+        <w:t xml:space="preserve"> </w:t>
+      </w:r>
+      <w:r>
+        <w:rPr>
+          <w:rStyle w:val="VerbatimChar"/>
+        </w:rPr>
+        <w:t xml:space="preserve">app.css</w:t>
+      </w:r>
+      <w:r>
+        <w:t xml:space="preserve">: перевірено, що файл віддається (</w:t>
+      </w:r>
+      <w:r>
+        <w:rPr>
+          <w:rStyle w:val="VerbatimChar"/>
+        </w:rPr>
+        <w:t xml:space="preserve">HTTP 200</w:t>
+      </w:r>
+      <w:r>
+        <w:t xml:space="preserve">,</w:t>
+      </w:r>
+      <w:r>
+        <w:t xml:space="preserve"> </w:t>
+      </w:r>
+      <w:r>
+        <w:rPr>
+          <w:rStyle w:val="VerbatimChar"/>
+        </w:rPr>
+        <w:t xml:space="preserve">text/css</w:t>
+      </w:r>
+      <w:r>
+        <w:t xml:space="preserve">) і підключений у</w:t>
+      </w:r>
+      <w:r>
+        <w:t xml:space="preserve"> </w:t>
+      </w:r>
+      <w:r>
+        <w:rPr>
+          <w:rStyle w:val="VerbatimChar"/>
+        </w:rPr>
+        <w:t xml:space="preserve">&lt;head&gt;</w:t>
+      </w:r>
+      <w:r>
+        <w:t xml:space="preserve">; на формах, Канбан-дошці, діаграмі Ганта й календарі підтверджено відсутність</w:t>
+      </w:r>
+      <w:r>
+        <w:t xml:space="preserve"> </w:t>
+      </w:r>
+      <w:r>
+        <w:rPr>
+          <w:rStyle w:val="VerbatimChar"/>
+        </w:rPr>
+        <w:t xml:space="preserve">style="..."</w:t>
+      </w:r>
+      <w:r>
+        <w:t xml:space="preserve"> </w:t>
+      </w:r>
+      <w:r>
+        <w:t xml:space="preserve">в HTML-видачі та наявність очікуваних CSS-класів (включно з динамічним кольором пріоритету задачі в календарі, який раніше формувався inline, а тепер — окремим класом</w:t>
+      </w:r>
+      <w:r>
+        <w:t xml:space="preserve"> </w:t>
+      </w:r>
+      <w:r>
+        <w:rPr>
+          <w:rStyle w:val="VerbatimChar"/>
+        </w:rPr>
+        <w:t xml:space="preserve">task-badge-*</w:t>
+      </w:r>
+      <w:r>
+        <w:t xml:space="preserve">).</w:t>
       </w:r>
     </w:p>
     <w:bookmarkEnd w:id="34"/>

--- a/docs/ITSM_System_Documentation.docx
+++ b/docs/ITSM_System_Documentation.docx
@@ -436,7 +436,7 @@
         <w:t xml:space="preserve">admin</w:t>
       </w:r>
       <w:r>
-        <w:t xml:space="preserve">) — ті самі інструменти, але одразу з усіма проєктами на одному екрані (кожна картка/смуга позначена назвою свого проєкту), для загального огляду навантаження без переходу по кожному проєкту окремо</w:t>
+        <w:t xml:space="preserve">) — ті самі інструменти, але одразу з усіма проєктами на одному екрані (кожна картка/смуга позначена назвою свого проєкту), для загального огляду навантаження без переходу по кожному проєкту окремо. Картки на загальній дошці — з меншим шрифтом (щоб влізало більше без прокрутки), а загальна діаграма Ганта при відкритті прокручується так, щоб «сьогодні» було зліва (а не по центру, як типово для Frappe Gantt) — щоб одразу було видно все майбутнє навантаження</w:t>
       </w:r>
     </w:p>
     <w:p>
@@ -4990,6 +4990,136 @@
       </w:pPr>
       <w:r>
         <w:t xml:space="preserve">Редагування/видалення залежностей на діаграмі Ганта: зміна типу зв'язку та видалення реально записуються в БД; стороння людина (без доступу до проєкту) отримує 403 на обидві дії; спроба вказати ID зв'язку з іншого проєкту в URL правильного проєкту коректно відхиляється як «Зв'язок не знайдено», а не виконується мовчки.</w:t>
+      </w:r>
+    </w:p>
+    <w:p>
+      <w:pPr>
+        <w:numPr>
+          <w:ilvl w:val="0"/>
+          <w:numId w:val="1013"/>
+        </w:numPr>
+        <w:pStyle w:val="Compact"/>
+      </w:pPr>
+      <w:r>
+        <w:t xml:space="preserve">Загальна дошка/діаграма — косметичні правки: перевірено, що клас</w:t>
+      </w:r>
+      <w:r>
+        <w:t xml:space="preserve"> </w:t>
+      </w:r>
+      <w:r>
+        <w:rPr>
+          <w:rStyle w:val="VerbatimChar"/>
+        </w:rPr>
+        <w:t xml:space="preserve">.kanban-card-compact</w:t>
+      </w:r>
+      <w:r>
+        <w:t xml:space="preserve"> </w:t>
+      </w:r>
+      <w:r>
+        <w:t xml:space="preserve">(менший шрифт) застосовано саме до</w:t>
+      </w:r>
+      <w:r>
+        <w:t xml:space="preserve"> </w:t>
+      </w:r>
+      <w:r>
+        <w:rPr>
+          <w:rStyle w:val="VerbatimChar"/>
+        </w:rPr>
+        <w:t xml:space="preserve">/admin/board</w:t>
+      </w:r>
+      <w:r>
+        <w:t xml:space="preserve"> </w:t>
+      </w:r>
+      <w:r>
+        <w:t xml:space="preserve">і</w:t>
+      </w:r>
+      <w:r>
+        <w:t xml:space="preserve"> </w:t>
+      </w:r>
+      <w:r>
+        <w:rPr>
+          <w:bCs/>
+          <w:b/>
+        </w:rPr>
+        <w:t xml:space="preserve">не</w:t>
+      </w:r>
+      <w:r>
+        <w:t xml:space="preserve"> </w:t>
+      </w:r>
+      <w:r>
+        <w:t xml:space="preserve">зачіпає звичайну дошку проєкту; JS-код прокрутки «сьогодні ліворуч» на</w:t>
+      </w:r>
+      <w:r>
+        <w:t xml:space="preserve"> </w:t>
+      </w:r>
+      <w:r>
+        <w:rPr>
+          <w:rStyle w:val="VerbatimChar"/>
+        </w:rPr>
+        <w:t xml:space="preserve">/admin/gantt</w:t>
+      </w:r>
+      <w:r>
+        <w:t xml:space="preserve"> </w:t>
+      </w:r>
+      <w:r>
+        <w:t xml:space="preserve">синтаксично перевірений через</w:t>
+      </w:r>
+      <w:r>
+        <w:t xml:space="preserve"> </w:t>
+      </w:r>
+      <w:r>
+        <w:rPr>
+          <w:rStyle w:val="VerbatimChar"/>
+        </w:rPr>
+        <w:t xml:space="preserve">node --check</w:t>
+      </w:r>
+      <w:r>
+        <w:t xml:space="preserve"> </w:t>
+      </w:r>
+      <w:r>
+        <w:t xml:space="preserve">і використовує коректний спосіб для SVG-елементів (</w:t>
+      </w:r>
+      <w:r>
+        <w:rPr>
+          <w:rStyle w:val="VerbatimChar"/>
+        </w:rPr>
+        <w:t xml:space="preserve">getBBox()</w:t>
+      </w:r>
+      <w:r>
+        <w:t xml:space="preserve">, а не</w:t>
+      </w:r>
+      <w:r>
+        <w:t xml:space="preserve"> </w:t>
+      </w:r>
+      <w:r>
+        <w:rPr>
+          <w:rStyle w:val="VerbatimChar"/>
+        </w:rPr>
+        <w:t xml:space="preserve">offsetLeft</w:t>
+      </w:r>
+      <w:r>
+        <w:t xml:space="preserve">, який для SVG ненадійний) — точні назви CSS-класів Frappe Gantt (</w:t>
+      </w:r>
+      <w:r>
+        <w:rPr>
+          <w:rStyle w:val="VerbatimChar"/>
+        </w:rPr>
+        <w:t xml:space="preserve">.gantt-container</w:t>
+      </w:r>
+      <w:r>
+        <w:t xml:space="preserve">,</w:t>
+      </w:r>
+      <w:r>
+        <w:t xml:space="preserve"> </w:t>
+      </w:r>
+      <w:r>
+        <w:rPr>
+          <w:rStyle w:val="VerbatimChar"/>
+        </w:rPr>
+        <w:t xml:space="preserve">.today-highlight</w:t>
+      </w:r>
+      <w:r>
+        <w:t xml:space="preserve">) звірені з офіційним джерелом бібліотеки, а не з пам'яті.</w:t>
       </w:r>
     </w:p>
     <w:p>

--- a/docs/ITSM_System_Documentation.docx
+++ b/docs/ITSM_System_Documentation.docx
@@ -5001,7 +5001,7 @@
         <w:pStyle w:val="Compact"/>
       </w:pPr>
       <w:r>
-        <w:t xml:space="preserve">Загальна дошка/діаграма — косметичні правки: перевірено, що клас</w:t>
+        <w:t xml:space="preserve">Загальна дошка — косметична правка: перевірено, що клас</w:t>
       </w:r>
       <w:r>
         <w:t xml:space="preserve"> </w:t>
@@ -5047,79 +5047,146 @@
         <w:t xml:space="preserve"> </w:t>
       </w:r>
       <w:r>
-        <w:t xml:space="preserve">зачіпає звичайну дошку проєкту; JS-код прокрутки «сьогодні ліворуч» на</w:t>
-      </w:r>
-      <w:r>
-        <w:t xml:space="preserve"> </w:t>
-      </w:r>
-      <w:r>
-        <w:rPr>
-          <w:rStyle w:val="VerbatimChar"/>
+        <w:t xml:space="preserve">зачіпає звичайну дошку проєкту.</w:t>
+      </w:r>
+    </w:p>
+    <w:p>
+      <w:pPr>
+        <w:numPr>
+          <w:ilvl w:val="0"/>
+          <w:numId w:val="1013"/>
+        </w:numPr>
+        <w:pStyle w:val="Compact"/>
+      </w:pPr>
+      <w:r>
+        <w:rPr>
+          <w:bCs/>
+          <w:b/>
+        </w:rPr>
+        <w:t xml:space="preserve">«Сьогодні ліворуч» на загальній діаграмі Ганта — перевірено реальним headless-браузером (Puppeteer/Chromium), а не лише синтаксично.</w:t>
+      </w:r>
+      <w:r>
+        <w:t xml:space="preserve"> </w:t>
+      </w:r>
+      <w:r>
+        <w:t xml:space="preserve">Перша спроба фіксу (селектор</w:t>
+      </w:r>
+      <w:r>
+        <w:t xml:space="preserve"> </w:t>
+      </w:r>
+      <w:r>
+        <w:rPr>
+          <w:rStyle w:val="VerbatimChar"/>
+        </w:rPr>
+        <w:t xml:space="preserve">.today-highlight</w:t>
+      </w:r>
+      <w:r>
+        <w:t xml:space="preserve"> </w:t>
+      </w:r>
+      <w:r>
+        <w:t xml:space="preserve">+</w:t>
+      </w:r>
+      <w:r>
+        <w:t xml:space="preserve"> </w:t>
+      </w:r>
+      <w:r>
+        <w:rPr>
+          <w:rStyle w:val="VerbatimChar"/>
+        </w:rPr>
+        <w:t xml:space="preserve">getBBox()</w:t>
+      </w:r>
+      <w:r>
+        <w:t xml:space="preserve">) виявилась неробочою — після скарги користувача перевірка показала, що цей клас існував лише в Frappe Gantt 0.6.x, а підключена версія 1.2.1 використовує зовсім інший DOM (</w:t>
+      </w:r>
+      <w:r>
+        <w:rPr>
+          <w:rStyle w:val="VerbatimChar"/>
+        </w:rPr>
+        <w:t xml:space="preserve">.current-highlight</w:t>
+      </w:r>
+      <w:r>
+        <w:t xml:space="preserve">, звичайний</w:t>
+      </w:r>
+      <w:r>
+        <w:t xml:space="preserve"> </w:t>
+      </w:r>
+      <w:r>
+        <w:rPr>
+          <w:rStyle w:val="VerbatimChar"/>
+        </w:rPr>
+        <w:t xml:space="preserve">&lt;div&gt;</w:t>
+      </w:r>
+      <w:r>
+        <w:t xml:space="preserve">, а не SVG). Знайшов правильні назви класів прямим запитом офіційного CSS-файлу потрібної версії, встановив саму бібліотеку локально через npm (щоб не залежати від заблокованого в тестовому середовищі</w:t>
+      </w:r>
+      <w:r>
+        <w:t xml:space="preserve"> </w:t>
+      </w:r>
+      <w:r>
+        <w:rPr>
+          <w:rStyle w:val="VerbatimChar"/>
+        </w:rPr>
+        <w:t xml:space="preserve">cdnjs.cloudflare.com</w:t>
+      </w:r>
+      <w:r>
+        <w:t xml:space="preserve">), і прогнав повний сценарій через headless Chrome — спершу на ізольованому відтворенні логіки, потім на</w:t>
+      </w:r>
+      <w:r>
+        <w:t xml:space="preserve"> </w:t>
+      </w:r>
+      <w:r>
+        <w:rPr>
+          <w:bCs/>
+          <w:b/>
+        </w:rPr>
+        <w:t xml:space="preserve">реальній сторінці</w:t>
+      </w:r>
+      <w:r>
+        <w:rPr>
+          <w:bCs/>
+          <w:b/>
+        </w:rPr>
+        <w:t xml:space="preserve"> </w:t>
+      </w:r>
+      <w:r>
+        <w:rPr>
+          <w:rStyle w:val="VerbatimChar"/>
+          <w:bCs/>
+          <w:b/>
         </w:rPr>
         <w:t xml:space="preserve">/admin/gantt</w:t>
       </w:r>
       <w:r>
-        <w:t xml:space="preserve"> </w:t>
-      </w:r>
-      <w:r>
-        <w:t xml:space="preserve">синтаксично перевірений через</w:t>
-      </w:r>
-      <w:r>
-        <w:t xml:space="preserve"> </w:t>
-      </w:r>
-      <w:r>
-        <w:rPr>
-          <w:rStyle w:val="VerbatimChar"/>
-        </w:rPr>
-        <w:t xml:space="preserve">node --check</w:t>
-      </w:r>
-      <w:r>
-        <w:t xml:space="preserve"> </w:t>
-      </w:r>
-      <w:r>
-        <w:t xml:space="preserve">і використовує коректний спосіб для SVG-елементів (</w:t>
-      </w:r>
-      <w:r>
-        <w:rPr>
-          <w:rStyle w:val="VerbatimChar"/>
-        </w:rPr>
-        <w:t xml:space="preserve">getBBox()</w:t>
-      </w:r>
-      <w:r>
-        <w:t xml:space="preserve">, а не</w:t>
-      </w:r>
-      <w:r>
-        <w:t xml:space="preserve"> </w:t>
-      </w:r>
-      <w:r>
-        <w:rPr>
-          <w:rStyle w:val="VerbatimChar"/>
-        </w:rPr>
-        <w:t xml:space="preserve">offsetLeft</w:t>
-      </w:r>
-      <w:r>
-        <w:t xml:space="preserve">, який для SVG ненадійний) — точні назви CSS-класів Frappe Gantt (</w:t>
-      </w:r>
-      <w:r>
-        <w:rPr>
-          <w:rStyle w:val="VerbatimChar"/>
-        </w:rPr>
-        <w:t xml:space="preserve">.gantt-container</w:t>
-      </w:r>
-      <w:r>
-        <w:t xml:space="preserve">,</w:t>
-      </w:r>
-      <w:r>
-        <w:t xml:space="preserve"> </w:t>
-      </w:r>
-      <w:r>
-        <w:rPr>
-          <w:rStyle w:val="VerbatimChar"/>
-        </w:rPr>
-        <w:t xml:space="preserve">.today-highlight</w:t>
-      </w:r>
-      <w:r>
-        <w:t xml:space="preserve">) звірені з офіційним джерелом бібліотеки, а не з пам'яті.</w:t>
+        <w:rPr>
+          <w:bCs/>
+          <w:b/>
+        </w:rPr>
+        <w:t xml:space="preserve"> </w:t>
+      </w:r>
+      <w:r>
+        <w:rPr>
+          <w:bCs/>
+          <w:b/>
+        </w:rPr>
+        <w:t xml:space="preserve">з реальними даними з БД</w:t>
+      </w:r>
+      <w:r>
+        <w:t xml:space="preserve">. Обидва рази підтверджено:</w:t>
+      </w:r>
+      <w:r>
+        <w:t xml:space="preserve"> </w:t>
+      </w:r>
+      <w:r>
+        <w:rPr>
+          <w:rStyle w:val="VerbatimChar"/>
+        </w:rPr>
+        <w:t xml:space="preserve">todayOffsetLeft − scrollLeft = 40px</w:t>
+      </w:r>
+      <w:r>
+        <w:t xml:space="preserve"> </w:t>
+      </w:r>
+      <w:r>
+        <w:t xml:space="preserve">(точно задане зміщення), і окремо показано, що без фіксу «сьогодні» опинялося за межами видимої області (~800px правіше).</w:t>
       </w:r>
     </w:p>
     <w:p>

--- a/docs/ITSM_System_Documentation.docx
+++ b/docs/ITSM_System_Documentation.docx
@@ -327,7 +327,7 @@
         <w:t xml:space="preserve"> </w:t>
       </w:r>
       <w:r>
-        <w:t xml:space="preserve">— задачі згруповані колонками за статусом, перетягування картки між колонками (drag-and-drop) миттєво змінює статус задачі</w:t>
+        <w:t xml:space="preserve">— задачі згруповані колонками за статусом, перетягування картки між колонками (drag-and-drop) миттєво змінює статус задачі; текст на картках компактний (12px), однаково на дошці проєкту й на загальній дошці всіх проєктів</w:t>
       </w:r>
     </w:p>
     <w:p>
@@ -381,7 +381,35 @@
         <w:t xml:space="preserve"> </w:t>
       </w:r>
       <w:r>
-        <w:t xml:space="preserve">прямо на сторінці діаграми</w:t>
+        <w:t xml:space="preserve">прямо на сторінці діаграми; при відкритті сторінка прокручується так, щоб</w:t>
+      </w:r>
+      <w:r>
+        <w:t xml:space="preserve"> </w:t>
+      </w:r>
+      <w:r>
+        <w:rPr>
+          <w:bCs/>
+          <w:b/>
+        </w:rPr>
+        <w:t xml:space="preserve">«сьогодні» було зліва</w:t>
+      </w:r>
+      <w:r>
+        <w:t xml:space="preserve"> </w:t>
+      </w:r>
+      <w:r>
+        <w:t xml:space="preserve">(так само, як і на загальній діаграмі</w:t>
+      </w:r>
+      <w:r>
+        <w:t xml:space="preserve"> </w:t>
+      </w:r>
+      <w:r>
+        <w:rPr>
+          <w:rStyle w:val="VerbatimChar"/>
+        </w:rPr>
+        <w:t xml:space="preserve">/admin/gantt</w:t>
+      </w:r>
+      <w:r>
+        <w:t xml:space="preserve">)</w:t>
       </w:r>
     </w:p>
     <w:p>
@@ -397,7 +425,7 @@
           <w:bCs/>
           <w:b/>
         </w:rPr>
-        <w:t xml:space="preserve">Загальні Канбан-дошка та Діаграма Ганта по всій системі</w:t>
+        <w:t xml:space="preserve">Загальні Канбан-дошка, Діаграма Ганта та Облік часу по всій системі</w:t>
       </w:r>
       <w:r>
         <w:t xml:space="preserve"> </w:t>
@@ -424,6 +452,18 @@
         <w:t xml:space="preserve">/admin/gantt</w:t>
       </w:r>
       <w:r>
+        <w:t xml:space="preserve">,</w:t>
+      </w:r>
+      <w:r>
+        <w:t xml:space="preserve"> </w:t>
+      </w:r>
+      <w:r>
+        <w:rPr>
+          <w:rStyle w:val="VerbatimChar"/>
+        </w:rPr>
+        <w:t xml:space="preserve">/admin/time</w:t>
+      </w:r>
+      <w:r>
         <w:t xml:space="preserve">, лише роль</w:t>
       </w:r>
       <w:r>
@@ -436,7 +476,20 @@
         <w:t xml:space="preserve">admin</w:t>
       </w:r>
       <w:r>
-        <w:t xml:space="preserve">) — ті самі інструменти, але одразу з усіма проєктами на одному екрані (кожна картка/смуга позначена назвою свого проєкту), для загального огляду навантаження без переходу по кожному проєкту окремо. Картки на загальній дошці — з меншим шрифтом (щоб влізало більше без прокрутки), а загальна діаграма Ганта при відкритті прокручується так, щоб «сьогодні» було зліва (а не по центру, як типово для Frappe Gantt) — щоб одразу було видно все майбутнє навантаження</w:t>
+        <w:t xml:space="preserve">) — ті самі інструменти, але одразу з усіма проєктами на одному екрані (кожна картка/смуга позначена назвою свого проєкту), для загального огляду навантаження без переходу по кожному проєкту окремо. Картки на загальній дошці — з меншим шрифтом (щоб влізало більше без прокрутки), а загальна діаграма Ганта при відкритті прокручується так, щоб «сьогодні» було зліва (а не по центру, як типово для Frappe Gantt) — щоб одразу було видно все майбутнє навантаження. Загальний облік часу додатково показує розбивку</w:t>
+      </w:r>
+      <w:r>
+        <w:t xml:space="preserve"> </w:t>
+      </w:r>
+      <w:r>
+        <w:rPr>
+          <w:bCs/>
+          <w:b/>
+        </w:rPr>
+        <w:t xml:space="preserve">по проєктах</w:t>
+      </w:r>
+      <w:r>
+        <w:t xml:space="preserve">, чого немає на проєктній версії сторінки (там усі записи вже одного проєкту)</w:t>
       </w:r>
     </w:p>
     <w:p>
@@ -486,7 +539,85 @@
         <w:pStyle w:val="Compact"/>
       </w:pPr>
       <w:r>
-        <w:t xml:space="preserve">Задачі: створення, перегляд, зміна статусу, коментарі, облік часу,</w:t>
+        <w:rPr>
+          <w:bCs/>
+          <w:b/>
+        </w:rPr>
+        <w:t xml:space="preserve">Дорожня карта проєкту</w:t>
+      </w:r>
+      <w:r>
+        <w:t xml:space="preserve"> </w:t>
+      </w:r>
+      <w:r>
+        <w:t xml:space="preserve">(</w:t>
+      </w:r>
+      <w:r>
+        <w:rPr>
+          <w:rStyle w:val="VerbatimChar"/>
+        </w:rPr>
+        <w:t xml:space="preserve">/projects/{id}/roadmap</w:t>
+      </w:r>
+      <w:r>
+        <w:t xml:space="preserve">, Епік 4) — етапи/контрольні точки з цільовою датою, статусом (заплановано/у процесі/завершено/затримується) і прогрес-баром на основі прив'язаних задач; задачу можна прив'язати до етапу при створенні або на сторінці задачі; створювати/видаляти етапи можуть ролі «Адміністратор системи» та «Керівник ІТ-підрозділу», змінювати статус — будь-хто з доступом до проєкту; видалення етапу не видаляє прив'язані задачі, лише знімає прив'язку</w:t>
+      </w:r>
+    </w:p>
+    <w:p>
+      <w:pPr>
+        <w:numPr>
+          <w:ilvl w:val="0"/>
+          <w:numId w:val="1002"/>
+        </w:numPr>
+        <w:pStyle w:val="Compact"/>
+      </w:pPr>
+      <w:r>
+        <w:rPr>
+          <w:bCs/>
+          <w:b/>
+        </w:rPr>
+        <w:t xml:space="preserve">Зведений облік часу по проєкту</w:t>
+      </w:r>
+      <w:r>
+        <w:t xml:space="preserve"> </w:t>
+      </w:r>
+      <w:r>
+        <w:t xml:space="preserve">(</w:t>
+      </w:r>
+      <w:r>
+        <w:rPr>
+          <w:rStyle w:val="VerbatimChar"/>
+        </w:rPr>
+        <w:t xml:space="preserve">/projects/{id}/time</w:t>
+      </w:r>
+      <w:r>
+        <w:t xml:space="preserve">) — загальна сума годин, розбивка по кожному учаснику (хто скільки витратив), і повний список усіх записів по всіх задачах проєкту одразу з посиланням на кожну задачу</w:t>
+      </w:r>
+    </w:p>
+    <w:p>
+      <w:pPr>
+        <w:numPr>
+          <w:ilvl w:val="0"/>
+          <w:numId w:val="1002"/>
+        </w:numPr>
+        <w:pStyle w:val="Compact"/>
+      </w:pPr>
+      <w:r>
+        <w:t xml:space="preserve">Задачі: створення, перегляд, зміна статусу, коментарі,</w:t>
+      </w:r>
+      <w:r>
+        <w:t xml:space="preserve"> </w:t>
+      </w:r>
+      <w:r>
+        <w:rPr>
+          <w:bCs/>
+          <w:b/>
+        </w:rPr>
+        <w:t xml:space="preserve">облік часу з історією записів</w:t>
+      </w:r>
+      <w:r>
+        <w:t xml:space="preserve"> </w:t>
+      </w:r>
+      <w:r>
+        <w:t xml:space="preserve">(хто, скільки годин, коли, категорія),</w:t>
       </w:r>
       <w:r>
         <w:t xml:space="preserve"> </w:t>
@@ -861,18 +992,6 @@
           <w:b/>
         </w:rPr>
         <w:t xml:space="preserve">Ще не реалізовано (наступні епіки згідно з DEV_START-документом):</w:t>
-      </w:r>
-    </w:p>
-    <w:p>
-      <w:pPr>
-        <w:numPr>
-          <w:ilvl w:val="0"/>
-          <w:numId w:val="1004"/>
-        </w:numPr>
-        <w:pStyle w:val="Compact"/>
-      </w:pPr>
-      <w:r>
-        <w:t xml:space="preserve">Дорожня карта проєкту на основі етапів/контрольних точок (Епік 4)</w:t>
       </w:r>
     </w:p>
     <w:p>
@@ -3649,7 +3768,16 @@
         <w:rPr>
           <w:rStyle w:val="VerbatimChar"/>
         </w:rPr>
-        <w:t xml:space="preserve">│       └── 003_add_task_start_date.sql</w:t>
+        <w:t xml:space="preserve">│       ├── 003_add_task_start_date.sql</w:t>
+      </w:r>
+      <w:r>
+        <w:br/>
+      </w:r>
+      <w:r>
+        <w:rPr>
+          <w:rStyle w:val="VerbatimChar"/>
+        </w:rPr>
+        <w:t xml:space="preserve">│       └── 004_add_milestones.sql</w:t>
       </w:r>
       <w:r>
         <w:br/>
@@ -4929,6 +5057,245 @@
         <w:pStyle w:val="Compact"/>
       </w:pPr>
       <w:r>
+        <w:t xml:space="preserve">Дорожня карта: під час розробки сам виявив і виправив помилку в порядку таблиць</w:t>
+      </w:r>
+      <w:r>
+        <w:t xml:space="preserve"> </w:t>
+      </w:r>
+      <w:r>
+        <w:rPr>
+          <w:rStyle w:val="VerbatimChar"/>
+        </w:rPr>
+        <w:t xml:space="preserve">schema.sql</w:t>
+      </w:r>
+      <w:r>
+        <w:t xml:space="preserve"> </w:t>
+      </w:r>
+      <w:r>
+        <w:t xml:space="preserve">(</w:t>
+      </w:r>
+      <w:r>
+        <w:rPr>
+          <w:rStyle w:val="VerbatimChar"/>
+        </w:rPr>
+        <w:t xml:space="preserve">tasks.milestone_id</w:t>
+      </w:r>
+      <w:r>
+        <w:t xml:space="preserve"> </w:t>
+      </w:r>
+      <w:r>
+        <w:t xml:space="preserve">посилався на</w:t>
+      </w:r>
+      <w:r>
+        <w:t xml:space="preserve"> </w:t>
+      </w:r>
+      <w:r>
+        <w:rPr>
+          <w:rStyle w:val="VerbatimChar"/>
+        </w:rPr>
+        <w:t xml:space="preserve">milestones</w:t>
+      </w:r>
+      <w:r>
+        <w:t xml:space="preserve">, якої на той момент ще не було в файлі вище — MySQL не дозволяє forward-посилання між</w:t>
+      </w:r>
+      <w:r>
+        <w:t xml:space="preserve"> </w:t>
+      </w:r>
+      <w:r>
+        <w:rPr>
+          <w:rStyle w:val="VerbatimChar"/>
+        </w:rPr>
+        <w:t xml:space="preserve">CREATE TABLE</w:t>
+      </w:r>
+      <w:r>
+        <w:t xml:space="preserve">, довелось переставити таблиці місцями до першого ж тесту). Після виправлення: свіжа схема застосувалась без помилок; міграцію</w:t>
+      </w:r>
+      <w:r>
+        <w:t xml:space="preserve"> </w:t>
+      </w:r>
+      <w:r>
+        <w:rPr>
+          <w:rStyle w:val="VerbatimChar"/>
+        </w:rPr>
+        <w:t xml:space="preserve">004_add_milestones.sql</w:t>
+      </w:r>
+      <w:r>
+        <w:t xml:space="preserve"> </w:t>
+      </w:r>
+      <w:r>
+        <w:t xml:space="preserve">перевірено на старій схемі (застосувалась, показала ідемпотентність); прогрес-бар етапу коректно порахував «1 з 2 задач закрито (50%)»; крос-проєктна прив'язка задачі до етапу іншого проєкту відхилена; видалення етапу коректно занулило</w:t>
+      </w:r>
+      <w:r>
+        <w:t xml:space="preserve"> </w:t>
+      </w:r>
+      <w:r>
+        <w:rPr>
+          <w:rStyle w:val="VerbatimChar"/>
+        </w:rPr>
+        <w:t xml:space="preserve">milestone_id</w:t>
+      </w:r>
+      <w:r>
+        <w:t xml:space="preserve"> </w:t>
+      </w:r>
+      <w:r>
+        <w:t xml:space="preserve">у прив'язаній задачі, не видаливши саму задачу (</w:t>
+      </w:r>
+      <w:r>
+        <w:rPr>
+          <w:rStyle w:val="VerbatimChar"/>
+        </w:rPr>
+        <w:t xml:space="preserve">ON DELETE SET NULL</w:t>
+      </w:r>
+      <w:r>
+        <w:t xml:space="preserve">); перевірено обидва рівні захисту — 403 для сторонньої людини без доступу до проєкту, і окремо 403 за роллю (недостатньо прав) для людини з доступом, але без ролі admin/it_manager.</w:t>
+      </w:r>
+    </w:p>
+    <w:p>
+      <w:pPr>
+        <w:numPr>
+          <w:ilvl w:val="0"/>
+          <w:numId w:val="1013"/>
+        </w:numPr>
+        <w:pStyle w:val="Compact"/>
+      </w:pPr>
+      <w:r>
+        <w:t xml:space="preserve">Облік часу (історія на задачі + зведена сторінка проєкту): перевірено на реальному сценарії з двома користувачами й трьома записами на двох задачах. Під час тестування двічі сам ловив помилки у власних тестових curl-скриптах (не в застосунку) — спершу забув, що видимість проєкту поширюється й на облік часу (другий користувач без прав на проєкт отримував 403 при спробі відкрити задачу — це правильна поведінка, а не баг), а потім переплутав вивід</w:t>
+      </w:r>
+      <w:r>
+        <w:t xml:space="preserve"> </w:t>
+      </w:r>
+      <w:r>
+        <w:rPr>
+          <w:rStyle w:val="VerbatimChar"/>
+        </w:rPr>
+        <w:t xml:space="preserve">-w</w:t>
+      </w:r>
+      <w:r>
+        <w:t xml:space="preserve"> </w:t>
+      </w:r>
+      <w:r>
+        <w:t xml:space="preserve">з результатом</w:t>
+      </w:r>
+      <w:r>
+        <w:t xml:space="preserve"> </w:t>
+      </w:r>
+      <w:r>
+        <w:rPr>
+          <w:rStyle w:val="VerbatimChar"/>
+        </w:rPr>
+        <w:t xml:space="preserve">grep</w:t>
+      </w:r>
+      <w:r>
+        <w:t xml:space="preserve"> </w:t>
+      </w:r>
+      <w:r>
+        <w:t xml:space="preserve">в одній підстановці команди, через що CSRF-токен зіпсувався і один запис часу загубився. Після виправлення обох помилок: загальна сума на сторінці</w:t>
+      </w:r>
+      <w:r>
+        <w:t xml:space="preserve"> </w:t>
+      </w:r>
+      <w:r>
+        <w:rPr>
+          <w:rStyle w:val="VerbatimChar"/>
+        </w:rPr>
+        <w:t xml:space="preserve">/projects/{id}/time</w:t>
+      </w:r>
+      <w:r>
+        <w:t xml:space="preserve"> </w:t>
+      </w:r>
+      <w:r>
+        <w:t xml:space="preserve">показала точні</w:t>
+      </w:r>
+      <w:r>
+        <w:t xml:space="preserve"> </w:t>
+      </w:r>
+      <w:r>
+        <w:rPr>
+          <w:bCs/>
+          <w:b/>
+        </w:rPr>
+        <w:t xml:space="preserve">8.00 годин</w:t>
+      </w:r>
+      <w:r>
+        <w:t xml:space="preserve"> </w:t>
+      </w:r>
+      <w:r>
+        <w:t xml:space="preserve">(2.5 + 4 + 1.5), розбивка по користувачах — точні суми на кожного (5.50 та 2.50) у правильному порядку спадання; історія на сторінці задачі показала обидва записи другого користувача; сторонній користувач без доступу до проєкту отримав 403 на сторінці обліку часу проєкту.</w:t>
+      </w:r>
+    </w:p>
+    <w:p>
+      <w:pPr>
+        <w:numPr>
+          <w:ilvl w:val="0"/>
+          <w:numId w:val="1013"/>
+        </w:numPr>
+        <w:pStyle w:val="Compact"/>
+      </w:pPr>
+      <w:r>
+        <w:t xml:space="preserve">Загальний облік часу адміністратора (</w:t>
+      </w:r>
+      <w:r>
+        <w:rPr>
+          <w:rStyle w:val="VerbatimChar"/>
+        </w:rPr>
+        <w:t xml:space="preserve">/admin/time</w:t>
+      </w:r>
+      <w:r>
+        <w:t xml:space="preserve">): перевірено на двох</w:t>
+      </w:r>
+      <w:r>
+        <w:t xml:space="preserve"> </w:t>
+      </w:r>
+      <w:r>
+        <w:rPr>
+          <w:bCs/>
+          <w:b/>
+        </w:rPr>
+        <w:t xml:space="preserve">різних</w:t>
+      </w:r>
+      <w:r>
+        <w:t xml:space="preserve"> </w:t>
+      </w:r>
+      <w:r>
+        <w:t xml:space="preserve">проєктах, створених двома різними користувачами (адмін і</w:t>
+      </w:r>
+      <w:r>
+        <w:t xml:space="preserve"> </w:t>
+      </w:r>
+      <w:r>
+        <w:rPr>
+          <w:rStyle w:val="VerbatimChar"/>
+        </w:rPr>
+        <w:t xml:space="preserve">it_manager</w:t>
+      </w:r>
+      <w:r>
+        <w:t xml:space="preserve">) — загальна сума показала точні 8.00 годин (3+5), розбивка і по проєктах, і по учасниках дала точні суми в правильному порядку; для ролі</w:t>
+      </w:r>
+      <w:r>
+        <w:t xml:space="preserve"> </w:t>
+      </w:r>
+      <w:r>
+        <w:rPr>
+          <w:rStyle w:val="VerbatimChar"/>
+        </w:rPr>
+        <w:t xml:space="preserve">it_manager</w:t>
+      </w:r>
+      <w:r>
+        <w:t xml:space="preserve"> </w:t>
+      </w:r>
+      <w:r>
+        <w:t xml:space="preserve">(не адмін) сторінка коректно повертає 403.</w:t>
+      </w:r>
+    </w:p>
+    <w:p>
+      <w:pPr>
+        <w:numPr>
+          <w:ilvl w:val="0"/>
+          <w:numId w:val="1013"/>
+        </w:numPr>
+        <w:pStyle w:val="Compact"/>
+      </w:pPr>
+      <w:r>
         <w:t xml:space="preserve">Загальний огляд адміністратора (</w:t>
       </w:r>
       <w:r>
@@ -5187,6 +5554,94 @@
       </w:r>
       <w:r>
         <w:t xml:space="preserve">(точно задане зміщення), і окремо показано, що без фіксу «сьогодні» опинялося за межами видимої області (~800px правіше).</w:t>
+      </w:r>
+    </w:p>
+    <w:p>
+      <w:pPr>
+        <w:numPr>
+          <w:ilvl w:val="0"/>
+          <w:numId w:val="1013"/>
+        </w:numPr>
+        <w:pStyle w:val="Compact"/>
+      </w:pPr>
+      <w:r>
+        <w:t xml:space="preserve">Той самий (уже перевірений) фікс перенесено на</w:t>
+      </w:r>
+      <w:r>
+        <w:t xml:space="preserve"> </w:t>
+      </w:r>
+      <w:r>
+        <w:rPr>
+          <w:bCs/>
+          <w:b/>
+        </w:rPr>
+        <w:t xml:space="preserve">проєктну</w:t>
+      </w:r>
+      <w:r>
+        <w:t xml:space="preserve"> </w:t>
+      </w:r>
+      <w:r>
+        <w:t xml:space="preserve">діаграму Ганта (</w:t>
+      </w:r>
+      <w:r>
+        <w:rPr>
+          <w:rStyle w:val="VerbatimChar"/>
+        </w:rPr>
+        <w:t xml:space="preserve">/projects/{id}/gantt</w:t>
+      </w:r>
+      <w:r>
+        <w:t xml:space="preserve">) — повторно підтверджено headless-браузером на реальній сторінці з реальними задачами: зміщення також рівно</w:t>
+      </w:r>
+      <w:r>
+        <w:t xml:space="preserve"> </w:t>
+      </w:r>
+      <w:r>
+        <w:rPr>
+          <w:rStyle w:val="VerbatimChar"/>
+        </w:rPr>
+        <w:t xml:space="preserve">40px</w:t>
+      </w:r>
+      <w:r>
+        <w:t xml:space="preserve">. Розмір шрифту</w:t>
+      </w:r>
+      <w:r>
+        <w:t xml:space="preserve"> </w:t>
+      </w:r>
+      <w:r>
+        <w:rPr>
+          <w:rStyle w:val="VerbatimChar"/>
+        </w:rPr>
+        <w:t xml:space="preserve">.kanban-card-compact</w:t>
+      </w:r>
+      <w:r>
+        <w:t xml:space="preserve"> </w:t>
+      </w:r>
+      <w:r>
+        <w:t xml:space="preserve">(компактний вигляд карток) додано і на проєктну Канбан-дошку — обчислений браузером</w:t>
+      </w:r>
+      <w:r>
+        <w:t xml:space="preserve"> </w:t>
+      </w:r>
+      <w:r>
+        <w:rPr>
+          <w:rStyle w:val="VerbatimChar"/>
+        </w:rPr>
+        <w:t xml:space="preserve">font-size</w:t>
+      </w:r>
+      <w:r>
+        <w:t xml:space="preserve"> </w:t>
+      </w:r>
+      <w:r>
+        <w:t xml:space="preserve">картки збігається на обох дошках (</w:t>
+      </w:r>
+      <w:r>
+        <w:rPr>
+          <w:rStyle w:val="VerbatimChar"/>
+        </w:rPr>
+        <w:t xml:space="preserve">12px</w:t>
+      </w:r>
+      <w:r>
+        <w:t xml:space="preserve">).</w:t>
       </w:r>
     </w:p>
     <w:p>

--- a/docs/ITSM_System_Documentation.docx
+++ b/docs/ITSM_System_Documentation.docx
@@ -476,7 +476,23 @@
         <w:t xml:space="preserve">admin</w:t>
       </w:r>
       <w:r>
-        <w:t xml:space="preserve">) — ті самі інструменти, але одразу з усіма проєктами на одному екрані (кожна картка/смуга позначена назвою свого проєкту), для загального огляду навантаження без переходу по кожному проєкту окремо. Картки на загальній дошці — з меншим шрифтом (щоб влізало більше без прокрутки), а загальна діаграма Ганта при відкритті прокручується так, щоб «сьогодні» було зліва (а не по центру, як типово для Frappe Gantt) — щоб одразу було видно все майбутнє навантаження. Загальний облік часу додатково показує розбивку</w:t>
+        <w:t xml:space="preserve">) — ті самі інструменти, але одразу з усіма проєктами на одному екрані (кожна картка/смуга позначена назвою свого проєкту), для загального огляду навантаження без переходу по кожному проєкту окремо. Картки на загальній дошці — з меншим шрифтом (щоб влізало більше без прокрутки), а загальна діаграма Ганта при відкритті прокручується так, щоб «сьогодні» було зліва (а не по центру, як типово для Frappe Gantt) — щоб одразу було видно все майбутнє навантаження. Загальний облік часу має ті самі вкладки по днях/тижнях/місяцях, але в кожній — уже</w:t>
+      </w:r>
+      <w:r>
+        <w:t xml:space="preserve"> </w:t>
+      </w:r>
+      <w:r>
+        <w:rPr>
+          <w:bCs/>
+          <w:b/>
+        </w:rPr>
+        <w:t xml:space="preserve">три</w:t>
+      </w:r>
+      <w:r>
+        <w:t xml:space="preserve"> </w:t>
+      </w:r>
+      <w:r>
+        <w:t xml:space="preserve">таблиці одразу: загальна сума, розбивка по користувачах і розбивка</w:t>
       </w:r>
       <w:r>
         <w:t xml:space="preserve"> </w:t>
@@ -489,7 +505,26 @@
         <w:t xml:space="preserve">по проєктах</w:t>
       </w:r>
       <w:r>
-        <w:t xml:space="preserve">, чого немає на проєктній версії сторінки (там усі записи вже одного проєкту)</w:t>
+        <w:t xml:space="preserve"> </w:t>
+      </w:r>
+      <w:r>
+        <w:t xml:space="preserve">(з посиланням на власну сторінку обліку часу кожного) — саме останньої немає на проєктній версії, бо там і так усі записи вже одного проєкту. Список «Усі записи» — під спойлером (згорнутий за замовчуванням);</w:t>
+      </w:r>
+      <w:r>
+        <w:t xml:space="preserve"> </w:t>
+      </w:r>
+      <w:r>
+        <w:rPr>
+          <w:bCs/>
+          <w:b/>
+        </w:rPr>
+        <w:t xml:space="preserve">клік на будь-яку дату/тиждень/місяць</w:t>
+      </w:r>
+      <w:r>
+        <w:t xml:space="preserve"> </w:t>
+      </w:r>
+      <w:r>
+        <w:t xml:space="preserve">у будь-якій з трьох таблиць динамічно (без перезавантаження сторінки) розгортає спойлер і показує лише записи цього періоду, з кнопкою «Скинути» для повернення до повного списку</w:t>
       </w:r>
     </w:p>
     <w:p>
@@ -589,7 +624,83 @@
         <w:t xml:space="preserve">/projects/{id}/time</w:t>
       </w:r>
       <w:r>
-        <w:t xml:space="preserve">) — загальна сума годин, розбивка по кожному учаснику (хто скільки витратив), і повний список усіх записів по всіх задачах проєкту одразу з посиланням на кожну задачу</w:t>
+        <w:t xml:space="preserve">) — загальна сума годин,</w:t>
+      </w:r>
+      <w:r>
+        <w:t xml:space="preserve"> </w:t>
+      </w:r>
+      <w:r>
+        <w:rPr>
+          <w:bCs/>
+          <w:b/>
+        </w:rPr>
+        <w:t xml:space="preserve">розбивка по днях/тижнях (ISO 8601)/місяцях</w:t>
+      </w:r>
+      <w:r>
+        <w:t xml:space="preserve"> </w:t>
+      </w:r>
+      <w:r>
+        <w:t xml:space="preserve">у вигляді вкладок (у кожній — і загальна сума за період, і</w:t>
+      </w:r>
+      <w:r>
+        <w:t xml:space="preserve"> </w:t>
+      </w:r>
+      <w:r>
+        <w:rPr>
+          <w:bCs/>
+          <w:b/>
+        </w:rPr>
+        <w:t xml:space="preserve">та сама сума в розрізі кожного користувача</w:t>
+      </w:r>
+      <w:r>
+        <w:t xml:space="preserve">), розбивка по кожному учаснику за весь час, і повний список усіх записів по всіх задачах проєкту одразу з посиланням на кожну задачу</w:t>
+      </w:r>
+    </w:p>
+    <w:p>
+      <w:pPr>
+        <w:numPr>
+          <w:ilvl w:val="0"/>
+          <w:numId w:val="1002"/>
+        </w:numPr>
+        <w:pStyle w:val="Compact"/>
+      </w:pPr>
+      <w:r>
+        <w:rPr>
+          <w:bCs/>
+          <w:b/>
+        </w:rPr>
+        <w:t xml:space="preserve">Звіти у форматі PDF</w:t>
+      </w:r>
+      <w:r>
+        <w:t xml:space="preserve"> </w:t>
+      </w:r>
+      <w:r>
+        <w:t xml:space="preserve">(</w:t>
+      </w:r>
+      <w:r>
+        <w:rPr>
+          <w:rStyle w:val="VerbatimChar"/>
+        </w:rPr>
+        <w:t xml:space="preserve">/reports</w:t>
+      </w:r>
+      <w:r>
+        <w:t xml:space="preserve"> </w:t>
+      </w:r>
+      <w:r>
+        <w:t xml:space="preserve">— доступ через кнопку «📄 Сформувати звіт» на сторінках обліку часу проєкту й усієї системи, а не через верхнє меню) — фільтрований звіт обліку часу за тиждень або місяць, з опціональними фільтрами за проєктом, користувачем і категорією активності; перехід із проєктної сторінки обліку часу попередньо обирає саме цей проєкт у формі; генерується напряму на сервері (бібліотека tFPDF, без Composer, кирилиця через вбудований шрифт DejaVu Sans), результат — файл для завантаження. У шапці звіту — горизонтальна діаграма розподілу годин по користувачах (довжина смуги пропорційна кількості годин), нижче — таблиця записів,</w:t>
+      </w:r>
+      <w:r>
+        <w:t xml:space="preserve"> </w:t>
+      </w:r>
+      <w:r>
+        <w:rPr>
+          <w:bCs/>
+          <w:b/>
+        </w:rPr>
+        <w:t xml:space="preserve">згрупована по проєктах</w:t>
+      </w:r>
+      <w:r>
+        <w:t xml:space="preserve">, з проміжним підсумком годин на кожен проєкт і загальною сумою внизу</w:t>
       </w:r>
     </w:p>
     <w:p>
@@ -3615,6 +3726,168 @@
         <w:t xml:space="preserve">не завантажаться; решта функціоналу на це не впливає.</w:t>
       </w:r>
     </w:p>
+    <w:p>
+      <w:pPr>
+        <w:numPr>
+          <w:ilvl w:val="0"/>
+          <w:numId w:val="1011"/>
+        </w:numPr>
+        <w:pStyle w:val="Compact"/>
+      </w:pPr>
+      <w:r>
+        <w:rPr>
+          <w:bCs/>
+          <w:b/>
+        </w:rPr>
+        <w:t xml:space="preserve">PDF-звіти (</w:t>
+      </w:r>
+      <w:r>
+        <w:rPr>
+          <w:rStyle w:val="VerbatimChar"/>
+          <w:bCs/>
+          <w:b/>
+        </w:rPr>
+        <w:t xml:space="preserve">/reports</w:t>
+      </w:r>
+      <w:r>
+        <w:rPr>
+          <w:bCs/>
+          <w:b/>
+        </w:rPr>
+        <w:t xml:space="preserve">) працюють повністю офлайн</w:t>
+      </w:r>
+      <w:r>
+        <w:t xml:space="preserve">, на відміну від Bootstrap/Ганта — бібліотека</w:t>
+      </w:r>
+      <w:r>
+        <w:t xml:space="preserve"> </w:t>
+      </w:r>
+      <w:r>
+        <w:rPr>
+          <w:bCs/>
+          <w:b/>
+        </w:rPr>
+        <w:t xml:space="preserve">tFPDF</w:t>
+      </w:r>
+      <w:r>
+        <w:t xml:space="preserve"> </w:t>
+      </w:r>
+      <w:r>
+        <w:t xml:space="preserve">(LGPL, вільна для будь-якого використання) підключена напряму файлами в</w:t>
+      </w:r>
+      <w:r>
+        <w:t xml:space="preserve"> </w:t>
+      </w:r>
+      <w:r>
+        <w:rPr>
+          <w:rStyle w:val="VerbatimChar"/>
+        </w:rPr>
+        <w:t xml:space="preserve">app/Vendor/tfpdf/</w:t>
+      </w:r>
+      <w:r>
+        <w:t xml:space="preserve">, без Composer і без звернень до інтернету під час генерації. Шрифт DejaVu Sans (теж вбудований, без окремого встановлення) забезпечує коректний вивід кирилиці. При першому формуванні звіту бібліотека сама створює у</w:t>
+      </w:r>
+      <w:r>
+        <w:t xml:space="preserve"> </w:t>
+      </w:r>
+      <w:r>
+        <w:rPr>
+          <w:rStyle w:val="VerbatimChar"/>
+        </w:rPr>
+        <w:t xml:space="preserve">font/unifont/</w:t>
+      </w:r>
+      <w:r>
+        <w:t xml:space="preserve"> </w:t>
+      </w:r>
+      <w:r>
+        <w:t xml:space="preserve">кілька файлів кешу метрик шрифту (</w:t>
+      </w:r>
+      <w:r>
+        <w:rPr>
+          <w:rStyle w:val="VerbatimChar"/>
+        </w:rPr>
+        <w:t xml:space="preserve">*.mtx.php</w:t>
+      </w:r>
+      <w:r>
+        <w:t xml:space="preserve">,</w:t>
+      </w:r>
+      <w:r>
+        <w:t xml:space="preserve"> </w:t>
+      </w:r>
+      <w:r>
+        <w:rPr>
+          <w:rStyle w:val="VerbatimChar"/>
+        </w:rPr>
+        <w:t xml:space="preserve">*.cw.dat</w:t>
+      </w:r>
+      <w:r>
+        <w:t xml:space="preserve">,</w:t>
+      </w:r>
+      <w:r>
+        <w:t xml:space="preserve"> </w:t>
+      </w:r>
+      <w:r>
+        <w:rPr>
+          <w:rStyle w:val="VerbatimChar"/>
+        </w:rPr>
+        <w:t xml:space="preserve">*.cw127.php</w:t>
+      </w:r>
+      <w:r>
+        <w:t xml:space="preserve">) — це нормально й очікувано, вони прискорюють наступні звіти.</w:t>
+      </w:r>
+      <w:r>
+        <w:t xml:space="preserve"> </w:t>
+      </w:r>
+      <w:r>
+        <w:rPr>
+          <w:bCs/>
+          <w:b/>
+        </w:rPr>
+        <w:t xml:space="preserve">Важливо:</w:t>
+      </w:r>
+      <w:r>
+        <w:t xml:space="preserve"> </w:t>
+      </w:r>
+      <w:r>
+        <w:t xml:space="preserve">ці файли кешують абсолютний шлях до сервера, на якому створені, тому їх не можна переносити між серверами copy-paste'ом — при розгортанні на новому сервері (або оновленні через архів) видаліть їх, якщо вони випадково туди потрапили, і дайте папці</w:t>
+      </w:r>
+      <w:r>
+        <w:t xml:space="preserve"> </w:t>
+      </w:r>
+      <w:r>
+        <w:rPr>
+          <w:rStyle w:val="VerbatimChar"/>
+        </w:rPr>
+        <w:t xml:space="preserve">font/unifont/</w:t>
+      </w:r>
+      <w:r>
+        <w:t xml:space="preserve"> </w:t>
+      </w:r>
+      <w:r>
+        <w:t xml:space="preserve">право на запис (</w:t>
+      </w:r>
+      <w:r>
+        <w:rPr>
+          <w:rStyle w:val="VerbatimChar"/>
+        </w:rPr>
+        <w:t xml:space="preserve">install.sh</w:t>
+      </w:r>
+      <w:r>
+        <w:t xml:space="preserve">/</w:t>
+      </w:r>
+      <w:r>
+        <w:rPr>
+          <w:rStyle w:val="VerbatimChar"/>
+        </w:rPr>
+        <w:t xml:space="preserve">update.sh</w:t>
+      </w:r>
+      <w:r>
+        <w:t xml:space="preserve"> </w:t>
+      </w:r>
+      <w:r>
+        <w:t xml:space="preserve">роблять це автоматично) — бібліотека перестворить кеш правильно сама.</w:t>
+      </w:r>
+    </w:p>
     <w:bookmarkEnd w:id="30"/>
     <w:bookmarkStart w:id="31" w:name="структура-проєкту"/>
     <w:p>
@@ -3660,7 +3933,7 @@
         <w:rPr>
           <w:rStyle w:val="VerbatimChar"/>
         </w:rPr>
-        <w:t xml:space="preserve">│   ├── Core/             # роутер, БД, конфіг, автентифікація, CSRF, рендеринг шаблонів</w:t>
+        <w:t xml:space="preserve">│   ├── Core/             # роутер, БД, конфіг, автентифікація, CSRF, рендеринг шаблонів, PdfReport (обгортка над tFPDF)</w:t>
       </w:r>
       <w:r>
         <w:br/>
@@ -3669,7 +3942,7 @@
         <w:rPr>
           <w:rStyle w:val="VerbatimChar"/>
         </w:rPr>
-        <w:t xml:space="preserve">│   ├── Models/           # робота з БД (User, Project, Task, Ticket, Audit)</w:t>
+        <w:t xml:space="preserve">│   ├── Models/           # робота з БД (User, Project, Task, Ticket, Milestone, Audit)</w:t>
       </w:r>
       <w:r>
         <w:br/>
@@ -3679,6 +3952,15 @@
           <w:rStyle w:val="VerbatimChar"/>
         </w:rPr>
         <w:t xml:space="preserve">│   ├── Views/            # PHP-шаблони (Bootstrap 5 з CDN)</w:t>
+      </w:r>
+      <w:r>
+        <w:br/>
+      </w:r>
+      <w:r>
+        <w:rPr>
+          <w:rStyle w:val="VerbatimChar"/>
+        </w:rPr>
+        <w:t xml:space="preserve">│   ├── Vendor/tfpdf/     # бібліотека tFPDF (LGPL, без Composer) + шрифт DejaVu Sans для кирилиці в PDF-звітах</w:t>
       </w:r>
       <w:r>
         <w:br/>
@@ -5285,6 +5567,670 @@
       </w:r>
       <w:r>
         <w:t xml:space="preserve">(не адмін) сторінка коректно повертає 403.</w:t>
+      </w:r>
+    </w:p>
+    <w:p>
+      <w:pPr>
+        <w:numPr>
+          <w:ilvl w:val="0"/>
+          <w:numId w:val="1013"/>
+        </w:numPr>
+        <w:pStyle w:val="Compact"/>
+      </w:pPr>
+      <w:r>
+        <w:t xml:space="preserve">Розбивка обліку часу по днях/тижнях/місяцях: перевірено на записах, навмисно рознесених по різних періодах — два записи в один день (2+1 год) коректно підсумувались в один рядок «01.09.2026 → 3.00»; тиждень визначено за ISO 8601 (</w:t>
+      </w:r>
+      <w:r>
+        <w:rPr>
+          <w:rStyle w:val="VerbatimChar"/>
+        </w:rPr>
+        <w:t xml:space="preserve">2026-W36</w:t>
+      </w:r>
+      <w:r>
+        <w:t xml:space="preserve">,</w:t>
+      </w:r>
+      <w:r>
+        <w:t xml:space="preserve"> </w:t>
+      </w:r>
+      <w:r>
+        <w:rPr>
+          <w:rStyle w:val="VerbatimChar"/>
+        </w:rPr>
+        <w:t xml:space="preserve">2026-W37</w:t>
+      </w:r>
+      <w:r>
+        <w:t xml:space="preserve">,</w:t>
+      </w:r>
+      <w:r>
+        <w:t xml:space="preserve"> </w:t>
+      </w:r>
+      <w:r>
+        <w:rPr>
+          <w:rStyle w:val="VerbatimChar"/>
+        </w:rPr>
+        <w:t xml:space="preserve">2026-W41</w:t>
+      </w:r>
+      <w:r>
+        <w:t xml:space="preserve"> </w:t>
+      </w:r>
+      <w:r>
+        <w:t xml:space="preserve">— саме ті номери тижнів, що дав контрольний SQL-запит</w:t>
+      </w:r>
+      <w:r>
+        <w:t xml:space="preserve"> </w:t>
+      </w:r>
+      <w:r>
+        <w:rPr>
+          <w:rStyle w:val="VerbatimChar"/>
+        </w:rPr>
+        <w:t xml:space="preserve">WEEK(date, 3)</w:t>
+      </w:r>
+      <w:r>
+        <w:t xml:space="preserve"> </w:t>
+      </w:r>
+      <w:r>
+        <w:t xml:space="preserve">напряму); місяць підсумував записи з різних тижнів правильно («09.2026 → 8.00» = 3+5, «10.2026 → 7.00»). Та сама логіка перевірена ідентично й на глобальній сторінці</w:t>
+      </w:r>
+      <w:r>
+        <w:t xml:space="preserve"> </w:t>
+      </w:r>
+      <w:r>
+        <w:rPr>
+          <w:rStyle w:val="VerbatimChar"/>
+        </w:rPr>
+        <w:t xml:space="preserve">/admin/time</w:t>
+      </w:r>
+      <w:r>
+        <w:t xml:space="preserve">.</w:t>
+      </w:r>
+    </w:p>
+    <w:p>
+      <w:pPr>
+        <w:numPr>
+          <w:ilvl w:val="0"/>
+          <w:numId w:val="1013"/>
+        </w:numPr>
+        <w:pStyle w:val="Compact"/>
+      </w:pPr>
+      <w:r>
+        <w:t xml:space="preserve">Розбивка по періоду ОДНОЧАСНО з користувачем/проєктом: перевірено на трьох записах в один ISO-тиждень (2026-W36) — два від адміна (2+3 год) у своєму проєкті, один від</w:t>
+      </w:r>
+      <w:r>
+        <w:t xml:space="preserve"> </w:t>
+      </w:r>
+      <w:r>
+        <w:rPr>
+          <w:rStyle w:val="VerbatimChar"/>
+        </w:rPr>
+        <w:t xml:space="preserve">it_manager</w:t>
+      </w:r>
+      <w:r>
+        <w:t xml:space="preserve"> </w:t>
+      </w:r>
+      <w:r>
+        <w:t xml:space="preserve">(4 год) у власному, окремому проєкті. Проєктна сторінка</w:t>
+      </w:r>
+      <w:r>
+        <w:t xml:space="preserve"> </w:t>
+      </w:r>
+      <w:r>
+        <w:rPr>
+          <w:rStyle w:val="VerbatimChar"/>
+        </w:rPr>
+        <w:t xml:space="preserve">/projects/{id}/time</w:t>
+      </w:r>
+      <w:r>
+        <w:t xml:space="preserve"> </w:t>
+      </w:r>
+      <w:r>
+        <w:t xml:space="preserve">показала у вкладці «По тижнях» лише свій проєкт: «2026-W36, Адміністратор Системи → 5.00» (не бачила чужого запису Марії). Глобальна сторінка</w:t>
+      </w:r>
+      <w:r>
+        <w:t xml:space="preserve"> </w:t>
+      </w:r>
+      <w:r>
+        <w:rPr>
+          <w:rStyle w:val="VerbatimChar"/>
+        </w:rPr>
+        <w:t xml:space="preserve">/admin/time</w:t>
+      </w:r>
+      <w:r>
+        <w:t xml:space="preserve"> </w:t>
+      </w:r>
+      <w:r>
+        <w:t xml:space="preserve">у тій самій вкладці показала правильний тришаровий розріз: загалом «2026-W36 → 9.00», по користувачах — точно 5.00 та 4.00, по проєктах — точно 5.00 та 4.00 (кожен зі своїм посиланням).</w:t>
+      </w:r>
+    </w:p>
+    <w:p>
+      <w:pPr>
+        <w:numPr>
+          <w:ilvl w:val="0"/>
+          <w:numId w:val="1013"/>
+        </w:numPr>
+        <w:pStyle w:val="Compact"/>
+      </w:pPr>
+      <w:r>
+        <w:rPr>
+          <w:bCs/>
+          <w:b/>
+        </w:rPr>
+        <w:t xml:space="preserve">PDF-звіти (</w:t>
+      </w:r>
+      <w:r>
+        <w:rPr>
+          <w:rStyle w:val="VerbatimChar"/>
+          <w:bCs/>
+          <w:b/>
+        </w:rPr>
+        <w:t xml:space="preserve">/reports</w:t>
+      </w:r>
+      <w:r>
+        <w:rPr>
+          <w:bCs/>
+          <w:b/>
+        </w:rPr>
+        <w:t xml:space="preserve">)</w:t>
+      </w:r>
+      <w:r>
+        <w:t xml:space="preserve"> </w:t>
+      </w:r>
+      <w:r>
+        <w:t xml:space="preserve">— під час розробки бібліотеку tFPDF довелось вибирати уважно: перша знайдена версія (сучасний OOP-рефактор DocnetUK з namespace) виявилась заскладною для підключення без Composer, тому свідомо перейшов на класичну однофайлову офіційну версію 1.33. Перед побудовою самої фічі перевірив кирилицю ізольованим тестом (рендер у зображення, візуальний огляд) — спрацювало одразу завдяки вбудованому шрифту DejaVu Sans. Далі — повний наскрізний тест через реальний HTTP-запит із реальними даними:</w:t>
+      </w:r>
+      <w:r>
+        <w:t xml:space="preserve"> </w:t>
+      </w:r>
+      <w:r>
+        <w:rPr>
+          <w:bCs/>
+          <w:b/>
+        </w:rPr>
+        <w:t xml:space="preserve">при першому ж візуальному перегляді згенерованого PDF виявив реальний баг</w:t>
+      </w:r>
+      <w:r>
+        <w:t xml:space="preserve"> </w:t>
+      </w:r>
+      <w:r>
+        <w:t xml:space="preserve">— сума ширин колонок таблиці (195мм) перевищувала друковану область сторінки A4 (180мм), через що текст на кшталт «Адміністратор Системи» наїжджав на сусідню колонку. Виправив ширини колонок і межі обрізання тексту, перегенерував і підтвердив візуально — таблиця акуратна, довгі значення коректно обрізаються («Адміністратор Си…»). Після цього перевірив: фільтр за категорією (з кирилицею в URL) дав рівно один запис із сумою 2.00; фільтр за місяцем без інших фільтрів дав 8.50 (сума обох записів); фільтр за конкретним користувачем, який нічого не логував, дав «Немає записів» замість помилки; фільтр за проєктом, до якого людина не має доступу, коректно відхиляється редиректом з поясненням, а без фільтра за проєктом та сама людина отримує порожній звіт (жодні чужі дані не просочуються); некоректний формат тижня і відсутність вибору періоду відхиляються з дружнім повідомленням.</w:t>
+      </w:r>
+    </w:p>
+    <w:p>
+      <w:pPr>
+        <w:numPr>
+          <w:ilvl w:val="0"/>
+          <w:numId w:val="1013"/>
+        </w:numPr>
+        <w:pStyle w:val="Compact"/>
+      </w:pPr>
+      <w:r>
+        <w:rPr>
+          <w:bCs/>
+          <w:b/>
+        </w:rPr>
+        <w:t xml:space="preserve">Виправлення після зворотного зв'язку користувача:</w:t>
+      </w:r>
+      <w:r>
+        <w:t xml:space="preserve"> </w:t>
+      </w:r>
+      <w:r>
+        <w:t xml:space="preserve">у щойно зданому архіві бібліотека tFPDF залишила після моїх тестів файли кешу метрик шрифту (</w:t>
+      </w:r>
+      <w:r>
+        <w:rPr>
+          <w:rStyle w:val="VerbatimChar"/>
+        </w:rPr>
+        <w:t xml:space="preserve">*.mtx.php</w:t>
+      </w:r>
+      <w:r>
+        <w:t xml:space="preserve">) із захардкодженим абсолютним шляхом до мого тестового середовища (</w:t>
+      </w:r>
+      <w:r>
+        <w:rPr>
+          <w:rStyle w:val="VerbatimChar"/>
+        </w:rPr>
+        <w:t xml:space="preserve">/home/claude/...</w:t>
+      </w:r>
+      <w:r>
+        <w:t xml:space="preserve">) — на реальному сервері за іншим шляхом це спричиняло помилку</w:t>
+      </w:r>
+      <w:r>
+        <w:t xml:space="preserve"> </w:t>
+      </w:r>
+      <w:r>
+        <w:rPr>
+          <w:rStyle w:val="VerbatimChar"/>
+        </w:rPr>
+        <w:t xml:space="preserve">Can't open file</w:t>
+      </w:r>
+      <w:r>
+        <w:t xml:space="preserve">. Причина: tFPDF довіряє кешу, якщо розмір TTF-файлу збігається, і бере звідти старий шлях замість обчислення нового. Видалив усі такі кеш-файли з дистрибутиву (лишились лише вихідний код і самі шрифти), перевірив генерацію звіту з нуля — бібліотека сама коректно перестворила кеш, і повторно перевірив увесь проєкт пошуком (</w:t>
+      </w:r>
+      <w:r>
+        <w:rPr>
+          <w:rStyle w:val="VerbatimChar"/>
+        </w:rPr>
+        <w:t xml:space="preserve">grep -rl "/home/claude"</w:t>
+      </w:r>
+      <w:r>
+        <w:t xml:space="preserve">), що жодних інших слідів мого шляху не лишилось. Додав автоматичне очищення такого кешу в</w:t>
+      </w:r>
+      <w:r>
+        <w:t xml:space="preserve"> </w:t>
+      </w:r>
+      <w:r>
+        <w:rPr>
+          <w:rStyle w:val="VerbatimChar"/>
+        </w:rPr>
+        <w:t xml:space="preserve">update.sh</w:t>
+      </w:r>
+      <w:r>
+        <w:t xml:space="preserve"> </w:t>
+      </w:r>
+      <w:r>
+        <w:t xml:space="preserve">(новий крок) і</w:t>
+      </w:r>
+      <w:r>
+        <w:t xml:space="preserve"> </w:t>
+      </w:r>
+      <w:r>
+        <w:rPr>
+          <w:bCs/>
+          <w:b/>
+        </w:rPr>
+        <w:t xml:space="preserve">реально відтворив ситуацію користувача</w:t>
+      </w:r>
+      <w:r>
+        <w:t xml:space="preserve">: створив тестове розгортання з фейковим кешем, що містив чужий шлях, запустив</w:t>
+      </w:r>
+      <w:r>
+        <w:t xml:space="preserve"> </w:t>
+      </w:r>
+      <w:r>
+        <w:rPr>
+          <w:rStyle w:val="VerbatimChar"/>
+        </w:rPr>
+        <w:t xml:space="preserve">update.sh</w:t>
+      </w:r>
+      <w:r>
+        <w:t xml:space="preserve"> </w:t>
+      </w:r>
+      <w:r>
+        <w:t xml:space="preserve">і підтвердив, що він знаходить і видаляє такий файл.</w:t>
+      </w:r>
+    </w:p>
+    <w:p>
+      <w:pPr>
+        <w:numPr>
+          <w:ilvl w:val="0"/>
+          <w:numId w:val="1013"/>
+        </w:numPr>
+        <w:pStyle w:val="Compact"/>
+      </w:pPr>
+      <w:r>
+        <w:t xml:space="preserve">Діаграма розподілу годин по користувачах і групування таблиці по проєктах (за додатковим запитом користувача): перевірено на сценарії з двома користувачами в двох різних проєктах — Іван (11 год: 8+3 у «Проєкті Бета», дві задачі) та адмін (5 год у «Проєкті Альфа»). На згенерованому PDF підтверджено візуально: смуга Івана довша за смугу адміна пропорційно до 11 проти 5 годин; таблиця показала «Проєкт Бета» першим (сортування за спаданням підсумку) з обома його задачами і рядком «Витрачено на опрацювання проєкту: 11.00», потім «Проєкт Альфа» з підсумком 5.00, і загальний підсумок «Разом: 16.00 год.» — усі суми зійшлися. Окремо перевірив фільтр за конкретним проєктом — лишається рівно одна група з тим самим підсумком.</w:t>
+      </w:r>
+    </w:p>
+    <w:p>
+      <w:pPr>
+        <w:numPr>
+          <w:ilvl w:val="0"/>
+          <w:numId w:val="1013"/>
+        </w:numPr>
+        <w:pStyle w:val="Compact"/>
+      </w:pPr>
+      <w:r>
+        <w:t xml:space="preserve">Спойлер «Усі записи» та динамічна фільтрація по кліку на період (</w:t>
+      </w:r>
+      <w:r>
+        <w:rPr>
+          <w:rStyle w:val="VerbatimChar"/>
+        </w:rPr>
+        <w:t xml:space="preserve">/admin/time</w:t>
+      </w:r>
+      <w:r>
+        <w:t xml:space="preserve">): перевірено реальним headless-браузером (мережа тестового середовища блокує CDN Bootstrap, тому тимчасово підключив локальну копію через npm — так само, як раніше для Frappe Gantt — щоб перевірити справжню поведінку, а не здогадуватись).</w:t>
+      </w:r>
+      <w:r>
+        <w:t xml:space="preserve"> </w:t>
+      </w:r>
+      <w:r>
+        <w:rPr>
+          <w:bCs/>
+          <w:b/>
+        </w:rPr>
+        <w:t xml:space="preserve">Перша ж спроба виявила реальний баг</w:t>
+      </w:r>
+      <w:r>
+        <w:t xml:space="preserve">:</w:t>
+      </w:r>
+      <w:r>
+        <w:t xml:space="preserve"> </w:t>
+      </w:r>
+      <w:r>
+        <w:rPr>
+          <w:rStyle w:val="VerbatimChar"/>
+        </w:rPr>
+        <w:t xml:space="preserve">json_encode()</w:t>
+      </w:r>
+      <w:r>
+        <w:t xml:space="preserve"> </w:t>
+      </w:r>
+      <w:r>
+        <w:t xml:space="preserve">значення періоду, вставлений напряму в атрибут</w:t>
+      </w:r>
+      <w:r>
+        <w:t xml:space="preserve"> </w:t>
+      </w:r>
+      <w:r>
+        <w:rPr>
+          <w:rStyle w:val="VerbatimChar"/>
+        </w:rPr>
+        <w:t xml:space="preserve">onclick="..."</w:t>
+      </w:r>
+      <w:r>
+        <w:t xml:space="preserve">, створював у розмітці подвійні лапки всередині подвійних лапок — браузер обривав атрибут на першій же внутрішній лапці, і клік не робив узагалі нічого (ні розгортання спойлера, ні фільтрації, хоча PHP-рендеринг проходив без помилок). Виправив через</w:t>
+      </w:r>
+      <w:r>
+        <w:t xml:space="preserve"> </w:t>
+      </w:r>
+      <w:r>
+        <w:rPr>
+          <w:rStyle w:val="VerbatimChar"/>
+        </w:rPr>
+        <w:t xml:space="preserve">htmlspecialchars(json_encode(...), ENT_QUOTES)</w:t>
+      </w:r>
+      <w:r>
+        <w:t xml:space="preserve"> </w:t>
+      </w:r>
+      <w:r>
+        <w:t xml:space="preserve">— стандартний спосіб безпечно вставляти JSON у HTML-атрибут. Після фіксу headless-браузер підтвердив: клік на «2026-W38» розгорнув спойлер і показав рівно 2 записи цього тижня, приховавши третій (з іншого тижня), зі статусом «Показано записи за: тиждень 2026-W38»; кнопка «Скинути» повернула всі 3 записи. Окремо перевірив фільтрацію по конкретному дню (1 запис) і по місяцю (1 запис) — обидва відпрацювали точно.</w:t>
+      </w:r>
+    </w:p>
+    <w:p>
+      <w:pPr>
+        <w:numPr>
+          <w:ilvl w:val="0"/>
+          <w:numId w:val="1013"/>
+        </w:numPr>
+        <w:pStyle w:val="Compact"/>
+      </w:pPr>
+      <w:r>
+        <w:t xml:space="preserve">Прибрано «Звіти» з верхнього меню, додано кнопку «📄 Сформувати звіт» на сторінках обліку часу проєкту й усієї системи (щоб не втратити доступ для звичайних користувачів після видалення пункту з навбару — на це я вирішив самостійно, оскільки запит стосувався лише сторінки</w:t>
+      </w:r>
+      <w:r>
+        <w:t xml:space="preserve"> </w:t>
+      </w:r>
+      <w:r>
+        <w:rPr>
+          <w:rStyle w:val="VerbatimChar"/>
+        </w:rPr>
+        <w:t xml:space="preserve">/admin/time</w:t>
+      </w:r>
+      <w:r>
+        <w:t xml:space="preserve">, а видалення пункту меню глобальне для всіх ролей). Перевірено: пункту «Звіти» більше немає в навбарі на жодній сторінці; кнопка на</w:t>
+      </w:r>
+      <w:r>
+        <w:t xml:space="preserve"> </w:t>
+      </w:r>
+      <w:r>
+        <w:rPr>
+          <w:rStyle w:val="VerbatimChar"/>
+        </w:rPr>
+        <w:t xml:space="preserve">/admin/time</w:t>
+      </w:r>
+      <w:r>
+        <w:t xml:space="preserve"> </w:t>
+      </w:r>
+      <w:r>
+        <w:t xml:space="preserve">веде на</w:t>
+      </w:r>
+      <w:r>
+        <w:t xml:space="preserve"> </w:t>
+      </w:r>
+      <w:r>
+        <w:rPr>
+          <w:rStyle w:val="VerbatimChar"/>
+        </w:rPr>
+        <w:t xml:space="preserve">/reports</w:t>
+      </w:r>
+      <w:r>
+        <w:t xml:space="preserve"> </w:t>
+      </w:r>
+      <w:r>
+        <w:t xml:space="preserve">без параметрів; кнопка на проєктній сторінці обліку часу веде на</w:t>
+      </w:r>
+      <w:r>
+        <w:t xml:space="preserve"> </w:t>
+      </w:r>
+      <w:r>
+        <w:rPr>
+          <w:rStyle w:val="VerbatimChar"/>
+        </w:rPr>
+        <w:t xml:space="preserve">/reports?project_id=N</w:t>
+      </w:r>
+      <w:r>
+        <w:t xml:space="preserve"> </w:t>
+      </w:r>
+      <w:r>
+        <w:t xml:space="preserve">і форма справді показує саме цей проєкт попередньо обраним (</w:t>
+      </w:r>
+      <w:r>
+        <w:rPr>
+          <w:rStyle w:val="VerbatimChar"/>
+        </w:rPr>
+        <w:t xml:space="preserve">selected</w:t>
+      </w:r>
+      <w:r>
+        <w:t xml:space="preserve"> </w:t>
+      </w:r>
+      <w:r>
+        <w:t xml:space="preserve">на потрібному</w:t>
+      </w:r>
+      <w:r>
+        <w:t xml:space="preserve"> </w:t>
+      </w:r>
+      <w:r>
+        <w:rPr>
+          <w:rStyle w:val="VerbatimChar"/>
+        </w:rPr>
+        <w:t xml:space="preserve">&lt;option&gt;</w:t>
+      </w:r>
+      <w:r>
+        <w:t xml:space="preserve">).</w:t>
+      </w:r>
+    </w:p>
+    <w:p>
+      <w:pPr>
+        <w:numPr>
+          <w:ilvl w:val="0"/>
+          <w:numId w:val="1013"/>
+        </w:numPr>
+        <w:pStyle w:val="Compact"/>
+      </w:pPr>
+      <w:r>
+        <w:rPr>
+          <w:bCs/>
+          <w:b/>
+        </w:rPr>
+        <w:t xml:space="preserve">Виправлення бага, знайденого користувачем:</w:t>
+      </w:r>
+      <w:r>
+        <w:t xml:space="preserve"> </w:t>
+      </w:r>
+      <w:r>
+        <w:t xml:space="preserve">кнопка «Сформувати PDF» на формі звітів не працювала для типу періоду «Місяць», якщо перед цим не обрати «Тиждень» — і взагалі ніяк не повідомляла про причину. Через headless-браузер відтворив і підтвердив точний механізм: поле «Тиждень» мало статичний атрибут</w:t>
+      </w:r>
+      <w:r>
+        <w:t xml:space="preserve"> </w:t>
+      </w:r>
+      <w:r>
+        <w:rPr>
+          <w:rStyle w:val="VerbatimChar"/>
+        </w:rPr>
+        <w:t xml:space="preserve">required</w:t>
+      </w:r>
+      <w:r>
+        <w:t xml:space="preserve">, і коли обирався тип «Місяць», це поле лише візуально ховалось класом</w:t>
+      </w:r>
+      <w:r>
+        <w:t xml:space="preserve"> </w:t>
+      </w:r>
+      <w:r>
+        <w:rPr>
+          <w:rStyle w:val="VerbatimChar"/>
+        </w:rPr>
+        <w:t xml:space="preserve">d-none</w:t>
+      </w:r>
+      <w:r>
+        <w:t xml:space="preserve">, але лишалось</w:t>
+      </w:r>
+      <w:r>
+        <w:t xml:space="preserve"> </w:t>
+      </w:r>
+      <w:r>
+        <w:rPr>
+          <w:rStyle w:val="VerbatimChar"/>
+        </w:rPr>
+        <w:t xml:space="preserve">required</w:t>
+      </w:r>
+      <w:r>
+        <w:t xml:space="preserve"> </w:t>
+      </w:r>
+      <w:r>
+        <w:t xml:space="preserve">— браузер продовжував вимагати його заповнення при сабміті, не міг показати підказку на прихованому полі (</w:t>
+      </w:r>
+      <w:r>
+        <w:rPr>
+          <w:rStyle w:val="VerbatimChar"/>
+        </w:rPr>
+        <w:t xml:space="preserve">An invalid form control with name='week' is not focusable</w:t>
+      </w:r>
+      <w:r>
+        <w:t xml:space="preserve">) і тому мовчки блокував відправлення форми без жодного видимого повідомлення. Це пояснює й спостереження користувача: коли перед цим уже вписати значення в поле тижня (навіть якщо потім переключитись на «Місяць»), поле «Тиждень» лишається заповненим і формально проходить валідацію, тому все «працює». Виправив, зробивши</w:t>
+      </w:r>
+      <w:r>
+        <w:t xml:space="preserve"> </w:t>
+      </w:r>
+      <w:r>
+        <w:rPr>
+          <w:rStyle w:val="VerbatimChar"/>
+        </w:rPr>
+        <w:t xml:space="preserve">required</w:t>
+      </w:r>
+      <w:r>
+        <w:t xml:space="preserve"> </w:t>
+      </w:r>
+      <w:r>
+        <w:t xml:space="preserve">динамічним — вмикається лише на полі активного типу періоду, вимикається на прихованому. Після фіксу headless-браузер підтвердив:</w:t>
+      </w:r>
+      <w:r>
+        <w:t xml:space="preserve"> </w:t>
+      </w:r>
+      <w:r>
+        <w:rPr>
+          <w:rStyle w:val="VerbatimChar"/>
+        </w:rPr>
+        <w:t xml:space="preserve">form.checkValidity()</w:t>
+      </w:r>
+      <w:r>
+        <w:t xml:space="preserve"> </w:t>
+      </w:r>
+      <w:r>
+        <w:t xml:space="preserve">повертає</w:t>
+      </w:r>
+      <w:r>
+        <w:t xml:space="preserve"> </w:t>
+      </w:r>
+      <w:r>
+        <w:rPr>
+          <w:rStyle w:val="VerbatimChar"/>
+        </w:rPr>
+        <w:t xml:space="preserve">true</w:t>
+      </w:r>
+      <w:r>
+        <w:t xml:space="preserve"> </w:t>
+      </w:r>
+      <w:r>
+        <w:t xml:space="preserve">одразу при виборі «Місяць» без попереднього кроку, і подія</w:t>
+      </w:r>
+      <w:r>
+        <w:t xml:space="preserve"> </w:t>
+      </w:r>
+      <w:r>
+        <w:rPr>
+          <w:rStyle w:val="VerbatimChar"/>
+        </w:rPr>
+        <w:t xml:space="preserve">submit</w:t>
+      </w:r>
+      <w:r>
+        <w:t xml:space="preserve"> </w:t>
+      </w:r>
+      <w:r>
+        <w:t xml:space="preserve">форми реально спрацьовує з правильною адресою</w:t>
+      </w:r>
+      <w:r>
+        <w:t xml:space="preserve"> </w:t>
+      </w:r>
+      <w:r>
+        <w:rPr>
+          <w:rStyle w:val="VerbatimChar"/>
+        </w:rPr>
+        <w:t xml:space="preserve">/reports/pdf</w:t>
+      </w:r>
+      <w:r>
+        <w:t xml:space="preserve">; окремо перевірив пряму генерацію місячного PDF через backend — коректний файл. Контрольний сценарій «Тиждень» (уже підтверджений користувачем як робочий) прогнав через той самий тестовий стенд для порівняння поведінки.</w:t>
+      </w:r>
+    </w:p>
+    <w:p>
+      <w:pPr>
+        <w:numPr>
+          <w:ilvl w:val="0"/>
+          <w:numId w:val="1013"/>
+        </w:numPr>
+        <w:pStyle w:val="Compact"/>
+      </w:pPr>
+      <w:r>
+        <w:rPr>
+          <w:bCs/>
+          <w:b/>
+        </w:rPr>
+        <w:t xml:space="preserve">Важливо: під час цієї розробки тестове середовище (де я перевіряю код перед видачею) неочікувано скинулося повністю</w:t>
+      </w:r>
+      <w:r>
+        <w:t xml:space="preserve"> </w:t>
+      </w:r>
+      <w:r>
+        <w:t xml:space="preserve">— PHP, MariaDB та всі тимчасові файли зникли. Виявив це одразу (команда</w:t>
+      </w:r>
+      <w:r>
+        <w:t xml:space="preserve"> </w:t>
+      </w:r>
+      <w:r>
+        <w:rPr>
+          <w:rStyle w:val="VerbatimChar"/>
+        </w:rPr>
+        <w:t xml:space="preserve">php -l</w:t>
+      </w:r>
+      <w:r>
+        <w:t xml:space="preserve"> </w:t>
+      </w:r>
+      <w:r>
+        <w:t xml:space="preserve">перестала працювати), перевірив масштаб проблеми, і відновив увесь проєкт з останнього збереженого архіву</w:t>
+      </w:r>
+      <w:r>
+        <w:t xml:space="preserve"> </w:t>
+      </w:r>
+      <w:r>
+        <w:rPr>
+          <w:rStyle w:val="VerbatimChar"/>
+        </w:rPr>
+        <w:t xml:space="preserve">itsm-system-0.1.0.zip</w:t>
+      </w:r>
+      <w:r>
+        <w:t xml:space="preserve"> </w:t>
+      </w:r>
+      <w:r>
+        <w:t xml:space="preserve">(за часовою міткою — стан рівно перед початком роботи над звітами, тож нічого з попередніх сесій не було втрачено), після чого перевстановив PHP і MariaDB та повторив розробку і всі тести з нуля. Це стосується лише мого робочого середовища розробки — не файлів, які ви отримали.</w:t>
       </w:r>
     </w:p>
     <w:p>

--- a/docs/ITSM_System_Documentation.docx
+++ b/docs/ITSM_System_Documentation.docx
@@ -4059,7 +4059,16 @@
         <w:rPr>
           <w:rStyle w:val="VerbatimChar"/>
         </w:rPr>
-        <w:t xml:space="preserve">│       └── 004_add_milestones.sql</w:t>
+        <w:t xml:space="preserve">│       ├── 004_add_milestones.sql</w:t>
+      </w:r>
+      <w:r>
+        <w:br/>
+      </w:r>
+      <w:r>
+        <w:rPr>
+          <w:rStyle w:val="VerbatimChar"/>
+        </w:rPr>
+        <w:t xml:space="preserve">│       └── 005_add_time_logs_date_index.sql</w:t>
       </w:r>
       <w:r>
         <w:br/>
@@ -5441,6 +5450,315 @@
         <w:pStyle w:val="Compact"/>
       </w:pPr>
       <w:r>
+        <w:rPr>
+          <w:bCs/>
+          <w:b/>
+        </w:rPr>
+        <w:t xml:space="preserve">Аудит і оптимізація коду</w:t>
+      </w:r>
+      <w:r>
+        <w:t xml:space="preserve"> </w:t>
+      </w:r>
+      <w:r>
+        <w:t xml:space="preserve">(за прямим запитом): систематично перевірив кожен публічний метод кожної моделі й Core-класу на реальне використання. Під час першого проходу</w:t>
+      </w:r>
+      <w:r>
+        <w:t xml:space="preserve"> </w:t>
+      </w:r>
+      <w:r>
+        <w:rPr>
+          <w:bCs/>
+          <w:b/>
+        </w:rPr>
+        <w:t xml:space="preserve">мало не видалив робочий метод</w:t>
+      </w:r>
+      <w:r>
+        <w:t xml:space="preserve"> </w:t>
+      </w:r>
+      <w:r>
+        <w:rPr>
+          <w:rStyle w:val="VerbatimChar"/>
+        </w:rPr>
+        <w:t xml:space="preserve">Ticket::all()</w:t>
+      </w:r>
+      <w:r>
+        <w:t xml:space="preserve">, прийнявши його за мертвий код — мій пошук шукав виклики виду</w:t>
+      </w:r>
+      <w:r>
+        <w:t xml:space="preserve"> </w:t>
+      </w:r>
+      <w:r>
+        <w:rPr>
+          <w:rStyle w:val="VerbatimChar"/>
+        </w:rPr>
+        <w:t xml:space="preserve">Ticket::method()</w:t>
+      </w:r>
+      <w:r>
+        <w:t xml:space="preserve">, а</w:t>
+      </w:r>
+      <w:r>
+        <w:t xml:space="preserve"> </w:t>
+      </w:r>
+      <w:r>
+        <w:rPr>
+          <w:rStyle w:val="VerbatimChar"/>
+        </w:rPr>
+        <w:t xml:space="preserve">allVisibleTo()</w:t>
+      </w:r>
+      <w:r>
+        <w:t xml:space="preserve"> </w:t>
+      </w:r>
+      <w:r>
+        <w:t xml:space="preserve">викликає його як</w:t>
+      </w:r>
+      <w:r>
+        <w:t xml:space="preserve"> </w:t>
+      </w:r>
+      <w:r>
+        <w:rPr>
+          <w:rStyle w:val="VerbatimChar"/>
+        </w:rPr>
+        <w:t xml:space="preserve">self::all()</w:t>
+      </w:r>
+      <w:r>
+        <w:t xml:space="preserve">, що під цей патерн не підпадало. Одразу повернув метод і переробив пошук з урахуванням</w:t>
+      </w:r>
+      <w:r>
+        <w:t xml:space="preserve"> </w:t>
+      </w:r>
+      <w:r>
+        <w:rPr>
+          <w:rStyle w:val="VerbatimChar"/>
+        </w:rPr>
+        <w:t xml:space="preserve">self::</w:t>
+      </w:r>
+      <w:r>
+        <w:t xml:space="preserve">/</w:t>
+      </w:r>
+      <w:r>
+        <w:rPr>
+          <w:rStyle w:val="VerbatimChar"/>
+        </w:rPr>
+        <w:t xml:space="preserve">static::</w:t>
+      </w:r>
+      <w:r>
+        <w:t xml:space="preserve">, а також розширив область пошуку на</w:t>
+      </w:r>
+      <w:r>
+        <w:t xml:space="preserve"> </w:t>
+      </w:r>
+      <w:r>
+        <w:rPr>
+          <w:rStyle w:val="VerbatimChar"/>
+        </w:rPr>
+        <w:t xml:space="preserve">public/</w:t>
+      </w:r>
+      <w:r>
+        <w:t xml:space="preserve"> </w:t>
+      </w:r>
+      <w:r>
+        <w:t xml:space="preserve">(де живе</w:t>
+      </w:r>
+      <w:r>
+        <w:t xml:space="preserve"> </w:t>
+      </w:r>
+      <w:r>
+        <w:rPr>
+          <w:rStyle w:val="VerbatimChar"/>
+        </w:rPr>
+        <w:t xml:space="preserve">public/index.php</w:t>
+      </w:r>
+      <w:r>
+        <w:t xml:space="preserve"> </w:t>
+      </w:r>
+      <w:r>
+        <w:t xml:space="preserve">— там само мало не пропустив реальне використання</w:t>
+      </w:r>
+      <w:r>
+        <w:t xml:space="preserve"> </w:t>
+      </w:r>
+      <w:r>
+        <w:rPr>
+          <w:rStyle w:val="VerbatimChar"/>
+        </w:rPr>
+        <w:t xml:space="preserve">Auth::start()</w:t>
+      </w:r>
+      <w:r>
+        <w:t xml:space="preserve">). Після виправлення методики знайдено й підтверджено рівно два справді мертві методи (</w:t>
+      </w:r>
+      <w:r>
+        <w:rPr>
+          <w:rStyle w:val="VerbatimChar"/>
+        </w:rPr>
+        <w:t xml:space="preserve">Project::updateStatus()</w:t>
+      </w:r>
+      <w:r>
+        <w:t xml:space="preserve">, ніколи не підключений до жодного маршруту, і застарілі докблоки-дублікати від попередніх перейменувань) — видалені. Окремо знайдено й виправлено</w:t>
+      </w:r>
+      <w:r>
+        <w:t xml:space="preserve"> </w:t>
+      </w:r>
+      <w:r>
+        <w:rPr>
+          <w:bCs/>
+          <w:b/>
+        </w:rPr>
+        <w:t xml:space="preserve">реальний N+1-запит</w:t>
+      </w:r>
+      <w:r>
+        <w:t xml:space="preserve"> </w:t>
+      </w:r>
+      <w:r>
+        <w:t xml:space="preserve">у дорожній карті (</w:t>
+      </w:r>
+      <w:r>
+        <w:rPr>
+          <w:rStyle w:val="VerbatimChar"/>
+        </w:rPr>
+        <w:t xml:space="preserve">Task::forMilestone()</w:t>
+      </w:r>
+      <w:r>
+        <w:t xml:space="preserve"> </w:t>
+      </w:r>
+      <w:r>
+        <w:t xml:space="preserve">викликався окремим SQL-запитом на кожен етап; замінено на один запит</w:t>
+      </w:r>
+      <w:r>
+        <w:t xml:space="preserve"> </w:t>
+      </w:r>
+      <w:r>
+        <w:rPr>
+          <w:rStyle w:val="VerbatimChar"/>
+        </w:rPr>
+        <w:t xml:space="preserve">Task::forProjectMilestones()</w:t>
+      </w:r>
+      <w:r>
+        <w:t xml:space="preserve"> </w:t>
+      </w:r>
+      <w:r>
+        <w:t xml:space="preserve">з групуванням у PHP) — перевірено наживо на 3 етапах і 3 задачах, групування зійшлося точно. Додано індекс</w:t>
+      </w:r>
+      <w:r>
+        <w:t xml:space="preserve"> </w:t>
+      </w:r>
+      <w:r>
+        <w:rPr>
+          <w:rStyle w:val="VerbatimChar"/>
+        </w:rPr>
+        <w:t xml:space="preserve">idx_time_logs_log_date</w:t>
+      </w:r>
+      <w:r>
+        <w:t xml:space="preserve"> </w:t>
+      </w:r>
+      <w:r>
+        <w:t xml:space="preserve">(міграція</w:t>
+      </w:r>
+      <w:r>
+        <w:t xml:space="preserve"> </w:t>
+      </w:r>
+      <w:r>
+        <w:rPr>
+          <w:rStyle w:val="VerbatimChar"/>
+        </w:rPr>
+        <w:t xml:space="preserve">005_add_time_logs_date_index.sql</w:t>
+      </w:r>
+      <w:r>
+        <w:t xml:space="preserve">) — колонка активно фільтрується й групується в кожному звіті обліку часу, доданому цієї сесії, але (на відміну від колонок-зовнішніх ключів, які InnoDB індексує автоматично) сама не мала індексу; міграцію перевірено на старій схемі, а</w:t>
+      </w:r>
+      <w:r>
+        <w:t xml:space="preserve"> </w:t>
+      </w:r>
+      <w:r>
+        <w:rPr>
+          <w:bCs/>
+          <w:b/>
+        </w:rPr>
+        <w:t xml:space="preserve">весь</w:t>
+      </w:r>
+      <w:r>
+        <w:rPr>
+          <w:bCs/>
+          <w:b/>
+        </w:rPr>
+        <w:t xml:space="preserve"> </w:t>
+      </w:r>
+      <w:r>
+        <w:rPr>
+          <w:rStyle w:val="VerbatimChar"/>
+          <w:bCs/>
+          <w:b/>
+        </w:rPr>
+        <w:t xml:space="preserve">update.sh</w:t>
+      </w:r>
+      <w:r>
+        <w:rPr>
+          <w:bCs/>
+          <w:b/>
+        </w:rPr>
+        <w:t xml:space="preserve"> </w:t>
+      </w:r>
+      <w:r>
+        <w:rPr>
+          <w:bCs/>
+          <w:b/>
+        </w:rPr>
+        <w:t xml:space="preserve">прогнано end-to-end з нуля</w:t>
+      </w:r>
+      <w:r>
+        <w:t xml:space="preserve"> </w:t>
+      </w:r>
+      <w:r>
+        <w:t xml:space="preserve">на відтвореному старому розгортанні — усі 8 кроків відпрацювали правильно, індекс підтверджено створеним у БД. Виправлено неточний коментар у</w:t>
+      </w:r>
+      <w:r>
+        <w:t xml:space="preserve"> </w:t>
+      </w:r>
+      <w:r>
+        <w:rPr>
+          <w:rStyle w:val="VerbatimChar"/>
+        </w:rPr>
+        <w:t xml:space="preserve">Csrf.php</w:t>
+      </w:r>
+      <w:r>
+        <w:t xml:space="preserve"> </w:t>
+      </w:r>
+      <w:r>
+        <w:t xml:space="preserve">(стверджував, що перевірка централізована в</w:t>
+      </w:r>
+      <w:r>
+        <w:t xml:space="preserve"> </w:t>
+      </w:r>
+      <w:r>
+        <w:rPr>
+          <w:rStyle w:val="VerbatimChar"/>
+        </w:rPr>
+        <w:t xml:space="preserve">public/index.php</w:t>
+      </w:r>
+      <w:r>
+        <w:t xml:space="preserve">, а насправді — в</w:t>
+      </w:r>
+      <w:r>
+        <w:t xml:space="preserve"> </w:t>
+      </w:r>
+      <w:r>
+        <w:rPr>
+          <w:rStyle w:val="VerbatimChar"/>
+        </w:rPr>
+        <w:t xml:space="preserve">Router::dispatch()</w:t>
+      </w:r>
+      <w:r>
+        <w:t xml:space="preserve">).</w:t>
+      </w:r>
+    </w:p>
+    <w:p>
+      <w:pPr>
+        <w:numPr>
+          <w:ilvl w:val="0"/>
+          <w:numId w:val="1013"/>
+        </w:numPr>
+        <w:pStyle w:val="Compact"/>
+      </w:pPr>
+      <w:r>
         <w:t xml:space="preserve">Облік часу (історія на задачі + зведена сторінка проєкту): перевірено на реальному сценарії з двома користувачами й трьома записами на двох задачах. Під час тестування двічі сам ловив помилки у власних тестових curl-скриптах (не в застосунку) — спершу забув, що видимість проєкту поширюється й на облік часу (другий користувач без прав на проєкт отримував 403 при спробі відкрити задачу — це правильна поведінка, а не баг), а потім переплутав вивід</w:t>
       </w:r>
       <w:r>
@@ -6179,6 +6497,146 @@
       </w:r>
       <w:r>
         <w:t xml:space="preserve">; окремо перевірив пряму генерацію місячного PDF через backend — коректний файл. Контрольний сценарій «Тиждень» (уже підтверджений користувачем як робочий) прогнав через той самий тестовий стенд для порівняння поведінки.</w:t>
+      </w:r>
+    </w:p>
+    <w:p>
+      <w:pPr>
+        <w:numPr>
+          <w:ilvl w:val="0"/>
+          <w:numId w:val="1013"/>
+        </w:numPr>
+        <w:pStyle w:val="Compact"/>
+      </w:pPr>
+      <w:r>
+        <w:rPr>
+          <w:bCs/>
+          <w:b/>
+        </w:rPr>
+        <w:t xml:space="preserve">Виправлення бага в Safari:</w:t>
+      </w:r>
+      <w:r>
+        <w:t xml:space="preserve"> </w:t>
+      </w:r>
+      <w:r>
+        <w:t xml:space="preserve">поле вибору періоду на формі звітів взагалі не відображалось у Safari. Причина —</w:t>
+      </w:r>
+      <w:r>
+        <w:t xml:space="preserve"> </w:t>
+      </w:r>
+      <w:r>
+        <w:rPr>
+          <w:rStyle w:val="VerbatimChar"/>
+        </w:rPr>
+        <w:t xml:space="preserve">&lt;input type="week"&gt;</w:t>
+      </w:r>
+      <w:r>
+        <w:t xml:space="preserve"> </w:t>
+      </w:r>
+      <w:r>
+        <w:rPr>
+          <w:bCs/>
+          <w:b/>
+        </w:rPr>
+        <w:t xml:space="preserve">ніколи не підтримувався desktop Safari</w:t>
+      </w:r>
+      <w:r>
+        <w:t xml:space="preserve"> </w:t>
+      </w:r>
+      <w:r>
+        <w:t xml:space="preserve">(жодної версії, підтвердив пошуком офіційних даних сумісності), а</w:t>
+      </w:r>
+      <w:r>
+        <w:t xml:space="preserve"> </w:t>
+      </w:r>
+      <w:r>
+        <w:rPr>
+          <w:rStyle w:val="VerbatimChar"/>
+        </w:rPr>
+        <w:t xml:space="preserve">&lt;input type="month"&gt;</w:t>
+      </w:r>
+      <w:r>
+        <w:t xml:space="preserve"> </w:t>
+      </w:r>
+      <w:r>
+        <w:t xml:space="preserve">теж має обмежену підтримку; непідтримувані типи полів Safari не замінює на текстове поле-заглушку так надійно, як інші браузери. Замінив обидва нативні поля на звичайні</w:t>
+      </w:r>
+      <w:r>
+        <w:t xml:space="preserve"> </w:t>
+      </w:r>
+      <w:r>
+        <w:rPr>
+          <w:rStyle w:val="VerbatimChar"/>
+        </w:rPr>
+        <w:t xml:space="preserve">&lt;select&gt;</w:t>
+      </w:r>
+      <w:r>
+        <w:t xml:space="preserve"> </w:t>
+      </w:r>
+      <w:r>
+        <w:t xml:space="preserve">(рік окремо, номер тижня/назва місяця окремо), значення яких через невеликий JS збираються в прихований інпут у форматі, який API вже очікує (</w:t>
+      </w:r>
+      <w:r>
+        <w:rPr>
+          <w:rStyle w:val="VerbatimChar"/>
+        </w:rPr>
+        <w:t xml:space="preserve">YYYY-Www</w:t>
+      </w:r>
+      <w:r>
+        <w:t xml:space="preserve"> </w:t>
+      </w:r>
+      <w:r>
+        <w:t xml:space="preserve">/</w:t>
+      </w:r>
+      <w:r>
+        <w:t xml:space="preserve"> </w:t>
+      </w:r>
+      <w:r>
+        <w:rPr>
+          <w:rStyle w:val="VerbatimChar"/>
+        </w:rPr>
+        <w:t xml:space="preserve">YYYY-MM</w:t>
+      </w:r>
+      <w:r>
+        <w:t xml:space="preserve">) —</w:t>
+      </w:r>
+      <w:r>
+        <w:t xml:space="preserve"> </w:t>
+      </w:r>
+      <w:r>
+        <w:rPr>
+          <w:rStyle w:val="VerbatimChar"/>
+        </w:rPr>
+        <w:t xml:space="preserve">&lt;select&gt;</w:t>
+      </w:r>
+      <w:r>
+        <w:t xml:space="preserve"> </w:t>
+      </w:r>
+      <w:r>
+        <w:t xml:space="preserve">підтримується однаково в усіх браузерах без винятків. За замовчуванням підставляється поточний тиждень/місяць. Перевірив через headless-браузер: приховані поля коректно заповнюються при завантаженні сторінки (</w:t>
+      </w:r>
+      <w:r>
+        <w:rPr>
+          <w:rStyle w:val="VerbatimChar"/>
+        </w:rPr>
+        <w:t xml:space="preserve">2026-W39</w:t>
+      </w:r>
+      <w:r>
+        <w:t xml:space="preserve">,</w:t>
+      </w:r>
+      <w:r>
+        <w:t xml:space="preserve"> </w:t>
+      </w:r>
+      <w:r>
+        <w:rPr>
+          <w:rStyle w:val="VerbatimChar"/>
+        </w:rPr>
+        <w:t xml:space="preserve">2026-09</w:t>
+      </w:r>
+      <w:r>
+        <w:t xml:space="preserve"> </w:t>
+      </w:r>
+      <w:r>
+        <w:t xml:space="preserve">— збіглося з реальною поточною датою), оновлюються при зміні випадаючого списку, форма проходить валідацію одразу при виборі «Місяць» без зайвих кроків, і сама генерація PDF з обома форматами значень підтверджена напряму через backend. Додатково зробив скріншоти обох станів форми (тиждень/місяць) для візуальної перевірки верстки.</w:t>
       </w:r>
     </w:p>
     <w:p>

--- a/docs/ITSM_System_Documentation.docx
+++ b/docs/ITSM_System_Documentation.docx
@@ -2,7 +2,7 @@
 <file path=word/document.xml><?xml version="1.0" encoding="utf-8"?>
 <w:document xmlns:w="http://schemas.openxmlformats.org/wordprocessingml/2006/main" xmlns:m="http://schemas.openxmlformats.org/officeDocument/2006/math" xmlns:r="http://schemas.openxmlformats.org/officeDocument/2006/relationships" xmlns:o="urn:schemas-microsoft-com:office:office" xmlns:v="urn:schemas-microsoft-com:vml" xmlns:w10="urn:schemas-microsoft-com:office:word" xmlns:a="http://schemas.openxmlformats.org/drawingml/2006/main" xmlns:pic="http://schemas.openxmlformats.org/drawingml/2006/picture" xmlns:wp="http://schemas.openxmlformats.org/drawingml/2006/wordprocessingDrawing">
   <w:body>
-    <w:bookmarkStart w:id="37" w:name="itsm-system"/>
+    <w:bookmarkStart w:id="38" w:name="itsm-system"/>
     <w:p>
       <w:pPr>
         <w:pStyle w:val="Heading1"/>
@@ -766,21 +766,13 @@
       </w:r>
     </w:p>
     <w:bookmarkEnd w:id="24"/>
-    <w:bookmarkStart w:id="25" w:name="наступні-кроки-розробки"/>
+    <w:bookmarkStart w:id="25" w:name="додано-після-версії-011"/>
     <w:p>
       <w:pPr>
         <w:pStyle w:val="Heading2"/>
       </w:pPr>
       <w:r>
-        <w:t xml:space="preserve">Наступні кроки розробки</w:t>
-      </w:r>
-    </w:p>
-    <w:p>
-      <w:pPr>
-        <w:pStyle w:val="FirstParagraph"/>
-      </w:pPr>
-      <w:r>
-        <w:t xml:space="preserve">Рекомендований порядок за пріоритетом:</w:t>
+        <w:t xml:space="preserve">Додано після версії 0.1.1</w:t>
       </w:r>
     </w:p>
     <w:p>
@@ -802,14 +794,41 @@
         <w:t xml:space="preserve"> </w:t>
       </w:r>
       <w:r>
-        <w:t xml:space="preserve">— самостійна зміна власного пароля (зараз пароль змінює лише адміністратор)</w:t>
-      </w:r>
-    </w:p>
-    <w:p>
-      <w:pPr>
-        <w:numPr>
-          <w:ilvl w:val="0"/>
-          <w:numId w:val="1009"/>
+        <w:t xml:space="preserve">(</w:t>
+      </w:r>
+      <w:r>
+        <w:rPr>
+          <w:rStyle w:val="VerbatimChar"/>
+        </w:rPr>
+        <w:t xml:space="preserve">/profile</w:t>
+      </w:r>
+      <w:r>
+        <w:t xml:space="preserve">, посилання — ім'я користувача в правому верхньому куті) — перегляд власних даних (ім'я, email, роль, тип автентифікації) і самостійна зміна власного пароля з обов'язковим підтвердженням поточного пароля. Для облікових записів з автентифікацією через Active Directory форма зміни пароля прихована (пароль керується в самому AD) — це перевіряється і на сторінці, і повторно в контролері незалежно один від одного.</w:t>
+      </w:r>
+    </w:p>
+    <w:bookmarkEnd w:id="25"/>
+    <w:bookmarkStart w:id="26" w:name="наступні-кроки-розробки"/>
+    <w:p>
+      <w:pPr>
+        <w:pStyle w:val="Heading2"/>
+      </w:pPr>
+      <w:r>
+        <w:t xml:space="preserve">Наступні кроки розробки</w:t>
+      </w:r>
+    </w:p>
+    <w:p>
+      <w:pPr>
+        <w:pStyle w:val="FirstParagraph"/>
+      </w:pPr>
+      <w:r>
+        <w:t xml:space="preserve">Рекомендований порядок за пріоритетом:</w:t>
+      </w:r>
+    </w:p>
+    <w:p>
+      <w:pPr>
+        <w:numPr>
+          <w:ilvl w:val="0"/>
+          <w:numId w:val="1010"/>
         </w:numPr>
         <w:pStyle w:val="Compact"/>
       </w:pPr>
@@ -843,7 +862,7 @@
       <w:pPr>
         <w:numPr>
           <w:ilvl w:val="0"/>
-          <w:numId w:val="1009"/>
+          <w:numId w:val="1010"/>
         </w:numPr>
         <w:pStyle w:val="Compact"/>
       </w:pPr>
@@ -865,7 +884,7 @@
       <w:pPr>
         <w:numPr>
           <w:ilvl w:val="0"/>
-          <w:numId w:val="1009"/>
+          <w:numId w:val="1010"/>
         </w:numPr>
         <w:pStyle w:val="Compact"/>
       </w:pPr>
@@ -887,7 +906,7 @@
       <w:pPr>
         <w:numPr>
           <w:ilvl w:val="0"/>
-          <w:numId w:val="1009"/>
+          <w:numId w:val="1010"/>
         </w:numPr>
         <w:pStyle w:val="Compact"/>
       </w:pPr>
@@ -921,7 +940,7 @@
       <w:pPr>
         <w:numPr>
           <w:ilvl w:val="0"/>
-          <w:numId w:val="1009"/>
+          <w:numId w:val="1010"/>
         </w:numPr>
         <w:pStyle w:val="Compact"/>
       </w:pPr>
@@ -937,7 +956,7 @@
       <w:pPr>
         <w:numPr>
           <w:ilvl w:val="0"/>
-          <w:numId w:val="1009"/>
+          <w:numId w:val="1010"/>
         </w:numPr>
         <w:pStyle w:val="Compact"/>
       </w:pPr>
@@ -967,7 +986,7 @@
       <w:pPr>
         <w:numPr>
           <w:ilvl w:val="0"/>
-          <w:numId w:val="1010"/>
+          <w:numId w:val="1011"/>
         </w:numPr>
         <w:pStyle w:val="Compact"/>
       </w:pPr>
@@ -979,7 +998,7 @@
       <w:pPr>
         <w:numPr>
           <w:ilvl w:val="0"/>
-          <w:numId w:val="1010"/>
+          <w:numId w:val="1011"/>
         </w:numPr>
         <w:pStyle w:val="Compact"/>
       </w:pPr>
@@ -991,7 +1010,7 @@
       <w:pPr>
         <w:numPr>
           <w:ilvl w:val="0"/>
-          <w:numId w:val="1010"/>
+          <w:numId w:val="1011"/>
         </w:numPr>
         <w:pStyle w:val="Compact"/>
       </w:pPr>
@@ -999,8 +1018,8 @@
         <w:t xml:space="preserve">Спільне сховище сесій (Redis/БД) для розгортання за балансувальником на кількох серверах</w:t>
       </w:r>
     </w:p>
-    <w:bookmarkEnd w:id="25"/>
-    <w:bookmarkStart w:id="26" w:name="вимоги-до-сервера"/>
+    <w:bookmarkEnd w:id="26"/>
+    <w:bookmarkStart w:id="27" w:name="вимоги-до-сервера"/>
     <w:p>
       <w:pPr>
         <w:pStyle w:val="Heading2"/>
@@ -1013,7 +1032,7 @@
       <w:pPr>
         <w:numPr>
           <w:ilvl w:val="0"/>
-          <w:numId w:val="1011"/>
+          <w:numId w:val="1012"/>
         </w:numPr>
         <w:pStyle w:val="Compact"/>
       </w:pPr>
@@ -1034,7 +1053,7 @@
       <w:pPr>
         <w:numPr>
           <w:ilvl w:val="0"/>
-          <w:numId w:val="1011"/>
+          <w:numId w:val="1012"/>
         </w:numPr>
         <w:pStyle w:val="Compact"/>
       </w:pPr>
@@ -1046,7 +1065,7 @@
       <w:pPr>
         <w:numPr>
           <w:ilvl w:val="0"/>
-          <w:numId w:val="1011"/>
+          <w:numId w:val="1012"/>
         </w:numPr>
         <w:pStyle w:val="Compact"/>
       </w:pPr>
@@ -1085,7 +1104,7 @@
       <w:pPr>
         <w:numPr>
           <w:ilvl w:val="0"/>
-          <w:numId w:val="1011"/>
+          <w:numId w:val="1012"/>
         </w:numPr>
         <w:pStyle w:val="Compact"/>
       </w:pPr>
@@ -1093,8 +1112,8 @@
         <w:t xml:space="preserve">Контейнеризація не використовується (класичне розгортання на ОС)</w:t>
       </w:r>
     </w:p>
-    <w:bookmarkEnd w:id="26"/>
-    <w:bookmarkStart w:id="27" w:name="оновлення-вже-розгорнутої-системи"/>
+    <w:bookmarkEnd w:id="27"/>
+    <w:bookmarkStart w:id="28" w:name="оновлення-вже-розгорнутої-системи"/>
     <w:p>
       <w:pPr>
         <w:pStyle w:val="Heading2"/>
@@ -1197,8 +1216,8 @@
         <w:t xml:space="preserve">Скрипт послідовно перевіряє й, за потреби, виправляє: кодування кирилиці, колонку «відповідальний за проєкт», колонку «дата початку задачі», таблицю етапів дорожньої карти, індекс для звітів обліку часу, застарілий кеш шрифтів PDF-звітів, і насамкінець — права доступу до файлів. Безпечний для повторного запуску — якщо виправляти нічого, просто про це повідомить.</w:t>
       </w:r>
     </w:p>
-    <w:bookmarkEnd w:id="27"/>
-    <w:bookmarkStart w:id="30" w:name="розгортання-первинна-інсталяція"/>
+    <w:bookmarkEnd w:id="28"/>
+    <w:bookmarkStart w:id="31" w:name="розгортання-первинна-інсталяція"/>
     <w:p>
       <w:pPr>
         <w:pStyle w:val="Heading2"/>
@@ -1207,7 +1226,7 @@
         <w:t xml:space="preserve">Розгортання (первинна інсталяція)</w:t>
       </w:r>
     </w:p>
-    <w:bookmarkStart w:id="28" w:name="Xe30f6a41e193663ab55fe77fb5f5600ccae1e53"/>
+    <w:bookmarkStart w:id="29" w:name="Xe30f6a41e193663ab55fe77fb5f5600ccae1e53"/>
     <w:p>
       <w:pPr>
         <w:pStyle w:val="Heading3"/>
@@ -1373,7 +1392,7 @@
       <w:pPr>
         <w:numPr>
           <w:ilvl w:val="0"/>
-          <w:numId w:val="1012"/>
+          <w:numId w:val="1013"/>
         </w:numPr>
         <w:pStyle w:val="Compact"/>
       </w:pPr>
@@ -1442,7 +1461,7 @@
       <w:pPr>
         <w:numPr>
           <w:ilvl w:val="0"/>
-          <w:numId w:val="1012"/>
+          <w:numId w:val="1013"/>
         </w:numPr>
         <w:pStyle w:val="Compact"/>
       </w:pPr>
@@ -1481,7 +1500,7 @@
       <w:pPr>
         <w:numPr>
           <w:ilvl w:val="0"/>
-          <w:numId w:val="1012"/>
+          <w:numId w:val="1013"/>
         </w:numPr>
         <w:pStyle w:val="Compact"/>
       </w:pPr>
@@ -1493,7 +1512,7 @@
       <w:pPr>
         <w:numPr>
           <w:ilvl w:val="0"/>
-          <w:numId w:val="1012"/>
+          <w:numId w:val="1013"/>
         </w:numPr>
         <w:pStyle w:val="Compact"/>
       </w:pPr>
@@ -1505,7 +1524,7 @@
       <w:pPr>
         <w:numPr>
           <w:ilvl w:val="0"/>
-          <w:numId w:val="1012"/>
+          <w:numId w:val="1013"/>
         </w:numPr>
         <w:pStyle w:val="Compact"/>
       </w:pPr>
@@ -1517,7 +1536,7 @@
       <w:pPr>
         <w:numPr>
           <w:ilvl w:val="0"/>
-          <w:numId w:val="1012"/>
+          <w:numId w:val="1013"/>
         </w:numPr>
         <w:pStyle w:val="Compact"/>
       </w:pPr>
@@ -1628,7 +1647,7 @@
       <w:pPr>
         <w:numPr>
           <w:ilvl w:val="0"/>
-          <w:numId w:val="1013"/>
+          <w:numId w:val="1014"/>
         </w:numPr>
         <w:pStyle w:val="Compact"/>
       </w:pPr>
@@ -1649,7 +1668,7 @@
       <w:pPr>
         <w:numPr>
           <w:ilvl w:val="0"/>
-          <w:numId w:val="1013"/>
+          <w:numId w:val="1014"/>
         </w:numPr>
         <w:pStyle w:val="Compact"/>
       </w:pPr>
@@ -1674,8 +1693,8 @@
         <w:t xml:space="preserve">За наявності критичних помилок інсталяція зупиняється з ненульовим кодом виходу і підказками щодо встановлення відсутніх пакетів для вашої ОС (Debian/Ubuntu, RHEL/Rocky/Alma, macOS).</w:t>
       </w:r>
     </w:p>
-    <w:bookmarkEnd w:id="28"/>
-    <w:bookmarkStart w:id="29" w:name="варіант-б--ручне-розгортання"/>
+    <w:bookmarkEnd w:id="29"/>
+    <w:bookmarkStart w:id="30" w:name="варіант-б--ручне-розгортання"/>
     <w:p>
       <w:pPr>
         <w:pStyle w:val="Heading3"/>
@@ -1688,7 +1707,7 @@
       <w:pPr>
         <w:numPr>
           <w:ilvl w:val="0"/>
-          <w:numId w:val="1014"/>
+          <w:numId w:val="1015"/>
         </w:numPr>
       </w:pPr>
       <w:r>
@@ -1711,7 +1730,7 @@
       <w:pPr>
         <w:numPr>
           <w:ilvl w:val="0"/>
-          <w:numId w:val="1014"/>
+          <w:numId w:val="1015"/>
         </w:numPr>
       </w:pPr>
       <w:r>
@@ -1753,7 +1772,7 @@
       <w:pPr>
         <w:numPr>
           <w:ilvl w:val="0"/>
-          <w:numId w:val="1014"/>
+          <w:numId w:val="1015"/>
         </w:numPr>
       </w:pPr>
       <w:r>
@@ -2125,7 +2144,7 @@
       <w:pPr>
         <w:numPr>
           <w:ilvl w:val="0"/>
-          <w:numId w:val="1014"/>
+          <w:numId w:val="1015"/>
         </w:numPr>
       </w:pPr>
       <w:r>
@@ -2355,7 +2374,7 @@
       <w:pPr>
         <w:numPr>
           <w:ilvl w:val="0"/>
-          <w:numId w:val="1014"/>
+          <w:numId w:val="1015"/>
         </w:numPr>
       </w:pPr>
       <w:r>
@@ -2596,7 +2615,7 @@
       <w:pPr>
         <w:numPr>
           <w:ilvl w:val="0"/>
-          <w:numId w:val="1014"/>
+          <w:numId w:val="1015"/>
         </w:numPr>
       </w:pPr>
       <w:r>
@@ -2637,7 +2656,7 @@
       <w:pPr>
         <w:numPr>
           <w:ilvl w:val="0"/>
-          <w:numId w:val="1014"/>
+          <w:numId w:val="1015"/>
         </w:numPr>
       </w:pPr>
       <w:r>
@@ -2890,7 +2909,7 @@
       <w:pPr>
         <w:numPr>
           <w:ilvl w:val="0"/>
-          <w:numId w:val="1014"/>
+          <w:numId w:val="1015"/>
         </w:numPr>
       </w:pPr>
       <w:r>
@@ -2936,9 +2955,9 @@
         <w:t xml:space="preserve">перед продуктивним використанням.</w:t>
       </w:r>
     </w:p>
-    <w:bookmarkEnd w:id="29"/>
     <w:bookmarkEnd w:id="30"/>
-    <w:bookmarkStart w:id="32" w:name="X1ac0b7ab6c849cd7ff288b52c3a54edc59d0268"/>
+    <w:bookmarkEnd w:id="31"/>
+    <w:bookmarkStart w:id="33" w:name="X1ac0b7ab6c849cd7ff288b52c3a54edc59d0268"/>
     <w:p>
       <w:pPr>
         <w:pStyle w:val="Heading2"/>
@@ -3085,7 +3104,7 @@
       <w:r>
         <w:t xml:space="preserve"> </w:t>
       </w:r>
-      <w:hyperlink r:id="rId31">
+      <w:hyperlink r:id="rId32">
         <w:r>
           <w:rPr>
             <w:rStyle w:val="Hyperlink"/>
@@ -3094,8 +3113,8 @@
         </w:r>
       </w:hyperlink>
     </w:p>
-    <w:bookmarkEnd w:id="32"/>
-    <w:bookmarkStart w:id="33" w:name="безпека"/>
+    <w:bookmarkEnd w:id="33"/>
+    <w:bookmarkStart w:id="34" w:name="безпека"/>
     <w:p>
       <w:pPr>
         <w:pStyle w:val="Heading2"/>
@@ -3116,7 +3135,7 @@
       <w:pPr>
         <w:numPr>
           <w:ilvl w:val="0"/>
-          <w:numId w:val="1015"/>
+          <w:numId w:val="1016"/>
         </w:numPr>
         <w:pStyle w:val="Compact"/>
       </w:pPr>
@@ -3138,7 +3157,7 @@
       <w:pPr>
         <w:numPr>
           <w:ilvl w:val="0"/>
-          <w:numId w:val="1015"/>
+          <w:numId w:val="1016"/>
         </w:numPr>
         <w:pStyle w:val="Compact"/>
       </w:pPr>
@@ -3184,7 +3203,7 @@
       <w:pPr>
         <w:numPr>
           <w:ilvl w:val="0"/>
-          <w:numId w:val="1015"/>
+          <w:numId w:val="1016"/>
         </w:numPr>
         <w:pStyle w:val="Compact"/>
       </w:pPr>
@@ -3221,7 +3240,7 @@
       <w:pPr>
         <w:numPr>
           <w:ilvl w:val="0"/>
-          <w:numId w:val="1015"/>
+          <w:numId w:val="1016"/>
         </w:numPr>
         <w:pStyle w:val="Compact"/>
       </w:pPr>
@@ -3243,7 +3262,7 @@
       <w:pPr>
         <w:numPr>
           <w:ilvl w:val="0"/>
-          <w:numId w:val="1015"/>
+          <w:numId w:val="1016"/>
         </w:numPr>
         <w:pStyle w:val="Compact"/>
       </w:pPr>
@@ -3280,7 +3299,7 @@
       <w:pPr>
         <w:numPr>
           <w:ilvl w:val="0"/>
-          <w:numId w:val="1015"/>
+          <w:numId w:val="1016"/>
         </w:numPr>
         <w:pStyle w:val="Compact"/>
       </w:pPr>
@@ -3326,7 +3345,7 @@
       <w:pPr>
         <w:numPr>
           <w:ilvl w:val="0"/>
-          <w:numId w:val="1015"/>
+          <w:numId w:val="1016"/>
         </w:numPr>
         <w:pStyle w:val="Compact"/>
       </w:pPr>
@@ -3356,7 +3375,7 @@
       <w:pPr>
         <w:numPr>
           <w:ilvl w:val="0"/>
-          <w:numId w:val="1016"/>
+          <w:numId w:val="1017"/>
         </w:numPr>
         <w:pStyle w:val="Compact"/>
       </w:pPr>
@@ -3368,7 +3387,7 @@
       <w:pPr>
         <w:numPr>
           <w:ilvl w:val="0"/>
-          <w:numId w:val="1016"/>
+          <w:numId w:val="1017"/>
         </w:numPr>
         <w:pStyle w:val="Compact"/>
       </w:pPr>
@@ -3380,7 +3399,7 @@
       <w:pPr>
         <w:numPr>
           <w:ilvl w:val="0"/>
-          <w:numId w:val="1016"/>
+          <w:numId w:val="1017"/>
         </w:numPr>
         <w:pStyle w:val="Compact"/>
       </w:pPr>
@@ -3392,7 +3411,7 @@
       <w:pPr>
         <w:numPr>
           <w:ilvl w:val="0"/>
-          <w:numId w:val="1016"/>
+          <w:numId w:val="1017"/>
         </w:numPr>
         <w:pStyle w:val="Compact"/>
       </w:pPr>
@@ -3404,7 +3423,7 @@
       <w:pPr>
         <w:numPr>
           <w:ilvl w:val="0"/>
-          <w:numId w:val="1016"/>
+          <w:numId w:val="1017"/>
         </w:numPr>
         <w:pStyle w:val="Compact"/>
       </w:pPr>
@@ -3462,7 +3481,7 @@
       <w:pPr>
         <w:numPr>
           <w:ilvl w:val="0"/>
-          <w:numId w:val="1016"/>
+          <w:numId w:val="1017"/>
         </w:numPr>
         <w:pStyle w:val="Compact"/>
       </w:pPr>
@@ -3489,8 +3508,8 @@
         <w:t xml:space="preserve">), без Composer і без звернень до інтернету.</w:t>
       </w:r>
     </w:p>
-    <w:bookmarkEnd w:id="33"/>
-    <w:bookmarkStart w:id="34" w:name="структура-проєкту"/>
+    <w:bookmarkEnd w:id="34"/>
+    <w:bookmarkStart w:id="35" w:name="структура-проєкту"/>
     <w:p>
       <w:pPr>
         <w:pStyle w:val="Heading2"/>
@@ -3843,8 +3862,8 @@
         <w:t xml:space="preserve">└── storage/uploads/       # файли вкладень (Епік 8, майбутнє)</w:t>
       </w:r>
     </w:p>
-    <w:bookmarkEnd w:id="34"/>
-    <w:bookmarkStart w:id="35" w:name="усунення-несправностей"/>
+    <w:bookmarkEnd w:id="35"/>
+    <w:bookmarkStart w:id="36" w:name="усунення-несправностей"/>
     <w:p>
       <w:pPr>
         <w:pStyle w:val="Heading2"/>
@@ -4499,8 +4518,8 @@
         <w:t xml:space="preserve"> 770 app/Vendor/tfpdf/font/unifont</w:t>
       </w:r>
     </w:p>
-    <w:bookmarkEnd w:id="35"/>
-    <w:bookmarkStart w:id="36" w:name="тестовий-обліковий-запис"/>
+    <w:bookmarkEnd w:id="36"/>
+    <w:bookmarkStart w:id="37" w:name="тестовий-обліковий-запис"/>
     <w:p>
       <w:pPr>
         <w:pStyle w:val="Heading2"/>
@@ -4513,7 +4532,7 @@
       <w:pPr>
         <w:numPr>
           <w:ilvl w:val="0"/>
-          <w:numId w:val="1017"/>
+          <w:numId w:val="1018"/>
         </w:numPr>
         <w:pStyle w:val="Compact"/>
       </w:pPr>
@@ -4534,7 +4553,7 @@
       <w:pPr>
         <w:numPr>
           <w:ilvl w:val="0"/>
-          <w:numId w:val="1017"/>
+          <w:numId w:val="1018"/>
         </w:numPr>
         <w:pStyle w:val="Compact"/>
       </w:pPr>
@@ -4555,7 +4574,7 @@
       <w:pPr>
         <w:numPr>
           <w:ilvl w:val="0"/>
-          <w:numId w:val="1017"/>
+          <w:numId w:val="1018"/>
         </w:numPr>
         <w:pStyle w:val="Compact"/>
       </w:pPr>
@@ -4583,8 +4602,8 @@
         <w:t xml:space="preserve">⚠️ Обов'язково змініть цей пароль або видаліть обліковий запис перед продуктивним використанням.</w:t>
       </w:r>
     </w:p>
-    <w:bookmarkEnd w:id="36"/>
     <w:bookmarkEnd w:id="37"/>
+    <w:bookmarkEnd w:id="38"/>
     <w:sectPr/>
   </w:body>
 </w:document>
@@ -4880,6 +4899,9 @@
     <w:abstractNumId w:val="991"/>
   </w:num>
   <w:num w:numId="1009">
+    <w:abstractNumId w:val="991"/>
+  </w:num>
+  <w:num w:numId="1010">
     <w:abstractNumId w:val="99411"/>
     <w:lvlOverride w:ilvl="0">
       <w:startOverride w:val="1"/>
@@ -4909,9 +4931,6 @@
       <w:startOverride w:val="1"/>
     </w:lvlOverride>
   </w:num>
-  <w:num w:numId="1010">
-    <w:abstractNumId w:val="991"/>
-  </w:num>
   <w:num w:numId="1011">
     <w:abstractNumId w:val="991"/>
   </w:num>
@@ -4922,6 +4941,9 @@
     <w:abstractNumId w:val="991"/>
   </w:num>
   <w:num w:numId="1014">
+    <w:abstractNumId w:val="991"/>
+  </w:num>
+  <w:num w:numId="1015">
     <w:abstractNumId w:val="99411"/>
     <w:lvlOverride w:ilvl="0">
       <w:startOverride w:val="1"/>
@@ -4951,13 +4973,13 @@
       <w:startOverride w:val="1"/>
     </w:lvlOverride>
   </w:num>
-  <w:num w:numId="1015">
-    <w:abstractNumId w:val="991"/>
-  </w:num>
   <w:num w:numId="1016">
     <w:abstractNumId w:val="991"/>
   </w:num>
   <w:num w:numId="1017">
+    <w:abstractNumId w:val="991"/>
+  </w:num>
+  <w:num w:numId="1018">
     <w:abstractNumId w:val="991"/>
   </w:num>
 </w:numbering>

--- a/docs/ITSM_System_Documentation.docx
+++ b/docs/ITSM_System_Documentation.docx
@@ -766,13 +766,13 @@
       </w:r>
     </w:p>
     <w:bookmarkEnd w:id="24"/>
-    <w:bookmarkStart w:id="25" w:name="додано-після-версії-011"/>
+    <w:bookmarkStart w:id="25" w:name="реалізовано-у-версії-012"/>
     <w:p>
       <w:pPr>
         <w:pStyle w:val="Heading2"/>
       </w:pPr>
       <w:r>
-        <w:t xml:space="preserve">Додано після версії 0.1.1</w:t>
+        <w:t xml:space="preserve">Реалізовано у версії 0.1.2</w:t>
       </w:r>
     </w:p>
     <w:p>
@@ -806,6 +806,204 @@
         <w:t xml:space="preserve">, посилання — ім'я користувача в правому верхньому куті) — перегляд власних даних (ім'я, email, роль, тип автентифікації) і самостійна зміна власного пароля з обов'язковим підтвердженням поточного пароля. Для облікових записів з автентифікацією через Active Directory форма зміни пароля прихована (пароль керується в самому AD) — це перевіряється і на сторінці, і повторно в контролері незалежно один від одного.</w:t>
       </w:r>
     </w:p>
+    <w:p>
+      <w:pPr>
+        <w:numPr>
+          <w:ilvl w:val="0"/>
+          <w:numId w:val="1009"/>
+        </w:numPr>
+        <w:pStyle w:val="Compact"/>
+      </w:pPr>
+      <w:r>
+        <w:rPr>
+          <w:bCs/>
+          <w:b/>
+        </w:rPr>
+        <w:t xml:space="preserve">Оптимізація вигляду Канбан-дошки</w:t>
+      </w:r>
+      <w:r>
+        <w:t xml:space="preserve"> </w:t>
+      </w:r>
+      <w:r>
+        <w:t xml:space="preserve">(проєктної й загальної по всій системі) — менші шрифти, вужчі колонки (максимум 200px замість 280px), і головне: колонки тепер</w:t>
+      </w:r>
+      <w:r>
+        <w:t xml:space="preserve"> </w:t>
+      </w:r>
+      <w:r>
+        <w:rPr>
+          <w:bCs/>
+          <w:b/>
+        </w:rPr>
+        <w:t xml:space="preserve">гнучкі</w:t>
+      </w:r>
+      <w:r>
+        <w:t xml:space="preserve"> </w:t>
+      </w:r>
+      <w:r>
+        <w:t xml:space="preserve">(стискаються, щоб влізти в екран) замість фіксованої ширини з горизонтальною прокруткою. Перевірено headless-браузером на ширинах від 1400px до 320px (найвужчі мобільні екрани) — жодного горизонтального переповнення на жодній з них.</w:t>
+      </w:r>
+    </w:p>
+    <w:p>
+      <w:pPr>
+        <w:numPr>
+          <w:ilvl w:val="0"/>
+          <w:numId w:val="1009"/>
+        </w:numPr>
+        <w:pStyle w:val="Compact"/>
+      </w:pPr>
+      <w:r>
+        <w:rPr>
+          <w:bCs/>
+          <w:b/>
+        </w:rPr>
+        <w:t xml:space="preserve">Перегляд журналу аудиту через веб-інтерфейс</w:t>
+      </w:r>
+      <w:r>
+        <w:t xml:space="preserve"> </w:t>
+      </w:r>
+      <w:r>
+        <w:t xml:space="preserve">(</w:t>
+      </w:r>
+      <w:r>
+        <w:rPr>
+          <w:rStyle w:val="VerbatimChar"/>
+        </w:rPr>
+        <w:t xml:space="preserve">/admin/audit</w:t>
+      </w:r>
+      <w:r>
+        <w:t xml:space="preserve">, картка на адмін-панелі) — фільтри за типом сутності, автором і діапазоном дат, пагінація (50 записів на сторінку), посилання на саму задачу/проєкт/тікет там, де це можливо. Додано індекс</w:t>
+      </w:r>
+      <w:r>
+        <w:t xml:space="preserve"> </w:t>
+      </w:r>
+      <w:r>
+        <w:rPr>
+          <w:rStyle w:val="VerbatimChar"/>
+        </w:rPr>
+        <w:t xml:space="preserve">idx_audit_log_created_at</w:t>
+      </w:r>
+      <w:r>
+        <w:t xml:space="preserve">, оскільки сторінка сортує й фільтрує за датою на кожному запиті. Тип сутності перекладено українською, колонка «Сутність» показує ще й коротку назву (2 слова), а колонка «Деталі» — замість технічних ID (</w:t>
+      </w:r>
+      <w:r>
+        <w:rPr>
+          <w:rStyle w:val="VerbatimChar"/>
+        </w:rPr>
+        <w:t xml:space="preserve">status_id: 3</w:t>
+      </w:r>
+      <w:r>
+        <w:t xml:space="preserve">) показує реальні назви (</w:t>
+      </w:r>
+      <w:r>
+        <w:rPr>
+          <w:rStyle w:val="VerbatimChar"/>
+        </w:rPr>
+        <w:t xml:space="preserve">Статус: В роботі</w:t>
+      </w:r>
+      <w:r>
+        <w:t xml:space="preserve">), розшифровані пакетним запитом на всю сторінку одразу, а не по одному на рядок.</w:t>
+      </w:r>
+    </w:p>
+    <w:p>
+      <w:pPr>
+        <w:numPr>
+          <w:ilvl w:val="0"/>
+          <w:numId w:val="1009"/>
+        </w:numPr>
+        <w:pStyle w:val="Compact"/>
+      </w:pPr>
+      <w:r>
+        <w:rPr>
+          <w:bCs/>
+          <w:b/>
+        </w:rPr>
+        <w:t xml:space="preserve">Архівування проєкту через інтерфейс</w:t>
+      </w:r>
+      <w:r>
+        <w:t xml:space="preserve"> </w:t>
+      </w:r>
+      <w:r>
+        <w:t xml:space="preserve">(</w:t>
+      </w:r>
+      <w:r>
+        <w:rPr>
+          <w:rStyle w:val="VerbatimChar"/>
+        </w:rPr>
+        <w:t xml:space="preserve">/admin/projects</w:t>
+      </w:r>
+      <w:r>
+        <w:t xml:space="preserve">) — статус проєкту (активний/архівний/закритий) тепер змінюється випадаючим списком прямо в списку проєктів, з кольоровим позначенням (зелений/сірий/чорний) і записом у журнал аудиту; раніше змінювався лише напряму в БД. Та сама українська назва статусу з відповідним кольором тепер показується і в звичайному списку</w:t>
+      </w:r>
+      <w:r>
+        <w:t xml:space="preserve"> </w:t>
+      </w:r>
+      <w:r>
+        <w:rPr>
+          <w:rStyle w:val="VerbatimChar"/>
+        </w:rPr>
+        <w:t xml:space="preserve">/projects</w:t>
+      </w:r>
+      <w:r>
+        <w:t xml:space="preserve">, доступному не лише адміністратору.</w:t>
+      </w:r>
+    </w:p>
+    <w:p>
+      <w:pPr>
+        <w:numPr>
+          <w:ilvl w:val="0"/>
+          <w:numId w:val="1009"/>
+        </w:numPr>
+        <w:pStyle w:val="Compact"/>
+      </w:pPr>
+      <w:r>
+        <w:rPr>
+          <w:bCs/>
+          <w:b/>
+        </w:rPr>
+        <w:t xml:space="preserve">Блокування облікового запису після невдалих спроб входу</w:t>
+      </w:r>
+      <w:r>
+        <w:t xml:space="preserve"> </w:t>
+      </w:r>
+      <w:r>
+        <w:t xml:space="preserve">(</w:t>
+      </w:r>
+      <w:r>
+        <w:rPr>
+          <w:rStyle w:val="VerbatimChar"/>
+        </w:rPr>
+        <w:t xml:space="preserve">/admin/security</w:t>
+      </w:r>
+      <w:r>
+        <w:t xml:space="preserve">) — кількість дозволених невдалих спроб і тривалість блокування (у хвилинах) редагуються через інтерфейс (нова таблиця</w:t>
+      </w:r>
+      <w:r>
+        <w:t xml:space="preserve"> </w:t>
+      </w:r>
+      <w:r>
+        <w:rPr>
+          <w:rStyle w:val="VerbatimChar"/>
+        </w:rPr>
+        <w:t xml:space="preserve">app_settings</w:t>
+      </w:r>
+      <w:r>
+        <w:t xml:space="preserve">), без правки коду чи БД напряму. Блокування прив'язане</w:t>
+      </w:r>
+      <w:r>
+        <w:t xml:space="preserve"> </w:t>
+      </w:r>
+      <w:r>
+        <w:rPr>
+          <w:bCs/>
+          <w:b/>
+        </w:rPr>
+        <w:t xml:space="preserve">до конкретного користувача</w:t>
+      </w:r>
+      <w:r>
+        <w:t xml:space="preserve">, а не до IP чи сесії — одна людина, яка забула пароль, не впливає на вхід інших. При наближенні до ліміту користувач бачить, скільки спроб лишилось; під час блокування навіть правильний пароль відхиляється; лічильник скидається до 0 після вдалого входу. Адміністратор бачить, хто заблокований (з часом розблокування) на сторінці «Користувачі», і може зняти блокування вручну, не чекаючи таймауту. Кожне блокування, ручне розблокування і зміна налаштувань фіксуються в журналі аудиту.</w:t>
+      </w:r>
+    </w:p>
     <w:bookmarkEnd w:id="25"/>
     <w:bookmarkStart w:id="26" w:name="наступні-кроки-розробки"/>
     <w:p>
@@ -837,25 +1035,13 @@
           <w:bCs/>
           <w:b/>
         </w:rPr>
-        <w:t xml:space="preserve">Перегляд журналу аудиту через веб-інтерфейс</w:t>
-      </w:r>
-      <w:r>
-        <w:t xml:space="preserve"> </w:t>
-      </w:r>
-      <w:r>
-        <w:t xml:space="preserve">— записи вже ведуться в</w:t>
-      </w:r>
-      <w:r>
-        <w:t xml:space="preserve"> </w:t>
-      </w:r>
-      <w:r>
-        <w:rPr>
-          <w:rStyle w:val="VerbatimChar"/>
-        </w:rPr>
-        <w:t xml:space="preserve">audit_log</w:t>
-      </w:r>
-      <w:r>
-        <w:t xml:space="preserve">, потрібна лише сторінка перегляду</w:t>
+        <w:t xml:space="preserve">Портал самообслуговування</w:t>
+      </w:r>
+      <w:r>
+        <w:t xml:space="preserve"> </w:t>
+      </w:r>
+      <w:r>
+        <w:t xml:space="preserve">— подання тікетів без входу в систему, email-to-ticket, SLA-ескалація, оцінка CSAT (Епік 12, розширення поточної базової версії)</w:t>
       </w:r>
     </w:p>
     <w:p>
@@ -871,13 +1057,25 @@
           <w:bCs/>
           <w:b/>
         </w:rPr>
-        <w:t xml:space="preserve">Архівування проєкту через інтерфейс</w:t>
-      </w:r>
-      <w:r>
-        <w:t xml:space="preserve"> </w:t>
-      </w:r>
-      <w:r>
-        <w:t xml:space="preserve">— статус проєкту (активний/архівний/закритий) поки змінюється тільки напряму в БД</w:t>
+        <w:t xml:space="preserve">Інтеграція з Active Directory</w:t>
+      </w:r>
+      <w:r>
+        <w:t xml:space="preserve"> </w:t>
+      </w:r>
+      <w:r>
+        <w:t xml:space="preserve">— автоматична синхронізація користувачів, SSO (Епік 13; точка розширення вже позначена в</w:t>
+      </w:r>
+      <w:r>
+        <w:t xml:space="preserve"> </w:t>
+      </w:r>
+      <w:r>
+        <w:rPr>
+          <w:rStyle w:val="VerbatimChar"/>
+        </w:rPr>
+        <w:t xml:space="preserve">App\Core\Auth::attempt()</w:t>
+      </w:r>
+      <w:r>
+        <w:t xml:space="preserve">)</w:t>
       </w:r>
     </w:p>
     <w:p>
@@ -893,13 +1091,7 @@
           <w:bCs/>
           <w:b/>
         </w:rPr>
-        <w:t xml:space="preserve">Портал самообслуговування</w:t>
-      </w:r>
-      <w:r>
-        <w:t xml:space="preserve"> </w:t>
-      </w:r>
-      <w:r>
-        <w:t xml:space="preserve">— подання тікетів без входу в систему, email-to-ticket, SLA-ескалація, оцінка CSAT (Епік 12, розширення поточної базової версії)</w:t>
+        <w:t xml:space="preserve">Email-сповіщення, вебхуки, REST API</w:t>
       </w:r>
     </w:p>
     <w:p>
@@ -915,56 +1107,6 @@
           <w:bCs/>
           <w:b/>
         </w:rPr>
-        <w:t xml:space="preserve">Інтеграція з Active Directory</w:t>
-      </w:r>
-      <w:r>
-        <w:t xml:space="preserve"> </w:t>
-      </w:r>
-      <w:r>
-        <w:t xml:space="preserve">— автоматична синхронізація користувачів, SSO (Епік 13; точка розширення вже позначена в</w:t>
-      </w:r>
-      <w:r>
-        <w:t xml:space="preserve"> </w:t>
-      </w:r>
-      <w:r>
-        <w:rPr>
-          <w:rStyle w:val="VerbatimChar"/>
-        </w:rPr>
-        <w:t xml:space="preserve">App\Core\Auth::attempt()</w:t>
-      </w:r>
-      <w:r>
-        <w:t xml:space="preserve">)</w:t>
-      </w:r>
-    </w:p>
-    <w:p>
-      <w:pPr>
-        <w:numPr>
-          <w:ilvl w:val="0"/>
-          <w:numId w:val="1010"/>
-        </w:numPr>
-        <w:pStyle w:val="Compact"/>
-      </w:pPr>
-      <w:r>
-        <w:rPr>
-          <w:bCs/>
-          <w:b/>
-        </w:rPr>
-        <w:t xml:space="preserve">Email-сповіщення, вебхуки, REST API</w:t>
-      </w:r>
-    </w:p>
-    <w:p>
-      <w:pPr>
-        <w:numPr>
-          <w:ilvl w:val="0"/>
-          <w:numId w:val="1010"/>
-        </w:numPr>
-        <w:pStyle w:val="Compact"/>
-      </w:pPr>
-      <w:r>
-        <w:rPr>
-          <w:bCs/>
-          <w:b/>
-        </w:rPr>
         <w:t xml:space="preserve">Wiki, форуми, файлові документи</w:t>
       </w:r>
       <w:r>
@@ -1003,7 +1145,7 @@
         <w:pStyle w:val="Compact"/>
       </w:pPr>
       <w:r>
-        <w:t xml:space="preserve">Rate limiting на формі логіну та CSP-заголовки</w:t>
+        <w:t xml:space="preserve">CSP-заголовки</w:t>
       </w:r>
     </w:p>
     <w:p>
@@ -3249,13 +3391,22 @@
           <w:bCs/>
           <w:b/>
         </w:rPr>
-        <w:t xml:space="preserve">Валідація значень, обмежених переліком</w:t>
-      </w:r>
-      <w:r>
-        <w:t xml:space="preserve"> </w:t>
-      </w:r>
-      <w:r>
-        <w:t xml:space="preserve">— видимість проєкту, пріоритет і тип задачі, статус тікета перевіряються проти білого списку до звернення до БД.</w:t>
+        <w:t xml:space="preserve">Блокування облікового запису після невдалих спроб входу</w:t>
+      </w:r>
+      <w:r>
+        <w:t xml:space="preserve"> </w:t>
+      </w:r>
+      <w:r>
+        <w:t xml:space="preserve">(</w:t>
+      </w:r>
+      <w:r>
+        <w:rPr>
+          <w:rStyle w:val="VerbatimChar"/>
+        </w:rPr>
+        <w:t xml:space="preserve">/admin/security</w:t>
+      </w:r>
+      <w:r>
+        <w:t xml:space="preserve">) — кількість спроб і тривалість блокування налаштовуються через інтерфейс; блокування прив'язане до конкретного користувача.</w:t>
       </w:r>
     </w:p>
     <w:p>
@@ -3271,28 +3422,13 @@
           <w:bCs/>
           <w:b/>
         </w:rPr>
-        <w:t xml:space="preserve">Паролі</w:t>
-      </w:r>
-      <w:r>
-        <w:t xml:space="preserve"> </w:t>
-      </w:r>
-      <w:r>
-        <w:t xml:space="preserve">— хешуються</w:t>
-      </w:r>
-      <w:r>
-        <w:t xml:space="preserve"> </w:t>
-      </w:r>
-      <w:r>
-        <w:rPr>
-          <w:rStyle w:val="VerbatimChar"/>
-        </w:rPr>
-        <w:t xml:space="preserve">password_hash()</w:t>
-      </w:r>
-      <w:r>
-        <w:t xml:space="preserve"> </w:t>
-      </w:r>
-      <w:r>
-        <w:t xml:space="preserve">(bcrypt), мінімум 8 символів.</w:t>
+        <w:t xml:space="preserve">Валідація значень, обмежених переліком</w:t>
+      </w:r>
+      <w:r>
+        <w:t xml:space="preserve"> </w:t>
+      </w:r>
+      <w:r>
+        <w:t xml:space="preserve">— видимість проєкту, пріоритет і тип задачі, статус тікета перевіряються проти білого списку до звернення до БД.</w:t>
       </w:r>
     </w:p>
     <w:p>
@@ -3308,37 +3444,28 @@
           <w:bCs/>
           <w:b/>
         </w:rPr>
-        <w:t xml:space="preserve">XSS</w:t>
-      </w:r>
-      <w:r>
-        <w:t xml:space="preserve"> </w:t>
-      </w:r>
-      <w:r>
-        <w:t xml:space="preserve">— увесь вивід даних користувача проходить через</w:t>
-      </w:r>
-      <w:r>
-        <w:t xml:space="preserve"> </w:t>
-      </w:r>
-      <w:r>
-        <w:rPr>
-          <w:rStyle w:val="VerbatimChar"/>
-        </w:rPr>
-        <w:t xml:space="preserve">View::e()</w:t>
-      </w:r>
-      <w:r>
-        <w:t xml:space="preserve"> </w:t>
-      </w:r>
-      <w:r>
-        <w:t xml:space="preserve">(</w:t>
-      </w:r>
-      <w:r>
-        <w:rPr>
-          <w:rStyle w:val="VerbatimChar"/>
-        </w:rPr>
-        <w:t xml:space="preserve">htmlspecialchars</w:t>
-      </w:r>
-      <w:r>
-        <w:t xml:space="preserve">).</w:t>
+        <w:t xml:space="preserve">Паролі</w:t>
+      </w:r>
+      <w:r>
+        <w:t xml:space="preserve"> </w:t>
+      </w:r>
+      <w:r>
+        <w:t xml:space="preserve">— хешуються</w:t>
+      </w:r>
+      <w:r>
+        <w:t xml:space="preserve"> </w:t>
+      </w:r>
+      <w:r>
+        <w:rPr>
+          <w:rStyle w:val="VerbatimChar"/>
+        </w:rPr>
+        <w:t xml:space="preserve">password_hash()</w:t>
+      </w:r>
+      <w:r>
+        <w:t xml:space="preserve"> </w:t>
+      </w:r>
+      <w:r>
+        <w:t xml:space="preserve">(bcrypt), мінімум 8 символів.</w:t>
       </w:r>
     </w:p>
     <w:p>
@@ -3354,76 +3481,44 @@
           <w:bCs/>
           <w:b/>
         </w:rPr>
-        <w:t xml:space="preserve">SQL-ін'єкції</w:t>
-      </w:r>
-      <w:r>
-        <w:t xml:space="preserve"> </w:t>
-      </w:r>
-      <w:r>
-        <w:t xml:space="preserve">— усі запити через підготовлені вирази (PDO prepared statements).</w:t>
-      </w:r>
-    </w:p>
-    <w:p>
-      <w:pPr>
-        <w:pStyle w:val="FirstParagraph"/>
-      </w:pPr>
-      <w:r>
-        <w:t xml:space="preserve">Відомі обмеження (свідомо поза межами MVP, див. «Наступні кроки розробки»):</w:t>
-      </w:r>
-    </w:p>
-    <w:p>
-      <w:pPr>
-        <w:numPr>
-          <w:ilvl w:val="0"/>
-          <w:numId w:val="1017"/>
-        </w:numPr>
-        <w:pStyle w:val="Compact"/>
-      </w:pPr>
-      <w:r>
-        <w:t xml:space="preserve">Немає захисту від брутфорс-атак на форму логіну.</w:t>
-      </w:r>
-    </w:p>
-    <w:p>
-      <w:pPr>
-        <w:numPr>
-          <w:ilvl w:val="0"/>
-          <w:numId w:val="1017"/>
-        </w:numPr>
-        <w:pStyle w:val="Compact"/>
-      </w:pPr>
-      <w:r>
-        <w:t xml:space="preserve">Немає CSP-заголовків.</w:t>
-      </w:r>
-    </w:p>
-    <w:p>
-      <w:pPr>
-        <w:numPr>
-          <w:ilvl w:val="0"/>
-          <w:numId w:val="1017"/>
-        </w:numPr>
-        <w:pStyle w:val="Compact"/>
-      </w:pPr>
-      <w:r>
-        <w:t xml:space="preserve">Сесії зберігаються файлово — для кількох веб-серверів за балансувальником знадобиться спільне сховище.</w:t>
-      </w:r>
-    </w:p>
-    <w:p>
-      <w:pPr>
-        <w:numPr>
-          <w:ilvl w:val="0"/>
-          <w:numId w:val="1017"/>
-        </w:numPr>
-        <w:pStyle w:val="Compact"/>
-      </w:pPr>
-      <w:r>
-        <w:t xml:space="preserve">Оператор служби підтримки та керівник ІТ (якщо не адміністратор) бачать лише тікети, де вони заявник або вже призначений оператор — не можуть переглянути чергу непризначених тікетів.</w:t>
-      </w:r>
-    </w:p>
-    <w:p>
-      <w:pPr>
-        <w:numPr>
-          <w:ilvl w:val="0"/>
-          <w:numId w:val="1017"/>
+        <w:t xml:space="preserve">XSS</w:t>
+      </w:r>
+      <w:r>
+        <w:t xml:space="preserve"> </w:t>
+      </w:r>
+      <w:r>
+        <w:t xml:space="preserve">— увесь вивід даних користувача проходить через</w:t>
+      </w:r>
+      <w:r>
+        <w:t xml:space="preserve"> </w:t>
+      </w:r>
+      <w:r>
+        <w:rPr>
+          <w:rStyle w:val="VerbatimChar"/>
+        </w:rPr>
+        <w:t xml:space="preserve">View::e()</w:t>
+      </w:r>
+      <w:r>
+        <w:t xml:space="preserve"> </w:t>
+      </w:r>
+      <w:r>
+        <w:t xml:space="preserve">(</w:t>
+      </w:r>
+      <w:r>
+        <w:rPr>
+          <w:rStyle w:val="VerbatimChar"/>
+        </w:rPr>
+        <w:t xml:space="preserve">htmlspecialchars</w:t>
+      </w:r>
+      <w:r>
+        <w:t xml:space="preserve">).</w:t>
+      </w:r>
+    </w:p>
+    <w:p>
+      <w:pPr>
+        <w:numPr>
+          <w:ilvl w:val="0"/>
+          <w:numId w:val="1016"/>
         </w:numPr>
         <w:pStyle w:val="Compact"/>
       </w:pPr>
@@ -3432,49 +3527,57 @@
           <w:bCs/>
           <w:b/>
         </w:rPr>
-        <w:t xml:space="preserve">Bootstrap і Frappe Gantt</w:t>
-      </w:r>
-      <w:r>
-        <w:t xml:space="preserve"> </w:t>
-      </w:r>
-      <w:r>
-        <w:t xml:space="preserve">підключені з CDN (</w:t>
-      </w:r>
-      <w:r>
-        <w:rPr>
-          <w:rStyle w:val="VerbatimChar"/>
-        </w:rPr>
-        <w:t xml:space="preserve">jsdelivr.net</w:t>
-      </w:r>
-      <w:r>
-        <w:t xml:space="preserve">,</w:t>
-      </w:r>
-      <w:r>
-        <w:t xml:space="preserve"> </w:t>
-      </w:r>
-      <w:r>
-        <w:rPr>
-          <w:rStyle w:val="VerbatimChar"/>
-        </w:rPr>
-        <w:t xml:space="preserve">cdnjs.cloudflare.com</w:t>
-      </w:r>
-      <w:r>
-        <w:t xml:space="preserve">) — потрібен доступ сервера/браузера до інтернету. Якщо мережа повністю ізольована — верстка Bootstrap та сторінка</w:t>
-      </w:r>
-      <w:r>
-        <w:t xml:space="preserve"> </w:t>
-      </w:r>
-      <w:r>
-        <w:rPr>
-          <w:rStyle w:val="VerbatimChar"/>
-        </w:rPr>
-        <w:t xml:space="preserve">/gantt</w:t>
-      </w:r>
-      <w:r>
-        <w:t xml:space="preserve"> </w:t>
-      </w:r>
-      <w:r>
-        <w:t xml:space="preserve">не завантажаться, решта функціоналу не постраждає.</w:t>
+        <w:t xml:space="preserve">SQL-ін'єкції</w:t>
+      </w:r>
+      <w:r>
+        <w:t xml:space="preserve"> </w:t>
+      </w:r>
+      <w:r>
+        <w:t xml:space="preserve">— усі запити через підготовлені вирази (PDO prepared statements).</w:t>
+      </w:r>
+    </w:p>
+    <w:p>
+      <w:pPr>
+        <w:pStyle w:val="FirstParagraph"/>
+      </w:pPr>
+      <w:r>
+        <w:t xml:space="preserve">Відомі обмеження (свідомо поза межами MVP, див. «Наступні кроки розробки»):</w:t>
+      </w:r>
+    </w:p>
+    <w:p>
+      <w:pPr>
+        <w:numPr>
+          <w:ilvl w:val="0"/>
+          <w:numId w:val="1017"/>
+        </w:numPr>
+        <w:pStyle w:val="Compact"/>
+      </w:pPr>
+      <w:r>
+        <w:t xml:space="preserve">Немає CSP-заголовків.</w:t>
+      </w:r>
+    </w:p>
+    <w:p>
+      <w:pPr>
+        <w:numPr>
+          <w:ilvl w:val="0"/>
+          <w:numId w:val="1017"/>
+        </w:numPr>
+        <w:pStyle w:val="Compact"/>
+      </w:pPr>
+      <w:r>
+        <w:t xml:space="preserve">Сесії зберігаються файлово — для кількох веб-серверів за балансувальником знадобиться спільне сховище.</w:t>
+      </w:r>
+    </w:p>
+    <w:p>
+      <w:pPr>
+        <w:numPr>
+          <w:ilvl w:val="0"/>
+          <w:numId w:val="1017"/>
+        </w:numPr>
+        <w:pStyle w:val="Compact"/>
+      </w:pPr>
+      <w:r>
+        <w:t xml:space="preserve">Оператор служби підтримки та керівник ІТ (якщо не адміністратор) бачать лише тікети, де вони заявник або вже призначений оператор — не можуть переглянути чергу непризначених тікетів.</w:t>
       </w:r>
     </w:p>
     <w:p>
@@ -3490,6 +3593,64 @@
           <w:bCs/>
           <w:b/>
         </w:rPr>
+        <w:t xml:space="preserve">Bootstrap і Frappe Gantt</w:t>
+      </w:r>
+      <w:r>
+        <w:t xml:space="preserve"> </w:t>
+      </w:r>
+      <w:r>
+        <w:t xml:space="preserve">підключені з CDN (</w:t>
+      </w:r>
+      <w:r>
+        <w:rPr>
+          <w:rStyle w:val="VerbatimChar"/>
+        </w:rPr>
+        <w:t xml:space="preserve">jsdelivr.net</w:t>
+      </w:r>
+      <w:r>
+        <w:t xml:space="preserve">,</w:t>
+      </w:r>
+      <w:r>
+        <w:t xml:space="preserve"> </w:t>
+      </w:r>
+      <w:r>
+        <w:rPr>
+          <w:rStyle w:val="VerbatimChar"/>
+        </w:rPr>
+        <w:t xml:space="preserve">cdnjs.cloudflare.com</w:t>
+      </w:r>
+      <w:r>
+        <w:t xml:space="preserve">) — потрібен доступ сервера/браузера до інтернету. Якщо мережа повністю ізольована — верстка Bootstrap та сторінка</w:t>
+      </w:r>
+      <w:r>
+        <w:t xml:space="preserve"> </w:t>
+      </w:r>
+      <w:r>
+        <w:rPr>
+          <w:rStyle w:val="VerbatimChar"/>
+        </w:rPr>
+        <w:t xml:space="preserve">/gantt</w:t>
+      </w:r>
+      <w:r>
+        <w:t xml:space="preserve"> </w:t>
+      </w:r>
+      <w:r>
+        <w:t xml:space="preserve">не завантажаться, решта функціоналу не постраждає.</w:t>
+      </w:r>
+    </w:p>
+    <w:p>
+      <w:pPr>
+        <w:numPr>
+          <w:ilvl w:val="0"/>
+          <w:numId w:val="1017"/>
+        </w:numPr>
+        <w:pStyle w:val="Compact"/>
+      </w:pPr>
+      <w:r>
+        <w:rPr>
+          <w:bCs/>
+          <w:b/>
+        </w:rPr>
         <w:t xml:space="preserve">PDF-звіти працюють повністю офлайн</w:t>
       </w:r>
       <w:r>
@@ -3562,7 +3723,7 @@
         <w:rPr>
           <w:rStyle w:val="VerbatimChar"/>
         </w:rPr>
-        <w:t xml:space="preserve">│   ├── Models/           # робота з БД (User, Project, Task, Ticket, Milestone, Audit)</w:t>
+        <w:t xml:space="preserve">│   ├── Models/           # робота з БД (User, Project, Task, Ticket, Milestone, Audit, Setting)</w:t>
       </w:r>
       <w:r>
         <w:br/>
@@ -3688,7 +3849,25 @@
         <w:rPr>
           <w:rStyle w:val="VerbatimChar"/>
         </w:rPr>
-        <w:t xml:space="preserve">│       └── 005_add_time_logs_date_index.sql</w:t>
+        <w:t xml:space="preserve">│       ├── 005_add_time_logs_date_index.sql</w:t>
+      </w:r>
+      <w:r>
+        <w:br/>
+      </w:r>
+      <w:r>
+        <w:rPr>
+          <w:rStyle w:val="VerbatimChar"/>
+        </w:rPr>
+        <w:t xml:space="preserve">│       ├── 006_add_audit_log_date_index.sql</w:t>
+      </w:r>
+      <w:r>
+        <w:br/>
+      </w:r>
+      <w:r>
+        <w:rPr>
+          <w:rStyle w:val="VerbatimChar"/>
+        </w:rPr>
+        <w:t xml:space="preserve">│       └── 007_add_login_lockout.sql</w:t>
       </w:r>
       <w:r>
         <w:br/>

--- a/docs/ITSM_System_Documentation.docx
+++ b/docs/ITSM_System_Documentation.docx
@@ -2,7 +2,7 @@
 <file path=word/document.xml><?xml version="1.0" encoding="utf-8"?>
 <w:document xmlns:w="http://schemas.openxmlformats.org/wordprocessingml/2006/main" xmlns:m="http://schemas.openxmlformats.org/officeDocument/2006/math" xmlns:r="http://schemas.openxmlformats.org/officeDocument/2006/relationships" xmlns:o="urn:schemas-microsoft-com:office:office" xmlns:v="urn:schemas-microsoft-com:vml" xmlns:w10="urn:schemas-microsoft-com:office:word" xmlns:a="http://schemas.openxmlformats.org/drawingml/2006/main" xmlns:pic="http://schemas.openxmlformats.org/drawingml/2006/picture" xmlns:wp="http://schemas.openxmlformats.org/drawingml/2006/wordprocessingDrawing">
   <w:body>
-    <w:bookmarkStart w:id="38" w:name="itsm-system"/>
+    <w:bookmarkStart w:id="36" w:name="itsm-system"/>
     <w:p>
       <w:pPr>
         <w:pStyle w:val="Heading1"/>
@@ -197,13 +197,13 @@
         <w:t xml:space="preserve">— Word-версія цього ж README, для друку чи надсилання поштою</w:t>
       </w:r>
     </w:p>
-    <w:bookmarkStart w:id="23" w:name="реалізовано-у-версії-010-mvp-епіки-13-12"/>
+    <w:bookmarkStart w:id="23" w:name="реалізовано"/>
     <w:p>
       <w:pPr>
         <w:pStyle w:val="Heading2"/>
       </w:pPr>
       <w:r>
-        <w:t xml:space="preserve">Реалізовано у версії 0.1.0 (MVP, Епіки 1–3, 12)</w:t>
+        <w:t xml:space="preserve">Реалізовано</w:t>
       </w:r>
     </w:p>
     <w:p>
@@ -263,16 +263,16 @@
         <w:pStyle w:val="Compact"/>
       </w:pPr>
       <w:r>
-        <w:t xml:space="preserve">Журнал аудиту (</w:t>
-      </w:r>
-      <w:r>
-        <w:rPr>
-          <w:rStyle w:val="VerbatimChar"/>
-        </w:rPr>
-        <w:t xml:space="preserve">audit_log</w:t>
-      </w:r>
-      <w:r>
-        <w:t xml:space="preserve">) для дій із проєктами, задачами й тікетами</w:t>
+        <w:t xml:space="preserve">Особистий кабінет користувача (</w:t>
+      </w:r>
+      <w:r>
+        <w:rPr>
+          <w:rStyle w:val="VerbatimChar"/>
+        </w:rPr>
+        <w:t xml:space="preserve">/profile</w:t>
+      </w:r>
+      <w:r>
+        <w:t xml:space="preserve">) — власні дані, самостійна зміна пароля з підтвердженням поточного (недоступно для облікових записів з автентифікацією через AD)</w:t>
       </w:r>
     </w:p>
     <w:p>
@@ -284,7 +284,52 @@
         <w:pStyle w:val="Compact"/>
       </w:pPr>
       <w:r>
-        <w:t xml:space="preserve">Захист від CSRF на всіх формах, валідація значень з обмеженим переліком (статус/пріоритет/видимість), захист від session fixation</w:t>
+        <w:t xml:space="preserve">Блокування облікового запису після кількох невдалих спроб входу — кількість спроб і тривалість блокування налаштовуються через</w:t>
+      </w:r>
+      <w:r>
+        <w:t xml:space="preserve"> </w:t>
+      </w:r>
+      <w:r>
+        <w:rPr>
+          <w:rStyle w:val="VerbatimChar"/>
+        </w:rPr>
+        <w:t xml:space="preserve">/admin/security</w:t>
+      </w:r>
+      <w:r>
+        <w:t xml:space="preserve">; блокування прив'язане до конкретного користувача, не до IP</w:t>
+      </w:r>
+    </w:p>
+    <w:p>
+      <w:pPr>
+        <w:numPr>
+          <w:ilvl w:val="0"/>
+          <w:numId w:val="1002"/>
+        </w:numPr>
+        <w:pStyle w:val="Compact"/>
+      </w:pPr>
+      <w:r>
+        <w:t xml:space="preserve">Журнал аудиту дій із проєктами, задачами й тікетами, з переглядом через веб-інтерфейс (</w:t>
+      </w:r>
+      <w:r>
+        <w:rPr>
+          <w:rStyle w:val="VerbatimChar"/>
+        </w:rPr>
+        <w:t xml:space="preserve">/admin/audit</w:t>
+      </w:r>
+      <w:r>
+        <w:t xml:space="preserve">) — фільтри за типом сутності/автором/датою, українські підписи, розшифровані назви замість технічних ID</w:t>
+      </w:r>
+    </w:p>
+    <w:p>
+      <w:pPr>
+        <w:numPr>
+          <w:ilvl w:val="0"/>
+          <w:numId w:val="1002"/>
+        </w:numPr>
+        <w:pStyle w:val="Compact"/>
+      </w:pPr>
+      <w:r>
+        <w:t xml:space="preserve">Захист від CSRF на всіх формах, валідація значень з обмеженим переліком, захист від session fixation</w:t>
       </w:r>
     </w:p>
     <w:p>
@@ -308,7 +353,7 @@
         <w:pStyle w:val="Compact"/>
       </w:pPr>
       <w:r>
-        <w:t xml:space="preserve">Проєкти: створення, перегляд, список, призначення відповідального</w:t>
+        <w:t xml:space="preserve">Проєкти: створення, перегляд, список, призначення відповідального, зміна статусу (активний/архівний/закритий)</w:t>
       </w:r>
     </w:p>
     <w:p>
@@ -320,6 +365,30 @@
         <w:pStyle w:val="Compact"/>
       </w:pPr>
       <w:r>
+        <w:t xml:space="preserve">Підпроєкти — створюються кнопкою «+ Підпроєкт» на сторінці основного проєкту; показуються картками там-таки (не засмічують головний список</w:t>
+      </w:r>
+      <w:r>
+        <w:t xml:space="preserve"> </w:t>
+      </w:r>
+      <w:r>
+        <w:rPr>
+          <w:rStyle w:val="VerbatimChar"/>
+        </w:rPr>
+        <w:t xml:space="preserve">/projects</w:t>
+      </w:r>
+      <w:r>
+        <w:t xml:space="preserve">); задачі підпроєкту повністю окремі від задач основного проєкту</w:t>
+      </w:r>
+    </w:p>
+    <w:p>
+      <w:pPr>
+        <w:numPr>
+          <w:ilvl w:val="0"/>
+          <w:numId w:val="1003"/>
+        </w:numPr>
+        <w:pStyle w:val="Compact"/>
+      </w:pPr>
+      <w:r>
         <w:t xml:space="preserve">Обмеження видимості проєктів і тікетів — бачать лише автор, відповідальний/оператор і адміністратор; решта отримують 403 і в списку, і за прямим посиланням</w:t>
       </w:r>
     </w:p>
@@ -344,7 +413,7 @@
         <w:pStyle w:val="Compact"/>
       </w:pPr>
       <w:r>
-        <w:t xml:space="preserve">Канбан-дошка проєкту — перетягування картки між колонками одразу змінює статус</w:t>
+        <w:t xml:space="preserve">Канбан-дошка проєкту (і загальна по всій системі) — компактний вигляд, гнучкі колонки без горизонтальної прокрутки, перетягування картки одразу змінює статус</w:t>
       </w:r>
     </w:p>
     <w:p>
@@ -392,7 +461,7 @@
           <w:bCs/>
           <w:b/>
         </w:rPr>
-        <w:t xml:space="preserve">Облік часу та звітність</w:t>
+        <w:t xml:space="preserve">Тікети (Service Desk, базова версія)</w:t>
       </w:r>
     </w:p>
     <w:p>
@@ -404,7 +473,7 @@
         <w:pStyle w:val="Compact"/>
       </w:pPr>
       <w:r>
-        <w:t xml:space="preserve">Облік часу на задачі — години, дата, категорія, історія записів</w:t>
+        <w:t xml:space="preserve">Створення звернення, список, перегляд, коментарі, зміна статусу, призначення оператора</w:t>
       </w:r>
     </w:p>
     <w:p>
@@ -416,7 +485,7 @@
         <w:pStyle w:val="Compact"/>
       </w:pPr>
       <w:r>
-        <w:t xml:space="preserve">Зведений облік часу проєкту — розбивка по днях/тижнях/місяцях і по учасниках</w:t>
+        <w:t xml:space="preserve">Необов'язкова прив'язка тікета до проєкту — видно на сторінці тікета, у загальному списку тікетів і на сторінці самого проєкту (розділ «Пов'язані тікети»)</w:t>
       </w:r>
     </w:p>
     <w:p>
@@ -428,16 +497,7 @@
         <w:pStyle w:val="Compact"/>
       </w:pPr>
       <w:r>
-        <w:t xml:space="preserve">PDF-звіти (</w:t>
-      </w:r>
-      <w:r>
-        <w:rPr>
-          <w:rStyle w:val="VerbatimChar"/>
-        </w:rPr>
-        <w:t xml:space="preserve">/reports</w:t>
-      </w:r>
-      <w:r>
-        <w:t xml:space="preserve">) — фільтри за проєктом/користувачем/періодом/категорією, діаграма розподілу годин по користувачах, таблиця згрупована по проєктах</w:t>
+        <w:t xml:space="preserve">Черги тікетів (створення через адмін-панель)</w:t>
       </w:r>
     </w:p>
     <w:p>
@@ -449,7 +509,7 @@
           <w:bCs/>
           <w:b/>
         </w:rPr>
-        <w:t xml:space="preserve">Тікети (Service Desk, базова версія)</w:t>
+        <w:t xml:space="preserve">Облік часу та звітність</w:t>
       </w:r>
     </w:p>
     <w:p>
@@ -461,7 +521,7 @@
         <w:pStyle w:val="Compact"/>
       </w:pPr>
       <w:r>
-        <w:t xml:space="preserve">Створення звернення, список, перегляд, коментарі, зміна статусу, призначення оператора</w:t>
+        <w:t xml:space="preserve">Облік часу на задачі — години, дата, категорія, історія записів</w:t>
       </w:r>
     </w:p>
     <w:p>
@@ -473,7 +533,28 @@
         <w:pStyle w:val="Compact"/>
       </w:pPr>
       <w:r>
-        <w:t xml:space="preserve">Черги тікетів (створення через адмін-панель)</w:t>
+        <w:t xml:space="preserve">Зведений облік часу проєкту — розбивка по днях/тижнях/місяцях і по учасниках; години підпроєкту рахуються як частина основного проєкту в загальних звітах адміністратора, не окремим рядком</w:t>
+      </w:r>
+    </w:p>
+    <w:p>
+      <w:pPr>
+        <w:numPr>
+          <w:ilvl w:val="0"/>
+          <w:numId w:val="1005"/>
+        </w:numPr>
+        <w:pStyle w:val="Compact"/>
+      </w:pPr>
+      <w:r>
+        <w:t xml:space="preserve">PDF-звіти (</w:t>
+      </w:r>
+      <w:r>
+        <w:rPr>
+          <w:rStyle w:val="VerbatimChar"/>
+        </w:rPr>
+        <w:t xml:space="preserve">/reports</w:t>
+      </w:r>
+      <w:r>
+        <w:t xml:space="preserve">) — фільтри за проєктом/користувачем/періодом/категорією (фільтр за проєктом автоматично включає його підпроєкти), діаграма розподілу годин по користувачах, таблиця згрупована по проєктах</w:t>
       </w:r>
     </w:p>
     <w:p>
@@ -524,7 +605,7 @@
         <w:pStyle w:val="Compact"/>
       </w:pPr>
       <w:r>
-        <w:t xml:space="preserve">Канбан-дошка, діаграма Ганта та облік часу по всіх проєктах одразу</w:t>
+        <w:t xml:space="preserve">Канбан-дошка, діаграма Ганта, облік часу та журнал аудиту по всіх проєктах одразу</w:t>
       </w:r>
     </w:p>
     <w:p>
@@ -536,7 +617,7 @@
         <w:pStyle w:val="Compact"/>
       </w:pPr>
       <w:r>
-        <w:t xml:space="preserve">Керування користувачами (створення, редагування, зміна пароля, активація/деактивація, видалення за відсутності пов'язаних даних)</w:t>
+        <w:t xml:space="preserve">Керування користувачами (створення, редагування, зміна пароля, активація/деактивація, зняття блокування, видалення за відсутності пов'язаних даних)</w:t>
       </w:r>
     </w:p>
     <w:p>
@@ -548,7 +629,7 @@
         <w:pStyle w:val="Compact"/>
       </w:pPr>
       <w:r>
-        <w:t xml:space="preserve">Керування проєктами (перегляд усіх, зміна видимості, незворотне видалення)</w:t>
+        <w:t xml:space="preserve">Керування проєктами (перегляд усіх, зміна видимості й статусу, незворотне видалення)</w:t>
       </w:r>
     </w:p>
     <w:p>
@@ -560,29 +641,68 @@
         <w:pStyle w:val="Compact"/>
       </w:pPr>
       <w:r>
+        <w:t xml:space="preserve">Налаштування безпеки входу (</w:t>
+      </w:r>
+      <w:r>
+        <w:rPr>
+          <w:rStyle w:val="VerbatimChar"/>
+        </w:rPr>
+        <w:t xml:space="preserve">/admin/security</w:t>
+      </w:r>
+      <w:r>
+        <w:t xml:space="preserve">)</w:t>
+      </w:r>
+    </w:p>
+    <w:p>
+      <w:pPr>
+        <w:numPr>
+          <w:ilvl w:val="0"/>
+          <w:numId w:val="1006"/>
+        </w:numPr>
+        <w:pStyle w:val="Compact"/>
+      </w:pPr>
+      <w:r>
         <w:t xml:space="preserve">Створення черг тікетів</w:t>
       </w:r>
     </w:p>
     <w:bookmarkEnd w:id="23"/>
-    <w:bookmarkStart w:id="24" w:name="виправлено-та-оптимізовано-у-версії-011"/>
+    <w:bookmarkStart w:id="24" w:name="наступні-кроки-розробки"/>
     <w:p>
       <w:pPr>
         <w:pStyle w:val="Heading2"/>
       </w:pPr>
       <w:r>
-        <w:t xml:space="preserve">Виправлено та оптимізовано у версії 0.1.1</w:t>
+        <w:t xml:space="preserve">Наступні кроки розробки</w:t>
       </w:r>
     </w:p>
     <w:p>
       <w:pPr>
         <w:pStyle w:val="FirstParagraph"/>
+      </w:pPr>
+      <w:r>
+        <w:t xml:space="preserve">Рекомендований порядок за пріоритетом:</w:t>
+      </w:r>
+    </w:p>
+    <w:p>
+      <w:pPr>
+        <w:numPr>
+          <w:ilvl w:val="0"/>
+          <w:numId w:val="1007"/>
+        </w:numPr>
+        <w:pStyle w:val="Compact"/>
       </w:pPr>
       <w:r>
         <w:rPr>
           <w:bCs/>
           <w:b/>
         </w:rPr>
-        <w:t xml:space="preserve">Виправлені баги</w:t>
+        <w:t xml:space="preserve">Портал самообслуговування</w:t>
+      </w:r>
+      <w:r>
+        <w:t xml:space="preserve"> </w:t>
+      </w:r>
+      <w:r>
+        <w:t xml:space="preserve">— подання тікетів без входу в систему, email-to-ticket, SLA-ескалація, оцінка CSAT (Епік 12, розширення поточної базової версії)</w:t>
       </w:r>
     </w:p>
     <w:p>
@@ -592,194 +712,38 @@
           <w:numId w:val="1007"/>
         </w:numPr>
         <w:pStyle w:val="Compact"/>
-      </w:pPr>
-      <w:r>
-        <w:t xml:space="preserve">Форма звітів мовчки блокувала відправлення для періоду «Місяць», якщо перед тим не обрати «Тиждень» (приховане поле лишалось</w:t>
-      </w:r>
-      <w:r>
-        <w:t xml:space="preserve"> </w:t>
-      </w:r>
-      <w:r>
-        <w:rPr>
-          <w:rStyle w:val="VerbatimChar"/>
-        </w:rPr>
-        <w:t xml:space="preserve">required</w:t>
-      </w:r>
-      <w:r>
-        <w:t xml:space="preserve">)</w:t>
-      </w:r>
-    </w:p>
-    <w:p>
-      <w:pPr>
-        <w:numPr>
-          <w:ilvl w:val="0"/>
-          <w:numId w:val="1007"/>
-        </w:numPr>
-        <w:pStyle w:val="Compact"/>
-      </w:pPr>
-      <w:r>
-        <w:t xml:space="preserve">Поле вибору періоду на формі звітів не відображалось у Safari (</w:t>
-      </w:r>
-      <w:r>
-        <w:rPr>
-          <w:rStyle w:val="VerbatimChar"/>
-        </w:rPr>
-        <w:t xml:space="preserve">&lt;input type="week"&gt;</w:t>
-      </w:r>
-      <w:r>
-        <w:t xml:space="preserve">/</w:t>
-      </w:r>
-      <w:r>
-        <w:rPr>
-          <w:rStyle w:val="VerbatimChar"/>
-        </w:rPr>
-        <w:t xml:space="preserve">&lt;input type="month"&gt;</w:t>
-      </w:r>
-      <w:r>
-        <w:t xml:space="preserve"> </w:t>
-      </w:r>
-      <w:r>
-        <w:t xml:space="preserve">не підтримуються desktop Safari) — замінено на звичайні</w:t>
-      </w:r>
-      <w:r>
-        <w:t xml:space="preserve"> </w:t>
-      </w:r>
-      <w:r>
-        <w:rPr>
-          <w:rStyle w:val="VerbatimChar"/>
-        </w:rPr>
-        <w:t xml:space="preserve">&lt;select&gt;</w:t>
-      </w:r>
-      <w:r>
-        <w:t xml:space="preserve">, що працюють однаково в усіх браузерах</w:t>
-      </w:r>
-    </w:p>
-    <w:p>
-      <w:pPr>
-        <w:numPr>
-          <w:ilvl w:val="0"/>
-          <w:numId w:val="1007"/>
-        </w:numPr>
-        <w:pStyle w:val="Compact"/>
-      </w:pPr>
-      <w:r>
-        <w:t xml:space="preserve">Кеш-файли шрифтів бібліотеки tFPDF могли потрапити в дистрибутив із захардкодженим шляхом попереднього сервера, спричиняючи помилку</w:t>
-      </w:r>
-      <w:r>
-        <w:t xml:space="preserve"> </w:t>
-      </w:r>
-      <w:r>
-        <w:rPr>
-          <w:rStyle w:val="VerbatimChar"/>
-        </w:rPr>
-        <w:t xml:space="preserve">Can't open file</w:t>
-      </w:r>
-      <w:r>
-        <w:t xml:space="preserve"> </w:t>
-      </w:r>
-      <w:r>
-        <w:t xml:space="preserve">— прибрано з архіву, додано автоматичне очищення в</w:t>
-      </w:r>
-      <w:r>
-        <w:t xml:space="preserve"> </w:t>
-      </w:r>
-      <w:r>
-        <w:rPr>
-          <w:rStyle w:val="VerbatimChar"/>
-        </w:rPr>
-        <w:t xml:space="preserve">update.sh</w:t>
-      </w:r>
-    </w:p>
-    <w:p>
-      <w:pPr>
-        <w:pStyle w:val="FirstParagraph"/>
       </w:pPr>
       <w:r>
         <w:rPr>
           <w:bCs/>
           <w:b/>
         </w:rPr>
-        <w:t xml:space="preserve">Оптимізація коду</w:t>
-      </w:r>
-    </w:p>
-    <w:p>
-      <w:pPr>
-        <w:numPr>
-          <w:ilvl w:val="0"/>
-          <w:numId w:val="1008"/>
-        </w:numPr>
-        <w:pStyle w:val="Compact"/>
-      </w:pPr>
-      <w:r>
-        <w:t xml:space="preserve">Усунено N+1-запит у дорожній карті (задачі етапів тепер вибираються одним запитом замість одного на кожен етап)</w:t>
-      </w:r>
-    </w:p>
-    <w:p>
-      <w:pPr>
-        <w:numPr>
-          <w:ilvl w:val="0"/>
-          <w:numId w:val="1008"/>
-        </w:numPr>
-        <w:pStyle w:val="Compact"/>
-      </w:pPr>
-      <w:r>
-        <w:t xml:space="preserve">Додано індекс</w:t>
-      </w:r>
-      <w:r>
-        <w:t xml:space="preserve"> </w:t>
-      </w:r>
-      <w:r>
-        <w:rPr>
-          <w:rStyle w:val="VerbatimChar"/>
-        </w:rPr>
-        <w:t xml:space="preserve">idx_time_logs_log_date</w:t>
-      </w:r>
-      <w:r>
-        <w:t xml:space="preserve"> </w:t>
-      </w:r>
-      <w:r>
-        <w:t xml:space="preserve">— прискорює всі звіти обліку часу, які фільтрують і групують записи за датою</w:t>
-      </w:r>
-    </w:p>
-    <w:p>
-      <w:pPr>
-        <w:numPr>
-          <w:ilvl w:val="0"/>
-          <w:numId w:val="1008"/>
-        </w:numPr>
-        <w:pStyle w:val="Compact"/>
-      </w:pPr>
-      <w:r>
-        <w:t xml:space="preserve">Видалено мертвий код (невикористаний метод</w:t>
-      </w:r>
-      <w:r>
-        <w:t xml:space="preserve"> </w:t>
-      </w:r>
-      <w:r>
-        <w:rPr>
-          <w:rStyle w:val="VerbatimChar"/>
-        </w:rPr>
-        <w:t xml:space="preserve">Project::updateStatus()</w:t>
-      </w:r>
-      <w:r>
-        <w:t xml:space="preserve">, дублікати докблок-коментарів після попередніх рефакторингів)</w:t>
-      </w:r>
-    </w:p>
-    <w:bookmarkEnd w:id="24"/>
-    <w:bookmarkStart w:id="25" w:name="реалізовано-у-версії-012"/>
-    <w:p>
-      <w:pPr>
-        <w:pStyle w:val="Heading2"/>
-      </w:pPr>
-      <w:r>
-        <w:t xml:space="preserve">Реалізовано у версії 0.1.2</w:t>
-      </w:r>
-    </w:p>
-    <w:p>
-      <w:pPr>
-        <w:numPr>
-          <w:ilvl w:val="0"/>
-          <w:numId w:val="1009"/>
+        <w:t xml:space="preserve">Інтеграція з Active Directory</w:t>
+      </w:r>
+      <w:r>
+        <w:t xml:space="preserve"> </w:t>
+      </w:r>
+      <w:r>
+        <w:t xml:space="preserve">— автоматична синхронізація користувачів, SSO (Епік 13; точка розширення вже позначена в</w:t>
+      </w:r>
+      <w:r>
+        <w:t xml:space="preserve"> </w:t>
+      </w:r>
+      <w:r>
+        <w:rPr>
+          <w:rStyle w:val="VerbatimChar"/>
+        </w:rPr>
+        <w:t xml:space="preserve">App\Core\Auth::attempt()</w:t>
+      </w:r>
+      <w:r>
+        <w:t xml:space="preserve">)</w:t>
+      </w:r>
+    </w:p>
+    <w:p>
+      <w:pPr>
+        <w:numPr>
+          <w:ilvl w:val="0"/>
+          <w:numId w:val="1007"/>
         </w:numPr>
         <w:pStyle w:val="Compact"/>
       </w:pPr>
@@ -788,29 +752,14 @@
           <w:bCs/>
           <w:b/>
         </w:rPr>
-        <w:t xml:space="preserve">Особистий кабінет користувача</w:t>
-      </w:r>
-      <w:r>
-        <w:t xml:space="preserve"> </w:t>
-      </w:r>
-      <w:r>
-        <w:t xml:space="preserve">(</w:t>
-      </w:r>
-      <w:r>
-        <w:rPr>
-          <w:rStyle w:val="VerbatimChar"/>
-        </w:rPr>
-        <w:t xml:space="preserve">/profile</w:t>
-      </w:r>
-      <w:r>
-        <w:t xml:space="preserve">, посилання — ім'я користувача в правому верхньому куті) — перегляд власних даних (ім'я, email, роль, тип автентифікації) і самостійна зміна власного пароля з обов'язковим підтвердженням поточного пароля. Для облікових записів з автентифікацією через Active Directory форма зміни пароля прихована (пароль керується в самому AD) — це перевіряється і на сторінці, і повторно в контролері незалежно один від одного.</w:t>
-      </w:r>
-    </w:p>
-    <w:p>
-      <w:pPr>
-        <w:numPr>
-          <w:ilvl w:val="0"/>
-          <w:numId w:val="1009"/>
+        <w:t xml:space="preserve">Email-сповіщення, вебхуки, REST API</w:t>
+      </w:r>
+    </w:p>
+    <w:p>
+      <w:pPr>
+        <w:numPr>
+          <w:ilvl w:val="0"/>
+          <w:numId w:val="1007"/>
         </w:numPr>
         <w:pStyle w:val="Compact"/>
       </w:pPr>
@@ -819,13 +768,184 @@
           <w:bCs/>
           <w:b/>
         </w:rPr>
-        <w:t xml:space="preserve">Оптимізація вигляду Канбан-дошки</w:t>
-      </w:r>
-      <w:r>
-        <w:t xml:space="preserve"> </w:t>
-      </w:r>
-      <w:r>
-        <w:t xml:space="preserve">(проєктної й загальної по всій системі) — менші шрифти, вужчі колонки (максимум 200px замість 280px), і головне: колонки тепер</w:t>
+        <w:t xml:space="preserve">Wiki, форуми, файлові документи</w:t>
+      </w:r>
+      <w:r>
+        <w:t xml:space="preserve"> </w:t>
+      </w:r>
+      <w:r>
+        <w:t xml:space="preserve">як окремий модуль (Епіки 6–8)</w:t>
+      </w:r>
+    </w:p>
+    <w:p>
+      <w:pPr>
+        <w:pStyle w:val="FirstParagraph"/>
+      </w:pPr>
+      <w:r>
+        <w:t xml:space="preserve">Додатково варто розглянути (не заплановані окремим епіком, але піднімались під час розробки):</w:t>
+      </w:r>
+    </w:p>
+    <w:p>
+      <w:pPr>
+        <w:numPr>
+          <w:ilvl w:val="0"/>
+          <w:numId w:val="1008"/>
+        </w:numPr>
+        <w:pStyle w:val="Compact"/>
+      </w:pPr>
+      <w:r>
+        <w:t xml:space="preserve">Видимість черги непризначених тікетів для операторів/керівників ІТ (зараз призначити оператора може лише адміністратор)</w:t>
+      </w:r>
+    </w:p>
+    <w:p>
+      <w:pPr>
+        <w:numPr>
+          <w:ilvl w:val="0"/>
+          <w:numId w:val="1008"/>
+        </w:numPr>
+        <w:pStyle w:val="Compact"/>
+      </w:pPr>
+      <w:r>
+        <w:t xml:space="preserve">CSP-заголовки</w:t>
+      </w:r>
+    </w:p>
+    <w:p>
+      <w:pPr>
+        <w:numPr>
+          <w:ilvl w:val="0"/>
+          <w:numId w:val="1008"/>
+        </w:numPr>
+        <w:pStyle w:val="Compact"/>
+      </w:pPr>
+      <w:r>
+        <w:t xml:space="preserve">Спільне сховище сесій (Redis/БД) для розгортання за балансувальником на кількох серверах</w:t>
+      </w:r>
+    </w:p>
+    <w:bookmarkEnd w:id="24"/>
+    <w:bookmarkStart w:id="25" w:name="вимоги-до-сервера"/>
+    <w:p>
+      <w:pPr>
+        <w:pStyle w:val="Heading2"/>
+      </w:pPr>
+      <w:r>
+        <w:t xml:space="preserve">Вимоги до сервера</w:t>
+      </w:r>
+    </w:p>
+    <w:p>
+      <w:pPr>
+        <w:numPr>
+          <w:ilvl w:val="0"/>
+          <w:numId w:val="1009"/>
+        </w:numPr>
+        <w:pStyle w:val="Compact"/>
+      </w:pPr>
+      <w:r>
+        <w:t xml:space="preserve">PHP 8.1+ (розроблено та перевірено на 8.3) з розширенням</w:t>
+      </w:r>
+      <w:r>
+        <w:t xml:space="preserve"> </w:t>
+      </w:r>
+      <w:r>
+        <w:rPr>
+          <w:rStyle w:val="VerbatimChar"/>
+        </w:rPr>
+        <w:t xml:space="preserve">pdo_mysql</w:t>
+      </w:r>
+    </w:p>
+    <w:p>
+      <w:pPr>
+        <w:numPr>
+          <w:ilvl w:val="0"/>
+          <w:numId w:val="1009"/>
+        </w:numPr>
+        <w:pStyle w:val="Compact"/>
+      </w:pPr>
+      <w:r>
+        <w:t xml:space="preserve">MySQL 8.x або MariaDB 10.6+</w:t>
+      </w:r>
+    </w:p>
+    <w:p>
+      <w:pPr>
+        <w:numPr>
+          <w:ilvl w:val="0"/>
+          <w:numId w:val="1009"/>
+        </w:numPr>
+        <w:pStyle w:val="Compact"/>
+      </w:pPr>
+      <w:r>
+        <w:t xml:space="preserve">Apache (з</w:t>
+      </w:r>
+      <w:r>
+        <w:t xml:space="preserve"> </w:t>
+      </w:r>
+      <w:r>
+        <w:rPr>
+          <w:rStyle w:val="VerbatimChar"/>
+        </w:rPr>
+        <w:t xml:space="preserve">mod_php</w:t>
+      </w:r>
+      <w:r>
+        <w:t xml:space="preserve"> </w:t>
+      </w:r>
+      <w:r>
+        <w:t xml:space="preserve">або</w:t>
+      </w:r>
+      <w:r>
+        <w:t xml:space="preserve"> </w:t>
+      </w:r>
+      <w:r>
+        <w:rPr>
+          <w:rStyle w:val="VerbatimChar"/>
+        </w:rPr>
+        <w:t xml:space="preserve">mod_proxy_fcgi</w:t>
+      </w:r>
+      <w:r>
+        <w:t xml:space="preserve">) або Nginx + PHP-FPM</w:t>
+      </w:r>
+    </w:p>
+    <w:p>
+      <w:pPr>
+        <w:numPr>
+          <w:ilvl w:val="0"/>
+          <w:numId w:val="1009"/>
+        </w:numPr>
+        <w:pStyle w:val="Compact"/>
+      </w:pPr>
+      <w:r>
+        <w:t xml:space="preserve">Контейнеризація не використовується (класичне розгортання на ОС)</w:t>
+      </w:r>
+    </w:p>
+    <w:bookmarkEnd w:id="25"/>
+    <w:bookmarkStart w:id="26" w:name="оновлення-вже-розгорнутої-системи"/>
+    <w:p>
+      <w:pPr>
+        <w:pStyle w:val="Heading2"/>
+      </w:pPr>
+      <w:r>
+        <w:t xml:space="preserve">Оновлення вже розгорнутої системи</w:t>
+      </w:r>
+    </w:p>
+    <w:p>
+      <w:pPr>
+        <w:pStyle w:val="FirstParagraph"/>
+      </w:pPr>
+      <w:r>
+        <w:t xml:space="preserve">Якщо система вже встановлена і потрібно лише накотити нові файли/виправлення, використовуйте</w:t>
+      </w:r>
+      <w:r>
+        <w:t xml:space="preserve"> </w:t>
+      </w:r>
+      <w:r>
+        <w:rPr>
+          <w:rStyle w:val="VerbatimChar"/>
+        </w:rPr>
+        <w:t xml:space="preserve">update.sh</w:t>
+      </w:r>
+      <w:r>
+        <w:t xml:space="preserve"> </w:t>
+      </w:r>
+      <w:r>
+        <w:t xml:space="preserve">— окремий скрипт, який</w:t>
       </w:r>
       <w:r>
         <w:t xml:space="preserve"> </w:t>
@@ -835,20 +955,391 @@
           <w:bCs/>
           <w:b/>
         </w:rPr>
-        <w:t xml:space="preserve">гнучкі</w:t>
-      </w:r>
-      <w:r>
-        <w:t xml:space="preserve"> </w:t>
-      </w:r>
-      <w:r>
-        <w:t xml:space="preserve">(стискаються, щоб влізти в екран) замість фіксованої ширини з горизонтальною прокруткою. Перевірено headless-браузером на ширинах від 1400px до 320px (найвужчі мобільні екрани) — жодного горизонтального переповнення на жодній з них.</w:t>
-      </w:r>
-    </w:p>
-    <w:p>
-      <w:pPr>
-        <w:numPr>
-          <w:ilvl w:val="0"/>
-          <w:numId w:val="1009"/>
+        <w:t xml:space="preserve">не питає пароль БД повторно</w:t>
+      </w:r>
+      <w:r>
+        <w:t xml:space="preserve"> </w:t>
+      </w:r>
+      <w:r>
+        <w:t xml:space="preserve">(читає його з вашого існуючого</w:t>
+      </w:r>
+      <w:r>
+        <w:t xml:space="preserve"> </w:t>
+      </w:r>
+      <w:r>
+        <w:rPr>
+          <w:rStyle w:val="VerbatimChar"/>
+        </w:rPr>
+        <w:t xml:space="preserve">.env</w:t>
+      </w:r>
+      <w:r>
+        <w:t xml:space="preserve">):</w:t>
+      </w:r>
+    </w:p>
+    <w:p>
+      <w:pPr>
+        <w:pStyle w:val="SourceCode"/>
+      </w:pPr>
+      <w:r>
+        <w:rPr>
+          <w:rStyle w:val="CommentTok"/>
+        </w:rPr>
+        <w:t xml:space="preserve"># 1. Скопіюйте оновлені файли поверх старих (окрім .env — його не чіпайте)</w:t>
+      </w:r>
+      <w:r>
+        <w:br/>
+      </w:r>
+      <w:r>
+        <w:rPr>
+          <w:rStyle w:val="CommentTok"/>
+        </w:rPr>
+        <w:t xml:space="preserve"># 2. Потім одна команда:</w:t>
+      </w:r>
+      <w:r>
+        <w:br/>
+      </w:r>
+      <w:r>
+        <w:rPr>
+          <w:rStyle w:val="FunctionTok"/>
+        </w:rPr>
+        <w:t xml:space="preserve">sudo</w:t>
+      </w:r>
+      <w:r>
+        <w:rPr>
+          <w:rStyle w:val="NormalTok"/>
+        </w:rPr>
+        <w:t xml:space="preserve"> bash update.sh</w:t>
+      </w:r>
+    </w:p>
+    <w:p>
+      <w:pPr>
+        <w:pStyle w:val="FirstParagraph"/>
+      </w:pPr>
+      <w:r>
+        <w:t xml:space="preserve">Скрипт послідовно перевіряє й, за потреби, виправляє: кодування кирилиці, колонку «відповідальний за проєкт», колонку «дата початку задачі», таблицю етапів дорожньої карти, індекси для звітів обліку часу й журналу аудиту, таблицю/колонки для блокування входу, колонку прив'язки тікета до проєкту, застарілий кеш шрифтів PDF-звітів, і насамкінець — права доступу до файлів. Безпечний для повторного запуску — якщо виправляти нічого, просто про це повідомить.</w:t>
+      </w:r>
+    </w:p>
+    <w:bookmarkEnd w:id="26"/>
+    <w:bookmarkStart w:id="29" w:name="розгортання-первинна-інсталяція"/>
+    <w:p>
+      <w:pPr>
+        <w:pStyle w:val="Heading2"/>
+      </w:pPr>
+      <w:r>
+        <w:t xml:space="preserve">Розгортання (первинна інсталяція)</w:t>
+      </w:r>
+    </w:p>
+    <w:bookmarkStart w:id="27" w:name="Xe30f6a41e193663ab55fe77fb5f5600ccae1e53"/>
+    <w:p>
+      <w:pPr>
+        <w:pStyle w:val="Heading3"/>
+      </w:pPr>
+      <w:r>
+        <w:t xml:space="preserve">Варіант А — автоматична інсталяція (рекомендовано)</w:t>
+      </w:r>
+    </w:p>
+    <w:p>
+      <w:pPr>
+        <w:pStyle w:val="FirstParagraph"/>
+      </w:pPr>
+      <w:r>
+        <w:t xml:space="preserve">Скрипт</w:t>
+      </w:r>
+      <w:r>
+        <w:t xml:space="preserve"> </w:t>
+      </w:r>
+      <w:r>
+        <w:rPr>
+          <w:rStyle w:val="VerbatimChar"/>
+        </w:rPr>
+        <w:t xml:space="preserve">install.sh</w:t>
+      </w:r>
+      <w:r>
+        <w:t xml:space="preserve"> </w:t>
+      </w:r>
+      <w:r>
+        <w:t xml:space="preserve">перевіряє всі залежності, створює БД і користувача, застосовує схему та генерує</w:t>
+      </w:r>
+      <w:r>
+        <w:t xml:space="preserve"> </w:t>
+      </w:r>
+      <w:r>
+        <w:rPr>
+          <w:rStyle w:val="VerbatimChar"/>
+        </w:rPr>
+        <w:t xml:space="preserve">.env</w:t>
+      </w:r>
+      <w:r>
+        <w:t xml:space="preserve">:</w:t>
+      </w:r>
+    </w:p>
+    <w:p>
+      <w:pPr>
+        <w:pStyle w:val="SourceCode"/>
+      </w:pPr>
+      <w:r>
+        <w:rPr>
+          <w:rStyle w:val="FunctionTok"/>
+        </w:rPr>
+        <w:t xml:space="preserve">chmod</w:t>
+      </w:r>
+      <w:r>
+        <w:rPr>
+          <w:rStyle w:val="NormalTok"/>
+        </w:rPr>
+        <w:t xml:space="preserve"> +x install.sh</w:t>
+      </w:r>
+      <w:r>
+        <w:br/>
+      </w:r>
+      <w:r>
+        <w:br/>
+      </w:r>
+      <w:r>
+        <w:rPr>
+          <w:rStyle w:val="CommentTok"/>
+        </w:rPr>
+        <w:t xml:space="preserve"># Спершу — тільки перевірка, без жодних змін у системі:</w:t>
+      </w:r>
+      <w:r>
+        <w:br/>
+      </w:r>
+      <w:r>
+        <w:rPr>
+          <w:rStyle w:val="ExtensionTok"/>
+        </w:rPr>
+        <w:t xml:space="preserve">./install.sh</w:t>
+      </w:r>
+      <w:r>
+        <w:rPr>
+          <w:rStyle w:val="NormalTok"/>
+        </w:rPr>
+        <w:t xml:space="preserve"> </w:t>
+      </w:r>
+      <w:r>
+        <w:rPr>
+          <w:rStyle w:val="AttributeTok"/>
+        </w:rPr>
+        <w:t xml:space="preserve">--check-only</w:t>
+      </w:r>
+      <w:r>
+        <w:br/>
+      </w:r>
+      <w:r>
+        <w:br/>
+      </w:r>
+      <w:r>
+        <w:rPr>
+          <w:rStyle w:val="CommentTok"/>
+        </w:rPr>
+        <w:t xml:space="preserve"># Повна інсталяція:</w:t>
+      </w:r>
+      <w:r>
+        <w:br/>
+      </w:r>
+      <w:r>
+        <w:rPr>
+          <w:rStyle w:val="FunctionTok"/>
+        </w:rPr>
+        <w:t xml:space="preserve">sudo</w:t>
+      </w:r>
+      <w:r>
+        <w:rPr>
+          <w:rStyle w:val="NormalTok"/>
+        </w:rPr>
+        <w:t xml:space="preserve"> ./install.sh</w:t>
+      </w:r>
+      <w:r>
+        <w:br/>
+      </w:r>
+      <w:r>
+        <w:br/>
+      </w:r>
+      <w:r>
+        <w:rPr>
+          <w:rStyle w:val="CommentTok"/>
+        </w:rPr>
+        <w:t xml:space="preserve"># Якщо БД уже створена і потрібна лише перевірка середовища:</w:t>
+      </w:r>
+      <w:r>
+        <w:br/>
+      </w:r>
+      <w:r>
+        <w:rPr>
+          <w:rStyle w:val="FunctionTok"/>
+        </w:rPr>
+        <w:t xml:space="preserve">sudo</w:t>
+      </w:r>
+      <w:r>
+        <w:rPr>
+          <w:rStyle w:val="NormalTok"/>
+        </w:rPr>
+        <w:t xml:space="preserve"> ./install.sh </w:t>
+      </w:r>
+      <w:r>
+        <w:rPr>
+          <w:rStyle w:val="AttributeTok"/>
+        </w:rPr>
+        <w:t xml:space="preserve">--skip-db</w:t>
+      </w:r>
+    </w:p>
+    <w:p>
+      <w:pPr>
+        <w:pStyle w:val="FirstParagraph"/>
+      </w:pPr>
+      <w:r>
+        <w:t xml:space="preserve">Що перевіряє скрипт:</w:t>
+      </w:r>
+    </w:p>
+    <w:p>
+      <w:pPr>
+        <w:numPr>
+          <w:ilvl w:val="0"/>
+          <w:numId w:val="1010"/>
+        </w:numPr>
+        <w:pStyle w:val="Compact"/>
+      </w:pPr>
+      <w:r>
+        <w:t xml:space="preserve">версію PHP (мінімум 8.1) та обов'язкові розширення (</w:t>
+      </w:r>
+      <w:r>
+        <w:rPr>
+          <w:rStyle w:val="VerbatimChar"/>
+        </w:rPr>
+        <w:t xml:space="preserve">pdo</w:t>
+      </w:r>
+      <w:r>
+        <w:t xml:space="preserve">,</w:t>
+      </w:r>
+      <w:r>
+        <w:t xml:space="preserve"> </w:t>
+      </w:r>
+      <w:r>
+        <w:rPr>
+          <w:rStyle w:val="VerbatimChar"/>
+        </w:rPr>
+        <w:t xml:space="preserve">pdo_mysql</w:t>
+      </w:r>
+      <w:r>
+        <w:t xml:space="preserve">,</w:t>
+      </w:r>
+      <w:r>
+        <w:t xml:space="preserve"> </w:t>
+      </w:r>
+      <w:r>
+        <w:rPr>
+          <w:rStyle w:val="VerbatimChar"/>
+        </w:rPr>
+        <w:t xml:space="preserve">mbstring</w:t>
+      </w:r>
+      <w:r>
+        <w:t xml:space="preserve">,</w:t>
+      </w:r>
+      <w:r>
+        <w:t xml:space="preserve"> </w:t>
+      </w:r>
+      <w:r>
+        <w:rPr>
+          <w:rStyle w:val="VerbatimChar"/>
+        </w:rPr>
+        <w:t xml:space="preserve">json</w:t>
+      </w:r>
+      <w:r>
+        <w:t xml:space="preserve">,</w:t>
+      </w:r>
+      <w:r>
+        <w:t xml:space="preserve"> </w:t>
+      </w:r>
+      <w:r>
+        <w:rPr>
+          <w:rStyle w:val="VerbatimChar"/>
+        </w:rPr>
+        <w:t xml:space="preserve">session</w:t>
+      </w:r>
+      <w:r>
+        <w:t xml:space="preserve">);</w:t>
+      </w:r>
+    </w:p>
+    <w:p>
+      <w:pPr>
+        <w:numPr>
+          <w:ilvl w:val="0"/>
+          <w:numId w:val="1010"/>
+        </w:numPr>
+        <w:pStyle w:val="Compact"/>
+      </w:pPr>
+      <w:r>
+        <w:t xml:space="preserve">опційні розширення (</w:t>
+      </w:r>
+      <w:r>
+        <w:rPr>
+          <w:rStyle w:val="VerbatimChar"/>
+        </w:rPr>
+        <w:t xml:space="preserve">ldap</w:t>
+      </w:r>
+      <w:r>
+        <w:t xml:space="preserve"> </w:t>
+      </w:r>
+      <w:r>
+        <w:t xml:space="preserve">для AD-інтеграції,</w:t>
+      </w:r>
+      <w:r>
+        <w:t xml:space="preserve"> </w:t>
+      </w:r>
+      <w:r>
+        <w:rPr>
+          <w:rStyle w:val="VerbatimChar"/>
+        </w:rPr>
+        <w:t xml:space="preserve">fileinfo</w:t>
+      </w:r>
+      <w:r>
+        <w:t xml:space="preserve"> </w:t>
+      </w:r>
+      <w:r>
+        <w:t xml:space="preserve">для вкладень) — попередження, не помилка;</w:t>
+      </w:r>
+    </w:p>
+    <w:p>
+      <w:pPr>
+        <w:numPr>
+          <w:ilvl w:val="0"/>
+          <w:numId w:val="1010"/>
+        </w:numPr>
+        <w:pStyle w:val="Compact"/>
+      </w:pPr>
+      <w:r>
+        <w:t xml:space="preserve">наявність і доступність MySQL/MariaDB;</w:t>
+      </w:r>
+    </w:p>
+    <w:p>
+      <w:pPr>
+        <w:numPr>
+          <w:ilvl w:val="0"/>
+          <w:numId w:val="1010"/>
+        </w:numPr>
+        <w:pStyle w:val="Compact"/>
+      </w:pPr>
+      <w:r>
+        <w:t xml:space="preserve">наявність веб-сервера (Nginx + PHP-FPM або Apache);</w:t>
+      </w:r>
+    </w:p>
+    <w:p>
+      <w:pPr>
+        <w:numPr>
+          <w:ilvl w:val="0"/>
+          <w:numId w:val="1010"/>
+        </w:numPr>
+        <w:pStyle w:val="Compact"/>
+      </w:pPr>
+      <w:r>
+        <w:t xml:space="preserve">цілісність структури проєкту та синтаксис усіх PHP-файлів;</w:t>
+      </w:r>
+    </w:p>
+    <w:p>
+      <w:pPr>
+        <w:numPr>
+          <w:ilvl w:val="0"/>
+          <w:numId w:val="1010"/>
         </w:numPr>
         <w:pStyle w:val="Compact"/>
       </w:pPr>
@@ -857,7 +1348,13 @@
           <w:bCs/>
           <w:b/>
         </w:rPr>
-        <w:t xml:space="preserve">Перегляд журналу аудиту через веб-інтерфейс</w:t>
+        <w:t xml:space="preserve">власника та права доступу файлів</w:t>
+      </w:r>
+      <w:r>
+        <w:t xml:space="preserve"> </w:t>
+      </w:r>
+      <w:r>
+        <w:t xml:space="preserve">— автоматично визначає користувача веб-сервера</w:t>
       </w:r>
       <w:r>
         <w:t xml:space="preserve"> </w:t>
@@ -869,424 +1366,463 @@
         <w:rPr>
           <w:rStyle w:val="VerbatimChar"/>
         </w:rPr>
-        <w:t xml:space="preserve">/admin/audit</w:t>
-      </w:r>
-      <w:r>
-        <w:t xml:space="preserve">, картка на адмін-панелі) — фільтри за типом сутності, автором і діапазоном дат, пагінація (50 записів на сторінку), посилання на саму задачу/проєкт/тікет там, де це можливо. Додано індекс</w:t>
-      </w:r>
-      <w:r>
-        <w:t xml:space="preserve"> </w:t>
-      </w:r>
-      <w:r>
-        <w:rPr>
-          <w:rStyle w:val="VerbatimChar"/>
-        </w:rPr>
-        <w:t xml:space="preserve">idx_audit_log_created_at</w:t>
-      </w:r>
-      <w:r>
-        <w:t xml:space="preserve">, оскільки сторінка сортує й фільтрує за датою на кожному запиті. Тип сутності перекладено українською, колонка «Сутність» показує ще й коротку назву (2 слова), а колонка «Деталі» — замість технічних ID (</w:t>
-      </w:r>
-      <w:r>
-        <w:rPr>
-          <w:rStyle w:val="VerbatimChar"/>
-        </w:rPr>
-        <w:t xml:space="preserve">status_id: 3</w:t>
-      </w:r>
-      <w:r>
-        <w:t xml:space="preserve">) показує реальні назви (</w:t>
-      </w:r>
-      <w:r>
-        <w:rPr>
-          <w:rStyle w:val="VerbatimChar"/>
-        </w:rPr>
-        <w:t xml:space="preserve">Статус: В роботі</w:t>
-      </w:r>
-      <w:r>
-        <w:t xml:space="preserve">), розшифровані пакетним запитом на всю сторінку одразу, а не по одному на рядок.</w:t>
-      </w:r>
-    </w:p>
-    <w:p>
-      <w:pPr>
-        <w:numPr>
-          <w:ilvl w:val="0"/>
-          <w:numId w:val="1009"/>
-        </w:numPr>
-        <w:pStyle w:val="Compact"/>
-      </w:pPr>
+        <w:t xml:space="preserve">www-data</w:t>
+      </w:r>
+      <w:r>
+        <w:t xml:space="preserve">/</w:t>
+      </w:r>
+      <w:r>
+        <w:rPr>
+          <w:rStyle w:val="VerbatimChar"/>
+        </w:rPr>
+        <w:t xml:space="preserve">apache</w:t>
+      </w:r>
+      <w:r>
+        <w:t xml:space="preserve">/</w:t>
+      </w:r>
+      <w:r>
+        <w:rPr>
+          <w:rStyle w:val="VerbatimChar"/>
+        </w:rPr>
+        <w:t xml:space="preserve">nginx</w:t>
+      </w:r>
+      <w:r>
+        <w:t xml:space="preserve">/</w:t>
+      </w:r>
+      <w:r>
+        <w:rPr>
+          <w:rStyle w:val="VerbatimChar"/>
+        </w:rPr>
+        <w:t xml:space="preserve">_www</w:t>
+      </w:r>
+      <w:r>
+        <w:t xml:space="preserve"> </w:t>
+      </w:r>
+      <w:r>
+        <w:t xml:space="preserve">залежно від ОС) і виставляє: директорії 750,</w:t>
+      </w:r>
+      <w:r>
+        <w:t xml:space="preserve"> </w:t>
+      </w:r>
+      <w:r>
+        <w:t xml:space="preserve">файли 640,</w:t>
+      </w:r>
+      <w:r>
+        <w:t xml:space="preserve"> </w:t>
+      </w:r>
+      <w:r>
+        <w:rPr>
+          <w:rStyle w:val="VerbatimChar"/>
+        </w:rPr>
+        <w:t xml:space="preserve">storage/uploads</w:t>
+      </w:r>
+      <w:r>
+        <w:t xml:space="preserve"> </w:t>
+      </w:r>
+      <w:r>
+        <w:t xml:space="preserve">та кеш шрифтів PDF 770,</w:t>
+      </w:r>
+      <w:r>
+        <w:t xml:space="preserve"> </w:t>
+      </w:r>
+      <w:r>
+        <w:rPr>
+          <w:rStyle w:val="VerbatimChar"/>
+        </w:rPr>
+        <w:t xml:space="preserve">.env</w:t>
+      </w:r>
+      <w:r>
+        <w:t xml:space="preserve"> </w:t>
+      </w:r>
+      <w:r>
+        <w:t xml:space="preserve">600.</w:t>
+      </w:r>
+    </w:p>
+    <w:p>
+      <w:pPr>
+        <w:pStyle w:val="FirstParagraph"/>
+      </w:pPr>
+      <w:r>
+        <w:t xml:space="preserve">Додаткові прапорці:</w:t>
+      </w:r>
+    </w:p>
+    <w:p>
+      <w:pPr>
+        <w:numPr>
+          <w:ilvl w:val="0"/>
+          <w:numId w:val="1011"/>
+        </w:numPr>
+        <w:pStyle w:val="Compact"/>
+      </w:pPr>
+      <w:r>
+        <w:rPr>
+          <w:rStyle w:val="VerbatimChar"/>
+        </w:rPr>
+        <w:t xml:space="preserve">--skip-perms</w:t>
+      </w:r>
+      <w:r>
+        <w:t xml:space="preserve"> </w:t>
+      </w:r>
+      <w:r>
+        <w:t xml:space="preserve">— не чіпати власника/права файлів (якщо керуєте цим окремо, наприклад Ansible/Puppet);</w:t>
+      </w:r>
+    </w:p>
+    <w:p>
+      <w:pPr>
+        <w:numPr>
+          <w:ilvl w:val="0"/>
+          <w:numId w:val="1011"/>
+        </w:numPr>
+        <w:pStyle w:val="Compact"/>
+      </w:pPr>
+      <w:r>
+        <w:rPr>
+          <w:rStyle w:val="VerbatimChar"/>
+        </w:rPr>
+        <w:t xml:space="preserve">--web-user=ІМ_'Я</w:t>
+      </w:r>
+      <w:r>
+        <w:t xml:space="preserve"> </w:t>
+      </w:r>
+      <w:r>
+        <w:t xml:space="preserve">— задати користувача веб-сервера вручну, якщо автовизначення не підійшло.</w:t>
+      </w:r>
+    </w:p>
+    <w:p>
+      <w:pPr>
+        <w:pStyle w:val="FirstParagraph"/>
+      </w:pPr>
+      <w:r>
+        <w:t xml:space="preserve">За наявності критичних помилок інсталяція зупиняється з ненульовим кодом виходу і підказками щодо встановлення відсутніх пакетів для вашої ОС (Debian/Ubuntu, RHEL/Rocky/Alma, macOS).</w:t>
+      </w:r>
+    </w:p>
+    <w:bookmarkEnd w:id="27"/>
+    <w:bookmarkStart w:id="28" w:name="варіант-б--ручне-розгортання"/>
+    <w:p>
+      <w:pPr>
+        <w:pStyle w:val="Heading3"/>
+      </w:pPr>
+      <w:r>
+        <w:t xml:space="preserve">Варіант Б — ручне розгортання</w:t>
+      </w:r>
+    </w:p>
+    <w:p>
+      <w:pPr>
+        <w:numPr>
+          <w:ilvl w:val="0"/>
+          <w:numId w:val="1012"/>
+        </w:numPr>
+      </w:pPr>
+      <w:r>
+        <w:t xml:space="preserve">Скопіювати проєкт на сервер, наприклад у</w:t>
+      </w:r>
+      <w:r>
+        <w:t xml:space="preserve"> </w:t>
+      </w:r>
+      <w:r>
+        <w:rPr>
+          <w:rStyle w:val="VerbatimChar"/>
+        </w:rPr>
+        <w:t xml:space="preserve">/var/www/itsm-system</w:t>
+      </w:r>
+      <w:r>
+        <w:t xml:space="preserve">.</w:t>
+      </w:r>
+    </w:p>
+    <w:p>
+      <w:pPr>
+        <w:numPr>
+          <w:ilvl w:val="0"/>
+          <w:numId w:val="1012"/>
+        </w:numPr>
+      </w:pPr>
+      <w:r>
+        <w:t xml:space="preserve">Налаштувати веб-сервер так, щоб</w:t>
+      </w:r>
+      <w:r>
+        <w:t xml:space="preserve"> </w:t>
+      </w:r>
       <w:r>
         <w:rPr>
           <w:bCs/>
           <w:b/>
         </w:rPr>
-        <w:t xml:space="preserve">Архівування проєкту через інтерфейс</w:t>
-      </w:r>
-      <w:r>
-        <w:t xml:space="preserve"> </w:t>
-      </w:r>
-      <w:r>
-        <w:t xml:space="preserve">(</w:t>
-      </w:r>
-      <w:r>
-        <w:rPr>
-          <w:rStyle w:val="VerbatimChar"/>
-        </w:rPr>
-        <w:t xml:space="preserve">/admin/projects</w:t>
-      </w:r>
-      <w:r>
-        <w:t xml:space="preserve">) — статус проєкту (активний/архівний/закритий) тепер змінюється випадаючим списком прямо в списку проєктів, з кольоровим позначенням (зелений/сірий/чорний) і записом у журнал аудиту; раніше змінювався лише напряму в БД. Та сама українська назва статусу з відповідним кольором тепер показується і в звичайному списку</w:t>
-      </w:r>
-      <w:r>
-        <w:t xml:space="preserve"> </w:t>
-      </w:r>
-      <w:r>
-        <w:rPr>
-          <w:rStyle w:val="VerbatimChar"/>
-        </w:rPr>
-        <w:t xml:space="preserve">/projects</w:t>
-      </w:r>
-      <w:r>
-        <w:t xml:space="preserve">, доступному не лише адміністратору.</w:t>
-      </w:r>
-    </w:p>
-    <w:p>
-      <w:pPr>
-        <w:numPr>
-          <w:ilvl w:val="0"/>
-          <w:numId w:val="1009"/>
-        </w:numPr>
-        <w:pStyle w:val="Compact"/>
-      </w:pPr>
+        <w:t xml:space="preserve">document root вказував на папку</w:t>
+      </w:r>
       <w:r>
         <w:rPr>
           <w:bCs/>
           <w:b/>
         </w:rPr>
-        <w:t xml:space="preserve">Блокування облікового запису після невдалих спроб входу</w:t>
-      </w:r>
-      <w:r>
-        <w:t xml:space="preserve"> </w:t>
-      </w:r>
-      <w:r>
-        <w:t xml:space="preserve">(</w:t>
-      </w:r>
-      <w:r>
-        <w:rPr>
-          <w:rStyle w:val="VerbatimChar"/>
-        </w:rPr>
-        <w:t xml:space="preserve">/admin/security</w:t>
-      </w:r>
-      <w:r>
-        <w:t xml:space="preserve">) — кількість дозволених невдалих спроб і тривалість блокування (у хвилинах) редагуються через інтерфейс (нова таблиця</w:t>
-      </w:r>
-      <w:r>
-        <w:t xml:space="preserve"> </w:t>
-      </w:r>
-      <w:r>
-        <w:rPr>
-          <w:rStyle w:val="VerbatimChar"/>
-        </w:rPr>
-        <w:t xml:space="preserve">app_settings</w:t>
-      </w:r>
-      <w:r>
-        <w:t xml:space="preserve">), без правки коду чи БД напряму. Блокування прив'язане</w:t>
-      </w:r>
-      <w:r>
-        <w:t xml:space="preserve"> </w:t>
-      </w:r>
-      <w:r>
-        <w:rPr>
+        <w:t xml:space="preserve"> </w:t>
+      </w:r>
+      <w:r>
+        <w:rPr>
+          <w:rStyle w:val="VerbatimChar"/>
           <w:bCs/>
           <w:b/>
         </w:rPr>
-        <w:t xml:space="preserve">до конкретного користувача</w:t>
-      </w:r>
-      <w:r>
-        <w:t xml:space="preserve">, а не до IP чи сесії — одна людина, яка забула пароль, не впливає на вхід інших. При наближенні до ліміту користувач бачить, скільки спроб лишилось; під час блокування навіть правильний пароль відхиляється; лічильник скидається до 0 після вдалого входу. Адміністратор бачить, хто заблокований (з часом розблокування) на сторінці «Користувачі», і може зняти блокування вручну, не чекаючи таймауту. Кожне блокування, ручне розблокування і зміна налаштувань фіксуються в журналі аудиту.</w:t>
-      </w:r>
-    </w:p>
-    <w:bookmarkEnd w:id="25"/>
-    <w:bookmarkStart w:id="26" w:name="наступні-кроки-розробки"/>
-    <w:p>
-      <w:pPr>
-        <w:pStyle w:val="Heading2"/>
-      </w:pPr>
-      <w:r>
-        <w:t xml:space="preserve">Наступні кроки розробки</w:t>
-      </w:r>
-    </w:p>
-    <w:p>
-      <w:pPr>
-        <w:pStyle w:val="FirstParagraph"/>
-      </w:pPr>
-      <w:r>
-        <w:t xml:space="preserve">Рекомендований порядок за пріоритетом:</w:t>
-      </w:r>
-    </w:p>
-    <w:p>
-      <w:pPr>
-        <w:numPr>
-          <w:ilvl w:val="0"/>
-          <w:numId w:val="1010"/>
-        </w:numPr>
-        <w:pStyle w:val="Compact"/>
-      </w:pPr>
+        <w:t xml:space="preserve">public/</w:t>
+      </w:r>
+      <w:r>
+        <w:t xml:space="preserve"> </w:t>
+      </w:r>
+      <w:r>
+        <w:t xml:space="preserve">(не на корінь проєкту!).</w:t>
+      </w:r>
+    </w:p>
+    <w:p>
+      <w:pPr>
+        <w:numPr>
+          <w:ilvl w:val="0"/>
+          <w:numId w:val="1012"/>
+        </w:numPr>
+      </w:pPr>
+      <w:r>
+        <w:t xml:space="preserve">Створити базу даних і застосувати схему:</w:t>
+      </w:r>
+    </w:p>
+    <w:p>
+      <w:pPr>
+        <w:numPr>
+          <w:ilvl w:val="0"/>
+          <w:numId w:val="1000"/>
+        </w:numPr>
+        <w:pStyle w:val="SourceCode"/>
+      </w:pPr>
+      <w:r>
+        <w:rPr>
+          <w:rStyle w:val="ExtensionTok"/>
+        </w:rPr>
+        <w:t xml:space="preserve">mysql</w:t>
+      </w:r>
+      <w:r>
+        <w:rPr>
+          <w:rStyle w:val="NormalTok"/>
+        </w:rPr>
+        <w:t xml:space="preserve"> </w:t>
+      </w:r>
+      <w:r>
+        <w:rPr>
+          <w:rStyle w:val="AttributeTok"/>
+        </w:rPr>
+        <w:t xml:space="preserve">-u</w:t>
+      </w:r>
+      <w:r>
+        <w:rPr>
+          <w:rStyle w:val="NormalTok"/>
+        </w:rPr>
+        <w:t xml:space="preserve"> root </w:t>
+      </w:r>
+      <w:r>
+        <w:rPr>
+          <w:rStyle w:val="AttributeTok"/>
+        </w:rPr>
+        <w:t xml:space="preserve">-p</w:t>
+      </w:r>
+      <w:r>
+        <w:rPr>
+          <w:rStyle w:val="NormalTok"/>
+        </w:rPr>
+        <w:t xml:space="preserve"> </w:t>
+      </w:r>
+      <w:r>
+        <w:rPr>
+          <w:rStyle w:val="AttributeTok"/>
+        </w:rPr>
+        <w:t xml:space="preserve">-e</w:t>
+      </w:r>
+      <w:r>
+        <w:rPr>
+          <w:rStyle w:val="NormalTok"/>
+        </w:rPr>
+        <w:t xml:space="preserve"> </w:t>
+      </w:r>
+      <w:r>
+        <w:rPr>
+          <w:rStyle w:val="StringTok"/>
+        </w:rPr>
+        <w:t xml:space="preserve">"CREATE DATABASE itsm CHARACTER SET utf8mb4 COLLATE utf8mb4_unicode_ci;"</w:t>
+      </w:r>
+      <w:r>
+        <w:br/>
+      </w:r>
+      <w:r>
+        <w:rPr>
+          <w:rStyle w:val="ExtensionTok"/>
+        </w:rPr>
+        <w:t xml:space="preserve">mysql</w:t>
+      </w:r>
+      <w:r>
+        <w:rPr>
+          <w:rStyle w:val="NormalTok"/>
+        </w:rPr>
+        <w:t xml:space="preserve"> </w:t>
+      </w:r>
+      <w:r>
+        <w:rPr>
+          <w:rStyle w:val="AttributeTok"/>
+        </w:rPr>
+        <w:t xml:space="preserve">--default-character-set</w:t>
+      </w:r>
+      <w:r>
+        <w:rPr>
+          <w:rStyle w:val="OperatorTok"/>
+        </w:rPr>
+        <w:t xml:space="preserve">=</w:t>
+      </w:r>
+      <w:r>
+        <w:rPr>
+          <w:rStyle w:val="NormalTok"/>
+        </w:rPr>
+        <w:t xml:space="preserve">utf8mb4 </w:t>
+      </w:r>
+      <w:r>
+        <w:rPr>
+          <w:rStyle w:val="AttributeTok"/>
+        </w:rPr>
+        <w:t xml:space="preserve">-u</w:t>
+      </w:r>
+      <w:r>
+        <w:rPr>
+          <w:rStyle w:val="NormalTok"/>
+        </w:rPr>
+        <w:t xml:space="preserve"> root </w:t>
+      </w:r>
+      <w:r>
+        <w:rPr>
+          <w:rStyle w:val="AttributeTok"/>
+        </w:rPr>
+        <w:t xml:space="preserve">-p</w:t>
+      </w:r>
+      <w:r>
+        <w:rPr>
+          <w:rStyle w:val="NormalTok"/>
+        </w:rPr>
+        <w:t xml:space="preserve"> itsm </w:t>
+      </w:r>
+      <w:r>
+        <w:rPr>
+          <w:rStyle w:val="OperatorTok"/>
+        </w:rPr>
+        <w:t xml:space="preserve">&lt;</w:t>
+      </w:r>
+      <w:r>
+        <w:rPr>
+          <w:rStyle w:val="NormalTok"/>
+        </w:rPr>
+        <w:t xml:space="preserve"> database/schema.sql</w:t>
+      </w:r>
+      <w:r>
+        <w:br/>
+      </w:r>
+      <w:r>
+        <w:rPr>
+          <w:rStyle w:val="ExtensionTok"/>
+        </w:rPr>
+        <w:t xml:space="preserve">mysql</w:t>
+      </w:r>
+      <w:r>
+        <w:rPr>
+          <w:rStyle w:val="NormalTok"/>
+        </w:rPr>
+        <w:t xml:space="preserve"> </w:t>
+      </w:r>
+      <w:r>
+        <w:rPr>
+          <w:rStyle w:val="AttributeTok"/>
+        </w:rPr>
+        <w:t xml:space="preserve">--default-character-set</w:t>
+      </w:r>
+      <w:r>
+        <w:rPr>
+          <w:rStyle w:val="OperatorTok"/>
+        </w:rPr>
+        <w:t xml:space="preserve">=</w:t>
+      </w:r>
+      <w:r>
+        <w:rPr>
+          <w:rStyle w:val="NormalTok"/>
+        </w:rPr>
+        <w:t xml:space="preserve">utf8mb4 </w:t>
+      </w:r>
+      <w:r>
+        <w:rPr>
+          <w:rStyle w:val="AttributeTok"/>
+        </w:rPr>
+        <w:t xml:space="preserve">-u</w:t>
+      </w:r>
+      <w:r>
+        <w:rPr>
+          <w:rStyle w:val="NormalTok"/>
+        </w:rPr>
+        <w:t xml:space="preserve"> root </w:t>
+      </w:r>
+      <w:r>
+        <w:rPr>
+          <w:rStyle w:val="AttributeTok"/>
+        </w:rPr>
+        <w:t xml:space="preserve">-p</w:t>
+      </w:r>
+      <w:r>
+        <w:rPr>
+          <w:rStyle w:val="NormalTok"/>
+        </w:rPr>
+        <w:t xml:space="preserve"> itsm </w:t>
+      </w:r>
+      <w:r>
+        <w:rPr>
+          <w:rStyle w:val="OperatorTok"/>
+        </w:rPr>
+        <w:t xml:space="preserve">&lt;</w:t>
+      </w:r>
+      <w:r>
+        <w:rPr>
+          <w:rStyle w:val="NormalTok"/>
+        </w:rPr>
+        <w:t xml:space="preserve"> database/seed.sql</w:t>
+      </w:r>
+    </w:p>
+    <w:p>
+      <w:pPr>
+        <w:numPr>
+          <w:ilvl w:val="0"/>
+          <w:numId w:val="1000"/>
+        </w:numPr>
+      </w:pPr>
+      <w:r>
+        <w:t xml:space="preserve">⚠️</w:t>
+      </w:r>
+      <w:r>
+        <w:t xml:space="preserve"> </w:t>
+      </w:r>
       <w:r>
         <w:rPr>
           <w:bCs/>
           <w:b/>
         </w:rPr>
-        <w:t xml:space="preserve">Портал самообслуговування</w:t>
-      </w:r>
-      <w:r>
-        <w:t xml:space="preserve"> </w:t>
-      </w:r>
-      <w:r>
-        <w:t xml:space="preserve">— подання тікетів без входу в систему, email-to-ticket, SLA-ескалація, оцінка CSAT (Епік 12, розширення поточної базової версії)</w:t>
-      </w:r>
-    </w:p>
-    <w:p>
-      <w:pPr>
-        <w:numPr>
-          <w:ilvl w:val="0"/>
-          <w:numId w:val="1010"/>
-        </w:numPr>
-        <w:pStyle w:val="Compact"/>
-      </w:pPr>
+        <w:t xml:space="preserve">Прапорець</w:t>
+      </w:r>
       <w:r>
         <w:rPr>
           <w:bCs/>
           <w:b/>
         </w:rPr>
-        <w:t xml:space="preserve">Інтеграція з Active Directory</w:t>
-      </w:r>
-      <w:r>
-        <w:t xml:space="preserve"> </w:t>
-      </w:r>
-      <w:r>
-        <w:t xml:space="preserve">— автоматична синхронізація користувачів, SSO (Епік 13; точка розширення вже позначена в</w:t>
-      </w:r>
-      <w:r>
-        <w:t xml:space="preserve"> </w:t>
-      </w:r>
-      <w:r>
-        <w:rPr>
-          <w:rStyle w:val="VerbatimChar"/>
-        </w:rPr>
-        <w:t xml:space="preserve">App\Core\Auth::attempt()</w:t>
-      </w:r>
-      <w:r>
-        <w:t xml:space="preserve">)</w:t>
-      </w:r>
-    </w:p>
-    <w:p>
-      <w:pPr>
-        <w:numPr>
-          <w:ilvl w:val="0"/>
-          <w:numId w:val="1010"/>
-        </w:numPr>
-        <w:pStyle w:val="Compact"/>
-      </w:pPr>
-      <w:r>
-        <w:rPr>
+        <w:t xml:space="preserve"> </w:t>
+      </w:r>
+      <w:r>
+        <w:rPr>
+          <w:rStyle w:val="VerbatimChar"/>
           <w:bCs/>
           <w:b/>
         </w:rPr>
-        <w:t xml:space="preserve">Email-сповіщення, вебхуки, REST API</w:t>
-      </w:r>
-    </w:p>
-    <w:p>
-      <w:pPr>
-        <w:numPr>
-          <w:ilvl w:val="0"/>
-          <w:numId w:val="1010"/>
-        </w:numPr>
-        <w:pStyle w:val="Compact"/>
-      </w:pPr>
+        <w:t xml:space="preserve">--default-character-set=utf8mb4</w:t>
+      </w:r>
       <w:r>
         <w:rPr>
           <w:bCs/>
           <w:b/>
         </w:rPr>
-        <w:t xml:space="preserve">Wiki, форуми, файлові документи</w:t>
-      </w:r>
-      <w:r>
-        <w:t xml:space="preserve"> </w:t>
-      </w:r>
-      <w:r>
-        <w:t xml:space="preserve">як окремий модуль (Епіки 6–8)</w:t>
-      </w:r>
-    </w:p>
-    <w:p>
-      <w:pPr>
-        <w:pStyle w:val="FirstParagraph"/>
-      </w:pPr>
-      <w:r>
-        <w:t xml:space="preserve">Додатково варто розглянути (не заплановані окремим епіком, але піднімались під час розробки):</w:t>
-      </w:r>
-    </w:p>
-    <w:p>
-      <w:pPr>
-        <w:numPr>
-          <w:ilvl w:val="0"/>
-          <w:numId w:val="1011"/>
-        </w:numPr>
-        <w:pStyle w:val="Compact"/>
-      </w:pPr>
-      <w:r>
-        <w:t xml:space="preserve">Видимість черги непризначених тікетів для операторів/керівників ІТ (зараз призначити оператора може лише адміністратор)</w:t>
-      </w:r>
-    </w:p>
-    <w:p>
-      <w:pPr>
-        <w:numPr>
-          <w:ilvl w:val="0"/>
-          <w:numId w:val="1011"/>
-        </w:numPr>
-        <w:pStyle w:val="Compact"/>
-      </w:pPr>
-      <w:r>
-        <w:t xml:space="preserve">CSP-заголовки</w:t>
-      </w:r>
-    </w:p>
-    <w:p>
-      <w:pPr>
-        <w:numPr>
-          <w:ilvl w:val="0"/>
-          <w:numId w:val="1011"/>
-        </w:numPr>
-        <w:pStyle w:val="Compact"/>
-      </w:pPr>
-      <w:r>
-        <w:t xml:space="preserve">Спільне сховище сесій (Redis/БД) для розгортання за балансувальником на кількох серверах</w:t>
-      </w:r>
-    </w:p>
-    <w:bookmarkEnd w:id="26"/>
-    <w:bookmarkStart w:id="27" w:name="вимоги-до-сервера"/>
-    <w:p>
-      <w:pPr>
-        <w:pStyle w:val="Heading2"/>
-      </w:pPr>
-      <w:r>
-        <w:t xml:space="preserve">Вимоги до сервера</w:t>
-      </w:r>
-    </w:p>
-    <w:p>
-      <w:pPr>
-        <w:numPr>
-          <w:ilvl w:val="0"/>
-          <w:numId w:val="1012"/>
-        </w:numPr>
-        <w:pStyle w:val="Compact"/>
-      </w:pPr>
-      <w:r>
-        <w:t xml:space="preserve">PHP 8.1+ (розроблено та перевірено на 8.3) з розширенням</w:t>
-      </w:r>
-      <w:r>
-        <w:t xml:space="preserve"> </w:t>
-      </w:r>
-      <w:r>
-        <w:rPr>
-          <w:rStyle w:val="VerbatimChar"/>
-        </w:rPr>
-        <w:t xml:space="preserve">pdo_mysql</w:t>
-      </w:r>
-    </w:p>
-    <w:p>
-      <w:pPr>
-        <w:numPr>
-          <w:ilvl w:val="0"/>
-          <w:numId w:val="1012"/>
-        </w:numPr>
-        <w:pStyle w:val="Compact"/>
-      </w:pPr>
-      <w:r>
-        <w:t xml:space="preserve">MySQL 8.x або MariaDB 10.6+</w:t>
-      </w:r>
-    </w:p>
-    <w:p>
-      <w:pPr>
-        <w:numPr>
-          <w:ilvl w:val="0"/>
-          <w:numId w:val="1012"/>
-        </w:numPr>
-        <w:pStyle w:val="Compact"/>
-      </w:pPr>
-      <w:r>
-        <w:t xml:space="preserve">Apache (з</w:t>
-      </w:r>
-      <w:r>
-        <w:t xml:space="preserve"> </w:t>
-      </w:r>
-      <w:r>
-        <w:rPr>
-          <w:rStyle w:val="VerbatimChar"/>
-        </w:rPr>
-        <w:t xml:space="preserve">mod_php</w:t>
-      </w:r>
-      <w:r>
-        <w:t xml:space="preserve"> </w:t>
-      </w:r>
-      <w:r>
-        <w:t xml:space="preserve">або</w:t>
-      </w:r>
-      <w:r>
-        <w:t xml:space="preserve"> </w:t>
-      </w:r>
-      <w:r>
-        <w:rPr>
-          <w:rStyle w:val="VerbatimChar"/>
-        </w:rPr>
-        <w:t xml:space="preserve">mod_proxy_fcgi</w:t>
-      </w:r>
-      <w:r>
-        <w:t xml:space="preserve">) або Nginx + PHP-FPM</w:t>
-      </w:r>
-    </w:p>
-    <w:p>
-      <w:pPr>
-        <w:numPr>
-          <w:ilvl w:val="0"/>
-          <w:numId w:val="1012"/>
-        </w:numPr>
-        <w:pStyle w:val="Compact"/>
-      </w:pPr>
-      <w:r>
-        <w:t xml:space="preserve">Контейнеризація не використовується (класичне розгортання на ОС)</w:t>
-      </w:r>
-    </w:p>
-    <w:bookmarkEnd w:id="27"/>
-    <w:bookmarkStart w:id="28" w:name="оновлення-вже-розгорнутої-системи"/>
-    <w:p>
-      <w:pPr>
-        <w:pStyle w:val="Heading2"/>
-      </w:pPr>
-      <w:r>
-        <w:t xml:space="preserve">Оновлення вже розгорнутої системи</w:t>
-      </w:r>
-    </w:p>
-    <w:p>
-      <w:pPr>
-        <w:pStyle w:val="FirstParagraph"/>
-      </w:pPr>
-      <w:r>
-        <w:t xml:space="preserve">Якщо система вже встановлена і потрібно лише накотити нові файли/виправлення, використовуйте</w:t>
-      </w:r>
-      <w:r>
-        <w:t xml:space="preserve"> </w:t>
-      </w:r>
-      <w:r>
-        <w:rPr>
-          <w:rStyle w:val="VerbatimChar"/>
-        </w:rPr>
-        <w:t xml:space="preserve">update.sh</w:t>
-      </w:r>
-      <w:r>
-        <w:t xml:space="preserve"> </w:t>
-      </w:r>
-      <w:r>
-        <w:t xml:space="preserve">— окремий скрипт, який</w:t>
-      </w:r>
-      <w:r>
         <w:t xml:space="preserve"> </w:t>
       </w:r>
       <w:r>
@@ -1294,13 +1830,358 @@
           <w:bCs/>
           <w:b/>
         </w:rPr>
-        <w:t xml:space="preserve">не питає пароль БД повторно</w:t>
-      </w:r>
-      <w:r>
-        <w:t xml:space="preserve"> </w:t>
-      </w:r>
-      <w:r>
-        <w:t xml:space="preserve">(читає його з вашого існуючого</w:t>
+        <w:t xml:space="preserve">обов'язковий.</w:t>
+      </w:r>
+      <w:r>
+        <w:t xml:space="preserve"> </w:t>
+      </w:r>
+      <w:r>
+        <w:t xml:space="preserve">Без нього клієнт</w:t>
+      </w:r>
+      <w:r>
+        <w:t xml:space="preserve"> </w:t>
+      </w:r>
+      <w:r>
+        <w:rPr>
+          <w:rStyle w:val="VerbatimChar"/>
+        </w:rPr>
+        <w:t xml:space="preserve">mysql</w:t>
+      </w:r>
+      <w:r>
+        <w:t xml:space="preserve"> </w:t>
+      </w:r>
+      <w:r>
+        <w:t xml:space="preserve">може прочитати файл в іншому кодуванні (типово latin1) і записати кирилицю з</w:t>
+      </w:r>
+      <w:r>
+        <w:t xml:space="preserve"> </w:t>
+      </w:r>
+      <w:r>
+        <w:rPr>
+          <w:rStyle w:val="VerbatimChar"/>
+        </w:rPr>
+        <w:t xml:space="preserve">seed.sql</w:t>
+      </w:r>
+      <w:r>
+        <w:t xml:space="preserve"> </w:t>
+      </w:r>
+      <w:r>
+        <w:t xml:space="preserve">у БД пошкодженою — подвійно перекодованою (див. розділ «Усунення несправностей» нижче).</w:t>
+      </w:r>
+    </w:p>
+    <w:p>
+      <w:pPr>
+        <w:numPr>
+          <w:ilvl w:val="0"/>
+          <w:numId w:val="1000"/>
+        </w:numPr>
+      </w:pPr>
+      <w:r>
+        <w:t xml:space="preserve">Файли</w:t>
+      </w:r>
+      <w:r>
+        <w:t xml:space="preserve"> </w:t>
+      </w:r>
+      <w:r>
+        <w:rPr>
+          <w:rStyle w:val="VerbatimChar"/>
+        </w:rPr>
+        <w:t xml:space="preserve">schema.sql</w:t>
+      </w:r>
+      <w:r>
+        <w:t xml:space="preserve"> </w:t>
+      </w:r>
+      <w:r>
+        <w:t xml:space="preserve">/</w:t>
+      </w:r>
+      <w:r>
+        <w:t xml:space="preserve"> </w:t>
+      </w:r>
+      <w:r>
+        <w:rPr>
+          <w:rStyle w:val="VerbatimChar"/>
+        </w:rPr>
+        <w:t xml:space="preserve">seed.sql</w:t>
+      </w:r>
+      <w:r>
+        <w:t xml:space="preserve"> </w:t>
+      </w:r>
+      <w:r>
+        <w:t xml:space="preserve">не містять</w:t>
+      </w:r>
+      <w:r>
+        <w:t xml:space="preserve"> </w:t>
+      </w:r>
+      <w:r>
+        <w:rPr>
+          <w:rStyle w:val="VerbatimChar"/>
+        </w:rPr>
+        <w:t xml:space="preserve">CREATE DATABASE</w:t>
+      </w:r>
+      <w:r>
+        <w:t xml:space="preserve"> </w:t>
+      </w:r>
+      <w:r>
+        <w:t xml:space="preserve">та</w:t>
+      </w:r>
+      <w:r>
+        <w:t xml:space="preserve"> </w:t>
+      </w:r>
+      <w:r>
+        <w:rPr>
+          <w:rStyle w:val="VerbatimChar"/>
+        </w:rPr>
+        <w:t xml:space="preserve">USE</w:t>
+      </w:r>
+      <w:r>
+        <w:t xml:space="preserve">, тому назва БД</w:t>
+      </w:r>
+      <w:r>
+        <w:t xml:space="preserve"> </w:t>
+      </w:r>
+      <w:r>
+        <w:t xml:space="preserve">задається аргументом команди — можна розгорнути кілька інстансів (test/prod) з тих самих файлів.</w:t>
+      </w:r>
+    </w:p>
+    <w:p>
+      <w:pPr>
+        <w:numPr>
+          <w:ilvl w:val="0"/>
+          <w:numId w:val="1012"/>
+        </w:numPr>
+      </w:pPr>
+      <w:r>
+        <w:t xml:space="preserve">Створити окремого користувача БД для застосунку (не root):</w:t>
+      </w:r>
+    </w:p>
+    <w:p>
+      <w:pPr>
+        <w:numPr>
+          <w:ilvl w:val="0"/>
+          <w:numId w:val="1000"/>
+        </w:numPr>
+        <w:pStyle w:val="SourceCode"/>
+      </w:pPr>
+      <w:r>
+        <w:rPr>
+          <w:rStyle w:val="KeywordTok"/>
+        </w:rPr>
+        <w:t xml:space="preserve">CREATE</w:t>
+      </w:r>
+      <w:r>
+        <w:rPr>
+          <w:rStyle w:val="NormalTok"/>
+        </w:rPr>
+        <w:t xml:space="preserve"> </w:t>
+      </w:r>
+      <w:r>
+        <w:rPr>
+          <w:rStyle w:val="FunctionTok"/>
+        </w:rPr>
+        <w:t xml:space="preserve">USER</w:t>
+      </w:r>
+      <w:r>
+        <w:rPr>
+          <w:rStyle w:val="NormalTok"/>
+        </w:rPr>
+        <w:t xml:space="preserve"> </w:t>
+      </w:r>
+      <w:r>
+        <w:rPr>
+          <w:rStyle w:val="StringTok"/>
+        </w:rPr>
+        <w:t xml:space="preserve">'itsm_user'</w:t>
+      </w:r>
+      <w:r>
+        <w:rPr>
+          <w:rStyle w:val="NormalTok"/>
+        </w:rPr>
+        <w:t xml:space="preserve">@</w:t>
+      </w:r>
+      <w:r>
+        <w:rPr>
+          <w:rStyle w:val="StringTok"/>
+        </w:rPr>
+        <w:t xml:space="preserve">'localhost'</w:t>
+      </w:r>
+      <w:r>
+        <w:rPr>
+          <w:rStyle w:val="NormalTok"/>
+        </w:rPr>
+        <w:t xml:space="preserve"> </w:t>
+      </w:r>
+      <w:r>
+        <w:rPr>
+          <w:rStyle w:val="KeywordTok"/>
+        </w:rPr>
+        <w:t xml:space="preserve">IDENTIFIED</w:t>
+      </w:r>
+      <w:r>
+        <w:rPr>
+          <w:rStyle w:val="NormalTok"/>
+        </w:rPr>
+        <w:t xml:space="preserve"> </w:t>
+      </w:r>
+      <w:r>
+        <w:rPr>
+          <w:rStyle w:val="KeywordTok"/>
+        </w:rPr>
+        <w:t xml:space="preserve">BY</w:t>
+      </w:r>
+      <w:r>
+        <w:rPr>
+          <w:rStyle w:val="NormalTok"/>
+        </w:rPr>
+        <w:t xml:space="preserve"> </w:t>
+      </w:r>
+      <w:r>
+        <w:rPr>
+          <w:rStyle w:val="StringTok"/>
+        </w:rPr>
+        <w:t xml:space="preserve">'надійний_пароль'</w:t>
+      </w:r>
+      <w:r>
+        <w:rPr>
+          <w:rStyle w:val="NormalTok"/>
+        </w:rPr>
+        <w:t xml:space="preserve">;</w:t>
+      </w:r>
+      <w:r>
+        <w:br/>
+      </w:r>
+      <w:r>
+        <w:rPr>
+          <w:rStyle w:val="KeywordTok"/>
+        </w:rPr>
+        <w:t xml:space="preserve">GRANT</w:t>
+      </w:r>
+      <w:r>
+        <w:rPr>
+          <w:rStyle w:val="NormalTok"/>
+        </w:rPr>
+        <w:t xml:space="preserve"> </w:t>
+      </w:r>
+      <w:r>
+        <w:rPr>
+          <w:rStyle w:val="KeywordTok"/>
+        </w:rPr>
+        <w:t xml:space="preserve">ALL</w:t>
+      </w:r>
+      <w:r>
+        <w:rPr>
+          <w:rStyle w:val="NormalTok"/>
+        </w:rPr>
+        <w:t xml:space="preserve"> </w:t>
+      </w:r>
+      <w:r>
+        <w:rPr>
+          <w:rStyle w:val="KeywordTok"/>
+        </w:rPr>
+        <w:t xml:space="preserve">PRIVILEGES</w:t>
+      </w:r>
+      <w:r>
+        <w:rPr>
+          <w:rStyle w:val="NormalTok"/>
+        </w:rPr>
+        <w:t xml:space="preserve"> </w:t>
+      </w:r>
+      <w:r>
+        <w:rPr>
+          <w:rStyle w:val="KeywordTok"/>
+        </w:rPr>
+        <w:t xml:space="preserve">ON</w:t>
+      </w:r>
+      <w:r>
+        <w:rPr>
+          <w:rStyle w:val="NormalTok"/>
+        </w:rPr>
+        <w:t xml:space="preserve"> itsm.</w:t>
+      </w:r>
+      <w:r>
+        <w:rPr>
+          <w:rStyle w:val="OperatorTok"/>
+        </w:rPr>
+        <w:t xml:space="preserve">*</w:t>
+      </w:r>
+      <w:r>
+        <w:rPr>
+          <w:rStyle w:val="NormalTok"/>
+        </w:rPr>
+        <w:t xml:space="preserve"> </w:t>
+      </w:r>
+      <w:r>
+        <w:rPr>
+          <w:rStyle w:val="KeywordTok"/>
+        </w:rPr>
+        <w:t xml:space="preserve">TO</w:t>
+      </w:r>
+      <w:r>
+        <w:rPr>
+          <w:rStyle w:val="NormalTok"/>
+        </w:rPr>
+        <w:t xml:space="preserve"> </w:t>
+      </w:r>
+      <w:r>
+        <w:rPr>
+          <w:rStyle w:val="StringTok"/>
+        </w:rPr>
+        <w:t xml:space="preserve">'itsm_user'</w:t>
+      </w:r>
+      <w:r>
+        <w:rPr>
+          <w:rStyle w:val="NormalTok"/>
+        </w:rPr>
+        <w:t xml:space="preserve">@</w:t>
+      </w:r>
+      <w:r>
+        <w:rPr>
+          <w:rStyle w:val="StringTok"/>
+        </w:rPr>
+        <w:t xml:space="preserve">'localhost'</w:t>
+      </w:r>
+      <w:r>
+        <w:rPr>
+          <w:rStyle w:val="NormalTok"/>
+        </w:rPr>
+        <w:t xml:space="preserve">;</w:t>
+      </w:r>
+      <w:r>
+        <w:br/>
+      </w:r>
+      <w:r>
+        <w:rPr>
+          <w:rStyle w:val="KeywordTok"/>
+        </w:rPr>
+        <w:t xml:space="preserve">FLUSH</w:t>
+      </w:r>
+      <w:r>
+        <w:rPr>
+          <w:rStyle w:val="NormalTok"/>
+        </w:rPr>
+        <w:t xml:space="preserve"> </w:t>
+      </w:r>
+      <w:r>
+        <w:rPr>
+          <w:rStyle w:val="KeywordTok"/>
+        </w:rPr>
+        <w:t xml:space="preserve">PRIVILEGES</w:t>
+      </w:r>
+      <w:r>
+        <w:rPr>
+          <w:rStyle w:val="NormalTok"/>
+        </w:rPr>
+        <w:t xml:space="preserve">;</w:t>
+      </w:r>
+    </w:p>
+    <w:p>
+      <w:pPr>
+        <w:numPr>
+          <w:ilvl w:val="0"/>
+          <w:numId w:val="1012"/>
+        </w:numPr>
+      </w:pPr>
+      <w:r>
+        <w:t xml:space="preserve">Файл</w:t>
       </w:r>
       <w:r>
         <w:t xml:space="preserve"> </w:t>
@@ -1312,77 +2193,10 @@
         <w:t xml:space="preserve">.env</w:t>
       </w:r>
       <w:r>
-        <w:t xml:space="preserve">):</w:t>
-      </w:r>
-    </w:p>
-    <w:p>
-      <w:pPr>
-        <w:pStyle w:val="SourceCode"/>
-      </w:pPr>
-      <w:r>
-        <w:rPr>
-          <w:rStyle w:val="CommentTok"/>
-        </w:rPr>
-        <w:t xml:space="preserve"># 1. Скопіюйте оновлені файли поверх старих (окрім .env — його не чіпайте)</w:t>
-      </w:r>
-      <w:r>
-        <w:br/>
-      </w:r>
-      <w:r>
-        <w:rPr>
-          <w:rStyle w:val="CommentTok"/>
-        </w:rPr>
-        <w:t xml:space="preserve"># 2. Потім одна команда:</w:t>
-      </w:r>
-      <w:r>
-        <w:br/>
-      </w:r>
-      <w:r>
-        <w:rPr>
-          <w:rStyle w:val="FunctionTok"/>
-        </w:rPr>
-        <w:t xml:space="preserve">sudo</w:t>
-      </w:r>
-      <w:r>
-        <w:rPr>
-          <w:rStyle w:val="NormalTok"/>
-        </w:rPr>
-        <w:t xml:space="preserve"> bash update.sh</w:t>
-      </w:r>
-    </w:p>
-    <w:p>
-      <w:pPr>
-        <w:pStyle w:val="FirstParagraph"/>
-      </w:pPr>
-      <w:r>
-        <w:t xml:space="preserve">Скрипт послідовно перевіряє й, за потреби, виправляє: кодування кирилиці, колонку «відповідальний за проєкт», колонку «дата початку задачі», таблицю етапів дорожньої карти, індекс для звітів обліку часу, застарілий кеш шрифтів PDF-звітів, і насамкінець — права доступу до файлів. Безпечний для повторного запуску — якщо виправляти нічого, просто про це повідомить.</w:t>
-      </w:r>
-    </w:p>
-    <w:bookmarkEnd w:id="28"/>
-    <w:bookmarkStart w:id="31" w:name="розгортання-первинна-інсталяція"/>
-    <w:p>
-      <w:pPr>
-        <w:pStyle w:val="Heading2"/>
-      </w:pPr>
-      <w:r>
-        <w:t xml:space="preserve">Розгортання (первинна інсталяція)</w:t>
-      </w:r>
-    </w:p>
-    <w:bookmarkStart w:id="29" w:name="Xe30f6a41e193663ab55fe77fb5f5600ccae1e53"/>
-    <w:p>
-      <w:pPr>
-        <w:pStyle w:val="Heading3"/>
-      </w:pPr>
-      <w:r>
-        <w:t xml:space="preserve">Варіант А — автоматична інсталяція (рекомендовано)</w:t>
-      </w:r>
-    </w:p>
-    <w:p>
-      <w:pPr>
-        <w:pStyle w:val="FirstParagraph"/>
-      </w:pPr>
-      <w:r>
-        <w:t xml:space="preserve">Скрипт</w:t>
+        <w:t xml:space="preserve"> </w:t>
+      </w:r>
+      <w:r>
+        <w:t xml:space="preserve">(створюється автоматично</w:t>
       </w:r>
       <w:r>
         <w:t xml:space="preserve"> </w:t>
@@ -1394,753 +2208,47 @@
         <w:t xml:space="preserve">install.sh</w:t>
       </w:r>
       <w:r>
-        <w:t xml:space="preserve"> </w:t>
-      </w:r>
-      <w:r>
-        <w:t xml:space="preserve">перевіряє всі залежності, створює БД і користувача, застосовує схему та генерує</w:t>
-      </w:r>
-      <w:r>
-        <w:t xml:space="preserve"> </w:t>
-      </w:r>
-      <w:r>
-        <w:rPr>
-          <w:rStyle w:val="VerbatimChar"/>
-        </w:rPr>
-        <w:t xml:space="preserve">.env</w:t>
-      </w:r>
-      <w:r>
-        <w:t xml:space="preserve">:</w:t>
-      </w:r>
-    </w:p>
-    <w:p>
-      <w:pPr>
-        <w:pStyle w:val="SourceCode"/>
-      </w:pPr>
-      <w:r>
-        <w:rPr>
-          <w:rStyle w:val="FunctionTok"/>
-        </w:rPr>
-        <w:t xml:space="preserve">chmod</w:t>
-      </w:r>
-      <w:r>
-        <w:rPr>
-          <w:rStyle w:val="NormalTok"/>
-        </w:rPr>
-        <w:t xml:space="preserve"> +x install.sh</w:t>
-      </w:r>
-      <w:r>
-        <w:br/>
-      </w:r>
-      <w:r>
-        <w:br/>
-      </w:r>
-      <w:r>
-        <w:rPr>
-          <w:rStyle w:val="CommentTok"/>
-        </w:rPr>
-        <w:t xml:space="preserve"># Спершу — тільки перевірка, без жодних змін у системі:</w:t>
-      </w:r>
-      <w:r>
-        <w:br/>
-      </w:r>
-      <w:r>
-        <w:rPr>
-          <w:rStyle w:val="ExtensionTok"/>
-        </w:rPr>
-        <w:t xml:space="preserve">./install.sh</w:t>
-      </w:r>
-      <w:r>
-        <w:rPr>
-          <w:rStyle w:val="NormalTok"/>
-        </w:rPr>
-        <w:t xml:space="preserve"> </w:t>
-      </w:r>
-      <w:r>
-        <w:rPr>
-          <w:rStyle w:val="AttributeTok"/>
-        </w:rPr>
-        <w:t xml:space="preserve">--check-only</w:t>
-      </w:r>
-      <w:r>
-        <w:br/>
-      </w:r>
-      <w:r>
-        <w:br/>
-      </w:r>
-      <w:r>
-        <w:rPr>
-          <w:rStyle w:val="CommentTok"/>
-        </w:rPr>
-        <w:t xml:space="preserve"># Повна інсталяція:</w:t>
-      </w:r>
-      <w:r>
-        <w:br/>
-      </w:r>
-      <w:r>
-        <w:rPr>
-          <w:rStyle w:val="FunctionTok"/>
-        </w:rPr>
-        <w:t xml:space="preserve">sudo</w:t>
-      </w:r>
-      <w:r>
-        <w:rPr>
-          <w:rStyle w:val="NormalTok"/>
-        </w:rPr>
-        <w:t xml:space="preserve"> ./install.sh</w:t>
-      </w:r>
-      <w:r>
-        <w:br/>
-      </w:r>
-      <w:r>
-        <w:br/>
-      </w:r>
-      <w:r>
-        <w:rPr>
-          <w:rStyle w:val="CommentTok"/>
-        </w:rPr>
-        <w:t xml:space="preserve"># Якщо БД уже створена і потрібна лише перевірка середовища:</w:t>
-      </w:r>
-      <w:r>
-        <w:br/>
-      </w:r>
-      <w:r>
-        <w:rPr>
-          <w:rStyle w:val="FunctionTok"/>
-        </w:rPr>
-        <w:t xml:space="preserve">sudo</w:t>
-      </w:r>
-      <w:r>
-        <w:rPr>
-          <w:rStyle w:val="NormalTok"/>
-        </w:rPr>
-        <w:t xml:space="preserve"> ./install.sh </w:t>
-      </w:r>
-      <w:r>
-        <w:rPr>
-          <w:rStyle w:val="AttributeTok"/>
-        </w:rPr>
-        <w:t xml:space="preserve">--skip-db</w:t>
-      </w:r>
-    </w:p>
-    <w:p>
-      <w:pPr>
-        <w:pStyle w:val="FirstParagraph"/>
-      </w:pPr>
-      <w:r>
-        <w:t xml:space="preserve">Що перевіряє скрипт:</w:t>
-      </w:r>
-    </w:p>
-    <w:p>
-      <w:pPr>
-        <w:numPr>
-          <w:ilvl w:val="0"/>
-          <w:numId w:val="1013"/>
-        </w:numPr>
-        <w:pStyle w:val="Compact"/>
-      </w:pPr>
-      <w:r>
-        <w:t xml:space="preserve">версію PHP (мінімум 8.1) та обов'язкові розширення (</w:t>
-      </w:r>
-      <w:r>
-        <w:rPr>
-          <w:rStyle w:val="VerbatimChar"/>
-        </w:rPr>
-        <w:t xml:space="preserve">pdo</w:t>
-      </w:r>
-      <w:r>
-        <w:t xml:space="preserve">,</w:t>
-      </w:r>
-      <w:r>
-        <w:t xml:space="preserve"> </w:t>
-      </w:r>
-      <w:r>
-        <w:rPr>
-          <w:rStyle w:val="VerbatimChar"/>
-        </w:rPr>
-        <w:t xml:space="preserve">pdo_mysql</w:t>
-      </w:r>
-      <w:r>
-        <w:t xml:space="preserve">,</w:t>
-      </w:r>
-      <w:r>
-        <w:t xml:space="preserve"> </w:t>
-      </w:r>
-      <w:r>
-        <w:rPr>
-          <w:rStyle w:val="VerbatimChar"/>
-        </w:rPr>
-        <w:t xml:space="preserve">mbstring</w:t>
-      </w:r>
-      <w:r>
-        <w:t xml:space="preserve">,</w:t>
-      </w:r>
-      <w:r>
-        <w:t xml:space="preserve"> </w:t>
-      </w:r>
-      <w:r>
-        <w:rPr>
-          <w:rStyle w:val="VerbatimChar"/>
-        </w:rPr>
-        <w:t xml:space="preserve">json</w:t>
-      </w:r>
-      <w:r>
-        <w:t xml:space="preserve">,</w:t>
-      </w:r>
-      <w:r>
-        <w:t xml:space="preserve"> </w:t>
-      </w:r>
-      <w:r>
-        <w:rPr>
-          <w:rStyle w:val="VerbatimChar"/>
-        </w:rPr>
-        <w:t xml:space="preserve">session</w:t>
-      </w:r>
-      <w:r>
-        <w:t xml:space="preserve">);</w:t>
-      </w:r>
-    </w:p>
-    <w:p>
-      <w:pPr>
-        <w:numPr>
-          <w:ilvl w:val="0"/>
-          <w:numId w:val="1013"/>
-        </w:numPr>
-        <w:pStyle w:val="Compact"/>
-      </w:pPr>
-      <w:r>
-        <w:t xml:space="preserve">опційні розширення (</w:t>
-      </w:r>
-      <w:r>
-        <w:rPr>
-          <w:rStyle w:val="VerbatimChar"/>
-        </w:rPr>
-        <w:t xml:space="preserve">ldap</w:t>
-      </w:r>
-      <w:r>
-        <w:t xml:space="preserve"> </w:t>
-      </w:r>
-      <w:r>
-        <w:t xml:space="preserve">для AD-інтеграції,</w:t>
-      </w:r>
-      <w:r>
-        <w:t xml:space="preserve"> </w:t>
-      </w:r>
-      <w:r>
-        <w:rPr>
-          <w:rStyle w:val="VerbatimChar"/>
-        </w:rPr>
-        <w:t xml:space="preserve">fileinfo</w:t>
-      </w:r>
-      <w:r>
-        <w:t xml:space="preserve"> </w:t>
-      </w:r>
-      <w:r>
-        <w:t xml:space="preserve">для вкладень) — попередження, не помилка;</w:t>
-      </w:r>
-    </w:p>
-    <w:p>
-      <w:pPr>
-        <w:numPr>
-          <w:ilvl w:val="0"/>
-          <w:numId w:val="1013"/>
-        </w:numPr>
-        <w:pStyle w:val="Compact"/>
-      </w:pPr>
-      <w:r>
-        <w:t xml:space="preserve">наявність і доступність MySQL/MariaDB;</w:t>
-      </w:r>
-    </w:p>
-    <w:p>
-      <w:pPr>
-        <w:numPr>
-          <w:ilvl w:val="0"/>
-          <w:numId w:val="1013"/>
-        </w:numPr>
-        <w:pStyle w:val="Compact"/>
-      </w:pPr>
-      <w:r>
-        <w:t xml:space="preserve">наявність веб-сервера (Nginx + PHP-FPM або Apache);</w:t>
-      </w:r>
-    </w:p>
-    <w:p>
-      <w:pPr>
-        <w:numPr>
-          <w:ilvl w:val="0"/>
-          <w:numId w:val="1013"/>
-        </w:numPr>
-        <w:pStyle w:val="Compact"/>
-      </w:pPr>
-      <w:r>
-        <w:t xml:space="preserve">цілісність структури проєкту та синтаксис усіх PHP-файлів;</w:t>
-      </w:r>
-    </w:p>
-    <w:p>
-      <w:pPr>
-        <w:numPr>
-          <w:ilvl w:val="0"/>
-          <w:numId w:val="1013"/>
-        </w:numPr>
-        <w:pStyle w:val="Compact"/>
-      </w:pPr>
+        <w:t xml:space="preserve">, або скопіюйте вручну з прикладу нижче) зчитується застосунком самостійно —</w:t>
+      </w:r>
+      <w:r>
+        <w:t xml:space="preserve"> </w:t>
+      </w:r>
       <w:r>
         <w:rPr>
           <w:bCs/>
           <w:b/>
         </w:rPr>
-        <w:t xml:space="preserve">власника та права доступу файлів</w:t>
-      </w:r>
-      <w:r>
-        <w:t xml:space="preserve"> </w:t>
-      </w:r>
-      <w:r>
-        <w:t xml:space="preserve">— автоматично визначає користувача веб-сервера</w:t>
-      </w:r>
-      <w:r>
-        <w:t xml:space="preserve"> </w:t>
-      </w:r>
-      <w:r>
-        <w:t xml:space="preserve">(</w:t>
-      </w:r>
-      <w:r>
-        <w:rPr>
-          <w:rStyle w:val="VerbatimChar"/>
-        </w:rPr>
-        <w:t xml:space="preserve">www-data</w:t>
-      </w:r>
-      <w:r>
-        <w:t xml:space="preserve">/</w:t>
-      </w:r>
-      <w:r>
-        <w:rPr>
-          <w:rStyle w:val="VerbatimChar"/>
-        </w:rPr>
-        <w:t xml:space="preserve">apache</w:t>
-      </w:r>
-      <w:r>
-        <w:t xml:space="preserve">/</w:t>
-      </w:r>
-      <w:r>
-        <w:rPr>
-          <w:rStyle w:val="VerbatimChar"/>
-        </w:rPr>
-        <w:t xml:space="preserve">nginx</w:t>
-      </w:r>
-      <w:r>
-        <w:t xml:space="preserve">/</w:t>
-      </w:r>
-      <w:r>
-        <w:rPr>
-          <w:rStyle w:val="VerbatimChar"/>
-        </w:rPr>
-        <w:t xml:space="preserve">_www</w:t>
-      </w:r>
-      <w:r>
-        <w:t xml:space="preserve"> </w:t>
-      </w:r>
-      <w:r>
-        <w:t xml:space="preserve">залежно від ОС) і виставляє: директорії 750,</w:t>
-      </w:r>
-      <w:r>
-        <w:t xml:space="preserve"> </w:t>
-      </w:r>
-      <w:r>
-        <w:t xml:space="preserve">файли 640,</w:t>
-      </w:r>
-      <w:r>
-        <w:t xml:space="preserve"> </w:t>
-      </w:r>
-      <w:r>
-        <w:rPr>
-          <w:rStyle w:val="VerbatimChar"/>
-        </w:rPr>
-        <w:t xml:space="preserve">storage/uploads</w:t>
-      </w:r>
-      <w:r>
-        <w:t xml:space="preserve"> </w:t>
-      </w:r>
-      <w:r>
-        <w:t xml:space="preserve">та кеш шрифтів PDF 770,</w:t>
-      </w:r>
-      <w:r>
-        <w:t xml:space="preserve"> </w:t>
-      </w:r>
-      <w:r>
-        <w:rPr>
-          <w:rStyle w:val="VerbatimChar"/>
-        </w:rPr>
-        <w:t xml:space="preserve">.env</w:t>
-      </w:r>
-      <w:r>
-        <w:t xml:space="preserve"> </w:t>
-      </w:r>
-      <w:r>
-        <w:t xml:space="preserve">600.</w:t>
-      </w:r>
-    </w:p>
-    <w:p>
-      <w:pPr>
-        <w:pStyle w:val="FirstParagraph"/>
-      </w:pPr>
-      <w:r>
-        <w:t xml:space="preserve">Додаткові прапорці:</w:t>
-      </w:r>
-    </w:p>
-    <w:p>
-      <w:pPr>
-        <w:numPr>
-          <w:ilvl w:val="0"/>
-          <w:numId w:val="1014"/>
-        </w:numPr>
-        <w:pStyle w:val="Compact"/>
-      </w:pPr>
-      <w:r>
-        <w:rPr>
-          <w:rStyle w:val="VerbatimChar"/>
-        </w:rPr>
-        <w:t xml:space="preserve">--skip-perms</w:t>
-      </w:r>
-      <w:r>
-        <w:t xml:space="preserve"> </w:t>
-      </w:r>
-      <w:r>
-        <w:t xml:space="preserve">— не чіпати власника/права файлів (якщо керуєте цим окремо, наприклад Ansible/Puppet);</w:t>
-      </w:r>
-    </w:p>
-    <w:p>
-      <w:pPr>
-        <w:numPr>
-          <w:ilvl w:val="0"/>
-          <w:numId w:val="1014"/>
-        </w:numPr>
-        <w:pStyle w:val="Compact"/>
-      </w:pPr>
-      <w:r>
-        <w:rPr>
-          <w:rStyle w:val="VerbatimChar"/>
-        </w:rPr>
-        <w:t xml:space="preserve">--web-user=ІМ_'Я</w:t>
-      </w:r>
-      <w:r>
-        <w:t xml:space="preserve"> </w:t>
-      </w:r>
-      <w:r>
-        <w:t xml:space="preserve">— задати користувача веб-сервера вручну, якщо автовизначення не підійшло.</w:t>
-      </w:r>
-    </w:p>
-    <w:p>
-      <w:pPr>
-        <w:pStyle w:val="FirstParagraph"/>
-      </w:pPr>
-      <w:r>
-        <w:t xml:space="preserve">За наявності критичних помилок інсталяція зупиняється з ненульовим кодом виходу і підказками щодо встановлення відсутніх пакетів для вашої ОС (Debian/Ubuntu, RHEL/Rocky/Alma, macOS).</w:t>
-      </w:r>
-    </w:p>
-    <w:bookmarkEnd w:id="29"/>
-    <w:bookmarkStart w:id="30" w:name="варіант-б--ручне-розгортання"/>
-    <w:p>
-      <w:pPr>
-        <w:pStyle w:val="Heading3"/>
-      </w:pPr>
-      <w:r>
-        <w:t xml:space="preserve">Варіант Б — ручне розгортання</w:t>
-      </w:r>
-    </w:p>
-    <w:p>
-      <w:pPr>
-        <w:numPr>
-          <w:ilvl w:val="0"/>
-          <w:numId w:val="1015"/>
-        </w:numPr>
-      </w:pPr>
-      <w:r>
-        <w:t xml:space="preserve">Скопіювати проєкт на сервер, наприклад у</w:t>
-      </w:r>
-      <w:r>
-        <w:t xml:space="preserve"> </w:t>
-      </w:r>
-      <w:r>
-        <w:rPr>
-          <w:rStyle w:val="VerbatimChar"/>
-        </w:rPr>
-        <w:t xml:space="preserve">/var/www/itsm-system</w:t>
-      </w:r>
-      <w:r>
-        <w:t xml:space="preserve">.</w:t>
-      </w:r>
-    </w:p>
-    <w:p>
-      <w:pPr>
-        <w:numPr>
-          <w:ilvl w:val="0"/>
-          <w:numId w:val="1015"/>
-        </w:numPr>
-      </w:pPr>
-      <w:r>
-        <w:t xml:space="preserve">Налаштувати веб-сервер так, щоб</w:t>
-      </w:r>
-      <w:r>
-        <w:t xml:space="preserve"> </w:t>
+        <w:t xml:space="preserve">жодних додаткових</w:t>
       </w:r>
       <w:r>
         <w:rPr>
           <w:bCs/>
           <w:b/>
         </w:rPr>
-        <w:t xml:space="preserve">document root вказував на папку</w:t>
-      </w:r>
-      <w:r>
-        <w:rPr>
+        <w:t xml:space="preserve"> </w:t>
+      </w:r>
+      <w:r>
+        <w:rPr>
+          <w:rStyle w:val="VerbatimChar"/>
           <w:bCs/>
           <w:b/>
         </w:rPr>
-        <w:t xml:space="preserve"> </w:t>
-      </w:r>
-      <w:r>
-        <w:rPr>
-          <w:rStyle w:val="VerbatimChar"/>
+        <w:t xml:space="preserve">SetEnv</w:t>
+      </w:r>
+      <w:r>
+        <w:rPr>
           <w:bCs/>
           <w:b/>
         </w:rPr>
-        <w:t xml:space="preserve">public/</w:t>
-      </w:r>
-      <w:r>
-        <w:t xml:space="preserve"> </w:t>
-      </w:r>
-      <w:r>
-        <w:t xml:space="preserve">(не на корінь проєкту!).</w:t>
-      </w:r>
-    </w:p>
-    <w:p>
-      <w:pPr>
-        <w:numPr>
-          <w:ilvl w:val="0"/>
-          <w:numId w:val="1015"/>
-        </w:numPr>
-      </w:pPr>
-      <w:r>
-        <w:t xml:space="preserve">Створити базу даних і застосувати схему:</w:t>
-      </w:r>
-    </w:p>
-    <w:p>
-      <w:pPr>
-        <w:numPr>
-          <w:ilvl w:val="0"/>
-          <w:numId w:val="1000"/>
-        </w:numPr>
-        <w:pStyle w:val="SourceCode"/>
-      </w:pPr>
-      <w:r>
-        <w:rPr>
-          <w:rStyle w:val="ExtensionTok"/>
-        </w:rPr>
-        <w:t xml:space="preserve">mysql</w:t>
-      </w:r>
-      <w:r>
-        <w:rPr>
-          <w:rStyle w:val="NormalTok"/>
-        </w:rPr>
-        <w:t xml:space="preserve"> </w:t>
-      </w:r>
-      <w:r>
-        <w:rPr>
-          <w:rStyle w:val="AttributeTok"/>
-        </w:rPr>
-        <w:t xml:space="preserve">-u</w:t>
-      </w:r>
-      <w:r>
-        <w:rPr>
-          <w:rStyle w:val="NormalTok"/>
-        </w:rPr>
-        <w:t xml:space="preserve"> root </w:t>
-      </w:r>
-      <w:r>
-        <w:rPr>
-          <w:rStyle w:val="AttributeTok"/>
-        </w:rPr>
-        <w:t xml:space="preserve">-p</w:t>
-      </w:r>
-      <w:r>
-        <w:rPr>
-          <w:rStyle w:val="NormalTok"/>
-        </w:rPr>
-        <w:t xml:space="preserve"> </w:t>
-      </w:r>
-      <w:r>
-        <w:rPr>
-          <w:rStyle w:val="AttributeTok"/>
-        </w:rPr>
-        <w:t xml:space="preserve">-e</w:t>
-      </w:r>
-      <w:r>
-        <w:rPr>
-          <w:rStyle w:val="NormalTok"/>
-        </w:rPr>
-        <w:t xml:space="preserve"> </w:t>
-      </w:r>
-      <w:r>
-        <w:rPr>
-          <w:rStyle w:val="StringTok"/>
-        </w:rPr>
-        <w:t xml:space="preserve">"CREATE DATABASE itsm CHARACTER SET utf8mb4 COLLATE utf8mb4_unicode_ci;"</w:t>
-      </w:r>
-      <w:r>
-        <w:br/>
-      </w:r>
-      <w:r>
-        <w:rPr>
-          <w:rStyle w:val="ExtensionTok"/>
-        </w:rPr>
-        <w:t xml:space="preserve">mysql</w:t>
-      </w:r>
-      <w:r>
-        <w:rPr>
-          <w:rStyle w:val="NormalTok"/>
-        </w:rPr>
-        <w:t xml:space="preserve"> </w:t>
-      </w:r>
-      <w:r>
-        <w:rPr>
-          <w:rStyle w:val="AttributeTok"/>
-        </w:rPr>
-        <w:t xml:space="preserve">--default-character-set</w:t>
-      </w:r>
-      <w:r>
-        <w:rPr>
-          <w:rStyle w:val="OperatorTok"/>
-        </w:rPr>
-        <w:t xml:space="preserve">=</w:t>
-      </w:r>
-      <w:r>
-        <w:rPr>
-          <w:rStyle w:val="NormalTok"/>
-        </w:rPr>
-        <w:t xml:space="preserve">utf8mb4 </w:t>
-      </w:r>
-      <w:r>
-        <w:rPr>
-          <w:rStyle w:val="AttributeTok"/>
-        </w:rPr>
-        <w:t xml:space="preserve">-u</w:t>
-      </w:r>
-      <w:r>
-        <w:rPr>
-          <w:rStyle w:val="NormalTok"/>
-        </w:rPr>
-        <w:t xml:space="preserve"> root </w:t>
-      </w:r>
-      <w:r>
-        <w:rPr>
-          <w:rStyle w:val="AttributeTok"/>
-        </w:rPr>
-        <w:t xml:space="preserve">-p</w:t>
-      </w:r>
-      <w:r>
-        <w:rPr>
-          <w:rStyle w:val="NormalTok"/>
-        </w:rPr>
-        <w:t xml:space="preserve"> itsm </w:t>
-      </w:r>
-      <w:r>
-        <w:rPr>
-          <w:rStyle w:val="OperatorTok"/>
-        </w:rPr>
-        <w:t xml:space="preserve">&lt;</w:t>
-      </w:r>
-      <w:r>
-        <w:rPr>
-          <w:rStyle w:val="NormalTok"/>
-        </w:rPr>
-        <w:t xml:space="preserve"> database/schema.sql</w:t>
-      </w:r>
-      <w:r>
-        <w:br/>
-      </w:r>
-      <w:r>
-        <w:rPr>
-          <w:rStyle w:val="ExtensionTok"/>
-        </w:rPr>
-        <w:t xml:space="preserve">mysql</w:t>
-      </w:r>
-      <w:r>
-        <w:rPr>
-          <w:rStyle w:val="NormalTok"/>
-        </w:rPr>
-        <w:t xml:space="preserve"> </w:t>
-      </w:r>
-      <w:r>
-        <w:rPr>
-          <w:rStyle w:val="AttributeTok"/>
-        </w:rPr>
-        <w:t xml:space="preserve">--default-character-set</w:t>
-      </w:r>
-      <w:r>
-        <w:rPr>
-          <w:rStyle w:val="OperatorTok"/>
-        </w:rPr>
-        <w:t xml:space="preserve">=</w:t>
-      </w:r>
-      <w:r>
-        <w:rPr>
-          <w:rStyle w:val="NormalTok"/>
-        </w:rPr>
-        <w:t xml:space="preserve">utf8mb4 </w:t>
-      </w:r>
-      <w:r>
-        <w:rPr>
-          <w:rStyle w:val="AttributeTok"/>
-        </w:rPr>
-        <w:t xml:space="preserve">-u</w:t>
-      </w:r>
-      <w:r>
-        <w:rPr>
-          <w:rStyle w:val="NormalTok"/>
-        </w:rPr>
-        <w:t xml:space="preserve"> root </w:t>
-      </w:r>
-      <w:r>
-        <w:rPr>
-          <w:rStyle w:val="AttributeTok"/>
-        </w:rPr>
-        <w:t xml:space="preserve">-p</w:t>
-      </w:r>
-      <w:r>
-        <w:rPr>
-          <w:rStyle w:val="NormalTok"/>
-        </w:rPr>
-        <w:t xml:space="preserve"> itsm </w:t>
-      </w:r>
-      <w:r>
-        <w:rPr>
-          <w:rStyle w:val="OperatorTok"/>
-        </w:rPr>
-        <w:t xml:space="preserve">&lt;</w:t>
-      </w:r>
-      <w:r>
-        <w:rPr>
-          <w:rStyle w:val="NormalTok"/>
-        </w:rPr>
-        <w:t xml:space="preserve"> database/seed.sql</w:t>
-      </w:r>
-    </w:p>
-    <w:p>
-      <w:pPr>
-        <w:numPr>
-          <w:ilvl w:val="0"/>
-          <w:numId w:val="1000"/>
-        </w:numPr>
-      </w:pPr>
-      <w:r>
-        <w:t xml:space="preserve">⚠️</w:t>
-      </w:r>
-      <w:r>
-        <w:t xml:space="preserve"> </w:t>
-      </w:r>
-      <w:r>
-        <w:rPr>
+        <w:t xml:space="preserve">/</w:t>
+      </w:r>
+      <w:r>
+        <w:rPr>
+          <w:rStyle w:val="VerbatimChar"/>
           <w:bCs/>
           <w:b/>
         </w:rPr>
-        <w:t xml:space="preserve">Прапорець</w:t>
+        <w:t xml:space="preserve">env[]</w:t>
       </w:r>
       <w:r>
         <w:rPr>
@@ -2151,46 +2259,488 @@
       </w:r>
       <w:r>
         <w:rPr>
-          <w:rStyle w:val="VerbatimChar"/>
           <w:bCs/>
           <w:b/>
         </w:rPr>
-        <w:t xml:space="preserve">--default-character-set=utf8mb4</w:t>
-      </w:r>
-      <w:r>
-        <w:rPr>
-          <w:bCs/>
-          <w:b/>
-        </w:rPr>
-        <w:t xml:space="preserve"> </w:t>
-      </w:r>
-      <w:r>
-        <w:rPr>
-          <w:bCs/>
-          <w:b/>
-        </w:rPr>
-        <w:t xml:space="preserve">обов'язковий.</w:t>
-      </w:r>
-      <w:r>
-        <w:t xml:space="preserve"> </w:t>
-      </w:r>
-      <w:r>
-        <w:t xml:space="preserve">Без нього клієнт</w:t>
-      </w:r>
-      <w:r>
-        <w:t xml:space="preserve"> </w:t>
-      </w:r>
-      <w:r>
-        <w:rPr>
-          <w:rStyle w:val="VerbatimChar"/>
-        </w:rPr>
-        <w:t xml:space="preserve">mysql</w:t>
-      </w:r>
-      <w:r>
-        <w:t xml:space="preserve"> </w:t>
-      </w:r>
-      <w:r>
-        <w:t xml:space="preserve">може прочитати файл в іншому кодуванні (типово latin1) і записати кирилицю з</w:t>
+        <w:t xml:space="preserve">у конфігурації Apache чи PHP-FPM не потрібно</w:t>
+      </w:r>
+      <w:r>
+        <w:t xml:space="preserve">:</w:t>
+      </w:r>
+    </w:p>
+    <w:p>
+      <w:pPr>
+        <w:numPr>
+          <w:ilvl w:val="0"/>
+          <w:numId w:val="1000"/>
+        </w:numPr>
+        <w:pStyle w:val="SourceCode"/>
+      </w:pPr>
+      <w:r>
+        <w:rPr>
+          <w:rStyle w:val="VerbatimChar"/>
+        </w:rPr>
+        <w:t xml:space="preserve">DB_HOST=127.0.0.1</w:t>
+      </w:r>
+      <w:r>
+        <w:br/>
+      </w:r>
+      <w:r>
+        <w:rPr>
+          <w:rStyle w:val="VerbatimChar"/>
+        </w:rPr>
+        <w:t xml:space="preserve">DB_DATABASE=itsm</w:t>
+      </w:r>
+      <w:r>
+        <w:br/>
+      </w:r>
+      <w:r>
+        <w:rPr>
+          <w:rStyle w:val="VerbatimChar"/>
+        </w:rPr>
+        <w:t xml:space="preserve">DB_USERNAME=itsm_user</w:t>
+      </w:r>
+      <w:r>
+        <w:br/>
+      </w:r>
+      <w:r>
+        <w:rPr>
+          <w:rStyle w:val="VerbatimChar"/>
+        </w:rPr>
+        <w:t xml:space="preserve">DB_PASSWORD=надійний_пароль</w:t>
+      </w:r>
+      <w:r>
+        <w:br/>
+      </w:r>
+      <w:r>
+        <w:rPr>
+          <w:rStyle w:val="VerbatimChar"/>
+        </w:rPr>
+        <w:t xml:space="preserve">APP_ENV=production</w:t>
+      </w:r>
+      <w:r>
+        <w:br/>
+      </w:r>
+      <w:r>
+        <w:rPr>
+          <w:rStyle w:val="VerbatimChar"/>
+        </w:rPr>
+        <w:t xml:space="preserve">APP_URL=https://itsm.example.local</w:t>
+      </w:r>
+    </w:p>
+    <w:p>
+      <w:pPr>
+        <w:numPr>
+          <w:ilvl w:val="0"/>
+          <w:numId w:val="1000"/>
+        </w:numPr>
+      </w:pPr>
+      <w:r>
+        <w:t xml:space="preserve">Головне — щоб файл</w:t>
+      </w:r>
+      <w:r>
+        <w:t xml:space="preserve"> </w:t>
+      </w:r>
+      <w:r>
+        <w:rPr>
+          <w:rStyle w:val="VerbatimChar"/>
+        </w:rPr>
+        <w:t xml:space="preserve">.env</w:t>
+      </w:r>
+      <w:r>
+        <w:t xml:space="preserve"> </w:t>
+      </w:r>
+      <w:r>
+        <w:t xml:space="preserve">лежав у корені проєкту (поруч із</w:t>
+      </w:r>
+      <w:r>
+        <w:t xml:space="preserve"> </w:t>
+      </w:r>
+      <w:r>
+        <w:rPr>
+          <w:rStyle w:val="VerbatimChar"/>
+        </w:rPr>
+        <w:t xml:space="preserve">app/</w:t>
+      </w:r>
+      <w:r>
+        <w:t xml:space="preserve">,</w:t>
+      </w:r>
+      <w:r>
+        <w:t xml:space="preserve"> </w:t>
+      </w:r>
+      <w:r>
+        <w:rPr>
+          <w:rStyle w:val="VerbatimChar"/>
+        </w:rPr>
+        <w:t xml:space="preserve">public/</w:t>
+      </w:r>
+      <w:r>
+        <w:t xml:space="preserve">,</w:t>
+      </w:r>
+      <w:r>
+        <w:t xml:space="preserve"> </w:t>
+      </w:r>
+      <w:r>
+        <w:rPr>
+          <w:rStyle w:val="VerbatimChar"/>
+        </w:rPr>
+        <w:t xml:space="preserve">config/</w:t>
+      </w:r>
+      <w:r>
+        <w:t xml:space="preserve">) і був читабельний користувачем, від імені якого працює веб-сервер (</w:t>
+      </w:r>
+      <w:r>
+        <w:rPr>
+          <w:rStyle w:val="VerbatimChar"/>
+        </w:rPr>
+        <w:t xml:space="preserve">www-data</w:t>
+      </w:r>
+      <w:r>
+        <w:t xml:space="preserve">,</w:t>
+      </w:r>
+      <w:r>
+        <w:t xml:space="preserve"> </w:t>
+      </w:r>
+      <w:r>
+        <w:rPr>
+          <w:rStyle w:val="VerbatimChar"/>
+        </w:rPr>
+        <w:t xml:space="preserve">apache</w:t>
+      </w:r>
+      <w:r>
+        <w:t xml:space="preserve"> </w:t>
+      </w:r>
+      <w:r>
+        <w:t xml:space="preserve">тощо).</w:t>
+      </w:r>
+    </w:p>
+    <w:p>
+      <w:pPr>
+        <w:numPr>
+          <w:ilvl w:val="0"/>
+          <w:numId w:val="1012"/>
+        </w:numPr>
+      </w:pPr>
+      <w:r>
+        <w:t xml:space="preserve">Переконатися, що папки</w:t>
+      </w:r>
+      <w:r>
+        <w:t xml:space="preserve"> </w:t>
+      </w:r>
+      <w:r>
+        <w:rPr>
+          <w:rStyle w:val="VerbatimChar"/>
+        </w:rPr>
+        <w:t xml:space="preserve">storage/uploads</w:t>
+      </w:r>
+      <w:r>
+        <w:t xml:space="preserve"> </w:t>
+      </w:r>
+      <w:r>
+        <w:t xml:space="preserve">та</w:t>
+      </w:r>
+      <w:r>
+        <w:t xml:space="preserve"> </w:t>
+      </w:r>
+      <w:r>
+        <w:rPr>
+          <w:rStyle w:val="VerbatimChar"/>
+        </w:rPr>
+        <w:t xml:space="preserve">app/Vendor/tfpdf/font/unifont</w:t>
+      </w:r>
+      <w:r>
+        <w:t xml:space="preserve"> </w:t>
+      </w:r>
+      <w:r>
+        <w:t xml:space="preserve">доступні для запису веб-сервером (перша — для майбутнього функціоналу вкладень, друга — для кешу метрик шрифтів PDF-звітів).</w:t>
+      </w:r>
+    </w:p>
+    <w:p>
+      <w:pPr>
+        <w:numPr>
+          <w:ilvl w:val="0"/>
+          <w:numId w:val="1012"/>
+        </w:numPr>
+      </w:pPr>
+      <w:r>
+        <w:t xml:space="preserve">Виставити власника і права доступу. Найпростіше — викликати лише відповідну частину</w:t>
+      </w:r>
+      <w:r>
+        <w:t xml:space="preserve"> </w:t>
+      </w:r>
+      <w:r>
+        <w:rPr>
+          <w:rStyle w:val="VerbatimChar"/>
+        </w:rPr>
+        <w:t xml:space="preserve">install.sh</w:t>
+      </w:r>
+      <w:r>
+        <w:t xml:space="preserve">:</w:t>
+      </w:r>
+    </w:p>
+    <w:p>
+      <w:pPr>
+        <w:numPr>
+          <w:ilvl w:val="0"/>
+          <w:numId w:val="1000"/>
+        </w:numPr>
+        <w:pStyle w:val="SourceCode"/>
+      </w:pPr>
+      <w:r>
+        <w:rPr>
+          <w:rStyle w:val="FunctionTok"/>
+        </w:rPr>
+        <w:t xml:space="preserve">sudo</w:t>
+      </w:r>
+      <w:r>
+        <w:rPr>
+          <w:rStyle w:val="NormalTok"/>
+        </w:rPr>
+        <w:t xml:space="preserve"> ./install.sh </w:t>
+      </w:r>
+      <w:r>
+        <w:rPr>
+          <w:rStyle w:val="AttributeTok"/>
+        </w:rPr>
+        <w:t xml:space="preserve">--skip-db</w:t>
+      </w:r>
+      <w:r>
+        <w:rPr>
+          <w:rStyle w:val="NormalTok"/>
+        </w:rPr>
+        <w:t xml:space="preserve"> </w:t>
+      </w:r>
+      <w:r>
+        <w:rPr>
+          <w:rStyle w:val="AttributeTok"/>
+        </w:rPr>
+        <w:t xml:space="preserve">--web-user</w:t>
+      </w:r>
+      <w:r>
+        <w:rPr>
+          <w:rStyle w:val="OperatorTok"/>
+        </w:rPr>
+        <w:t xml:space="preserve">=</w:t>
+      </w:r>
+      <w:r>
+        <w:rPr>
+          <w:rStyle w:val="NormalTok"/>
+        </w:rPr>
+        <w:t xml:space="preserve">www-data</w:t>
+      </w:r>
+    </w:p>
+    <w:p>
+      <w:pPr>
+        <w:numPr>
+          <w:ilvl w:val="0"/>
+          <w:numId w:val="1000"/>
+        </w:numPr>
+      </w:pPr>
+      <w:r>
+        <w:t xml:space="preserve">Або вручну:</w:t>
+      </w:r>
+    </w:p>
+    <w:p>
+      <w:pPr>
+        <w:numPr>
+          <w:ilvl w:val="0"/>
+          <w:numId w:val="1000"/>
+        </w:numPr>
+        <w:pStyle w:val="SourceCode"/>
+      </w:pPr>
+      <w:r>
+        <w:rPr>
+          <w:rStyle w:val="FunctionTok"/>
+        </w:rPr>
+        <w:t xml:space="preserve">sudo</w:t>
+      </w:r>
+      <w:r>
+        <w:rPr>
+          <w:rStyle w:val="NormalTok"/>
+        </w:rPr>
+        <w:t xml:space="preserve"> chown </w:t>
+      </w:r>
+      <w:r>
+        <w:rPr>
+          <w:rStyle w:val="AttributeTok"/>
+        </w:rPr>
+        <w:t xml:space="preserve">-R</w:t>
+      </w:r>
+      <w:r>
+        <w:rPr>
+          <w:rStyle w:val="NormalTok"/>
+        </w:rPr>
+        <w:t xml:space="preserve"> www-data:www-data /var/www/itsm-system</w:t>
+      </w:r>
+      <w:r>
+        <w:br/>
+      </w:r>
+      <w:r>
+        <w:rPr>
+          <w:rStyle w:val="FunctionTok"/>
+        </w:rPr>
+        <w:t xml:space="preserve">sudo</w:t>
+      </w:r>
+      <w:r>
+        <w:rPr>
+          <w:rStyle w:val="NormalTok"/>
+        </w:rPr>
+        <w:t xml:space="preserve"> find /var/www/itsm-system </w:t>
+      </w:r>
+      <w:r>
+        <w:rPr>
+          <w:rStyle w:val="AttributeTok"/>
+        </w:rPr>
+        <w:t xml:space="preserve">-type</w:t>
+      </w:r>
+      <w:r>
+        <w:rPr>
+          <w:rStyle w:val="NormalTok"/>
+        </w:rPr>
+        <w:t xml:space="preserve"> d </w:t>
+      </w:r>
+      <w:r>
+        <w:rPr>
+          <w:rStyle w:val="AttributeTok"/>
+        </w:rPr>
+        <w:t xml:space="preserve">-exec</w:t>
+      </w:r>
+      <w:r>
+        <w:rPr>
+          <w:rStyle w:val="NormalTok"/>
+        </w:rPr>
+        <w:t xml:space="preserve"> chmod 750 {} </w:t>
+      </w:r>
+      <w:r>
+        <w:rPr>
+          <w:rStyle w:val="DataTypeTok"/>
+        </w:rPr>
+        <w:t xml:space="preserve">\;</w:t>
+      </w:r>
+      <w:r>
+        <w:br/>
+      </w:r>
+      <w:r>
+        <w:rPr>
+          <w:rStyle w:val="FunctionTok"/>
+        </w:rPr>
+        <w:t xml:space="preserve">sudo</w:t>
+      </w:r>
+      <w:r>
+        <w:rPr>
+          <w:rStyle w:val="NormalTok"/>
+        </w:rPr>
+        <w:t xml:space="preserve"> find /var/www/itsm-system </w:t>
+      </w:r>
+      <w:r>
+        <w:rPr>
+          <w:rStyle w:val="AttributeTok"/>
+        </w:rPr>
+        <w:t xml:space="preserve">-type</w:t>
+      </w:r>
+      <w:r>
+        <w:rPr>
+          <w:rStyle w:val="NormalTok"/>
+        </w:rPr>
+        <w:t xml:space="preserve"> f </w:t>
+      </w:r>
+      <w:r>
+        <w:rPr>
+          <w:rStyle w:val="AttributeTok"/>
+        </w:rPr>
+        <w:t xml:space="preserve">-exec</w:t>
+      </w:r>
+      <w:r>
+        <w:rPr>
+          <w:rStyle w:val="NormalTok"/>
+        </w:rPr>
+        <w:t xml:space="preserve"> chmod 640 {} </w:t>
+      </w:r>
+      <w:r>
+        <w:rPr>
+          <w:rStyle w:val="DataTypeTok"/>
+        </w:rPr>
+        <w:t xml:space="preserve">\;</w:t>
+      </w:r>
+      <w:r>
+        <w:br/>
+      </w:r>
+      <w:r>
+        <w:rPr>
+          <w:rStyle w:val="FunctionTok"/>
+        </w:rPr>
+        <w:t xml:space="preserve">sudo</w:t>
+      </w:r>
+      <w:r>
+        <w:rPr>
+          <w:rStyle w:val="NormalTok"/>
+        </w:rPr>
+        <w:t xml:space="preserve"> chmod 770 /var/www/itsm-system/storage/uploads</w:t>
+      </w:r>
+      <w:r>
+        <w:br/>
+      </w:r>
+      <w:r>
+        <w:rPr>
+          <w:rStyle w:val="FunctionTok"/>
+        </w:rPr>
+        <w:t xml:space="preserve">sudo</w:t>
+      </w:r>
+      <w:r>
+        <w:rPr>
+          <w:rStyle w:val="NormalTok"/>
+        </w:rPr>
+        <w:t xml:space="preserve"> chmod 770 /var/www/itsm-system/app/Vendor/tfpdf/font/unifont</w:t>
+      </w:r>
+      <w:r>
+        <w:br/>
+      </w:r>
+      <w:r>
+        <w:rPr>
+          <w:rStyle w:val="FunctionTok"/>
+        </w:rPr>
+        <w:t xml:space="preserve">sudo</w:t>
+      </w:r>
+      <w:r>
+        <w:rPr>
+          <w:rStyle w:val="NormalTok"/>
+        </w:rPr>
+        <w:t xml:space="preserve"> chmod 600 /var/www/itsm-system/.env</w:t>
+      </w:r>
+    </w:p>
+    <w:p>
+      <w:pPr>
+        <w:numPr>
+          <w:ilvl w:val="0"/>
+          <w:numId w:val="1012"/>
+        </w:numPr>
+      </w:pPr>
+      <w:r>
+        <w:t xml:space="preserve">Обов'язково змінити пароль тестового адміністратора (</w:t>
+      </w:r>
+      <w:r>
+        <w:rPr>
+          <w:rStyle w:val="VerbatimChar"/>
+        </w:rPr>
+        <w:t xml:space="preserve">admin@example.local</w:t>
+      </w:r>
+      <w:r>
+        <w:t xml:space="preserve"> </w:t>
+      </w:r>
+      <w:r>
+        <w:t xml:space="preserve">/</w:t>
+      </w:r>
+      <w:r>
+        <w:t xml:space="preserve"> </w:t>
+      </w:r>
+      <w:r>
+        <w:rPr>
+          <w:rStyle w:val="VerbatimChar"/>
+        </w:rPr>
+        <w:t xml:space="preserve">admin123</w:t>
+      </w:r>
+      <w:r>
+        <w:t xml:space="preserve">) або видалити цей рядок із</w:t>
       </w:r>
       <w:r>
         <w:t xml:space="preserve"> </w:t>
@@ -2205,1028 +2755,139 @@
         <w:t xml:space="preserve"> </w:t>
       </w:r>
       <w:r>
-        <w:t xml:space="preserve">у БД пошкодженою — подвійно перекодованою (див. розділ «Усунення несправностей» нижче).</w:t>
-      </w:r>
-    </w:p>
-    <w:p>
-      <w:pPr>
-        <w:numPr>
-          <w:ilvl w:val="0"/>
-          <w:numId w:val="1000"/>
-        </w:numPr>
-      </w:pPr>
-      <w:r>
-        <w:t xml:space="preserve">Файли</w:t>
-      </w:r>
-      <w:r>
-        <w:t xml:space="preserve"> </w:t>
-      </w:r>
-      <w:r>
-        <w:rPr>
-          <w:rStyle w:val="VerbatimChar"/>
-        </w:rPr>
-        <w:t xml:space="preserve">schema.sql</w:t>
-      </w:r>
-      <w:r>
-        <w:t xml:space="preserve"> </w:t>
-      </w:r>
-      <w:r>
-        <w:t xml:space="preserve">/</w:t>
-      </w:r>
-      <w:r>
-        <w:t xml:space="preserve"> </w:t>
-      </w:r>
-      <w:r>
-        <w:rPr>
-          <w:rStyle w:val="VerbatimChar"/>
-        </w:rPr>
-        <w:t xml:space="preserve">seed.sql</w:t>
-      </w:r>
-      <w:r>
-        <w:t xml:space="preserve"> </w:t>
-      </w:r>
-      <w:r>
-        <w:t xml:space="preserve">не містять</w:t>
-      </w:r>
-      <w:r>
-        <w:t xml:space="preserve"> </w:t>
-      </w:r>
-      <w:r>
-        <w:rPr>
-          <w:rStyle w:val="VerbatimChar"/>
-        </w:rPr>
-        <w:t xml:space="preserve">CREATE DATABASE</w:t>
-      </w:r>
-      <w:r>
-        <w:t xml:space="preserve"> </w:t>
-      </w:r>
-      <w:r>
-        <w:t xml:space="preserve">та</w:t>
-      </w:r>
-      <w:r>
-        <w:t xml:space="preserve"> </w:t>
-      </w:r>
-      <w:r>
-        <w:rPr>
-          <w:rStyle w:val="VerbatimChar"/>
-        </w:rPr>
-        <w:t xml:space="preserve">USE</w:t>
-      </w:r>
-      <w:r>
-        <w:t xml:space="preserve">, тому назва БД</w:t>
-      </w:r>
-      <w:r>
-        <w:t xml:space="preserve"> </w:t>
-      </w:r>
-      <w:r>
-        <w:t xml:space="preserve">задається аргументом команди — можна розгорнути кілька інстансів (test/prod) з тих самих файлів.</w:t>
-      </w:r>
-    </w:p>
-    <w:p>
-      <w:pPr>
-        <w:numPr>
-          <w:ilvl w:val="0"/>
-          <w:numId w:val="1015"/>
-        </w:numPr>
-      </w:pPr>
-      <w:r>
-        <w:t xml:space="preserve">Створити окремого користувача БД для застосунку (не root):</w:t>
-      </w:r>
-    </w:p>
-    <w:p>
-      <w:pPr>
-        <w:numPr>
-          <w:ilvl w:val="0"/>
-          <w:numId w:val="1000"/>
-        </w:numPr>
+        <w:t xml:space="preserve">перед продуктивним використанням.</w:t>
+      </w:r>
+    </w:p>
+    <w:bookmarkEnd w:id="28"/>
+    <w:bookmarkEnd w:id="29"/>
+    <w:bookmarkStart w:id="31" w:name="X1ac0b7ab6c849cd7ff288b52c3a54edc59d0268"/>
+    <w:p>
+      <w:pPr>
+        <w:pStyle w:val="Heading2"/>
+      </w:pPr>
+      <w:r>
+        <w:t xml:space="preserve">Локальний запуск для розробки (без Apache/Nginx)</w:t>
+      </w:r>
+    </w:p>
+    <w:p>
+      <w:pPr>
         <w:pStyle w:val="SourceCode"/>
       </w:pPr>
       <w:r>
         <w:rPr>
-          <w:rStyle w:val="KeywordTok"/>
-        </w:rPr>
-        <w:t xml:space="preserve">CREATE</w:t>
-      </w:r>
-      <w:r>
-        <w:rPr>
-          <w:rStyle w:val="NormalTok"/>
-        </w:rPr>
-        <w:t xml:space="preserve"> </w:t>
-      </w:r>
-      <w:r>
-        <w:rPr>
-          <w:rStyle w:val="FunctionTok"/>
-        </w:rPr>
-        <w:t xml:space="preserve">USER</w:t>
-      </w:r>
-      <w:r>
-        <w:rPr>
-          <w:rStyle w:val="NormalTok"/>
-        </w:rPr>
-        <w:t xml:space="preserve"> </w:t>
-      </w:r>
-      <w:r>
-        <w:rPr>
-          <w:rStyle w:val="StringTok"/>
-        </w:rPr>
-        <w:t xml:space="preserve">'itsm_user'</w:t>
-      </w:r>
-      <w:r>
-        <w:rPr>
-          <w:rStyle w:val="NormalTok"/>
-        </w:rPr>
-        <w:t xml:space="preserve">@</w:t>
-      </w:r>
-      <w:r>
-        <w:rPr>
-          <w:rStyle w:val="StringTok"/>
-        </w:rPr>
-        <w:t xml:space="preserve">'localhost'</w:t>
-      </w:r>
-      <w:r>
-        <w:rPr>
-          <w:rStyle w:val="NormalTok"/>
-        </w:rPr>
-        <w:t xml:space="preserve"> </w:t>
-      </w:r>
-      <w:r>
-        <w:rPr>
-          <w:rStyle w:val="KeywordTok"/>
-        </w:rPr>
-        <w:t xml:space="preserve">IDENTIFIED</w:t>
-      </w:r>
-      <w:r>
-        <w:rPr>
-          <w:rStyle w:val="NormalTok"/>
-        </w:rPr>
-        <w:t xml:space="preserve"> </w:t>
-      </w:r>
-      <w:r>
-        <w:rPr>
-          <w:rStyle w:val="KeywordTok"/>
-        </w:rPr>
-        <w:t xml:space="preserve">BY</w:t>
-      </w:r>
-      <w:r>
-        <w:rPr>
-          <w:rStyle w:val="NormalTok"/>
-        </w:rPr>
-        <w:t xml:space="preserve"> </w:t>
-      </w:r>
-      <w:r>
-        <w:rPr>
-          <w:rStyle w:val="StringTok"/>
-        </w:rPr>
-        <w:t xml:space="preserve">'надійний_пароль'</w:t>
-      </w:r>
-      <w:r>
-        <w:rPr>
-          <w:rStyle w:val="NormalTok"/>
-        </w:rPr>
-        <w:t xml:space="preserve">;</w:t>
-      </w:r>
-      <w:r>
-        <w:br/>
-      </w:r>
-      <w:r>
-        <w:rPr>
-          <w:rStyle w:val="KeywordTok"/>
-        </w:rPr>
-        <w:t xml:space="preserve">GRANT</w:t>
-      </w:r>
-      <w:r>
-        <w:rPr>
-          <w:rStyle w:val="NormalTok"/>
-        </w:rPr>
-        <w:t xml:space="preserve"> </w:t>
-      </w:r>
-      <w:r>
-        <w:rPr>
-          <w:rStyle w:val="KeywordTok"/>
-        </w:rPr>
-        <w:t xml:space="preserve">ALL</w:t>
-      </w:r>
-      <w:r>
-        <w:rPr>
-          <w:rStyle w:val="NormalTok"/>
-        </w:rPr>
-        <w:t xml:space="preserve"> </w:t>
-      </w:r>
-      <w:r>
-        <w:rPr>
-          <w:rStyle w:val="KeywordTok"/>
-        </w:rPr>
-        <w:t xml:space="preserve">PRIVILEGES</w:t>
-      </w:r>
-      <w:r>
-        <w:rPr>
-          <w:rStyle w:val="NormalTok"/>
-        </w:rPr>
-        <w:t xml:space="preserve"> </w:t>
-      </w:r>
-      <w:r>
-        <w:rPr>
-          <w:rStyle w:val="KeywordTok"/>
-        </w:rPr>
-        <w:t xml:space="preserve">ON</w:t>
-      </w:r>
-      <w:r>
-        <w:rPr>
-          <w:rStyle w:val="NormalTok"/>
-        </w:rPr>
-        <w:t xml:space="preserve"> itsm.</w:t>
+          <w:rStyle w:val="BuiltInTok"/>
+        </w:rPr>
+        <w:t xml:space="preserve">cd</w:t>
+      </w:r>
+      <w:r>
+        <w:rPr>
+          <w:rStyle w:val="NormalTok"/>
+        </w:rPr>
+        <w:t xml:space="preserve"> itsm-system</w:t>
+      </w:r>
+      <w:r>
+        <w:br/>
+      </w:r>
+      <w:r>
+        <w:rPr>
+          <w:rStyle w:val="VariableTok"/>
+        </w:rPr>
+        <w:t xml:space="preserve">DB_HOST</w:t>
       </w:r>
       <w:r>
         <w:rPr>
           <w:rStyle w:val="OperatorTok"/>
         </w:rPr>
-        <w:t xml:space="preserve">*</w:t>
-      </w:r>
-      <w:r>
-        <w:rPr>
-          <w:rStyle w:val="NormalTok"/>
-        </w:rPr>
-        <w:t xml:space="preserve"> </w:t>
-      </w:r>
-      <w:r>
-        <w:rPr>
-          <w:rStyle w:val="KeywordTok"/>
-        </w:rPr>
-        <w:t xml:space="preserve">TO</w:t>
-      </w:r>
-      <w:r>
-        <w:rPr>
-          <w:rStyle w:val="NormalTok"/>
-        </w:rPr>
-        <w:t xml:space="preserve"> </w:t>
-      </w:r>
-      <w:r>
-        <w:rPr>
-          <w:rStyle w:val="StringTok"/>
-        </w:rPr>
-        <w:t xml:space="preserve">'itsm_user'</w:t>
-      </w:r>
-      <w:r>
-        <w:rPr>
-          <w:rStyle w:val="NormalTok"/>
-        </w:rPr>
-        <w:t xml:space="preserve">@</w:t>
-      </w:r>
-      <w:r>
-        <w:rPr>
-          <w:rStyle w:val="StringTok"/>
-        </w:rPr>
-        <w:t xml:space="preserve">'localhost'</w:t>
-      </w:r>
-      <w:r>
-        <w:rPr>
-          <w:rStyle w:val="NormalTok"/>
-        </w:rPr>
-        <w:t xml:space="preserve">;</w:t>
-      </w:r>
-      <w:r>
-        <w:br/>
-      </w:r>
-      <w:r>
-        <w:rPr>
-          <w:rStyle w:val="KeywordTok"/>
-        </w:rPr>
-        <w:t xml:space="preserve">FLUSH</w:t>
-      </w:r>
-      <w:r>
-        <w:rPr>
-          <w:rStyle w:val="NormalTok"/>
-        </w:rPr>
-        <w:t xml:space="preserve"> </w:t>
-      </w:r>
-      <w:r>
-        <w:rPr>
-          <w:rStyle w:val="KeywordTok"/>
-        </w:rPr>
-        <w:t xml:space="preserve">PRIVILEGES</w:t>
-      </w:r>
-      <w:r>
-        <w:rPr>
-          <w:rStyle w:val="NormalTok"/>
-        </w:rPr>
-        <w:t xml:space="preserve">;</w:t>
-      </w:r>
-    </w:p>
-    <w:p>
-      <w:pPr>
-        <w:numPr>
-          <w:ilvl w:val="0"/>
-          <w:numId w:val="1015"/>
-        </w:numPr>
-      </w:pPr>
-      <w:r>
-        <w:t xml:space="preserve">Файл</w:t>
-      </w:r>
-      <w:r>
-        <w:t xml:space="preserve"> </w:t>
-      </w:r>
-      <w:r>
-        <w:rPr>
-          <w:rStyle w:val="VerbatimChar"/>
-        </w:rPr>
-        <w:t xml:space="preserve">.env</w:t>
-      </w:r>
-      <w:r>
-        <w:t xml:space="preserve"> </w:t>
-      </w:r>
-      <w:r>
-        <w:t xml:space="preserve">(створюється автоматично</w:t>
-      </w:r>
-      <w:r>
-        <w:t xml:space="preserve"> </w:t>
-      </w:r>
-      <w:r>
-        <w:rPr>
-          <w:rStyle w:val="VerbatimChar"/>
-        </w:rPr>
-        <w:t xml:space="preserve">install.sh</w:t>
-      </w:r>
-      <w:r>
-        <w:t xml:space="preserve">, або скопіюйте вручну з прикладу нижче) зчитується застосунком самостійно —</w:t>
-      </w:r>
-      <w:r>
-        <w:t xml:space="preserve"> </w:t>
-      </w:r>
-      <w:r>
-        <w:rPr>
-          <w:bCs/>
-          <w:b/>
-        </w:rPr>
-        <w:t xml:space="preserve">жодних додаткових</w:t>
-      </w:r>
-      <w:r>
-        <w:rPr>
-          <w:bCs/>
-          <w:b/>
-        </w:rPr>
-        <w:t xml:space="preserve"> </w:t>
-      </w:r>
-      <w:r>
-        <w:rPr>
-          <w:rStyle w:val="VerbatimChar"/>
-          <w:bCs/>
-          <w:b/>
-        </w:rPr>
-        <w:t xml:space="preserve">SetEnv</w:t>
-      </w:r>
-      <w:r>
-        <w:rPr>
-          <w:bCs/>
-          <w:b/>
-        </w:rPr>
-        <w:t xml:space="preserve">/</w:t>
-      </w:r>
-      <w:r>
-        <w:rPr>
-          <w:rStyle w:val="VerbatimChar"/>
-          <w:bCs/>
-          <w:b/>
-        </w:rPr>
-        <w:t xml:space="preserve">env[]</w:t>
-      </w:r>
-      <w:r>
-        <w:rPr>
-          <w:bCs/>
-          <w:b/>
-        </w:rPr>
-        <w:t xml:space="preserve"> </w:t>
-      </w:r>
-      <w:r>
-        <w:rPr>
-          <w:bCs/>
-          <w:b/>
-        </w:rPr>
-        <w:t xml:space="preserve">у конфігурації Apache чи PHP-FPM не потрібно</w:t>
-      </w:r>
-      <w:r>
-        <w:t xml:space="preserve">:</w:t>
-      </w:r>
-    </w:p>
-    <w:p>
-      <w:pPr>
-        <w:numPr>
-          <w:ilvl w:val="0"/>
-          <w:numId w:val="1000"/>
-        </w:numPr>
-        <w:pStyle w:val="SourceCode"/>
-      </w:pPr>
-      <w:r>
-        <w:rPr>
-          <w:rStyle w:val="VerbatimChar"/>
-        </w:rPr>
-        <w:t xml:space="preserve">DB_HOST=127.0.0.1</w:t>
-      </w:r>
-      <w:r>
-        <w:br/>
-      </w:r>
-      <w:r>
-        <w:rPr>
-          <w:rStyle w:val="VerbatimChar"/>
-        </w:rPr>
-        <w:t xml:space="preserve">DB_DATABASE=itsm</w:t>
-      </w:r>
-      <w:r>
-        <w:br/>
-      </w:r>
-      <w:r>
-        <w:rPr>
-          <w:rStyle w:val="VerbatimChar"/>
-        </w:rPr>
-        <w:t xml:space="preserve">DB_USERNAME=itsm_user</w:t>
-      </w:r>
-      <w:r>
-        <w:br/>
-      </w:r>
-      <w:r>
-        <w:rPr>
-          <w:rStyle w:val="VerbatimChar"/>
-        </w:rPr>
-        <w:t xml:space="preserve">DB_PASSWORD=надійний_пароль</w:t>
-      </w:r>
-      <w:r>
-        <w:br/>
-      </w:r>
-      <w:r>
-        <w:rPr>
-          <w:rStyle w:val="VerbatimChar"/>
-        </w:rPr>
-        <w:t xml:space="preserve">APP_ENV=production</w:t>
-      </w:r>
-      <w:r>
-        <w:br/>
-      </w:r>
-      <w:r>
-        <w:rPr>
-          <w:rStyle w:val="VerbatimChar"/>
-        </w:rPr>
-        <w:t xml:space="preserve">APP_URL=https://itsm.example.local</w:t>
-      </w:r>
-    </w:p>
-    <w:p>
-      <w:pPr>
-        <w:numPr>
-          <w:ilvl w:val="0"/>
-          <w:numId w:val="1000"/>
-        </w:numPr>
-      </w:pPr>
-      <w:r>
-        <w:t xml:space="preserve">Головне — щоб файл</w:t>
-      </w:r>
-      <w:r>
-        <w:t xml:space="preserve"> </w:t>
-      </w:r>
-      <w:r>
-        <w:rPr>
-          <w:rStyle w:val="VerbatimChar"/>
-        </w:rPr>
-        <w:t xml:space="preserve">.env</w:t>
-      </w:r>
-      <w:r>
-        <w:t xml:space="preserve"> </w:t>
-      </w:r>
-      <w:r>
-        <w:t xml:space="preserve">лежав у корені проєкту (поруч із</w:t>
-      </w:r>
-      <w:r>
-        <w:t xml:space="preserve"> </w:t>
-      </w:r>
-      <w:r>
-        <w:rPr>
-          <w:rStyle w:val="VerbatimChar"/>
-        </w:rPr>
-        <w:t xml:space="preserve">app/</w:t>
-      </w:r>
-      <w:r>
-        <w:t xml:space="preserve">,</w:t>
-      </w:r>
-      <w:r>
-        <w:t xml:space="preserve"> </w:t>
-      </w:r>
-      <w:r>
-        <w:rPr>
-          <w:rStyle w:val="VerbatimChar"/>
-        </w:rPr>
-        <w:t xml:space="preserve">public/</w:t>
-      </w:r>
-      <w:r>
-        <w:t xml:space="preserve">,</w:t>
-      </w:r>
-      <w:r>
-        <w:t xml:space="preserve"> </w:t>
-      </w:r>
-      <w:r>
-        <w:rPr>
-          <w:rStyle w:val="VerbatimChar"/>
-        </w:rPr>
-        <w:t xml:space="preserve">config/</w:t>
-      </w:r>
-      <w:r>
-        <w:t xml:space="preserve">) і був читабельний користувачем, від імені якого працює веб-сервер (</w:t>
-      </w:r>
-      <w:r>
-        <w:rPr>
-          <w:rStyle w:val="VerbatimChar"/>
-        </w:rPr>
-        <w:t xml:space="preserve">www-data</w:t>
-      </w:r>
-      <w:r>
-        <w:t xml:space="preserve">,</w:t>
-      </w:r>
-      <w:r>
-        <w:t xml:space="preserve"> </w:t>
-      </w:r>
-      <w:r>
-        <w:rPr>
-          <w:rStyle w:val="VerbatimChar"/>
-        </w:rPr>
-        <w:t xml:space="preserve">apache</w:t>
-      </w:r>
-      <w:r>
-        <w:t xml:space="preserve"> </w:t>
-      </w:r>
-      <w:r>
-        <w:t xml:space="preserve">тощо).</w:t>
-      </w:r>
-    </w:p>
-    <w:p>
-      <w:pPr>
-        <w:numPr>
-          <w:ilvl w:val="0"/>
-          <w:numId w:val="1015"/>
-        </w:numPr>
-      </w:pPr>
-      <w:r>
-        <w:t xml:space="preserve">Переконатися, що папки</w:t>
-      </w:r>
-      <w:r>
-        <w:t xml:space="preserve"> </w:t>
-      </w:r>
-      <w:r>
-        <w:rPr>
-          <w:rStyle w:val="VerbatimChar"/>
-        </w:rPr>
-        <w:t xml:space="preserve">storage/uploads</w:t>
-      </w:r>
-      <w:r>
-        <w:t xml:space="preserve"> </w:t>
-      </w:r>
-      <w:r>
-        <w:t xml:space="preserve">та</w:t>
-      </w:r>
-      <w:r>
-        <w:t xml:space="preserve"> </w:t>
-      </w:r>
-      <w:r>
-        <w:rPr>
-          <w:rStyle w:val="VerbatimChar"/>
-        </w:rPr>
-        <w:t xml:space="preserve">app/Vendor/tfpdf/font/unifont</w:t>
-      </w:r>
-      <w:r>
-        <w:t xml:space="preserve"> </w:t>
-      </w:r>
-      <w:r>
-        <w:t xml:space="preserve">доступні для запису веб-сервером (перша — для майбутнього функціоналу вкладень, друга — для кешу метрик шрифтів PDF-звітів).</w:t>
-      </w:r>
-    </w:p>
-    <w:p>
-      <w:pPr>
-        <w:numPr>
-          <w:ilvl w:val="0"/>
-          <w:numId w:val="1015"/>
-        </w:numPr>
-      </w:pPr>
-      <w:r>
-        <w:t xml:space="preserve">Виставити власника і права доступу. Найпростіше — викликати лише відповідну частину</w:t>
-      </w:r>
-      <w:r>
-        <w:t xml:space="preserve"> </w:t>
-      </w:r>
-      <w:r>
-        <w:rPr>
-          <w:rStyle w:val="VerbatimChar"/>
-        </w:rPr>
-        <w:t xml:space="preserve">install.sh</w:t>
-      </w:r>
-      <w:r>
-        <w:t xml:space="preserve">:</w:t>
-      </w:r>
-    </w:p>
-    <w:p>
-      <w:pPr>
-        <w:numPr>
-          <w:ilvl w:val="0"/>
-          <w:numId w:val="1000"/>
-        </w:numPr>
-        <w:pStyle w:val="SourceCode"/>
-      </w:pPr>
-      <w:r>
-        <w:rPr>
-          <w:rStyle w:val="FunctionTok"/>
-        </w:rPr>
-        <w:t xml:space="preserve">sudo</w:t>
-      </w:r>
-      <w:r>
-        <w:rPr>
-          <w:rStyle w:val="NormalTok"/>
-        </w:rPr>
-        <w:t xml:space="preserve"> ./install.sh </w:t>
+        <w:t xml:space="preserve">=</w:t>
+      </w:r>
+      <w:r>
+        <w:rPr>
+          <w:rStyle w:val="NormalTok"/>
+        </w:rPr>
+        <w:t xml:space="preserve">127.0.0.1 </w:t>
+      </w:r>
+      <w:r>
+        <w:rPr>
+          <w:rStyle w:val="VariableTok"/>
+        </w:rPr>
+        <w:t xml:space="preserve">DB_DATABASE</w:t>
+      </w:r>
+      <w:r>
+        <w:rPr>
+          <w:rStyle w:val="OperatorTok"/>
+        </w:rPr>
+        <w:t xml:space="preserve">=</w:t>
+      </w:r>
+      <w:r>
+        <w:rPr>
+          <w:rStyle w:val="NormalTok"/>
+        </w:rPr>
+        <w:t xml:space="preserve">itsm </w:t>
+      </w:r>
+      <w:r>
+        <w:rPr>
+          <w:rStyle w:val="VariableTok"/>
+        </w:rPr>
+        <w:t xml:space="preserve">DB_USERNAME</w:t>
+      </w:r>
+      <w:r>
+        <w:rPr>
+          <w:rStyle w:val="OperatorTok"/>
+        </w:rPr>
+        <w:t xml:space="preserve">=</w:t>
+      </w:r>
+      <w:r>
+        <w:rPr>
+          <w:rStyle w:val="NormalTok"/>
+        </w:rPr>
+        <w:t xml:space="preserve">itsm_user </w:t>
+      </w:r>
+      <w:r>
+        <w:rPr>
+          <w:rStyle w:val="VariableTok"/>
+        </w:rPr>
+        <w:t xml:space="preserve">DB_PASSWORD</w:t>
+      </w:r>
+      <w:r>
+        <w:rPr>
+          <w:rStyle w:val="OperatorTok"/>
+        </w:rPr>
+        <w:t xml:space="preserve">=</w:t>
+      </w:r>
+      <w:r>
+        <w:rPr>
+          <w:rStyle w:val="NormalTok"/>
+        </w:rPr>
+        <w:t xml:space="preserve">change_me </w:t>
+      </w:r>
+      <w:r>
+        <w:rPr>
+          <w:rStyle w:val="ExtensionTok"/>
+        </w:rPr>
+        <w:t xml:space="preserve">php</w:t>
+      </w:r>
+      <w:r>
+        <w:rPr>
+          <w:rStyle w:val="NormalTok"/>
+        </w:rPr>
+        <w:t xml:space="preserve"> </w:t>
       </w:r>
       <w:r>
         <w:rPr>
           <w:rStyle w:val="AttributeTok"/>
         </w:rPr>
-        <w:t xml:space="preserve">--skip-db</w:t>
-      </w:r>
-      <w:r>
-        <w:rPr>
-          <w:rStyle w:val="NormalTok"/>
-        </w:rPr>
-        <w:t xml:space="preserve"> </w:t>
+        <w:t xml:space="preserve">-S</w:t>
+      </w:r>
+      <w:r>
+        <w:rPr>
+          <w:rStyle w:val="NormalTok"/>
+        </w:rPr>
+        <w:t xml:space="preserve"> 127.0.0.1:8000 </w:t>
       </w:r>
       <w:r>
         <w:rPr>
           <w:rStyle w:val="AttributeTok"/>
         </w:rPr>
-        <w:t xml:space="preserve">--web-user</w:t>
-      </w:r>
-      <w:r>
-        <w:rPr>
-          <w:rStyle w:val="OperatorTok"/>
-        </w:rPr>
-        <w:t xml:space="preserve">=</w:t>
-      </w:r>
-      <w:r>
-        <w:rPr>
-          <w:rStyle w:val="NormalTok"/>
-        </w:rPr>
-        <w:t xml:space="preserve">www-data</w:t>
-      </w:r>
-    </w:p>
-    <w:p>
-      <w:pPr>
-        <w:numPr>
-          <w:ilvl w:val="0"/>
-          <w:numId w:val="1000"/>
-        </w:numPr>
-      </w:pPr>
-      <w:r>
-        <w:t xml:space="preserve">Або вручну:</w:t>
-      </w:r>
-    </w:p>
-    <w:p>
-      <w:pPr>
-        <w:numPr>
-          <w:ilvl w:val="0"/>
-          <w:numId w:val="1000"/>
-        </w:numPr>
-        <w:pStyle w:val="SourceCode"/>
-      </w:pPr>
-      <w:r>
-        <w:rPr>
-          <w:rStyle w:val="FunctionTok"/>
-        </w:rPr>
-        <w:t xml:space="preserve">sudo</w:t>
-      </w:r>
-      <w:r>
-        <w:rPr>
-          <w:rStyle w:val="NormalTok"/>
-        </w:rPr>
-        <w:t xml:space="preserve"> chown </w:t>
-      </w:r>
-      <w:r>
-        <w:rPr>
-          <w:rStyle w:val="AttributeTok"/>
-        </w:rPr>
-        <w:t xml:space="preserve">-R</w:t>
-      </w:r>
-      <w:r>
-        <w:rPr>
-          <w:rStyle w:val="NormalTok"/>
-        </w:rPr>
-        <w:t xml:space="preserve"> www-data:www-data /var/www/itsm-system</w:t>
-      </w:r>
-      <w:r>
-        <w:br/>
-      </w:r>
-      <w:r>
-        <w:rPr>
-          <w:rStyle w:val="FunctionTok"/>
-        </w:rPr>
-        <w:t xml:space="preserve">sudo</w:t>
-      </w:r>
-      <w:r>
-        <w:rPr>
-          <w:rStyle w:val="NormalTok"/>
-        </w:rPr>
-        <w:t xml:space="preserve"> find /var/www/itsm-system </w:t>
-      </w:r>
-      <w:r>
-        <w:rPr>
-          <w:rStyle w:val="AttributeTok"/>
-        </w:rPr>
-        <w:t xml:space="preserve">-type</w:t>
-      </w:r>
-      <w:r>
-        <w:rPr>
-          <w:rStyle w:val="NormalTok"/>
-        </w:rPr>
-        <w:t xml:space="preserve"> d </w:t>
-      </w:r>
-      <w:r>
-        <w:rPr>
-          <w:rStyle w:val="AttributeTok"/>
-        </w:rPr>
-        <w:t xml:space="preserve">-exec</w:t>
-      </w:r>
-      <w:r>
-        <w:rPr>
-          <w:rStyle w:val="NormalTok"/>
-        </w:rPr>
-        <w:t xml:space="preserve"> chmod 750 {} </w:t>
-      </w:r>
-      <w:r>
-        <w:rPr>
-          <w:rStyle w:val="DataTypeTok"/>
-        </w:rPr>
-        <w:t xml:space="preserve">\;</w:t>
-      </w:r>
-      <w:r>
-        <w:br/>
-      </w:r>
-      <w:r>
-        <w:rPr>
-          <w:rStyle w:val="FunctionTok"/>
-        </w:rPr>
-        <w:t xml:space="preserve">sudo</w:t>
-      </w:r>
-      <w:r>
-        <w:rPr>
-          <w:rStyle w:val="NormalTok"/>
-        </w:rPr>
-        <w:t xml:space="preserve"> find /var/www/itsm-system </w:t>
-      </w:r>
-      <w:r>
-        <w:rPr>
-          <w:rStyle w:val="AttributeTok"/>
-        </w:rPr>
-        <w:t xml:space="preserve">-type</w:t>
-      </w:r>
-      <w:r>
-        <w:rPr>
-          <w:rStyle w:val="NormalTok"/>
-        </w:rPr>
-        <w:t xml:space="preserve"> f </w:t>
-      </w:r>
-      <w:r>
-        <w:rPr>
-          <w:rStyle w:val="AttributeTok"/>
-        </w:rPr>
-        <w:t xml:space="preserve">-exec</w:t>
-      </w:r>
-      <w:r>
-        <w:rPr>
-          <w:rStyle w:val="NormalTok"/>
-        </w:rPr>
-        <w:t xml:space="preserve"> chmod 640 {} </w:t>
-      </w:r>
-      <w:r>
-        <w:rPr>
-          <w:rStyle w:val="DataTypeTok"/>
-        </w:rPr>
-        <w:t xml:space="preserve">\;</w:t>
-      </w:r>
-      <w:r>
-        <w:br/>
-      </w:r>
-      <w:r>
-        <w:rPr>
-          <w:rStyle w:val="FunctionTok"/>
-        </w:rPr>
-        <w:t xml:space="preserve">sudo</w:t>
-      </w:r>
-      <w:r>
-        <w:rPr>
-          <w:rStyle w:val="NormalTok"/>
-        </w:rPr>
-        <w:t xml:space="preserve"> chmod 770 /var/www/itsm-system/storage/uploads</w:t>
-      </w:r>
-      <w:r>
-        <w:br/>
-      </w:r>
-      <w:r>
-        <w:rPr>
-          <w:rStyle w:val="FunctionTok"/>
-        </w:rPr>
-        <w:t xml:space="preserve">sudo</w:t>
-      </w:r>
-      <w:r>
-        <w:rPr>
-          <w:rStyle w:val="NormalTok"/>
-        </w:rPr>
-        <w:t xml:space="preserve"> chmod 770 /var/www/itsm-system/app/Vendor/tfpdf/font/unifont</w:t>
-      </w:r>
-      <w:r>
-        <w:br/>
-      </w:r>
-      <w:r>
-        <w:rPr>
-          <w:rStyle w:val="FunctionTok"/>
-        </w:rPr>
-        <w:t xml:space="preserve">sudo</w:t>
-      </w:r>
-      <w:r>
-        <w:rPr>
-          <w:rStyle w:val="NormalTok"/>
-        </w:rPr>
-        <w:t xml:space="preserve"> chmod 600 /var/www/itsm-system/.env</w:t>
-      </w:r>
-    </w:p>
-    <w:p>
-      <w:pPr>
-        <w:numPr>
-          <w:ilvl w:val="0"/>
-          <w:numId w:val="1015"/>
-        </w:numPr>
-      </w:pPr>
-      <w:r>
-        <w:t xml:space="preserve">Обов'язково змінити пароль тестового адміністратора (</w:t>
-      </w:r>
-      <w:r>
-        <w:rPr>
-          <w:rStyle w:val="VerbatimChar"/>
-        </w:rPr>
-        <w:t xml:space="preserve">admin@example.local</w:t>
-      </w:r>
-      <w:r>
-        <w:t xml:space="preserve"> </w:t>
-      </w:r>
-      <w:r>
-        <w:t xml:space="preserve">/</w:t>
-      </w:r>
-      <w:r>
-        <w:t xml:space="preserve"> </w:t>
-      </w:r>
-      <w:r>
-        <w:rPr>
-          <w:rStyle w:val="VerbatimChar"/>
-        </w:rPr>
-        <w:t xml:space="preserve">admin123</w:t>
-      </w:r>
-      <w:r>
-        <w:t xml:space="preserve">) або видалити цей рядок із</w:t>
-      </w:r>
-      <w:r>
-        <w:t xml:space="preserve"> </w:t>
-      </w:r>
-      <w:r>
-        <w:rPr>
-          <w:rStyle w:val="VerbatimChar"/>
-        </w:rPr>
-        <w:t xml:space="preserve">seed.sql</w:t>
-      </w:r>
-      <w:r>
-        <w:t xml:space="preserve"> </w:t>
-      </w:r>
-      <w:r>
-        <w:t xml:space="preserve">перед продуктивним використанням.</w:t>
-      </w:r>
-    </w:p>
-    <w:bookmarkEnd w:id="30"/>
-    <w:bookmarkEnd w:id="31"/>
-    <w:bookmarkStart w:id="33" w:name="X1ac0b7ab6c849cd7ff288b52c3a54edc59d0268"/>
-    <w:p>
-      <w:pPr>
-        <w:pStyle w:val="Heading2"/>
-      </w:pPr>
-      <w:r>
-        <w:t xml:space="preserve">Локальний запуск для розробки (без Apache/Nginx)</w:t>
-      </w:r>
-    </w:p>
-    <w:p>
-      <w:pPr>
-        <w:pStyle w:val="SourceCode"/>
-      </w:pPr>
-      <w:r>
-        <w:rPr>
-          <w:rStyle w:val="BuiltInTok"/>
-        </w:rPr>
-        <w:t xml:space="preserve">cd</w:t>
-      </w:r>
-      <w:r>
-        <w:rPr>
-          <w:rStyle w:val="NormalTok"/>
-        </w:rPr>
-        <w:t xml:space="preserve"> itsm-system</w:t>
-      </w:r>
-      <w:r>
-        <w:br/>
-      </w:r>
-      <w:r>
-        <w:rPr>
-          <w:rStyle w:val="VariableTok"/>
-        </w:rPr>
-        <w:t xml:space="preserve">DB_HOST</w:t>
-      </w:r>
-      <w:r>
-        <w:rPr>
-          <w:rStyle w:val="OperatorTok"/>
-        </w:rPr>
-        <w:t xml:space="preserve">=</w:t>
-      </w:r>
-      <w:r>
-        <w:rPr>
-          <w:rStyle w:val="NormalTok"/>
-        </w:rPr>
-        <w:t xml:space="preserve">127.0.0.1 </w:t>
-      </w:r>
-      <w:r>
-        <w:rPr>
-          <w:rStyle w:val="VariableTok"/>
-        </w:rPr>
-        <w:t xml:space="preserve">DB_DATABASE</w:t>
-      </w:r>
-      <w:r>
-        <w:rPr>
-          <w:rStyle w:val="OperatorTok"/>
-        </w:rPr>
-        <w:t xml:space="preserve">=</w:t>
-      </w:r>
-      <w:r>
-        <w:rPr>
-          <w:rStyle w:val="NormalTok"/>
-        </w:rPr>
-        <w:t xml:space="preserve">itsm </w:t>
-      </w:r>
-      <w:r>
-        <w:rPr>
-          <w:rStyle w:val="VariableTok"/>
-        </w:rPr>
-        <w:t xml:space="preserve">DB_USERNAME</w:t>
-      </w:r>
-      <w:r>
-        <w:rPr>
-          <w:rStyle w:val="OperatorTok"/>
-        </w:rPr>
-        <w:t xml:space="preserve">=</w:t>
-      </w:r>
-      <w:r>
-        <w:rPr>
-          <w:rStyle w:val="NormalTok"/>
-        </w:rPr>
-        <w:t xml:space="preserve">itsm_user </w:t>
-      </w:r>
-      <w:r>
-        <w:rPr>
-          <w:rStyle w:val="VariableTok"/>
-        </w:rPr>
-        <w:t xml:space="preserve">DB_PASSWORD</w:t>
-      </w:r>
-      <w:r>
-        <w:rPr>
-          <w:rStyle w:val="OperatorTok"/>
-        </w:rPr>
-        <w:t xml:space="preserve">=</w:t>
-      </w:r>
-      <w:r>
-        <w:rPr>
-          <w:rStyle w:val="NormalTok"/>
-        </w:rPr>
-        <w:t xml:space="preserve">change_me </w:t>
-      </w:r>
-      <w:r>
-        <w:rPr>
-          <w:rStyle w:val="ExtensionTok"/>
-        </w:rPr>
-        <w:t xml:space="preserve">php</w:t>
-      </w:r>
-      <w:r>
-        <w:rPr>
-          <w:rStyle w:val="NormalTok"/>
-        </w:rPr>
-        <w:t xml:space="preserve"> </w:t>
-      </w:r>
-      <w:r>
-        <w:rPr>
-          <w:rStyle w:val="AttributeTok"/>
-        </w:rPr>
-        <w:t xml:space="preserve">-S</w:t>
-      </w:r>
-      <w:r>
-        <w:rPr>
-          <w:rStyle w:val="NormalTok"/>
-        </w:rPr>
-        <w:t xml:space="preserve"> 127.0.0.1:8000 </w:t>
-      </w:r>
-      <w:r>
-        <w:rPr>
-          <w:rStyle w:val="AttributeTok"/>
-        </w:rPr>
         <w:t xml:space="preserve">-t</w:t>
       </w:r>
       <w:r>
@@ -3246,7 +2907,7 @@
       <w:r>
         <w:t xml:space="preserve"> </w:t>
       </w:r>
-      <w:hyperlink r:id="rId32">
+      <w:hyperlink r:id="rId30">
         <w:r>
           <w:rPr>
             <w:rStyle w:val="Hyperlink"/>
@@ -3255,8 +2916,8 @@
         </w:r>
       </w:hyperlink>
     </w:p>
-    <w:bookmarkEnd w:id="33"/>
-    <w:bookmarkStart w:id="34" w:name="безпека"/>
+    <w:bookmarkEnd w:id="31"/>
+    <w:bookmarkStart w:id="32" w:name="безпека"/>
     <w:p>
       <w:pPr>
         <w:pStyle w:val="Heading2"/>
@@ -3277,7 +2938,7 @@
       <w:pPr>
         <w:numPr>
           <w:ilvl w:val="0"/>
-          <w:numId w:val="1016"/>
+          <w:numId w:val="1013"/>
         </w:numPr>
         <w:pStyle w:val="Compact"/>
       </w:pPr>
@@ -3299,7 +2960,7 @@
       <w:pPr>
         <w:numPr>
           <w:ilvl w:val="0"/>
-          <w:numId w:val="1016"/>
+          <w:numId w:val="1013"/>
         </w:numPr>
         <w:pStyle w:val="Compact"/>
       </w:pPr>
@@ -3345,7 +3006,7 @@
       <w:pPr>
         <w:numPr>
           <w:ilvl w:val="0"/>
-          <w:numId w:val="1016"/>
+          <w:numId w:val="1013"/>
         </w:numPr>
         <w:pStyle w:val="Compact"/>
       </w:pPr>
@@ -3382,7 +3043,7 @@
       <w:pPr>
         <w:numPr>
           <w:ilvl w:val="0"/>
-          <w:numId w:val="1016"/>
+          <w:numId w:val="1013"/>
         </w:numPr>
         <w:pStyle w:val="Compact"/>
       </w:pPr>
@@ -3413,7 +3074,7 @@
       <w:pPr>
         <w:numPr>
           <w:ilvl w:val="0"/>
-          <w:numId w:val="1016"/>
+          <w:numId w:val="1013"/>
         </w:numPr>
         <w:pStyle w:val="Compact"/>
       </w:pPr>
@@ -3435,7 +3096,7 @@
       <w:pPr>
         <w:numPr>
           <w:ilvl w:val="0"/>
-          <w:numId w:val="1016"/>
+          <w:numId w:val="1013"/>
         </w:numPr>
         <w:pStyle w:val="Compact"/>
       </w:pPr>
@@ -3472,7 +3133,7 @@
       <w:pPr>
         <w:numPr>
           <w:ilvl w:val="0"/>
-          <w:numId w:val="1016"/>
+          <w:numId w:val="1013"/>
         </w:numPr>
         <w:pStyle w:val="Compact"/>
       </w:pPr>
@@ -3518,7 +3179,7 @@
       <w:pPr>
         <w:numPr>
           <w:ilvl w:val="0"/>
-          <w:numId w:val="1016"/>
+          <w:numId w:val="1013"/>
         </w:numPr>
         <w:pStyle w:val="Compact"/>
       </w:pPr>
@@ -3548,7 +3209,7 @@
       <w:pPr>
         <w:numPr>
           <w:ilvl w:val="0"/>
-          <w:numId w:val="1017"/>
+          <w:numId w:val="1014"/>
         </w:numPr>
         <w:pStyle w:val="Compact"/>
       </w:pPr>
@@ -3560,7 +3221,7 @@
       <w:pPr>
         <w:numPr>
           <w:ilvl w:val="0"/>
-          <w:numId w:val="1017"/>
+          <w:numId w:val="1014"/>
         </w:numPr>
         <w:pStyle w:val="Compact"/>
       </w:pPr>
@@ -3572,7 +3233,7 @@
       <w:pPr>
         <w:numPr>
           <w:ilvl w:val="0"/>
-          <w:numId w:val="1017"/>
+          <w:numId w:val="1014"/>
         </w:numPr>
         <w:pStyle w:val="Compact"/>
       </w:pPr>
@@ -3584,7 +3245,7 @@
       <w:pPr>
         <w:numPr>
           <w:ilvl w:val="0"/>
-          <w:numId w:val="1017"/>
+          <w:numId w:val="1014"/>
         </w:numPr>
         <w:pStyle w:val="Compact"/>
       </w:pPr>
@@ -3642,7 +3303,7 @@
       <w:pPr>
         <w:numPr>
           <w:ilvl w:val="0"/>
-          <w:numId w:val="1017"/>
+          <w:numId w:val="1014"/>
         </w:numPr>
         <w:pStyle w:val="Compact"/>
       </w:pPr>
@@ -3669,8 +3330,8 @@
         <w:t xml:space="preserve">), без Composer і без звернень до інтернету.</w:t>
       </w:r>
     </w:p>
-    <w:bookmarkEnd w:id="34"/>
-    <w:bookmarkStart w:id="35" w:name="структура-проєкту"/>
+    <w:bookmarkEnd w:id="32"/>
+    <w:bookmarkStart w:id="33" w:name="структура-проєкту"/>
     <w:p>
       <w:pPr>
         <w:pStyle w:val="Heading2"/>
@@ -3867,7 +3528,16 @@
         <w:rPr>
           <w:rStyle w:val="VerbatimChar"/>
         </w:rPr>
-        <w:t xml:space="preserve">│       └── 007_add_login_lockout.sql</w:t>
+        <w:t xml:space="preserve">│       ├── 007_add_login_lockout.sql</w:t>
+      </w:r>
+      <w:r>
+        <w:br/>
+      </w:r>
+      <w:r>
+        <w:rPr>
+          <w:rStyle w:val="VerbatimChar"/>
+        </w:rPr>
+        <w:t xml:space="preserve">│       └── 008_add_ticket_project_link.sql</w:t>
       </w:r>
       <w:r>
         <w:br/>
@@ -4041,8 +3711,8 @@
         <w:t xml:space="preserve">└── storage/uploads/       # файли вкладень (Епік 8, майбутнє)</w:t>
       </w:r>
     </w:p>
-    <w:bookmarkEnd w:id="35"/>
-    <w:bookmarkStart w:id="36" w:name="усунення-несправностей"/>
+    <w:bookmarkEnd w:id="33"/>
+    <w:bookmarkStart w:id="34" w:name="усунення-несправностей"/>
     <w:p>
       <w:pPr>
         <w:pStyle w:val="Heading2"/>
@@ -4697,92 +4367,92 @@
         <w:t xml:space="preserve"> 770 app/Vendor/tfpdf/font/unifont</w:t>
       </w:r>
     </w:p>
+    <w:bookmarkEnd w:id="34"/>
+    <w:bookmarkStart w:id="35" w:name="тестовий-обліковий-запис"/>
+    <w:p>
+      <w:pPr>
+        <w:pStyle w:val="Heading2"/>
+      </w:pPr>
+      <w:r>
+        <w:t xml:space="preserve">Тестовий обліковий запис</w:t>
+      </w:r>
+    </w:p>
+    <w:p>
+      <w:pPr>
+        <w:numPr>
+          <w:ilvl w:val="0"/>
+          <w:numId w:val="1015"/>
+        </w:numPr>
+        <w:pStyle w:val="Compact"/>
+      </w:pPr>
+      <w:r>
+        <w:t xml:space="preserve">Email:</w:t>
+      </w:r>
+      <w:r>
+        <w:t xml:space="preserve"> </w:t>
+      </w:r>
+      <w:r>
+        <w:rPr>
+          <w:rStyle w:val="VerbatimChar"/>
+        </w:rPr>
+        <w:t xml:space="preserve">admin@example.local</w:t>
+      </w:r>
+    </w:p>
+    <w:p>
+      <w:pPr>
+        <w:numPr>
+          <w:ilvl w:val="0"/>
+          <w:numId w:val="1015"/>
+        </w:numPr>
+        <w:pStyle w:val="Compact"/>
+      </w:pPr>
+      <w:r>
+        <w:t xml:space="preserve">Пароль:</w:t>
+      </w:r>
+      <w:r>
+        <w:t xml:space="preserve"> </w:t>
+      </w:r>
+      <w:r>
+        <w:rPr>
+          <w:rStyle w:val="VerbatimChar"/>
+        </w:rPr>
+        <w:t xml:space="preserve">admin123</w:t>
+      </w:r>
+    </w:p>
+    <w:p>
+      <w:pPr>
+        <w:numPr>
+          <w:ilvl w:val="0"/>
+          <w:numId w:val="1015"/>
+        </w:numPr>
+        <w:pStyle w:val="Compact"/>
+      </w:pPr>
+      <w:r>
+        <w:t xml:space="preserve">Роль: Адміністратор системи (має доступ до</w:t>
+      </w:r>
+      <w:r>
+        <w:t xml:space="preserve"> </w:t>
+      </w:r>
+      <w:r>
+        <w:rPr>
+          <w:rStyle w:val="VerbatimChar"/>
+        </w:rPr>
+        <w:t xml:space="preserve">/admin</w:t>
+      </w:r>
+      <w:r>
+        <w:t xml:space="preserve">)</w:t>
+      </w:r>
+    </w:p>
+    <w:p>
+      <w:pPr>
+        <w:pStyle w:val="FirstParagraph"/>
+      </w:pPr>
+      <w:r>
+        <w:t xml:space="preserve">⚠️ Обов'язково змініть цей пароль або видаліть обліковий запис перед продуктивним використанням.</w:t>
+      </w:r>
+    </w:p>
+    <w:bookmarkEnd w:id="35"/>
     <w:bookmarkEnd w:id="36"/>
-    <w:bookmarkStart w:id="37" w:name="тестовий-обліковий-запис"/>
-    <w:p>
-      <w:pPr>
-        <w:pStyle w:val="Heading2"/>
-      </w:pPr>
-      <w:r>
-        <w:t xml:space="preserve">Тестовий обліковий запис</w:t>
-      </w:r>
-    </w:p>
-    <w:p>
-      <w:pPr>
-        <w:numPr>
-          <w:ilvl w:val="0"/>
-          <w:numId w:val="1018"/>
-        </w:numPr>
-        <w:pStyle w:val="Compact"/>
-      </w:pPr>
-      <w:r>
-        <w:t xml:space="preserve">Email:</w:t>
-      </w:r>
-      <w:r>
-        <w:t xml:space="preserve"> </w:t>
-      </w:r>
-      <w:r>
-        <w:rPr>
-          <w:rStyle w:val="VerbatimChar"/>
-        </w:rPr>
-        <w:t xml:space="preserve">admin@example.local</w:t>
-      </w:r>
-    </w:p>
-    <w:p>
-      <w:pPr>
-        <w:numPr>
-          <w:ilvl w:val="0"/>
-          <w:numId w:val="1018"/>
-        </w:numPr>
-        <w:pStyle w:val="Compact"/>
-      </w:pPr>
-      <w:r>
-        <w:t xml:space="preserve">Пароль:</w:t>
-      </w:r>
-      <w:r>
-        <w:t xml:space="preserve"> </w:t>
-      </w:r>
-      <w:r>
-        <w:rPr>
-          <w:rStyle w:val="VerbatimChar"/>
-        </w:rPr>
-        <w:t xml:space="preserve">admin123</w:t>
-      </w:r>
-    </w:p>
-    <w:p>
-      <w:pPr>
-        <w:numPr>
-          <w:ilvl w:val="0"/>
-          <w:numId w:val="1018"/>
-        </w:numPr>
-        <w:pStyle w:val="Compact"/>
-      </w:pPr>
-      <w:r>
-        <w:t xml:space="preserve">Роль: Адміністратор системи (має доступ до</w:t>
-      </w:r>
-      <w:r>
-        <w:t xml:space="preserve"> </w:t>
-      </w:r>
-      <w:r>
-        <w:rPr>
-          <w:rStyle w:val="VerbatimChar"/>
-        </w:rPr>
-        <w:t xml:space="preserve">/admin</w:t>
-      </w:r>
-      <w:r>
-        <w:t xml:space="preserve">)</w:t>
-      </w:r>
-    </w:p>
-    <w:p>
-      <w:pPr>
-        <w:pStyle w:val="FirstParagraph"/>
-      </w:pPr>
-      <w:r>
-        <w:t xml:space="preserve">⚠️ Обов'язково змініть цей пароль або видаліть обліковий запис перед продуктивним використанням.</w:t>
-      </w:r>
-    </w:p>
-    <w:bookmarkEnd w:id="37"/>
-    <w:bookmarkEnd w:id="38"/>
     <w:sectPr/>
   </w:body>
 </w:document>
@@ -5072,15 +4742,6 @@
     <w:abstractNumId w:val="991"/>
   </w:num>
   <w:num w:numId="1007">
-    <w:abstractNumId w:val="991"/>
-  </w:num>
-  <w:num w:numId="1008">
-    <w:abstractNumId w:val="991"/>
-  </w:num>
-  <w:num w:numId="1009">
-    <w:abstractNumId w:val="991"/>
-  </w:num>
-  <w:num w:numId="1010">
     <w:abstractNumId w:val="99411"/>
     <w:lvlOverride w:ilvl="0">
       <w:startOverride w:val="1"/>
@@ -5110,19 +4771,19 @@
       <w:startOverride w:val="1"/>
     </w:lvlOverride>
   </w:num>
+  <w:num w:numId="1008">
+    <w:abstractNumId w:val="991"/>
+  </w:num>
+  <w:num w:numId="1009">
+    <w:abstractNumId w:val="991"/>
+  </w:num>
+  <w:num w:numId="1010">
+    <w:abstractNumId w:val="991"/>
+  </w:num>
   <w:num w:numId="1011">
     <w:abstractNumId w:val="991"/>
   </w:num>
   <w:num w:numId="1012">
-    <w:abstractNumId w:val="991"/>
-  </w:num>
-  <w:num w:numId="1013">
-    <w:abstractNumId w:val="991"/>
-  </w:num>
-  <w:num w:numId="1014">
-    <w:abstractNumId w:val="991"/>
-  </w:num>
-  <w:num w:numId="1015">
     <w:abstractNumId w:val="99411"/>
     <w:lvlOverride w:ilvl="0">
       <w:startOverride w:val="1"/>
@@ -5152,13 +4813,13 @@
       <w:startOverride w:val="1"/>
     </w:lvlOverride>
   </w:num>
-  <w:num w:numId="1016">
+  <w:num w:numId="1013">
     <w:abstractNumId w:val="991"/>
   </w:num>
-  <w:num w:numId="1017">
+  <w:num w:numId="1014">
     <w:abstractNumId w:val="991"/>
   </w:num>
-  <w:num w:numId="1018">
+  <w:num w:numId="1015">
     <w:abstractNumId w:val="991"/>
   </w:num>
 </w:numbering>

--- a/docs/ITSM_System_Documentation.docx
+++ b/docs/ITSM_System_Documentation.docx
@@ -401,7 +401,7 @@
         <w:pStyle w:val="Compact"/>
       </w:pPr>
       <w:r>
-        <w:t xml:space="preserve">Задачі: створення, перегляд, статуси, коментарі, призначення виконавця</w:t>
+        <w:t xml:space="preserve">Задачі: створення, перегляд, статуси, коментарі, редагування опису, призначення виконавця, перенесення в інший проєкт (основний чи підпроєкт, будь-який видимий), видалення (незворотне, каскадне)</w:t>
       </w:r>
     </w:p>
     <w:p>

--- a/docs/ITSM_System_Documentation.docx
+++ b/docs/ITSM_System_Documentation.docx
@@ -591,7 +591,7 @@
         <w:t xml:space="preserve"> </w:t>
       </w:r>
       <w:r>
-        <w:t xml:space="preserve">для черги) позначаються бейджем у списку тікетів (прострочені піднімаються вгору списку) і детально на сторінці самого тікета та на публічній сторінці відстеження; закритий тікет прострочення не показує</w:t>
+        <w:t xml:space="preserve">для черги) позначаються бейджем у списку тікетів (прострочені піднімаються вгору списку) і детально на сторінці самого тікета та на публічній сторінці відстеження; закритий тікет прострочення не показує. Нормативи (хвилини на першу відповідь і на вирішення) налаштовуються для кожної черги в Адмін-панель → Черги тікетів, зміни фіксуються в журналі аудиту</w:t>
       </w:r>
     </w:p>
     <w:p>
@@ -1110,7 +1110,7 @@
         <w:pStyle w:val="FirstParagraph"/>
       </w:pPr>
       <w:r>
-        <w:t xml:space="preserve">Скрипт послідовно перевіряє й, за потреби, виправляє: кодування кирилиці, колонку «відповідальний за проєкт», колонку «дата початку задачі», таблицю етапів дорожньої карти, індекси для звітів обліку часу й журналу аудиту, таблицю/колонки для блокування входу, колонку прив'язки тікета до проєкту, колонку токена доступу для порталу самообслуговування, застарілий кеш шрифтів PDF-звітів, і насамкінець — права доступу до файлів. Безпечний для повторного запуску — якщо виправляти нічого, просто про це повідомить.</w:t>
+        <w:t xml:space="preserve">Скрипт послідовно перевіряє й, за потреби, виправляє: кодування кирилиці, колонку «відповідальний за проєкт», колонку «дата початку задачі», таблицю етапів дорожньої карти, індекси для звітів обліку часу й журналу аудиту, таблицю/колонки для блокування входу, колонку прив'язки тікета до проєкту, колонку токена доступу для порталу самообслуговування, унікальність SLA-нормативу на чергу, застарілий кеш шрифтів PDF-звітів, і насамкінець — права доступу до файлів. Безпечний для повторного запуску — якщо виправляти нічого, просто про це повідомить.</w:t>
       </w:r>
     </w:p>
     <w:bookmarkEnd w:id="26"/>
@@ -3707,7 +3707,16 @@
         <w:rPr>
           <w:rStyle w:val="VerbatimChar"/>
         </w:rPr>
-        <w:t xml:space="preserve">│       └── 009_add_ticket_access_token.sql</w:t>
+        <w:t xml:space="preserve">│       ├── 009_add_ticket_access_token.sql</w:t>
+      </w:r>
+      <w:r>
+        <w:br/>
+      </w:r>
+      <w:r>
+        <w:rPr>
+          <w:rStyle w:val="VerbatimChar"/>
+        </w:rPr>
+        <w:t xml:space="preserve">│       └── 010_add_sla_policies_unique_queue.sql</w:t>
       </w:r>
       <w:r>
         <w:br/>

--- a/docs/ITSM_System_Documentation.docx
+++ b/docs/ITSM_System_Documentation.docx
@@ -576,6 +576,54 @@
         <w:pStyle w:val="Compact"/>
       </w:pPr>
       <w:r>
+        <w:t xml:space="preserve">Email-to-ticket — листи з поштової скриньки підтримки (IMAP) автоматично стають тікетами: відповіді в тій самій гілці листування додаються коментарями до наявного тікета, автовідповіді/розсилки/повідомлення про недоставку пропускаються, повторна обробка одного листа неможлива. Працює без</w:t>
+      </w:r>
+      <w:r>
+        <w:t xml:space="preserve"> </w:t>
+      </w:r>
+      <w:r>
+        <w:rPr>
+          <w:rStyle w:val="VerbatimChar"/>
+        </w:rPr>
+        <w:t xml:space="preserve">ext-imap</w:t>
+      </w:r>
+      <w:r>
+        <w:t xml:space="preserve"> </w:t>
+      </w:r>
+      <w:r>
+        <w:t xml:space="preserve">і без Composer (власний IMAP-клієнт та MIME-парсер), запускається з cron (</w:t>
+      </w:r>
+      <w:r>
+        <w:rPr>
+          <w:rStyle w:val="VerbatimChar"/>
+        </w:rPr>
+        <w:t xml:space="preserve">bin/fetch-mail.php</w:t>
+      </w:r>
+      <w:r>
+        <w:t xml:space="preserve">); підключення — у</w:t>
+      </w:r>
+      <w:r>
+        <w:t xml:space="preserve"> </w:t>
+      </w:r>
+      <w:r>
+        <w:rPr>
+          <w:rStyle w:val="VerbatimChar"/>
+        </w:rPr>
+        <w:t xml:space="preserve">.env</w:t>
+      </w:r>
+      <w:r>
+        <w:t xml:space="preserve">, черга й журнал обробки — в Адмін-панель → Пошта → тікети</w:t>
+      </w:r>
+    </w:p>
+    <w:p>
+      <w:pPr>
+        <w:numPr>
+          <w:ilvl w:val="0"/>
+          <w:numId w:val="1004"/>
+        </w:numPr>
+        <w:pStyle w:val="Compact"/>
+      </w:pPr>
+      <w:r>
         <w:t xml:space="preserve">SLA-ескалація для тікетів — прострочення нормативів першої відповіді й вирішення (на основі</w:t>
       </w:r>
       <w:r>
@@ -790,13 +838,25 @@
           <w:bCs/>
           <w:b/>
         </w:rPr>
-        <w:t xml:space="preserve">Email-to-ticket</w:t>
-      </w:r>
-      <w:r>
-        <w:t xml:space="preserve"> </w:t>
-      </w:r>
-      <w:r>
-        <w:t xml:space="preserve">— створення тікета з вхідного листа поштою (потребує SMTP/IMAP-інтеграції, якої в системі поки немає взагалі)</w:t>
+        <w:t xml:space="preserve">Інтеграція з Active Directory</w:t>
+      </w:r>
+      <w:r>
+        <w:t xml:space="preserve"> </w:t>
+      </w:r>
+      <w:r>
+        <w:t xml:space="preserve">— автоматична синхронізація користувачів, SSO (Епік 13; точка розширення вже позначена в</w:t>
+      </w:r>
+      <w:r>
+        <w:t xml:space="preserve"> </w:t>
+      </w:r>
+      <w:r>
+        <w:rPr>
+          <w:rStyle w:val="VerbatimChar"/>
+        </w:rPr>
+        <w:t xml:space="preserve">App\Core\Auth::attempt()</w:t>
+      </w:r>
+      <w:r>
+        <w:t xml:space="preserve">)</w:t>
       </w:r>
     </w:p>
     <w:p>
@@ -812,25 +872,7 @@
           <w:bCs/>
           <w:b/>
         </w:rPr>
-        <w:t xml:space="preserve">Інтеграція з Active Directory</w:t>
-      </w:r>
-      <w:r>
-        <w:t xml:space="preserve"> </w:t>
-      </w:r>
-      <w:r>
-        <w:t xml:space="preserve">— автоматична синхронізація користувачів, SSO (Епік 13; точка розширення вже позначена в</w:t>
-      </w:r>
-      <w:r>
-        <w:t xml:space="preserve"> </w:t>
-      </w:r>
-      <w:r>
-        <w:rPr>
-          <w:rStyle w:val="VerbatimChar"/>
-        </w:rPr>
-        <w:t xml:space="preserve">App\Core\Auth::attempt()</w:t>
-      </w:r>
-      <w:r>
-        <w:t xml:space="preserve">)</w:t>
+        <w:t xml:space="preserve">Email-сповіщення (зокрема автовідповідь заявнику з посиланням для відстеження — для тікетів з пошти воно зараз недоступне), вебхуки, REST API</w:t>
       </w:r>
     </w:p>
     <w:p>
@@ -846,29 +888,298 @@
           <w:bCs/>
           <w:b/>
         </w:rPr>
-        <w:t xml:space="preserve">Email-сповіщення, вебхуки, REST API</w:t>
-      </w:r>
-    </w:p>
-    <w:p>
-      <w:pPr>
-        <w:numPr>
-          <w:ilvl w:val="0"/>
-          <w:numId w:val="1007"/>
-        </w:numPr>
-        <w:pStyle w:val="Compact"/>
-      </w:pPr>
+        <w:t xml:space="preserve">Wiki, форуми, файлові документи</w:t>
+      </w:r>
+      <w:r>
+        <w:t xml:space="preserve"> </w:t>
+      </w:r>
+      <w:r>
+        <w:t xml:space="preserve">як окремий модуль (Епіки 6–8; після цього — збереження вкладень з листів)</w:t>
+      </w:r>
+    </w:p>
+    <w:p>
+      <w:pPr>
+        <w:pStyle w:val="FirstParagraph"/>
+      </w:pPr>
+      <w:r>
+        <w:t xml:space="preserve">Додатково варто розглянути (не заплановані окремим епіком, але піднімались під час розробки):</w:t>
+      </w:r>
+    </w:p>
+    <w:p>
+      <w:pPr>
+        <w:numPr>
+          <w:ilvl w:val="0"/>
+          <w:numId w:val="1008"/>
+        </w:numPr>
+        <w:pStyle w:val="Compact"/>
+      </w:pPr>
+      <w:r>
+        <w:t xml:space="preserve">Видимість черги непризначених тікетів для операторів/керівників ІТ (зараз призначити оператора може лише адміністратор)</w:t>
+      </w:r>
+    </w:p>
+    <w:p>
+      <w:pPr>
+        <w:numPr>
+          <w:ilvl w:val="0"/>
+          <w:numId w:val="1008"/>
+        </w:numPr>
+        <w:pStyle w:val="Compact"/>
+      </w:pPr>
+      <w:r>
+        <w:t xml:space="preserve">CSP-заголовки</w:t>
+      </w:r>
+    </w:p>
+    <w:p>
+      <w:pPr>
+        <w:numPr>
+          <w:ilvl w:val="0"/>
+          <w:numId w:val="1008"/>
+        </w:numPr>
+        <w:pStyle w:val="Compact"/>
+      </w:pPr>
+      <w:r>
+        <w:t xml:space="preserve">Спільне сховище сесій (Redis/БД) для розгортання за балансувальником на кількох серверах</w:t>
+      </w:r>
+    </w:p>
+    <w:bookmarkEnd w:id="24"/>
+    <w:bookmarkStart w:id="25" w:name="вимоги-до-сервера"/>
+    <w:p>
+      <w:pPr>
+        <w:pStyle w:val="Heading2"/>
+      </w:pPr>
+      <w:r>
+        <w:t xml:space="preserve">Вимоги до сервера</w:t>
+      </w:r>
+    </w:p>
+    <w:p>
+      <w:pPr>
+        <w:numPr>
+          <w:ilvl w:val="0"/>
+          <w:numId w:val="1009"/>
+        </w:numPr>
+        <w:pStyle w:val="Compact"/>
+      </w:pPr>
+      <w:r>
+        <w:t xml:space="preserve">PHP 8.1+ (розроблено та перевірено на 8.3) з розширенням</w:t>
+      </w:r>
+      <w:r>
+        <w:t xml:space="preserve"> </w:t>
+      </w:r>
+      <w:r>
+        <w:rPr>
+          <w:rStyle w:val="VerbatimChar"/>
+        </w:rPr>
+        <w:t xml:space="preserve">pdo_mysql</w:t>
+      </w:r>
+    </w:p>
+    <w:p>
+      <w:pPr>
+        <w:numPr>
+          <w:ilvl w:val="0"/>
+          <w:numId w:val="1009"/>
+        </w:numPr>
+        <w:pStyle w:val="Compact"/>
+      </w:pPr>
+      <w:r>
+        <w:t xml:space="preserve">MySQL 8.x або MariaDB 10.6+</w:t>
+      </w:r>
+    </w:p>
+    <w:p>
+      <w:pPr>
+        <w:numPr>
+          <w:ilvl w:val="0"/>
+          <w:numId w:val="1009"/>
+        </w:numPr>
+        <w:pStyle w:val="Compact"/>
+      </w:pPr>
+      <w:r>
+        <w:t xml:space="preserve">Apache (з</w:t>
+      </w:r>
+      <w:r>
+        <w:t xml:space="preserve"> </w:t>
+      </w:r>
+      <w:r>
+        <w:rPr>
+          <w:rStyle w:val="VerbatimChar"/>
+        </w:rPr>
+        <w:t xml:space="preserve">mod_php</w:t>
+      </w:r>
+      <w:r>
+        <w:t xml:space="preserve"> </w:t>
+      </w:r>
+      <w:r>
+        <w:t xml:space="preserve">або</w:t>
+      </w:r>
+      <w:r>
+        <w:t xml:space="preserve"> </w:t>
+      </w:r>
+      <w:r>
+        <w:rPr>
+          <w:rStyle w:val="VerbatimChar"/>
+        </w:rPr>
+        <w:t xml:space="preserve">mod_proxy_fcgi</w:t>
+      </w:r>
+      <w:r>
+        <w:t xml:space="preserve">) або Nginx + PHP-FPM</w:t>
+      </w:r>
+    </w:p>
+    <w:p>
+      <w:pPr>
+        <w:numPr>
+          <w:ilvl w:val="0"/>
+          <w:numId w:val="1009"/>
+        </w:numPr>
+        <w:pStyle w:val="Compact"/>
+      </w:pPr>
+      <w:r>
+        <w:t xml:space="preserve">Контейнеризація не використовується (класичне розгортання на ОС)</w:t>
+      </w:r>
+    </w:p>
+    <w:p>
+      <w:pPr>
+        <w:numPr>
+          <w:ilvl w:val="0"/>
+          <w:numId w:val="1009"/>
+        </w:numPr>
+        <w:pStyle w:val="Compact"/>
+      </w:pPr>
+      <w:r>
+        <w:t xml:space="preserve">Для email-to-ticket (необов'язково): доступ сервера до IMAP-скриньки, розширення</w:t>
+      </w:r>
+      <w:r>
+        <w:t xml:space="preserve"> </w:t>
+      </w:r>
+      <w:r>
+        <w:rPr>
+          <w:rStyle w:val="VerbatimChar"/>
+        </w:rPr>
+        <w:t xml:space="preserve">openssl</w:t>
+      </w:r>
+      <w:r>
+        <w:t xml:space="preserve"> </w:t>
+      </w:r>
+      <w:r>
+        <w:t xml:space="preserve">(для SSL/STARTTLS) і</w:t>
+      </w:r>
+      <w:r>
+        <w:t xml:space="preserve"> </w:t>
+      </w:r>
+      <w:r>
+        <w:rPr>
+          <w:rStyle w:val="VerbatimChar"/>
+        </w:rPr>
+        <w:t xml:space="preserve">cron</w:t>
+      </w:r>
+      <w:r>
+        <w:t xml:space="preserve"> </w:t>
+      </w:r>
+      <w:r>
+        <w:t xml:space="preserve">для</w:t>
+      </w:r>
+      <w:r>
+        <w:t xml:space="preserve"> </w:t>
+      </w:r>
+      <w:r>
+        <w:rPr>
+          <w:rStyle w:val="VerbatimChar"/>
+        </w:rPr>
+        <w:t xml:space="preserve">bin/fetch-mail.php</w:t>
+      </w:r>
+    </w:p>
+    <w:bookmarkEnd w:id="25"/>
+    <w:bookmarkStart w:id="26" w:name="оновлення-вже-розгорнутої-системи"/>
+    <w:p>
+      <w:pPr>
+        <w:pStyle w:val="Heading2"/>
+      </w:pPr>
+      <w:r>
+        <w:t xml:space="preserve">Оновлення вже розгорнутої системи</w:t>
+      </w:r>
+    </w:p>
+    <w:p>
+      <w:pPr>
+        <w:pStyle w:val="FirstParagraph"/>
+      </w:pPr>
+      <w:r>
+        <w:t xml:space="preserve">Якщо система вже встановлена і потрібно лише накотити нові файли/виправлення, використовуйте</w:t>
+      </w:r>
+      <w:r>
+        <w:t xml:space="preserve"> </w:t>
+      </w:r>
+      <w:r>
+        <w:rPr>
+          <w:rStyle w:val="VerbatimChar"/>
+        </w:rPr>
+        <w:t xml:space="preserve">update.sh</w:t>
+      </w:r>
+      <w:r>
+        <w:t xml:space="preserve"> </w:t>
+      </w:r>
+      <w:r>
+        <w:t xml:space="preserve">— окремий скрипт, який</w:t>
+      </w:r>
+      <w:r>
+        <w:t xml:space="preserve"> </w:t>
+      </w:r>
       <w:r>
         <w:rPr>
           <w:bCs/>
           <w:b/>
         </w:rPr>
-        <w:t xml:space="preserve">Wiki, форуми, файлові документи</w:t>
-      </w:r>
-      <w:r>
-        <w:t xml:space="preserve"> </w:t>
-      </w:r>
-      <w:r>
-        <w:t xml:space="preserve">як окремий модуль (Епіки 6–8)</w:t>
+        <w:t xml:space="preserve">не питає пароль БД повторно</w:t>
+      </w:r>
+      <w:r>
+        <w:t xml:space="preserve"> </w:t>
+      </w:r>
+      <w:r>
+        <w:t xml:space="preserve">(читає його з вашого існуючого</w:t>
+      </w:r>
+      <w:r>
+        <w:t xml:space="preserve"> </w:t>
+      </w:r>
+      <w:r>
+        <w:rPr>
+          <w:rStyle w:val="VerbatimChar"/>
+        </w:rPr>
+        <w:t xml:space="preserve">.env</w:t>
+      </w:r>
+      <w:r>
+        <w:t xml:space="preserve">):</w:t>
+      </w:r>
+    </w:p>
+    <w:p>
+      <w:pPr>
+        <w:pStyle w:val="SourceCode"/>
+      </w:pPr>
+      <w:r>
+        <w:rPr>
+          <w:rStyle w:val="CommentTok"/>
+        </w:rPr>
+        <w:t xml:space="preserve"># 1. Скопіюйте оновлені файли поверх старих (окрім .env — його не чіпайте)</w:t>
+      </w:r>
+      <w:r>
+        <w:br/>
+      </w:r>
+      <w:r>
+        <w:rPr>
+          <w:rStyle w:val="CommentTok"/>
+        </w:rPr>
+        <w:t xml:space="preserve"># 2. Потім одна команда:</w:t>
+      </w:r>
+      <w:r>
+        <w:br/>
+      </w:r>
+      <w:r>
+        <w:rPr>
+          <w:rStyle w:val="FunctionTok"/>
+        </w:rPr>
+        <w:t xml:space="preserve">sudo</w:t>
+      </w:r>
+      <w:r>
+        <w:rPr>
+          <w:rStyle w:val="NormalTok"/>
+        </w:rPr>
+        <w:t xml:space="preserve"> bash update.sh</w:t>
       </w:r>
     </w:p>
     <w:p>
@@ -876,241 +1187,7 @@
         <w:pStyle w:val="FirstParagraph"/>
       </w:pPr>
       <w:r>
-        <w:t xml:space="preserve">Додатково варто розглянути (не заплановані окремим епіком, але піднімались під час розробки):</w:t>
-      </w:r>
-    </w:p>
-    <w:p>
-      <w:pPr>
-        <w:numPr>
-          <w:ilvl w:val="0"/>
-          <w:numId w:val="1008"/>
-        </w:numPr>
-        <w:pStyle w:val="Compact"/>
-      </w:pPr>
-      <w:r>
-        <w:t xml:space="preserve">Видимість черги непризначених тікетів для операторів/керівників ІТ (зараз призначити оператора може лише адміністратор)</w:t>
-      </w:r>
-    </w:p>
-    <w:p>
-      <w:pPr>
-        <w:numPr>
-          <w:ilvl w:val="0"/>
-          <w:numId w:val="1008"/>
-        </w:numPr>
-        <w:pStyle w:val="Compact"/>
-      </w:pPr>
-      <w:r>
-        <w:t xml:space="preserve">CSP-заголовки</w:t>
-      </w:r>
-    </w:p>
-    <w:p>
-      <w:pPr>
-        <w:numPr>
-          <w:ilvl w:val="0"/>
-          <w:numId w:val="1008"/>
-        </w:numPr>
-        <w:pStyle w:val="Compact"/>
-      </w:pPr>
-      <w:r>
-        <w:t xml:space="preserve">Спільне сховище сесій (Redis/БД) для розгортання за балансувальником на кількох серверах</w:t>
-      </w:r>
-    </w:p>
-    <w:bookmarkEnd w:id="24"/>
-    <w:bookmarkStart w:id="25" w:name="вимоги-до-сервера"/>
-    <w:p>
-      <w:pPr>
-        <w:pStyle w:val="Heading2"/>
-      </w:pPr>
-      <w:r>
-        <w:t xml:space="preserve">Вимоги до сервера</w:t>
-      </w:r>
-    </w:p>
-    <w:p>
-      <w:pPr>
-        <w:numPr>
-          <w:ilvl w:val="0"/>
-          <w:numId w:val="1009"/>
-        </w:numPr>
-        <w:pStyle w:val="Compact"/>
-      </w:pPr>
-      <w:r>
-        <w:t xml:space="preserve">PHP 8.1+ (розроблено та перевірено на 8.3) з розширенням</w:t>
-      </w:r>
-      <w:r>
-        <w:t xml:space="preserve"> </w:t>
-      </w:r>
-      <w:r>
-        <w:rPr>
-          <w:rStyle w:val="VerbatimChar"/>
-        </w:rPr>
-        <w:t xml:space="preserve">pdo_mysql</w:t>
-      </w:r>
-    </w:p>
-    <w:p>
-      <w:pPr>
-        <w:numPr>
-          <w:ilvl w:val="0"/>
-          <w:numId w:val="1009"/>
-        </w:numPr>
-        <w:pStyle w:val="Compact"/>
-      </w:pPr>
-      <w:r>
-        <w:t xml:space="preserve">MySQL 8.x або MariaDB 10.6+</w:t>
-      </w:r>
-    </w:p>
-    <w:p>
-      <w:pPr>
-        <w:numPr>
-          <w:ilvl w:val="0"/>
-          <w:numId w:val="1009"/>
-        </w:numPr>
-        <w:pStyle w:val="Compact"/>
-      </w:pPr>
-      <w:r>
-        <w:t xml:space="preserve">Apache (з</w:t>
-      </w:r>
-      <w:r>
-        <w:t xml:space="preserve"> </w:t>
-      </w:r>
-      <w:r>
-        <w:rPr>
-          <w:rStyle w:val="VerbatimChar"/>
-        </w:rPr>
-        <w:t xml:space="preserve">mod_php</w:t>
-      </w:r>
-      <w:r>
-        <w:t xml:space="preserve"> </w:t>
-      </w:r>
-      <w:r>
-        <w:t xml:space="preserve">або</w:t>
-      </w:r>
-      <w:r>
-        <w:t xml:space="preserve"> </w:t>
-      </w:r>
-      <w:r>
-        <w:rPr>
-          <w:rStyle w:val="VerbatimChar"/>
-        </w:rPr>
-        <w:t xml:space="preserve">mod_proxy_fcgi</w:t>
-      </w:r>
-      <w:r>
-        <w:t xml:space="preserve">) або Nginx + PHP-FPM</w:t>
-      </w:r>
-    </w:p>
-    <w:p>
-      <w:pPr>
-        <w:numPr>
-          <w:ilvl w:val="0"/>
-          <w:numId w:val="1009"/>
-        </w:numPr>
-        <w:pStyle w:val="Compact"/>
-      </w:pPr>
-      <w:r>
-        <w:t xml:space="preserve">Контейнеризація не використовується (класичне розгортання на ОС)</w:t>
-      </w:r>
-    </w:p>
-    <w:bookmarkEnd w:id="25"/>
-    <w:bookmarkStart w:id="26" w:name="оновлення-вже-розгорнутої-системи"/>
-    <w:p>
-      <w:pPr>
-        <w:pStyle w:val="Heading2"/>
-      </w:pPr>
-      <w:r>
-        <w:t xml:space="preserve">Оновлення вже розгорнутої системи</w:t>
-      </w:r>
-    </w:p>
-    <w:p>
-      <w:pPr>
-        <w:pStyle w:val="FirstParagraph"/>
-      </w:pPr>
-      <w:r>
-        <w:t xml:space="preserve">Якщо система вже встановлена і потрібно лише накотити нові файли/виправлення, використовуйте</w:t>
-      </w:r>
-      <w:r>
-        <w:t xml:space="preserve"> </w:t>
-      </w:r>
-      <w:r>
-        <w:rPr>
-          <w:rStyle w:val="VerbatimChar"/>
-        </w:rPr>
-        <w:t xml:space="preserve">update.sh</w:t>
-      </w:r>
-      <w:r>
-        <w:t xml:space="preserve"> </w:t>
-      </w:r>
-      <w:r>
-        <w:t xml:space="preserve">— окремий скрипт, який</w:t>
-      </w:r>
-      <w:r>
-        <w:t xml:space="preserve"> </w:t>
-      </w:r>
-      <w:r>
-        <w:rPr>
-          <w:bCs/>
-          <w:b/>
-        </w:rPr>
-        <w:t xml:space="preserve">не питає пароль БД повторно</w:t>
-      </w:r>
-      <w:r>
-        <w:t xml:space="preserve"> </w:t>
-      </w:r>
-      <w:r>
-        <w:t xml:space="preserve">(читає його з вашого існуючого</w:t>
-      </w:r>
-      <w:r>
-        <w:t xml:space="preserve"> </w:t>
-      </w:r>
-      <w:r>
-        <w:rPr>
-          <w:rStyle w:val="VerbatimChar"/>
-        </w:rPr>
-        <w:t xml:space="preserve">.env</w:t>
-      </w:r>
-      <w:r>
-        <w:t xml:space="preserve">):</w:t>
-      </w:r>
-    </w:p>
-    <w:p>
-      <w:pPr>
-        <w:pStyle w:val="SourceCode"/>
-      </w:pPr>
-      <w:r>
-        <w:rPr>
-          <w:rStyle w:val="CommentTok"/>
-        </w:rPr>
-        <w:t xml:space="preserve"># 1. Скопіюйте оновлені файли поверх старих (окрім .env — його не чіпайте)</w:t>
-      </w:r>
-      <w:r>
-        <w:br/>
-      </w:r>
-      <w:r>
-        <w:rPr>
-          <w:rStyle w:val="CommentTok"/>
-        </w:rPr>
-        <w:t xml:space="preserve"># 2. Потім одна команда:</w:t>
-      </w:r>
-      <w:r>
-        <w:br/>
-      </w:r>
-      <w:r>
-        <w:rPr>
-          <w:rStyle w:val="FunctionTok"/>
-        </w:rPr>
-        <w:t xml:space="preserve">sudo</w:t>
-      </w:r>
-      <w:r>
-        <w:rPr>
-          <w:rStyle w:val="NormalTok"/>
-        </w:rPr>
-        <w:t xml:space="preserve"> bash update.sh</w:t>
-      </w:r>
-    </w:p>
-    <w:p>
-      <w:pPr>
-        <w:pStyle w:val="FirstParagraph"/>
-      </w:pPr>
-      <w:r>
-        <w:t xml:space="preserve">Скрипт послідовно перевіряє й, за потреби, виправляє: кодування кирилиці, колонку «відповідальний за проєкт», колонку «дата початку задачі», таблицю етапів дорожньої карти, індекси для звітів обліку часу й журналу аудиту, таблицю/колонки для блокування входу, колонку прив'язки тікета до проєкту, колонку токена доступу для порталу самообслуговування, унікальність SLA-нормативу на чергу, застарілий кеш шрифтів PDF-звітів, і насамкінець — права доступу до файлів. Безпечний для повторного запуску — якщо виправляти нічого, просто про це повідомить.</w:t>
+        <w:t xml:space="preserve">Скрипт послідовно перевіряє й, за потреби, виправляє: кодування кирилиці, колонку «відповідальний за проєкт», колонку «дата початку задачі», таблицю етапів дорожньої карти, індекси для звітів обліку часу й журналу аудиту, таблицю/колонки для блокування входу, колонку прив'язки тікета до проєкту, колонку токена доступу для порталу самообслуговування, унікальність SLA-нормативу на чергу, таблицю журналу обробки пошти, застарілий кеш шрифтів PDF-звітів, і насамкінець — права доступу до файлів. Безпечний для повторного запуску — якщо виправляти нічого, просто про це повідомить.</w:t>
       </w:r>
     </w:p>
     <w:bookmarkEnd w:id="26"/>
@@ -3333,80 +3410,9 @@
     </w:p>
     <w:p>
       <w:pPr>
-        <w:pStyle w:val="FirstParagraph"/>
-      </w:pPr>
-      <w:r>
-        <w:t xml:space="preserve">Відомі обмеження (свідомо поза межами MVP, див. «Наступні кроки розробки»):</w:t>
-      </w:r>
-    </w:p>
-    <w:p>
-      <w:pPr>
-        <w:numPr>
-          <w:ilvl w:val="0"/>
-          <w:numId w:val="1014"/>
-        </w:numPr>
-        <w:pStyle w:val="Compact"/>
-      </w:pPr>
-      <w:r>
-        <w:t xml:space="preserve">Немає CSP-заголовків.</w:t>
-      </w:r>
-    </w:p>
-    <w:p>
-      <w:pPr>
-        <w:numPr>
-          <w:ilvl w:val="0"/>
-          <w:numId w:val="1014"/>
-        </w:numPr>
-        <w:pStyle w:val="Compact"/>
-      </w:pPr>
-      <w:r>
-        <w:t xml:space="preserve">Немає обмеження частоти запитів (rate limiting) на публічну форму</w:t>
-      </w:r>
-      <w:r>
-        <w:t xml:space="preserve"> </w:t>
-      </w:r>
-      <w:r>
-        <w:rPr>
-          <w:rStyle w:val="VerbatimChar"/>
-        </w:rPr>
-        <w:t xml:space="preserve">/support</w:t>
-      </w:r>
-      <w:r>
-        <w:t xml:space="preserve"> </w:t>
-      </w:r>
-      <w:r>
-        <w:t xml:space="preserve">— лише пастка для найпростіших ботів; захисту від цілеспрямованого спаму людиною чи складнішим ботом поки немає.</w:t>
-      </w:r>
-    </w:p>
-    <w:p>
-      <w:pPr>
-        <w:numPr>
-          <w:ilvl w:val="0"/>
-          <w:numId w:val="1014"/>
-        </w:numPr>
-        <w:pStyle w:val="Compact"/>
-      </w:pPr>
-      <w:r>
-        <w:t xml:space="preserve">Сесії зберігаються файлово — для кількох веб-серверів за балансувальником знадобиться спільне сховище.</w:t>
-      </w:r>
-    </w:p>
-    <w:p>
-      <w:pPr>
-        <w:numPr>
-          <w:ilvl w:val="0"/>
-          <w:numId w:val="1014"/>
-        </w:numPr>
-        <w:pStyle w:val="Compact"/>
-      </w:pPr>
-      <w:r>
-        <w:t xml:space="preserve">Оператор служби підтримки та керівник ІТ (якщо не адміністратор) бачать лише тікети, де вони заявник або вже призначений оператор — не можуть переглянути чергу непризначених тікетів.</w:t>
-      </w:r>
-    </w:p>
-    <w:p>
-      <w:pPr>
-        <w:numPr>
-          <w:ilvl w:val="0"/>
-          <w:numId w:val="1014"/>
+        <w:numPr>
+          <w:ilvl w:val="0"/>
+          <w:numId w:val="1013"/>
         </w:numPr>
         <w:pStyle w:val="Compact"/>
       </w:pPr>
@@ -3415,49 +3421,78 @@
           <w:bCs/>
           <w:b/>
         </w:rPr>
-        <w:t xml:space="preserve">Bootstrap і Frappe Gantt</w:t>
-      </w:r>
-      <w:r>
-        <w:t xml:space="preserve"> </w:t>
-      </w:r>
-      <w:r>
-        <w:t xml:space="preserve">підключені з CDN (</w:t>
-      </w:r>
-      <w:r>
-        <w:rPr>
-          <w:rStyle w:val="VerbatimChar"/>
-        </w:rPr>
-        <w:t xml:space="preserve">jsdelivr.net</w:t>
-      </w:r>
-      <w:r>
-        <w:t xml:space="preserve">,</w:t>
-      </w:r>
-      <w:r>
-        <w:t xml:space="preserve"> </w:t>
-      </w:r>
-      <w:r>
-        <w:rPr>
-          <w:rStyle w:val="VerbatimChar"/>
-        </w:rPr>
-        <w:t xml:space="preserve">cdnjs.cloudflare.com</w:t>
-      </w:r>
-      <w:r>
-        <w:t xml:space="preserve">) — потрібен доступ сервера/браузера до інтернету. Якщо мережа повністю ізольована — верстка Bootstrap та сторінка</w:t>
-      </w:r>
-      <w:r>
-        <w:t xml:space="preserve"> </w:t>
-      </w:r>
-      <w:r>
-        <w:rPr>
-          <w:rStyle w:val="VerbatimChar"/>
-        </w:rPr>
-        <w:t xml:space="preserve">/gantt</w:t>
-      </w:r>
-      <w:r>
-        <w:t xml:space="preserve"> </w:t>
-      </w:r>
-      <w:r>
-        <w:t xml:space="preserve">не завантажаться, решта функціоналу не постраждає.</w:t>
+        <w:t xml:space="preserve">Email-to-ticket</w:t>
+      </w:r>
+      <w:r>
+        <w:t xml:space="preserve"> </w:t>
+      </w:r>
+      <w:r>
+        <w:t xml:space="preserve">— пароль скриньки лежить лише в</w:t>
+      </w:r>
+      <w:r>
+        <w:t xml:space="preserve"> </w:t>
+      </w:r>
+      <w:r>
+        <w:rPr>
+          <w:rStyle w:val="VerbatimChar"/>
+        </w:rPr>
+        <w:t xml:space="preserve">.env</w:t>
+      </w:r>
+      <w:r>
+        <w:t xml:space="preserve"> </w:t>
+      </w:r>
+      <w:r>
+        <w:t xml:space="preserve">(не в БД) і ніколи не передається в шаблони чи показується в інтерфейсі; лист перетворюється на простий текст (HTML не зберігається — поверхні для XSS немає); коментар до чужого тікета за міткою</w:t>
+      </w:r>
+      <w:r>
+        <w:t xml:space="preserve"> </w:t>
+      </w:r>
+      <w:r>
+        <w:rPr>
+          <w:rStyle w:val="VerbatimChar"/>
+        </w:rPr>
+        <w:t xml:space="preserve">[#123]</w:t>
+      </w:r>
+      <w:r>
+        <w:t xml:space="preserve"> </w:t>
+      </w:r>
+      <w:r>
+        <w:t xml:space="preserve">у темі приймається лише від заявника цього тікета (номер легко вгадати); лист від «оператора» завжди записується як коментар заявника, тож підроблений</w:t>
+      </w:r>
+      <w:r>
+        <w:t xml:space="preserve"> </w:t>
+      </w:r>
+      <w:r>
+        <w:rPr>
+          <w:rStyle w:val="VerbatimChar"/>
+        </w:rPr>
+        <w:t xml:space="preserve">From</w:t>
+      </w:r>
+      <w:r>
+        <w:t xml:space="preserve"> </w:t>
+      </w:r>
+      <w:r>
+        <w:t xml:space="preserve">не може вплинути на SLA; вкладення не виконуються й не зберігаються.</w:t>
+      </w:r>
+    </w:p>
+    <w:p>
+      <w:pPr>
+        <w:pStyle w:val="FirstParagraph"/>
+      </w:pPr>
+      <w:r>
+        <w:t xml:space="preserve">Відомі обмеження (свідомо поза межами MVP, див. «Наступні кроки розробки»):</w:t>
+      </w:r>
+    </w:p>
+    <w:p>
+      <w:pPr>
+        <w:numPr>
+          <w:ilvl w:val="0"/>
+          <w:numId w:val="1014"/>
+        </w:numPr>
+        <w:pStyle w:val="Compact"/>
+      </w:pPr>
+      <w:r>
+        <w:t xml:space="preserve">Немає CSP-заголовків.</w:t>
       </w:r>
     </w:p>
     <w:p>
@@ -3473,6 +3508,137 @@
           <w:bCs/>
           <w:b/>
         </w:rPr>
+        <w:t xml:space="preserve">Email-to-ticket не перевіряє справжність відправника</w:t>
+      </w:r>
+      <w:r>
+        <w:t xml:space="preserve"> </w:t>
+      </w:r>
+      <w:r>
+        <w:t xml:space="preserve">(SPF/DKIM не аналізуються): будь-хто може написати листа з адресою співробітника, і тікет буде прив'язано до його облікового запису. Покладайтесь на антиспам-фільтрацію та SPF/DKIM-перевірку на самому поштовому сервері перед скринькою підтримки.</w:t>
+      </w:r>
+    </w:p>
+    <w:p>
+      <w:pPr>
+        <w:numPr>
+          <w:ilvl w:val="0"/>
+          <w:numId w:val="1014"/>
+        </w:numPr>
+        <w:pStyle w:val="Compact"/>
+      </w:pPr>
+      <w:r>
+        <w:t xml:space="preserve">Немає обмеження частоти запитів (rate limiting) на публічну форму</w:t>
+      </w:r>
+      <w:r>
+        <w:t xml:space="preserve"> </w:t>
+      </w:r>
+      <w:r>
+        <w:rPr>
+          <w:rStyle w:val="VerbatimChar"/>
+        </w:rPr>
+        <w:t xml:space="preserve">/support</w:t>
+      </w:r>
+      <w:r>
+        <w:t xml:space="preserve"> </w:t>
+      </w:r>
+      <w:r>
+        <w:t xml:space="preserve">— лише пастка для найпростіших ботів; захисту від цілеспрямованого спаму людиною чи складнішим ботом поки немає.</w:t>
+      </w:r>
+    </w:p>
+    <w:p>
+      <w:pPr>
+        <w:numPr>
+          <w:ilvl w:val="0"/>
+          <w:numId w:val="1014"/>
+        </w:numPr>
+        <w:pStyle w:val="Compact"/>
+      </w:pPr>
+      <w:r>
+        <w:t xml:space="preserve">Сесії зберігаються файлово — для кількох веб-серверів за балансувальником знадобиться спільне сховище.</w:t>
+      </w:r>
+    </w:p>
+    <w:p>
+      <w:pPr>
+        <w:numPr>
+          <w:ilvl w:val="0"/>
+          <w:numId w:val="1014"/>
+        </w:numPr>
+        <w:pStyle w:val="Compact"/>
+      </w:pPr>
+      <w:r>
+        <w:t xml:space="preserve">Оператор служби підтримки та керівник ІТ (якщо не адміністратор) бачать лише тікети, де вони заявник або вже призначений оператор — не можуть переглянути чергу непризначених тікетів.</w:t>
+      </w:r>
+    </w:p>
+    <w:p>
+      <w:pPr>
+        <w:numPr>
+          <w:ilvl w:val="0"/>
+          <w:numId w:val="1014"/>
+        </w:numPr>
+        <w:pStyle w:val="Compact"/>
+      </w:pPr>
+      <w:r>
+        <w:rPr>
+          <w:bCs/>
+          <w:b/>
+        </w:rPr>
+        <w:t xml:space="preserve">Bootstrap і Frappe Gantt</w:t>
+      </w:r>
+      <w:r>
+        <w:t xml:space="preserve"> </w:t>
+      </w:r>
+      <w:r>
+        <w:t xml:space="preserve">підключені з CDN (</w:t>
+      </w:r>
+      <w:r>
+        <w:rPr>
+          <w:rStyle w:val="VerbatimChar"/>
+        </w:rPr>
+        <w:t xml:space="preserve">jsdelivr.net</w:t>
+      </w:r>
+      <w:r>
+        <w:t xml:space="preserve">,</w:t>
+      </w:r>
+      <w:r>
+        <w:t xml:space="preserve"> </w:t>
+      </w:r>
+      <w:r>
+        <w:rPr>
+          <w:rStyle w:val="VerbatimChar"/>
+        </w:rPr>
+        <w:t xml:space="preserve">cdnjs.cloudflare.com</w:t>
+      </w:r>
+      <w:r>
+        <w:t xml:space="preserve">) — потрібен доступ сервера/браузера до інтернету. Якщо мережа повністю ізольована — верстка Bootstrap та сторінка</w:t>
+      </w:r>
+      <w:r>
+        <w:t xml:space="preserve"> </w:t>
+      </w:r>
+      <w:r>
+        <w:rPr>
+          <w:rStyle w:val="VerbatimChar"/>
+        </w:rPr>
+        <w:t xml:space="preserve">/gantt</w:t>
+      </w:r>
+      <w:r>
+        <w:t xml:space="preserve"> </w:t>
+      </w:r>
+      <w:r>
+        <w:t xml:space="preserve">не завантажаться, решта функціоналу не постраждає.</w:t>
+      </w:r>
+    </w:p>
+    <w:p>
+      <w:pPr>
+        <w:numPr>
+          <w:ilvl w:val="0"/>
+          <w:numId w:val="1014"/>
+        </w:numPr>
+        <w:pStyle w:val="Compact"/>
+      </w:pPr>
+      <w:r>
+        <w:rPr>
+          <w:bCs/>
+          <w:b/>
+        </w:rPr>
         <w:t xml:space="preserve">PDF-звіти працюють повністю офлайн</w:t>
       </w:r>
       <w:r>
@@ -3536,7 +3702,16 @@
         <w:rPr>
           <w:rStyle w:val="VerbatimChar"/>
         </w:rPr>
-        <w:t xml:space="preserve">│   ├── Core/             # роутер, БД, конфіг, автентифікація, CSRF, рендеринг шаблонів, PdfReport (обгортка над tFPDF)</w:t>
+        <w:t xml:space="preserve">│   ├── Core/             # роутер, БД, конфіг, автентифікація, CSRF, рендеринг шаблонів, PdfReport (обгортка над tFPDF), ImapClient і MimeParser (email-to-ticket)</w:t>
+      </w:r>
+      <w:r>
+        <w:br/>
+      </w:r>
+      <w:r>
+        <w:rPr>
+          <w:rStyle w:val="VerbatimChar"/>
+        </w:rPr>
+        <w:t xml:space="preserve">│   ├── Services/         # бізнес-логіка поза моделями (EmailTicketService — перетворення листів на тікети)</w:t>
       </w:r>
       <w:r>
         <w:br/>
@@ -3581,6 +3756,24 @@
         <w:rPr>
           <w:rStyle w:val="VerbatimChar"/>
         </w:rPr>
+        <w:t xml:space="preserve">├── bin/</w:t>
+      </w:r>
+      <w:r>
+        <w:br/>
+      </w:r>
+      <w:r>
+        <w:rPr>
+          <w:rStyle w:val="VerbatimChar"/>
+        </w:rPr>
+        <w:t xml:space="preserve">│   └── fetch-mail.php      # CLI для cron: забирає пошту й створює тікети (email-to-ticket)</w:t>
+      </w:r>
+      <w:r>
+        <w:br/>
+      </w:r>
+      <w:r>
+        <w:rPr>
+          <w:rStyle w:val="VerbatimChar"/>
+        </w:rPr>
         <w:t xml:space="preserve">├── config/</w:t>
       </w:r>
       <w:r>
@@ -3716,7 +3909,16 @@
         <w:rPr>
           <w:rStyle w:val="VerbatimChar"/>
         </w:rPr>
-        <w:t xml:space="preserve">│       └── 010_add_sla_policies_unique_queue.sql</w:t>
+        <w:t xml:space="preserve">│       ├── 010_add_sla_policies_unique_queue.sql</w:t>
+      </w:r>
+      <w:r>
+        <w:br/>
+      </w:r>
+      <w:r>
+        <w:rPr>
+          <w:rStyle w:val="VerbatimChar"/>
+        </w:rPr>
+        <w:t xml:space="preserve">│       └── 011_add_email_to_ticket.sql</w:t>
       </w:r>
       <w:r>
         <w:br/>

--- a/docs/ITSM_System_Documentation.docx
+++ b/docs/ITSM_System_Documentation.docx
@@ -377,7 +377,22 @@
         <w:t xml:space="preserve">/projects</w:t>
       </w:r>
       <w:r>
-        <w:t xml:space="preserve">); задачі підпроєкту повністю окремі від задач основного проєкту</w:t>
+        <w:t xml:space="preserve">); задачі підпроєкту повністю окремі від задач основного проєкту. Картка проєкту в</w:t>
+      </w:r>
+      <w:r>
+        <w:t xml:space="preserve"> </w:t>
+      </w:r>
+      <w:r>
+        <w:rPr>
+          <w:rStyle w:val="VerbatimChar"/>
+        </w:rPr>
+        <w:t xml:space="preserve">/projects</w:t>
+      </w:r>
+      <w:r>
+        <w:t xml:space="preserve"> </w:t>
+      </w:r>
+      <w:r>
+        <w:t xml:space="preserve">показує кількість підпроєктів («📁 3 підпроєкти», з коректною українською формою слова), якщо вони є</w:t>
       </w:r>
     </w:p>
     <w:p>
@@ -471,6 +486,48 @@
       </w:r>
       <w:r>
         <w:t xml:space="preserve">). Індикатори зникають одразу після закриття задачі чи завершення етапу</w:t>
+      </w:r>
+    </w:p>
+    <w:p>
+      <w:pPr>
+        <w:numPr>
+          <w:ilvl w:val="0"/>
+          <w:numId w:val="1003"/>
+        </w:numPr>
+        <w:pStyle w:val="Compact"/>
+      </w:pPr>
+      <w:r>
+        <w:t xml:space="preserve">Архів (</w:t>
+      </w:r>
+      <w:r>
+        <w:rPr>
+          <w:rStyle w:val="VerbatimChar"/>
+        </w:rPr>
+        <w:t xml:space="preserve">/archive</w:t>
+      </w:r>
+      <w:r>
+        <w:t xml:space="preserve">) — закриті тікети, задачі й проєкти прибрані з головних списків (</w:t>
+      </w:r>
+      <w:r>
+        <w:rPr>
+          <w:rStyle w:val="VerbatimChar"/>
+        </w:rPr>
+        <w:t xml:space="preserve">/tickets</w:t>
+      </w:r>
+      <w:r>
+        <w:t xml:space="preserve">,</w:t>
+      </w:r>
+      <w:r>
+        <w:t xml:space="preserve"> </w:t>
+      </w:r>
+      <w:r>
+        <w:rPr>
+          <w:rStyle w:val="VerbatimChar"/>
+        </w:rPr>
+        <w:t xml:space="preserve">/projects</w:t>
+      </w:r>
+      <w:r>
+        <w:t xml:space="preserve">, таблиці задач на сторінці проєкту), щоб ті показували лише актуальну роботу, і зібрані окремо на цій сторінці з тими самими правилами видимості. Канбан і Гант і далі показують усі статуси, включно із закритими, — це не стосується робочих інструментів, лише оглядових списків</w:t>
       </w:r>
     </w:p>
     <w:p>
@@ -624,6 +681,93 @@
         <w:pStyle w:val="Compact"/>
       </w:pPr>
       <w:r>
+        <w:t xml:space="preserve">Автовідповідь заявнику (SMTP) — при створенні тікета з листа заявнику надсилається лист із посиланням для відстеження статусу; власний SMTP-клієнт (той самий підхід без залежностей, що й для IMAP), налаштування успадковує сервер/логін/пароль з IMAP, якщо не задано окремо. Домен у посиланнях (</w:t>
+      </w:r>
+      <w:r>
+        <w:rPr>
+          <w:rStyle w:val="VerbatimChar"/>
+        </w:rPr>
+        <w:t xml:space="preserve">Адмін-панель → Пошта → тікети → «Домен застосунку»</w:t>
+      </w:r>
+      <w:r>
+        <w:t xml:space="preserve">) можна задати прямо в інтерфейсі — без цього посилання вели б на</w:t>
+      </w:r>
+      <w:r>
+        <w:t xml:space="preserve"> </w:t>
+      </w:r>
+      <w:r>
+        <w:rPr>
+          <w:rStyle w:val="VerbatimChar"/>
+        </w:rPr>
+        <w:t xml:space="preserve">APP_URL</w:t>
+      </w:r>
+      <w:r>
+        <w:t xml:space="preserve"> </w:t>
+      </w:r>
+      <w:r>
+        <w:t xml:space="preserve">з</w:t>
+      </w:r>
+      <w:r>
+        <w:t xml:space="preserve"> </w:t>
+      </w:r>
+      <w:r>
+        <w:rPr>
+          <w:rStyle w:val="VerbatimChar"/>
+        </w:rPr>
+        <w:t xml:space="preserve">.env</w:t>
+      </w:r>
+      <w:r>
+        <w:t xml:space="preserve"> </w:t>
+      </w:r>
+      <w:r>
+        <w:t xml:space="preserve">(типово</w:t>
+      </w:r>
+      <w:r>
+        <w:t xml:space="preserve"> </w:t>
+      </w:r>
+      <w:r>
+        <w:rPr>
+          <w:rStyle w:val="VerbatimChar"/>
+        </w:rPr>
+        <w:t xml:space="preserve">http://localhost</w:t>
+      </w:r>
+      <w:r>
+        <w:t xml:space="preserve">)</w:t>
+      </w:r>
+    </w:p>
+    <w:p>
+      <w:pPr>
+        <w:numPr>
+          <w:ilvl w:val="0"/>
+          <w:numId w:val="1004"/>
+        </w:numPr>
+        <w:pStyle w:val="Compact"/>
+      </w:pPr>
+      <w:r>
+        <w:t xml:space="preserve">Email-сповіщення про активність — тікети (нова відповідь, зміна статусу — сповіщається «інша сторона», не сам автор дії), проєкти й задачі (створення з відповідальним/виконавцем, зміна призначення — лише якщо воно справді змінилось), нагадування про термін виконання задачі (за 2 дні, за 1 день, у день настання — окремий cron,</w:t>
+      </w:r>
+      <w:r>
+        <w:t xml:space="preserve"> </w:t>
+      </w:r>
+      <w:r>
+        <w:rPr>
+          <w:rStyle w:val="VerbatimChar"/>
+        </w:rPr>
+        <w:t xml:space="preserve">bin/send-reminders.php</w:t>
+      </w:r>
+      <w:r>
+        <w:t xml:space="preserve">). Кожна невдала спроба надсилання (SMTP недоступний тощо) фіксується в журналі аудиту з адресою й причиною, а не губиться мовчки</w:t>
+      </w:r>
+    </w:p>
+    <w:p>
+      <w:pPr>
+        <w:numPr>
+          <w:ilvl w:val="0"/>
+          <w:numId w:val="1004"/>
+        </w:numPr>
+        <w:pStyle w:val="Compact"/>
+      </w:pPr>
+      <w:r>
         <w:t xml:space="preserve">SLA-ескалація для тікетів — прострочення нормативів першої відповіді й вирішення (на основі</w:t>
       </w:r>
       <w:r>
@@ -872,7 +1016,13 @@
           <w:bCs/>
           <w:b/>
         </w:rPr>
-        <w:t xml:space="preserve">Email-сповіщення (зокрема автовідповідь заявнику з посиланням для відстеження — для тікетів з пошти воно зараз недоступне), вебхуки, REST API</w:t>
+        <w:t xml:space="preserve">Вебхуки, REST API</w:t>
+      </w:r>
+      <w:r>
+        <w:t xml:space="preserve"> </w:t>
+      </w:r>
+      <w:r>
+        <w:t xml:space="preserve">(email-сповіщення та автовідповідь заявнику вже реалізовані)</w:t>
       </w:r>
     </w:p>
     <w:p>
@@ -926,6 +1076,18 @@
         <w:pStyle w:val="Compact"/>
       </w:pPr>
       <w:r>
+        <w:t xml:space="preserve">Гранульовані перемикачі email-сповіщень (окремо тікети/проєкти/задачі/нагадування) — зараз одна спільна галочка на все</w:t>
+      </w:r>
+    </w:p>
+    <w:p>
+      <w:pPr>
+        <w:numPr>
+          <w:ilvl w:val="0"/>
+          <w:numId w:val="1008"/>
+        </w:numPr>
+        <w:pStyle w:val="Compact"/>
+      </w:pPr>
+      <w:r>
         <w:t xml:space="preserve">CSP-заголовки</w:t>
       </w:r>
     </w:p>
@@ -1086,6 +1248,48 @@
         <w:t xml:space="preserve">bin/fetch-mail.php</w:t>
       </w:r>
     </w:p>
+    <w:p>
+      <w:pPr>
+        <w:numPr>
+          <w:ilvl w:val="0"/>
+          <w:numId w:val="1009"/>
+        </w:numPr>
+        <w:pStyle w:val="Compact"/>
+      </w:pPr>
+      <w:r>
+        <w:t xml:space="preserve">Для автовідповіді та email-сповіщень (необов'язково, потребує вже налаштованого email-to-ticket): доступ сервера до SMTP-сервера (може бути той самий, що й для IMAP) і</w:t>
+      </w:r>
+      <w:r>
+        <w:t xml:space="preserve"> </w:t>
+      </w:r>
+      <w:r>
+        <w:rPr>
+          <w:rStyle w:val="VerbatimChar"/>
+        </w:rPr>
+        <w:t xml:space="preserve">cron</w:t>
+      </w:r>
+      <w:r>
+        <w:t xml:space="preserve"> </w:t>
+      </w:r>
+      <w:r>
+        <w:t xml:space="preserve">для</w:t>
+      </w:r>
+      <w:r>
+        <w:t xml:space="preserve"> </w:t>
+      </w:r>
+      <w:r>
+        <w:rPr>
+          <w:rStyle w:val="VerbatimChar"/>
+        </w:rPr>
+        <w:t xml:space="preserve">bin/send-reminders.php</w:t>
+      </w:r>
+      <w:r>
+        <w:t xml:space="preserve"> </w:t>
+      </w:r>
+      <w:r>
+        <w:t xml:space="preserve">(нагадування про термін)</w:t>
+      </w:r>
+    </w:p>
     <w:bookmarkEnd w:id="25"/>
     <w:bookmarkStart w:id="26" w:name="оновлення-вже-розгорнутої-системи"/>
     <w:p>
@@ -1187,7 +1391,7 @@
         <w:pStyle w:val="FirstParagraph"/>
       </w:pPr>
       <w:r>
-        <w:t xml:space="preserve">Скрипт послідовно перевіряє й, за потреби, виправляє: кодування кирилиці, колонку «відповідальний за проєкт», колонку «дата початку задачі», таблицю етапів дорожньої карти, індекси для звітів обліку часу й журналу аудиту, таблицю/колонки для блокування входу, колонку прив'язки тікета до проєкту, колонку токена доступу для порталу самообслуговування, унікальність SLA-нормативу на чергу, таблицю журналу обробки пошти, застарілий кеш шрифтів PDF-звітів, і насамкінець — права доступу до файлів. Безпечний для повторного запуску — якщо виправляти нічого, просто про це повідомить.</w:t>
+        <w:t xml:space="preserve">Скрипт послідовно перевіряє й, за потреби, виправляє: кодування кирилиці, колонку «відповідальний за проєкт», колонку «дата початку задачі», таблицю етапів дорожньої карти, індекси для звітів обліку часу й журналу аудиту, таблицю/колонки для блокування входу, колонку прив'язки тікета до проєкту, колонку токена доступу для порталу самообслуговування, унікальність SLA-нормативу на чергу, таблицю журналу обробки пошти, налаштування автовідповіді заявнику, таблицю нагадувань про термін і налаштування email-сповіщень, застарілий кеш шрифтів PDF-звітів, і насамкінець — права доступу до файлів. Безпечний для повторного запуску — якщо виправляти нічого, просто про це повідомить.</w:t>
       </w:r>
     </w:p>
     <w:bookmarkEnd w:id="26"/>
@@ -3477,29 +3681,9 @@
     </w:p>
     <w:p>
       <w:pPr>
-        <w:pStyle w:val="FirstParagraph"/>
-      </w:pPr>
-      <w:r>
-        <w:t xml:space="preserve">Відомі обмеження (свідомо поза межами MVP, див. «Наступні кроки розробки»):</w:t>
-      </w:r>
-    </w:p>
-    <w:p>
-      <w:pPr>
-        <w:numPr>
-          <w:ilvl w:val="0"/>
-          <w:numId w:val="1014"/>
-        </w:numPr>
-        <w:pStyle w:val="Compact"/>
-      </w:pPr>
-      <w:r>
-        <w:t xml:space="preserve">Немає CSP-заголовків.</w:t>
-      </w:r>
-    </w:p>
-    <w:p>
-      <w:pPr>
-        <w:numPr>
-          <w:ilvl w:val="0"/>
-          <w:numId w:val="1014"/>
+        <w:numPr>
+          <w:ilvl w:val="0"/>
+          <w:numId w:val="1013"/>
         </w:numPr>
         <w:pStyle w:val="Compact"/>
       </w:pPr>
@@ -3508,13 +3692,57 @@
           <w:bCs/>
           <w:b/>
         </w:rPr>
-        <w:t xml:space="preserve">Email-to-ticket не перевіряє справжність відправника</w:t>
-      </w:r>
-      <w:r>
-        <w:t xml:space="preserve"> </w:t>
-      </w:r>
-      <w:r>
-        <w:t xml:space="preserve">(SPF/DKIM не аналізуються): будь-хто може написати листа з адресою співробітника, і тікет буде прив'язано до його облікового запису. Покладайтесь на антиспам-фільтрацію та SPF/DKIM-перевірку на самому поштовому сервері перед скринькою підтримки.</w:t>
+        <w:t xml:space="preserve">Автовідповідь і email-сповіщення</w:t>
+      </w:r>
+      <w:r>
+        <w:t xml:space="preserve"> </w:t>
+      </w:r>
+      <w:r>
+        <w:t xml:space="preserve">— пароль SMTP так само лише в</w:t>
+      </w:r>
+      <w:r>
+        <w:t xml:space="preserve"> </w:t>
+      </w:r>
+      <w:r>
+        <w:rPr>
+          <w:rStyle w:val="VerbatimChar"/>
+        </w:rPr>
+        <w:t xml:space="preserve">.env</w:t>
+      </w:r>
+      <w:r>
+        <w:t xml:space="preserve">; заголовки</w:t>
+      </w:r>
+      <w:r>
+        <w:t xml:space="preserve"> </w:t>
+      </w:r>
+      <w:r>
+        <w:rPr>
+          <w:rStyle w:val="VerbatimChar"/>
+        </w:rPr>
+        <w:t xml:space="preserve">Auto-Submitted</w:t>
+      </w:r>
+      <w:r>
+        <w:t xml:space="preserve">/</w:t>
+      </w:r>
+      <w:r>
+        <w:rPr>
+          <w:rStyle w:val="VerbatimChar"/>
+        </w:rPr>
+        <w:t xml:space="preserve">X-Auto-Response-Suppress</w:t>
+      </w:r>
+      <w:r>
+        <w:t xml:space="preserve"> </w:t>
+      </w:r>
+      <w:r>
+        <w:t xml:space="preserve">у вихідних листах запобігають циклу автовідповідей із зовнішніми поштовими системами; збій надсилання (SMTP недоступний, невірний пароль тощо) ніколи не зриває дію, яка його спричинила (тікет/проєкт/задача все одно створюються чи оновлюються), а фіксується в журналі аудиту з адресою одержувача й причиною — не губиться мовчки.</w:t>
+      </w:r>
+    </w:p>
+    <w:p>
+      <w:pPr>
+        <w:pStyle w:val="FirstParagraph"/>
+      </w:pPr>
+      <w:r>
+        <w:t xml:space="preserve">Відомі обмеження (свідомо поза межами MVP, див. «Наступні кроки розробки»):</w:t>
       </w:r>
     </w:p>
     <w:p>
@@ -3526,46 +3754,7 @@
         <w:pStyle w:val="Compact"/>
       </w:pPr>
       <w:r>
-        <w:t xml:space="preserve">Немає обмеження частоти запитів (rate limiting) на публічну форму</w:t>
-      </w:r>
-      <w:r>
-        <w:t xml:space="preserve"> </w:t>
-      </w:r>
-      <w:r>
-        <w:rPr>
-          <w:rStyle w:val="VerbatimChar"/>
-        </w:rPr>
-        <w:t xml:space="preserve">/support</w:t>
-      </w:r>
-      <w:r>
-        <w:t xml:space="preserve"> </w:t>
-      </w:r>
-      <w:r>
-        <w:t xml:space="preserve">— лише пастка для найпростіших ботів; захисту від цілеспрямованого спаму людиною чи складнішим ботом поки немає.</w:t>
-      </w:r>
-    </w:p>
-    <w:p>
-      <w:pPr>
-        <w:numPr>
-          <w:ilvl w:val="0"/>
-          <w:numId w:val="1014"/>
-        </w:numPr>
-        <w:pStyle w:val="Compact"/>
-      </w:pPr>
-      <w:r>
-        <w:t xml:space="preserve">Сесії зберігаються файлово — для кількох веб-серверів за балансувальником знадобиться спільне сховище.</w:t>
-      </w:r>
-    </w:p>
-    <w:p>
-      <w:pPr>
-        <w:numPr>
-          <w:ilvl w:val="0"/>
-          <w:numId w:val="1014"/>
-        </w:numPr>
-        <w:pStyle w:val="Compact"/>
-      </w:pPr>
-      <w:r>
-        <w:t xml:space="preserve">Оператор служби підтримки та керівник ІТ (якщо не адміністратор) бачать лише тікети, де вони заявник або вже призначений оператор — не можуть переглянути чергу непризначених тікетів.</w:t>
+        <w:t xml:space="preserve">Немає CSP-заголовків.</w:t>
       </w:r>
     </w:p>
     <w:p>
@@ -3581,49 +3770,64 @@
           <w:bCs/>
           <w:b/>
         </w:rPr>
-        <w:t xml:space="preserve">Bootstrap і Frappe Gantt</w:t>
-      </w:r>
-      <w:r>
-        <w:t xml:space="preserve"> </w:t>
-      </w:r>
-      <w:r>
-        <w:t xml:space="preserve">підключені з CDN (</w:t>
-      </w:r>
-      <w:r>
-        <w:rPr>
-          <w:rStyle w:val="VerbatimChar"/>
-        </w:rPr>
-        <w:t xml:space="preserve">jsdelivr.net</w:t>
-      </w:r>
-      <w:r>
-        <w:t xml:space="preserve">,</w:t>
-      </w:r>
-      <w:r>
-        <w:t xml:space="preserve"> </w:t>
-      </w:r>
-      <w:r>
-        <w:rPr>
-          <w:rStyle w:val="VerbatimChar"/>
-        </w:rPr>
-        <w:t xml:space="preserve">cdnjs.cloudflare.com</w:t>
-      </w:r>
-      <w:r>
-        <w:t xml:space="preserve">) — потрібен доступ сервера/браузера до інтернету. Якщо мережа повністю ізольована — верстка Bootstrap та сторінка</w:t>
-      </w:r>
-      <w:r>
-        <w:t xml:space="preserve"> </w:t>
-      </w:r>
-      <w:r>
-        <w:rPr>
-          <w:rStyle w:val="VerbatimChar"/>
-        </w:rPr>
-        <w:t xml:space="preserve">/gantt</w:t>
-      </w:r>
-      <w:r>
-        <w:t xml:space="preserve"> </w:t>
-      </w:r>
-      <w:r>
-        <w:t xml:space="preserve">не завантажаться, решта функціоналу не постраждає.</w:t>
+        <w:t xml:space="preserve">Email-to-ticket не перевіряє справжність відправника</w:t>
+      </w:r>
+      <w:r>
+        <w:t xml:space="preserve"> </w:t>
+      </w:r>
+      <w:r>
+        <w:t xml:space="preserve">(SPF/DKIM не аналізуються): будь-хто може написати листа з адресою співробітника, і тікет буде прив'язано до його облікового запису. Покладайтесь на антиспам-фільтрацію та SPF/DKIM-перевірку на самому поштовому сервері перед скринькою підтримки.</w:t>
+      </w:r>
+    </w:p>
+    <w:p>
+      <w:pPr>
+        <w:numPr>
+          <w:ilvl w:val="0"/>
+          <w:numId w:val="1014"/>
+        </w:numPr>
+        <w:pStyle w:val="Compact"/>
+      </w:pPr>
+      <w:r>
+        <w:t xml:space="preserve">Немає обмеження частоти запитів (rate limiting) на публічну форму</w:t>
+      </w:r>
+      <w:r>
+        <w:t xml:space="preserve"> </w:t>
+      </w:r>
+      <w:r>
+        <w:rPr>
+          <w:rStyle w:val="VerbatimChar"/>
+        </w:rPr>
+        <w:t xml:space="preserve">/support</w:t>
+      </w:r>
+      <w:r>
+        <w:t xml:space="preserve"> </w:t>
+      </w:r>
+      <w:r>
+        <w:t xml:space="preserve">— лише пастка для найпростіших ботів; захисту від цілеспрямованого спаму людиною чи складнішим ботом поки немає.</w:t>
+      </w:r>
+    </w:p>
+    <w:p>
+      <w:pPr>
+        <w:numPr>
+          <w:ilvl w:val="0"/>
+          <w:numId w:val="1014"/>
+        </w:numPr>
+        <w:pStyle w:val="Compact"/>
+      </w:pPr>
+      <w:r>
+        <w:t xml:space="preserve">Сесії зберігаються файлово — для кількох веб-серверів за балансувальником знадобиться спільне сховище.</w:t>
+      </w:r>
+    </w:p>
+    <w:p>
+      <w:pPr>
+        <w:numPr>
+          <w:ilvl w:val="0"/>
+          <w:numId w:val="1014"/>
+        </w:numPr>
+        <w:pStyle w:val="Compact"/>
+      </w:pPr>
+      <w:r>
+        <w:t xml:space="preserve">Оператор служби підтримки та керівник ІТ (якщо не адміністратор) бачать лише тікети, де вони заявник або вже призначений оператор — не можуть переглянути чергу непризначених тікетів.</w:t>
       </w:r>
     </w:p>
     <w:p>
@@ -3639,6 +3843,64 @@
           <w:bCs/>
           <w:b/>
         </w:rPr>
+        <w:t xml:space="preserve">Bootstrap і Frappe Gantt</w:t>
+      </w:r>
+      <w:r>
+        <w:t xml:space="preserve"> </w:t>
+      </w:r>
+      <w:r>
+        <w:t xml:space="preserve">підключені з CDN (</w:t>
+      </w:r>
+      <w:r>
+        <w:rPr>
+          <w:rStyle w:val="VerbatimChar"/>
+        </w:rPr>
+        <w:t xml:space="preserve">jsdelivr.net</w:t>
+      </w:r>
+      <w:r>
+        <w:t xml:space="preserve">,</w:t>
+      </w:r>
+      <w:r>
+        <w:t xml:space="preserve"> </w:t>
+      </w:r>
+      <w:r>
+        <w:rPr>
+          <w:rStyle w:val="VerbatimChar"/>
+        </w:rPr>
+        <w:t xml:space="preserve">cdnjs.cloudflare.com</w:t>
+      </w:r>
+      <w:r>
+        <w:t xml:space="preserve">) — потрібен доступ сервера/браузера до інтернету. Якщо мережа повністю ізольована — верстка Bootstrap та сторінка</w:t>
+      </w:r>
+      <w:r>
+        <w:t xml:space="preserve"> </w:t>
+      </w:r>
+      <w:r>
+        <w:rPr>
+          <w:rStyle w:val="VerbatimChar"/>
+        </w:rPr>
+        <w:t xml:space="preserve">/gantt</w:t>
+      </w:r>
+      <w:r>
+        <w:t xml:space="preserve"> </w:t>
+      </w:r>
+      <w:r>
+        <w:t xml:space="preserve">не завантажаться, решта функціоналу не постраждає.</w:t>
+      </w:r>
+    </w:p>
+    <w:p>
+      <w:pPr>
+        <w:numPr>
+          <w:ilvl w:val="0"/>
+          <w:numId w:val="1014"/>
+        </w:numPr>
+        <w:pStyle w:val="Compact"/>
+      </w:pPr>
+      <w:r>
+        <w:rPr>
+          <w:bCs/>
+          <w:b/>
+        </w:rPr>
         <w:t xml:space="preserve">PDF-звіти працюють повністю офлайн</w:t>
       </w:r>
       <w:r>
@@ -3693,25 +3955,25 @@
         <w:rPr>
           <w:rStyle w:val="VerbatimChar"/>
         </w:rPr>
-        <w:t xml:space="preserve">│   ├── Controllers/     # обробники HTTP-запитів</w:t>
-      </w:r>
-      <w:r>
-        <w:br/>
-      </w:r>
-      <w:r>
-        <w:rPr>
-          <w:rStyle w:val="VerbatimChar"/>
-        </w:rPr>
-        <w:t xml:space="preserve">│   ├── Core/             # роутер, БД, конфіг, автентифікація, CSRF, рендеринг шаблонів, PdfReport (обгортка над tFPDF), ImapClient і MimeParser (email-to-ticket)</w:t>
-      </w:r>
-      <w:r>
-        <w:br/>
-      </w:r>
-      <w:r>
-        <w:rPr>
-          <w:rStyle w:val="VerbatimChar"/>
-        </w:rPr>
-        <w:t xml:space="preserve">│   ├── Services/         # бізнес-логіка поза моделями (EmailTicketService — перетворення листів на тікети)</w:t>
+        <w:t xml:space="preserve">│   ├── Controllers/     # обробники HTTP-запитів, зокрема ArchiveController (сторінка /archive)</w:t>
+      </w:r>
+      <w:r>
+        <w:br/>
+      </w:r>
+      <w:r>
+        <w:rPr>
+          <w:rStyle w:val="VerbatimChar"/>
+        </w:rPr>
+        <w:t xml:space="preserve">│   ├── Core/             # роутер, БД, конфіг, автентифікація, CSRF, рендеринг шаблонів, PdfReport (обгортка над tFPDF), ImapClient/MimeParser (email-to-ticket), SmtpClient (вихідна пошта)</w:t>
+      </w:r>
+      <w:r>
+        <w:br/>
+      </w:r>
+      <w:r>
+        <w:rPr>
+          <w:rStyle w:val="VerbatimChar"/>
+        </w:rPr>
+        <w:t xml:space="preserve">│   ├── Services/         # бізнес-логіка поза моделями (EmailTicketService — перетворення листів на тікети; MailerService — надсилання листа через SmtpClient; NotificationService — email-сповіщення про активність і нагадування)</w:t>
       </w:r>
       <w:r>
         <w:br/>
@@ -3729,7 +3991,7 @@
         <w:rPr>
           <w:rStyle w:val="VerbatimChar"/>
         </w:rPr>
-        <w:t xml:space="preserve">│   ├── Views/            # PHP-шаблони (Bootstrap 5 з CDN)</w:t>
+        <w:t xml:space="preserve">│   ├── Views/            # PHP-шаблони (Bootstrap 5 з CDN), зокрема archive/index.php (сторінка /archive)</w:t>
       </w:r>
       <w:r>
         <w:br/>
@@ -3765,7 +4027,16 @@
         <w:rPr>
           <w:rStyle w:val="VerbatimChar"/>
         </w:rPr>
-        <w:t xml:space="preserve">│   └── fetch-mail.php      # CLI для cron: забирає пошту й створює тікети (email-to-ticket)</w:t>
+        <w:t xml:space="preserve">│   ├── fetch-mail.php      # CLI для cron: забирає пошту й створює тікети (email-to-ticket)</w:t>
+      </w:r>
+      <w:r>
+        <w:br/>
+      </w:r>
+      <w:r>
+        <w:rPr>
+          <w:rStyle w:val="VerbatimChar"/>
+        </w:rPr>
+        <w:t xml:space="preserve">│   └── send-reminders.php # CLI для cron: нагадування про термін виконання задачі</w:t>
       </w:r>
       <w:r>
         <w:br/>
@@ -3918,7 +4189,25 @@
         <w:rPr>
           <w:rStyle w:val="VerbatimChar"/>
         </w:rPr>
-        <w:t xml:space="preserve">│       └── 011_add_email_to_ticket.sql</w:t>
+        <w:t xml:space="preserve">│       ├── 011_add_email_to_ticket.sql</w:t>
+      </w:r>
+      <w:r>
+        <w:br/>
+      </w:r>
+      <w:r>
+        <w:rPr>
+          <w:rStyle w:val="VerbatimChar"/>
+        </w:rPr>
+        <w:t xml:space="preserve">│       ├── 012_add_email_autoreply_setting.sql</w:t>
+      </w:r>
+      <w:r>
+        <w:br/>
+      </w:r>
+      <w:r>
+        <w:rPr>
+          <w:rStyle w:val="VerbatimChar"/>
+        </w:rPr>
+        <w:t xml:space="preserve">│       └── 013_add_email_notifications.sql</w:t>
       </w:r>
       <w:r>
         <w:br/>

--- a/docs/ITSM_System_Documentation.docx
+++ b/docs/ITSM_System_Documentation.docx
@@ -768,6 +768,33 @@
         <w:pStyle w:val="Compact"/>
       </w:pPr>
       <w:r>
+        <w:t xml:space="preserve">Видимість черги непризначених тікетів — оператор служби підтримки й керівник ІТ-підрозділу бачать у</w:t>
+      </w:r>
+      <w:r>
+        <w:t xml:space="preserve"> </w:t>
+      </w:r>
+      <w:r>
+        <w:rPr>
+          <w:rStyle w:val="VerbatimChar"/>
+        </w:rPr>
+        <w:t xml:space="preserve">/tickets</w:t>
+      </w:r>
+      <w:r>
+        <w:t xml:space="preserve"> </w:t>
+      </w:r>
+      <w:r>
+        <w:t xml:space="preserve">і на сторінці «Архів» не лише свої тікети, а й усі ще нікому не призначені (бейдж «Непризначено»), щоб було з чого обирати роботу; звичайного заявника це не стосується</w:t>
+      </w:r>
+    </w:p>
+    <w:p>
+      <w:pPr>
+        <w:numPr>
+          <w:ilvl w:val="0"/>
+          <w:numId w:val="1004"/>
+        </w:numPr>
+        <w:pStyle w:val="Compact"/>
+      </w:pPr>
+      <w:r>
         <w:t xml:space="preserve">SLA-ескалація для тікетів — прострочення нормативів першої відповіді й вирішення (на основі</w:t>
       </w:r>
       <w:r>
@@ -1053,18 +1080,6 @@
       </w:pPr>
       <w:r>
         <w:t xml:space="preserve">Додатково варто розглянути (не заплановані окремим епіком, але піднімались під час розробки):</w:t>
-      </w:r>
-    </w:p>
-    <w:p>
-      <w:pPr>
-        <w:numPr>
-          <w:ilvl w:val="0"/>
-          <w:numId w:val="1008"/>
-        </w:numPr>
-        <w:pStyle w:val="Compact"/>
-      </w:pPr>
-      <w:r>
-        <w:t xml:space="preserve">Видимість черги непризначених тікетів для операторів/керівників ІТ (зараз призначити оператора може лише адміністратор)</w:t>
       </w:r>
     </w:p>
     <w:p>

--- a/docs/ITSM_System_Documentation.docx
+++ b/docs/ITSM_System_Documentation.docx
@@ -227,7 +227,7 @@
         <w:pStyle w:val="Compact"/>
       </w:pPr>
       <w:r>
-        <w:t xml:space="preserve">Автентифікація (локальна, сесійна), рольова модель (RBAC):</w:t>
+        <w:t xml:space="preserve">Автентифікація (локальна та через Active Directory, сесійна), рольова модель (RBAC):</w:t>
       </w:r>
       <w:r>
         <w:t xml:space="preserve"> </w:t>
@@ -318,6 +318,174 @@
       </w:r>
       <w:r>
         <w:t xml:space="preserve">) — фільтри за типом сутності/автором/датою, українські підписи, розшифровані назви замість технічних ID</w:t>
+      </w:r>
+    </w:p>
+    <w:p>
+      <w:pPr>
+        <w:numPr>
+          <w:ilvl w:val="0"/>
+          <w:numId w:val="1002"/>
+        </w:numPr>
+        <w:pStyle w:val="Compact"/>
+      </w:pPr>
+      <w:r>
+        <w:t xml:space="preserve">Інтеграція з Active Directory — вхід AD-користувачів під доменним паролем (перевіряється напряму в каталозі через bind; копія пароля в системі не зберігається; те саме блокування після невдалих спроб, що й для локальних акаунтів), фонова синхронізація користувачів (</w:t>
+      </w:r>
+      <w:r>
+        <w:rPr>
+          <w:rStyle w:val="VerbatimChar"/>
+        </w:rPr>
+        <w:t xml:space="preserve">bin/sync-ad-users.php</w:t>
+      </w:r>
+      <w:r>
+        <w:t xml:space="preserve">, cron): створення, оновлення, прив'язка до організаційного підрозділу (OU) з DN користувача, роль за відповідністю груп AD ролям, деактивація зниклих з каталогу. Локальні акаунти синхронізація не чіпає ніколи. Підключення налаштовується формою в</w:t>
+      </w:r>
+      <w:r>
+        <w:t xml:space="preserve"> </w:t>
+      </w:r>
+      <w:r>
+        <w:rPr>
+          <w:rStyle w:val="VerbatimChar"/>
+        </w:rPr>
+        <w:t xml:space="preserve">/admin/ad</w:t>
+      </w:r>
+      <w:r>
+        <w:t xml:space="preserve"> </w:t>
+      </w:r>
+      <w:r>
+        <w:t xml:space="preserve">(сервер, домен, службовий акаунт, пароль, шифрування, перевірка сертифіката) — форма сама записує значення в</w:t>
+      </w:r>
+      <w:r>
+        <w:t xml:space="preserve"> </w:t>
+      </w:r>
+      <w:r>
+        <w:rPr>
+          <w:rStyle w:val="VerbatimChar"/>
+        </w:rPr>
+        <w:t xml:space="preserve">.env</w:t>
+      </w:r>
+      <w:r>
+        <w:t xml:space="preserve">. Потребує розширення</w:t>
+      </w:r>
+      <w:r>
+        <w:t xml:space="preserve"> </w:t>
+      </w:r>
+      <w:r>
+        <w:rPr>
+          <w:rStyle w:val="VerbatimChar"/>
+        </w:rPr>
+        <w:t xml:space="preserve">ext-ldap</w:t>
+      </w:r>
+      <w:r>
+        <w:t xml:space="preserve"> </w:t>
+      </w:r>
+      <w:r>
+        <w:t xml:space="preserve">(власного LDAP-протоколу, на відміну від IMAP/SMTP, не реалізовано свідомо). Безпарольний SSO (Kerberos/NTLM) не реалізовано — вхід лише формою</w:t>
+      </w:r>
+    </w:p>
+    <w:p>
+      <w:pPr>
+        <w:numPr>
+          <w:ilvl w:val="0"/>
+          <w:numId w:val="1002"/>
+        </w:numPr>
+        <w:pStyle w:val="Compact"/>
+      </w:pPr>
+      <w:r>
+        <w:t xml:space="preserve">Content-Security-Policy — суворий</w:t>
+      </w:r>
+      <w:r>
+        <w:t xml:space="preserve"> </w:t>
+      </w:r>
+      <w:r>
+        <w:rPr>
+          <w:rStyle w:val="VerbatimChar"/>
+        </w:rPr>
+        <w:t xml:space="preserve">script-src</w:t>
+      </w:r>
+      <w:r>
+        <w:t xml:space="preserve"> </w:t>
+      </w:r>
+      <w:r>
+        <w:t xml:space="preserve">(одноразовий nonce на запит, без</w:t>
+      </w:r>
+      <w:r>
+        <w:t xml:space="preserve"> </w:t>
+      </w:r>
+      <w:r>
+        <w:rPr>
+          <w:rStyle w:val="VerbatimChar"/>
+        </w:rPr>
+        <w:t xml:space="preserve">unsafe-inline</w:t>
+      </w:r>
+      <w:r>
+        <w:t xml:space="preserve">; дозволені лише власні скрипти та два CDN — jsdelivr і cdnjs), заборона вбудовування в чужі iframe,</w:t>
+      </w:r>
+      <w:r>
+        <w:t xml:space="preserve"> </w:t>
+      </w:r>
+      <w:r>
+        <w:rPr>
+          <w:rStyle w:val="VerbatimChar"/>
+        </w:rPr>
+        <w:t xml:space="preserve">X-Content-Type-Options</w:t>
+      </w:r>
+      <w:r>
+        <w:t xml:space="preserve">,</w:t>
+      </w:r>
+      <w:r>
+        <w:t xml:space="preserve"> </w:t>
+      </w:r>
+      <w:r>
+        <w:rPr>
+          <w:rStyle w:val="VerbatimChar"/>
+        </w:rPr>
+        <w:t xml:space="preserve">Referrer-Policy</w:t>
+      </w:r>
+      <w:r>
+        <w:t xml:space="preserve">. Усі вбудовані обробники подій (</w:t>
+      </w:r>
+      <w:r>
+        <w:rPr>
+          <w:rStyle w:val="VerbatimChar"/>
+        </w:rPr>
+        <w:t xml:space="preserve">onclick=</w:t>
+      </w:r>
+      <w:r>
+        <w:t xml:space="preserve"> </w:t>
+      </w:r>
+      <w:r>
+        <w:t xml:space="preserve">тощо) замінено двома делегованими:</w:t>
+      </w:r>
+      <w:r>
+        <w:t xml:space="preserve"> </w:t>
+      </w:r>
+      <w:r>
+        <w:rPr>
+          <w:rStyle w:val="VerbatimChar"/>
+        </w:rPr>
+        <w:t xml:space="preserve">data-confirm</w:t>
+      </w:r>
+      <w:r>
+        <w:t xml:space="preserve"> </w:t>
+      </w:r>
+      <w:r>
+        <w:t xml:space="preserve">на формах (діалог підтвердження) і клас</w:t>
+      </w:r>
+      <w:r>
+        <w:t xml:space="preserve"> </w:t>
+      </w:r>
+      <w:r>
+        <w:rPr>
+          <w:rStyle w:val="VerbatimChar"/>
+        </w:rPr>
+        <w:t xml:space="preserve">.auto-submit-select</w:t>
+      </w:r>
+      <w:r>
+        <w:t xml:space="preserve"> </w:t>
+      </w:r>
+      <w:r>
+        <w:t xml:space="preserve">на списках (миттєве надсилання форми)</w:t>
       </w:r>
     </w:p>
     <w:p>
@@ -756,7 +924,7 @@
         <w:t xml:space="preserve">bin/send-reminders.php</w:t>
       </w:r>
       <w:r>
-        <w:t xml:space="preserve">). Кожна невдала спроба надсилання (SMTP недоступний тощо) фіксується в журналі аудиту з адресою й причиною, а не губиться мовчки</w:t>
+        <w:t xml:space="preserve">). Вмикаються чотирма незалежними перемикачами (тікети / проєкти / задачі / нагадування). Кожна невдала спроба надсилання (SMTP недоступний тощо) фіксується в журналі аудиту з адресою й причиною, а не губиться мовчки</w:t>
       </w:r>
     </w:p>
     <w:p>
@@ -811,6 +979,42 @@
       </w:r>
       <w:r>
         <w:t xml:space="preserve">для черги) позначаються бейджем у списку тікетів (прострочені піднімаються вгору списку) і детально на сторінці самого тікета та на публічній сторінці відстеження; закритий тікет прострочення не показує. Нормативи (хвилини на першу відповідь і на вирішення) налаштовуються для кожної черги в Адмін-панель → Черги тікетів, зміни фіксуються в журналі аудиту</w:t>
+      </w:r>
+    </w:p>
+    <w:p>
+      <w:pPr>
+        <w:numPr>
+          <w:ilvl w:val="0"/>
+          <w:numId w:val="1004"/>
+        </w:numPr>
+        <w:pStyle w:val="Compact"/>
+      </w:pPr>
+      <w:r>
+        <w:t xml:space="preserve">Оцінка якості (CSAT, 1–5) — не лише на порталі, а й для залогінених заявників на сторінці їхнього тікета (після статусу «Вирішено»/«Закрито», один раз, лише сам заявник — оператор і адміністратор оцінку лише бачать). Зведений звіт —</w:t>
+      </w:r>
+      <w:r>
+        <w:t xml:space="preserve"> </w:t>
+      </w:r>
+      <w:r>
+        <w:rPr>
+          <w:rStyle w:val="VerbatimChar"/>
+        </w:rPr>
+        <w:t xml:space="preserve">/admin/csat</w:t>
+      </w:r>
+      <w:r>
+        <w:t xml:space="preserve">: середня оцінка, розподіл 1–5, розбивка по чергах і операторах, останні оцінки</w:t>
+      </w:r>
+    </w:p>
+    <w:p>
+      <w:pPr>
+        <w:numPr>
+          <w:ilvl w:val="0"/>
+          <w:numId w:val="1004"/>
+        </w:numPr>
+        <w:pStyle w:val="Compact"/>
+      </w:pPr>
+      <w:r>
+        <w:t xml:space="preserve">Автопризначення оператора для черги — у Адмін-панель → Черги тікетів для кожної черги можна вказати оператора, який одразу призначається на кожен новий тікет у ній; працює однаково для звичайної форми, порталу самообслуговування й email-to-ticket</w:t>
       </w:r>
     </w:p>
     <w:p>
@@ -930,7 +1134,7 @@
         <w:pStyle w:val="Compact"/>
       </w:pPr>
       <w:r>
-        <w:t xml:space="preserve">Керування користувачами (створення, редагування, зміна пароля, активація/деактивація, зняття блокування, видалення за відсутності пов'язаних даних)</w:t>
+        <w:t xml:space="preserve">Керування користувачами (створення, редагування, зміна пароля, активація/деактивація, зняття блокування, видалення за відсутності пов'язаних даних); список розділено на локальні акаунти й акаунти Active Directory, а AD-акаунти ще й згруповано за організаційними підрозділами (OU)</w:t>
       </w:r>
     </w:p>
     <w:p>
@@ -975,7 +1179,49 @@
         <w:pStyle w:val="Compact"/>
       </w:pPr>
       <w:r>
-        <w:t xml:space="preserve">Створення черг тікетів</w:t>
+        <w:t xml:space="preserve">Керування чергами тікетів: створення, SLA-нормативи, автопризначення оператора</w:t>
+      </w:r>
+    </w:p>
+    <w:p>
+      <w:pPr>
+        <w:numPr>
+          <w:ilvl w:val="0"/>
+          <w:numId w:val="1006"/>
+        </w:numPr>
+        <w:pStyle w:val="Compact"/>
+      </w:pPr>
+      <w:r>
+        <w:t xml:space="preserve">Active Directory (</w:t>
+      </w:r>
+      <w:r>
+        <w:rPr>
+          <w:rStyle w:val="VerbatimChar"/>
+        </w:rPr>
+        <w:t xml:space="preserve">/admin/ad</w:t>
+      </w:r>
+      <w:r>
+        <w:t xml:space="preserve">): підключення, перевірка з'єднання, синхронізація, відповідність груп ролям</w:t>
+      </w:r>
+    </w:p>
+    <w:p>
+      <w:pPr>
+        <w:numPr>
+          <w:ilvl w:val="0"/>
+          <w:numId w:val="1006"/>
+        </w:numPr>
+        <w:pStyle w:val="Compact"/>
+      </w:pPr>
+      <w:r>
+        <w:t xml:space="preserve">Звіт CSAT (</w:t>
+      </w:r>
+      <w:r>
+        <w:rPr>
+          <w:rStyle w:val="VerbatimChar"/>
+        </w:rPr>
+        <w:t xml:space="preserve">/admin/csat</w:t>
+      </w:r>
+      <w:r>
+        <w:t xml:space="preserve">)</w:t>
       </w:r>
     </w:p>
     <w:bookmarkEnd w:id="23"/>
@@ -1009,25 +1255,13 @@
           <w:bCs/>
           <w:b/>
         </w:rPr>
-        <w:t xml:space="preserve">Інтеграція з Active Directory</w:t>
-      </w:r>
-      <w:r>
-        <w:t xml:space="preserve"> </w:t>
-      </w:r>
-      <w:r>
-        <w:t xml:space="preserve">— автоматична синхронізація користувачів, SSO (Епік 13; точка розширення вже позначена в</w:t>
-      </w:r>
-      <w:r>
-        <w:t xml:space="preserve"> </w:t>
-      </w:r>
-      <w:r>
-        <w:rPr>
-          <w:rStyle w:val="VerbatimChar"/>
-        </w:rPr>
-        <w:t xml:space="preserve">App\Core\Auth::attempt()</w:t>
-      </w:r>
-      <w:r>
-        <w:t xml:space="preserve">)</w:t>
+        <w:t xml:space="preserve">Вебхуки, REST API</w:t>
+      </w:r>
+      <w:r>
+        <w:t xml:space="preserve"> </w:t>
+      </w:r>
+      <w:r>
+        <w:t xml:space="preserve">— зовнішні системи поки не можуть ні отримувати події з ITSM, ні звертатись до нього програмно</w:t>
       </w:r>
     </w:p>
     <w:p>
@@ -1043,13 +1277,13 @@
           <w:bCs/>
           <w:b/>
         </w:rPr>
-        <w:t xml:space="preserve">Вебхуки, REST API</w:t>
-      </w:r>
-      <w:r>
-        <w:t xml:space="preserve"> </w:t>
-      </w:r>
-      <w:r>
-        <w:t xml:space="preserve">(email-сповіщення та автовідповідь заявнику вже реалізовані)</w:t>
+        <w:t xml:space="preserve">Wiki, форуми, файлові документи</w:t>
+      </w:r>
+      <w:r>
+        <w:t xml:space="preserve"> </w:t>
+      </w:r>
+      <w:r>
+        <w:t xml:space="preserve">як окремий модуль (Епіки 6–8; після цього — збереження вкладень з листів)</w:t>
       </w:r>
     </w:p>
     <w:p>
@@ -1065,13 +1299,13 @@
           <w:bCs/>
           <w:b/>
         </w:rPr>
-        <w:t xml:space="preserve">Wiki, форуми, файлові документи</w:t>
-      </w:r>
-      <w:r>
-        <w:t xml:space="preserve"> </w:t>
-      </w:r>
-      <w:r>
-        <w:t xml:space="preserve">як окремий модуль (Епіки 6–8; після цього — збереження вкладень з листів)</w:t>
+        <w:t xml:space="preserve">Безпарольний SSO для Active Directory</w:t>
+      </w:r>
+      <w:r>
+        <w:t xml:space="preserve"> </w:t>
+      </w:r>
+      <w:r>
+        <w:t xml:space="preserve">(Kerberos/NTLM — вхід без форми); зараз вхід AD-користувача лише формою з доменним паролем</w:t>
       </w:r>
     </w:p>
     <w:p>
@@ -1091,7 +1325,16 @@
         <w:pStyle w:val="Compact"/>
       </w:pPr>
       <w:r>
-        <w:t xml:space="preserve">Гранульовані перемикачі email-сповіщень (окремо тікети/проєкти/задачі/нагадування) — зараз одна спільна галочка на все</w:t>
+        <w:t xml:space="preserve">Прив'язка AD-користувачів за стабільним ідентифікатором (</w:t>
+      </w:r>
+      <w:r>
+        <w:rPr>
+          <w:rStyle w:val="VerbatimChar"/>
+        </w:rPr>
+        <w:t xml:space="preserve">objectGUID</w:t>
+      </w:r>
+      <w:r>
+        <w:t xml:space="preserve">) замість email: зараз, якщо AD змінить людині email, наступна синхронізація створить новий обліковий запис замість оновлення старого</w:t>
       </w:r>
     </w:p>
     <w:p>
@@ -1103,7 +1346,46 @@
         <w:pStyle w:val="Compact"/>
       </w:pPr>
       <w:r>
-        <w:t xml:space="preserve">CSP-заголовки</w:t>
+        <w:t xml:space="preserve">Дозвіл ручного перевизначення ролі чи деактивації AD-користувача, яке синхронізація не скасовує (зараз вона щоразу виставляє роль за групами AD і повторно активує користувача, що ще є в каталозі)</w:t>
+      </w:r>
+    </w:p>
+    <w:p>
+      <w:pPr>
+        <w:numPr>
+          <w:ilvl w:val="0"/>
+          <w:numId w:val="1008"/>
+        </w:numPr>
+        <w:pStyle w:val="Compact"/>
+      </w:pPr>
+      <w:r>
+        <w:t xml:space="preserve">LDAPS і нестандартний порт у формі</w:t>
+      </w:r>
+      <w:r>
+        <w:t xml:space="preserve"> </w:t>
+      </w:r>
+      <w:r>
+        <w:rPr>
+          <w:rStyle w:val="VerbatimChar"/>
+        </w:rPr>
+        <w:t xml:space="preserve">/admin/ad</w:t>
+      </w:r>
+      <w:r>
+        <w:t xml:space="preserve"> </w:t>
+      </w:r>
+      <w:r>
+        <w:t xml:space="preserve">(зараз — лише вручну в</w:t>
+      </w:r>
+      <w:r>
+        <w:t xml:space="preserve"> </w:t>
+      </w:r>
+      <w:r>
+        <w:rPr>
+          <w:rStyle w:val="VerbatimChar"/>
+        </w:rPr>
+        <w:t xml:space="preserve">.env</w:t>
+      </w:r>
+      <w:r>
+        <w:t xml:space="preserve">; форма розрахована на STARTTLS/без шифрування, порт 389)</w:t>
       </w:r>
     </w:p>
     <w:p>
@@ -1305,6 +1587,66 @@
         <w:t xml:space="preserve">(нагадування про термін)</w:t>
       </w:r>
     </w:p>
+    <w:p>
+      <w:pPr>
+        <w:numPr>
+          <w:ilvl w:val="0"/>
+          <w:numId w:val="1009"/>
+        </w:numPr>
+        <w:pStyle w:val="Compact"/>
+      </w:pPr>
+      <w:r>
+        <w:t xml:space="preserve">Для Active Directory (необов'язково): розширення PHP</w:t>
+      </w:r>
+      <w:r>
+        <w:t xml:space="preserve"> </w:t>
+      </w:r>
+      <w:r>
+        <w:rPr>
+          <w:rStyle w:val="VerbatimChar"/>
+        </w:rPr>
+        <w:t xml:space="preserve">ldap</w:t>
+      </w:r>
+      <w:r>
+        <w:t xml:space="preserve"> </w:t>
+      </w:r>
+      <w:r>
+        <w:t xml:space="preserve">(</w:t>
+      </w:r>
+      <w:r>
+        <w:rPr>
+          <w:rStyle w:val="VerbatimChar"/>
+        </w:rPr>
+        <w:t xml:space="preserve">apt install php-ldap</w:t>
+      </w:r>
+      <w:r>
+        <w:t xml:space="preserve">), доступ сервера до контролера домену (порт 389 або 636) і</w:t>
+      </w:r>
+      <w:r>
+        <w:t xml:space="preserve"> </w:t>
+      </w:r>
+      <w:r>
+        <w:rPr>
+          <w:rStyle w:val="VerbatimChar"/>
+        </w:rPr>
+        <w:t xml:space="preserve">cron</w:t>
+      </w:r>
+      <w:r>
+        <w:t xml:space="preserve"> </w:t>
+      </w:r>
+      <w:r>
+        <w:t xml:space="preserve">для</w:t>
+      </w:r>
+      <w:r>
+        <w:t xml:space="preserve"> </w:t>
+      </w:r>
+      <w:r>
+        <w:rPr>
+          <w:rStyle w:val="VerbatimChar"/>
+        </w:rPr>
+        <w:t xml:space="preserve">bin/sync-ad-users.php</w:t>
+      </w:r>
+    </w:p>
     <w:bookmarkEnd w:id="25"/>
     <w:bookmarkStart w:id="26" w:name="оновлення-вже-розгорнутої-системи"/>
     <w:p>
@@ -1406,7 +1748,7 @@
         <w:pStyle w:val="FirstParagraph"/>
       </w:pPr>
       <w:r>
-        <w:t xml:space="preserve">Скрипт послідовно перевіряє й, за потреби, виправляє: кодування кирилиці, колонку «відповідальний за проєкт», колонку «дата початку задачі», таблицю етапів дорожньої карти, індекси для звітів обліку часу й журналу аудиту, таблицю/колонки для блокування входу, колонку прив'язки тікета до проєкту, колонку токена доступу для порталу самообслуговування, унікальність SLA-нормативу на чергу, таблицю журналу обробки пошти, налаштування автовідповіді заявнику, таблицю нагадувань про термін і налаштування email-сповіщень, застарілий кеш шрифтів PDF-звітів, і насамкінець — права доступу до файлів. Безпечний для повторного запуску — якщо виправляти нічого, просто про це повідомить.</w:t>
+        <w:t xml:space="preserve">Скрипт послідовно перевіряє й, за потреби, виправляє: кодування кирилиці, колонку «відповідальний за проєкт», колонку «дата початку задачі», таблицю етапів дорожньої карти, індекси для звітів обліку часу й журналу аудиту, таблицю/колонки для блокування входу, колонку прив'язки тікета до проєкту, колонку токена доступу для порталу самообслуговування, унікальність SLA-нормативу на чергу, таблицю журналу обробки пошти, налаштування автовідповіді заявнику, таблицю нагадувань про термін, гранульовані перемикачі email-сповіщень, колонку автопризначення оператора для черги, колонки й таблицю для Active Directory (AD-логін, OU, відповідність груп ролям), застарілий кеш шрифтів PDF-звітів, і насамкінець — права доступу до файлів. Безпечний для повторного запуску — якщо виправляти нічого, просто про це повідомить.</w:t>
       </w:r>
     </w:p>
     <w:bookmarkEnd w:id="26"/>
@@ -3754,29 +4096,9 @@
     </w:p>
     <w:p>
       <w:pPr>
-        <w:pStyle w:val="FirstParagraph"/>
-      </w:pPr>
-      <w:r>
-        <w:t xml:space="preserve">Відомі обмеження (свідомо поза межами MVP, див. «Наступні кроки розробки»):</w:t>
-      </w:r>
-    </w:p>
-    <w:p>
-      <w:pPr>
-        <w:numPr>
-          <w:ilvl w:val="0"/>
-          <w:numId w:val="1014"/>
-        </w:numPr>
-        <w:pStyle w:val="Compact"/>
-      </w:pPr>
-      <w:r>
-        <w:t xml:space="preserve">Немає CSP-заголовків.</w:t>
-      </w:r>
-    </w:p>
-    <w:p>
-      <w:pPr>
-        <w:numPr>
-          <w:ilvl w:val="0"/>
-          <w:numId w:val="1014"/>
+        <w:numPr>
+          <w:ilvl w:val="0"/>
+          <w:numId w:val="1013"/>
         </w:numPr>
         <w:pStyle w:val="Compact"/>
       </w:pPr>
@@ -3785,129 +4107,78 @@
           <w:bCs/>
           <w:b/>
         </w:rPr>
-        <w:t xml:space="preserve">Email-to-ticket не перевіряє справжність відправника</w:t>
-      </w:r>
-      <w:r>
-        <w:t xml:space="preserve"> </w:t>
-      </w:r>
-      <w:r>
-        <w:t xml:space="preserve">(SPF/DKIM не аналізуються): будь-хто може написати листа з адресою співробітника, і тікет буде прив'язано до його облікового запису. Покладайтесь на антиспам-фільтрацію та SPF/DKIM-перевірку на самому поштовому сервері перед скринькою підтримки.</w:t>
-      </w:r>
-    </w:p>
-    <w:p>
-      <w:pPr>
-        <w:numPr>
-          <w:ilvl w:val="0"/>
-          <w:numId w:val="1014"/>
-        </w:numPr>
-        <w:pStyle w:val="Compact"/>
-      </w:pPr>
-      <w:r>
-        <w:t xml:space="preserve">Немає обмеження частоти запитів (rate limiting) на публічну форму</w:t>
-      </w:r>
-      <w:r>
-        <w:t xml:space="preserve"> </w:t>
-      </w:r>
-      <w:r>
-        <w:rPr>
-          <w:rStyle w:val="VerbatimChar"/>
-        </w:rPr>
-        <w:t xml:space="preserve">/support</w:t>
-      </w:r>
-      <w:r>
-        <w:t xml:space="preserve"> </w:t>
-      </w:r>
-      <w:r>
-        <w:t xml:space="preserve">— лише пастка для найпростіших ботів; захисту від цілеспрямованого спаму людиною чи складнішим ботом поки немає.</w:t>
-      </w:r>
-    </w:p>
-    <w:p>
-      <w:pPr>
-        <w:numPr>
-          <w:ilvl w:val="0"/>
-          <w:numId w:val="1014"/>
-        </w:numPr>
-        <w:pStyle w:val="Compact"/>
-      </w:pPr>
-      <w:r>
-        <w:t xml:space="preserve">Сесії зберігаються файлово — для кількох веб-серверів за балансувальником знадобиться спільне сховище.</w:t>
-      </w:r>
-    </w:p>
-    <w:p>
-      <w:pPr>
-        <w:numPr>
-          <w:ilvl w:val="0"/>
-          <w:numId w:val="1014"/>
-        </w:numPr>
-        <w:pStyle w:val="Compact"/>
-      </w:pPr>
-      <w:r>
-        <w:t xml:space="preserve">Оператор служби підтримки та керівник ІТ (якщо не адміністратор) бачать лише тікети, де вони заявник або вже призначений оператор — не можуть переглянути чергу непризначених тікетів.</w:t>
-      </w:r>
-    </w:p>
-    <w:p>
-      <w:pPr>
-        <w:numPr>
-          <w:ilvl w:val="0"/>
-          <w:numId w:val="1014"/>
-        </w:numPr>
-        <w:pStyle w:val="Compact"/>
-      </w:pPr>
+        <w:t xml:space="preserve">Active Directory</w:t>
+      </w:r>
+      <w:r>
+        <w:t xml:space="preserve"> </w:t>
+      </w:r>
+      <w:r>
+        <w:t xml:space="preserve">— службовий обліковий запис потрібен лише для читання каталогу (не адміністратор домену); сам вхід — окремий bind як сам користувач, пароль ніде не зберігається; ім'я користувача підставляється в LDAP-фільтр з екрануванням спецсимволів (RFC 4515) — логін на кшталт</w:t>
+      </w:r>
+      <w:r>
+        <w:t xml:space="preserve"> </w:t>
+      </w:r>
+      <w:r>
+        <w:rPr>
+          <w:rStyle w:val="VerbatimChar"/>
+        </w:rPr>
+        <w:t xml:space="preserve">*)(uid=*</w:t>
+      </w:r>
+      <w:r>
+        <w:t xml:space="preserve"> </w:t>
+      </w:r>
+      <w:r>
+        <w:t xml:space="preserve">не підміняє фільтр; порожній пароль відхиляється явно (за специфікацією LDAP він означає анонімний bind і сервер повернув би «успіх»); локальні облікові записи ніколи не перехоплюються через збіг email з AD-записом; пароль службового акаунта лише в</w:t>
+      </w:r>
+      <w:r>
+        <w:t xml:space="preserve"> </w:t>
+      </w:r>
+      <w:r>
+        <w:rPr>
+          <w:rStyle w:val="VerbatimChar"/>
+        </w:rPr>
+        <w:t xml:space="preserve">.env</w:t>
+      </w:r>
+      <w:r>
+        <w:t xml:space="preserve">, ніколи не підставляється назад у форму й не потрапляє в журнал аудиту. Пошук у каталозі постраничний (обмеження AD у 1000 записів на запит не діє); якщо сервер усе ж віддав неповний результат, синхронізація скасовується з помилкою й</w:t>
+      </w:r>
+      <w:r>
+        <w:t xml:space="preserve"> </w:t>
+      </w:r>
       <w:r>
         <w:rPr>
           <w:bCs/>
           <w:b/>
         </w:rPr>
-        <w:t xml:space="preserve">Bootstrap і Frappe Gantt</w:t>
-      </w:r>
-      <w:r>
-        <w:t xml:space="preserve"> </w:t>
-      </w:r>
-      <w:r>
-        <w:t xml:space="preserve">підключені з CDN (</w:t>
-      </w:r>
-      <w:r>
-        <w:rPr>
-          <w:rStyle w:val="VerbatimChar"/>
-        </w:rPr>
-        <w:t xml:space="preserve">jsdelivr.net</w:t>
-      </w:r>
-      <w:r>
-        <w:t xml:space="preserve">,</w:t>
-      </w:r>
-      <w:r>
-        <w:t xml:space="preserve"> </w:t>
-      </w:r>
-      <w:r>
-        <w:rPr>
-          <w:rStyle w:val="VerbatimChar"/>
-        </w:rPr>
-        <w:t xml:space="preserve">cdnjs.cloudflare.com</w:t>
-      </w:r>
-      <w:r>
-        <w:t xml:space="preserve">) — потрібен доступ сервера/браузера до інтернету. Якщо мережа повністю ізольована — верстка Bootstrap та сторінка</w:t>
-      </w:r>
-      <w:r>
-        <w:t xml:space="preserve"> </w:t>
-      </w:r>
-      <w:r>
-        <w:rPr>
-          <w:rStyle w:val="VerbatimChar"/>
-        </w:rPr>
-        <w:t xml:space="preserve">/gantt</w:t>
-      </w:r>
-      <w:r>
-        <w:t xml:space="preserve"> </w:t>
-      </w:r>
-      <w:r>
-        <w:t xml:space="preserve">не завантажаться, решта функціоналу не постраждає.</w:t>
-      </w:r>
-    </w:p>
-    <w:p>
-      <w:pPr>
-        <w:numPr>
-          <w:ilvl w:val="0"/>
-          <w:numId w:val="1014"/>
+        <w:t xml:space="preserve">нікого не деактивує</w:t>
+      </w:r>
+      <w:r>
+        <w:t xml:space="preserve"> </w:t>
+      </w:r>
+      <w:r>
+        <w:t xml:space="preserve">— вона не діє на підставі неповних даних. Відсутнє розширення</w:t>
+      </w:r>
+      <w:r>
+        <w:t xml:space="preserve"> </w:t>
+      </w:r>
+      <w:r>
+        <w:rPr>
+          <w:rStyle w:val="VerbatimChar"/>
+        </w:rPr>
+        <w:t xml:space="preserve">ldap</w:t>
+      </w:r>
+      <w:r>
+        <w:t xml:space="preserve"> </w:t>
+      </w:r>
+      <w:r>
+        <w:t xml:space="preserve">дає зрозуміле повідомлення адміністратору, а не помилку 500.</w:t>
+      </w:r>
+    </w:p>
+    <w:p>
+      <w:pPr>
+        <w:numPr>
+          <w:ilvl w:val="0"/>
+          <w:numId w:val="1013"/>
         </w:numPr>
         <w:pStyle w:val="Compact"/>
       </w:pPr>
@@ -3916,6 +4187,392 @@
           <w:bCs/>
           <w:b/>
         </w:rPr>
+        <w:t xml:space="preserve">Запис</w:t>
+      </w:r>
+      <w:r>
+        <w:rPr>
+          <w:bCs/>
+          <w:b/>
+        </w:rPr>
+        <w:t xml:space="preserve"> </w:t>
+      </w:r>
+      <w:r>
+        <w:rPr>
+          <w:rStyle w:val="VerbatimChar"/>
+          <w:bCs/>
+          <w:b/>
+        </w:rPr>
+        <w:t xml:space="preserve">.env</w:t>
+      </w:r>
+      <w:r>
+        <w:rPr>
+          <w:bCs/>
+          <w:b/>
+        </w:rPr>
+        <w:t xml:space="preserve"> </w:t>
+      </w:r>
+      <w:r>
+        <w:rPr>
+          <w:bCs/>
+          <w:b/>
+        </w:rPr>
+        <w:t xml:space="preserve">з веб-форми</w:t>
+      </w:r>
+      <w:r>
+        <w:t xml:space="preserve"> </w:t>
+      </w:r>
+      <w:r>
+        <w:t xml:space="preserve">(</w:t>
+      </w:r>
+      <w:r>
+        <w:rPr>
+          <w:rStyle w:val="VerbatimChar"/>
+        </w:rPr>
+        <w:t xml:space="preserve">/admin/ad</w:t>
+      </w:r>
+      <w:r>
+        <w:t xml:space="preserve">) — доступний лише адміністратору; запис атомарний (тимчасовий файл + rename), решта файлу не змінюється. Щоб форма працювала, процес веб-сервера має мати право запису в</w:t>
+      </w:r>
+      <w:r>
+        <w:t xml:space="preserve"> </w:t>
+      </w:r>
+      <w:r>
+        <w:rPr>
+          <w:rStyle w:val="VerbatimChar"/>
+        </w:rPr>
+        <w:t xml:space="preserve">.env</w:t>
+      </w:r>
+      <w:r>
+        <w:t xml:space="preserve">, а</w:t>
+      </w:r>
+      <w:r>
+        <w:t xml:space="preserve"> </w:t>
+      </w:r>
+      <w:r>
+        <w:rPr>
+          <w:rStyle w:val="VerbatimChar"/>
+        </w:rPr>
+        <w:t xml:space="preserve">install.sh</w:t>
+      </w:r>
+      <w:r>
+        <w:t xml:space="preserve"> </w:t>
+      </w:r>
+      <w:r>
+        <w:t xml:space="preserve">за замовчуванням видає</w:t>
+      </w:r>
+      <w:r>
+        <w:t xml:space="preserve"> </w:t>
+      </w:r>
+      <w:r>
+        <w:rPr>
+          <w:rStyle w:val="VerbatimChar"/>
+        </w:rPr>
+        <w:t xml:space="preserve">600</w:t>
+      </w:r>
+      <w:r>
+        <w:t xml:space="preserve"> </w:t>
+      </w:r>
+      <w:r>
+        <w:t xml:space="preserve">власнику-інсталятору. Надати право запису — свідомий компроміс (файл містить і пароль БД); альтернатива — лишити права як є й редагувати</w:t>
+      </w:r>
+      <w:r>
+        <w:t xml:space="preserve"> </w:t>
+      </w:r>
+      <w:r>
+        <w:rPr>
+          <w:rStyle w:val="VerbatimChar"/>
+        </w:rPr>
+        <w:t xml:space="preserve">.env</w:t>
+      </w:r>
+      <w:r>
+        <w:t xml:space="preserve"> </w:t>
+      </w:r>
+      <w:r>
+        <w:t xml:space="preserve">вручну. Якщо запису немає, форма покаже точну команду для виправлення.</w:t>
+      </w:r>
+    </w:p>
+    <w:p>
+      <w:pPr>
+        <w:numPr>
+          <w:ilvl w:val="0"/>
+          <w:numId w:val="1013"/>
+        </w:numPr>
+        <w:pStyle w:val="Compact"/>
+      </w:pPr>
+      <w:r>
+        <w:rPr>
+          <w:bCs/>
+          <w:b/>
+        </w:rPr>
+        <w:t xml:space="preserve">Content-Security-Policy</w:t>
+      </w:r>
+      <w:r>
+        <w:t xml:space="preserve"> </w:t>
+      </w:r>
+      <w:r>
+        <w:t xml:space="preserve">—</w:t>
+      </w:r>
+      <w:r>
+        <w:t xml:space="preserve"> </w:t>
+      </w:r>
+      <w:r>
+        <w:rPr>
+          <w:rStyle w:val="VerbatimChar"/>
+        </w:rPr>
+        <w:t xml:space="preserve">script-src</w:t>
+      </w:r>
+      <w:r>
+        <w:t xml:space="preserve"> </w:t>
+      </w:r>
+      <w:r>
+        <w:t xml:space="preserve">суворий (nonce, без</w:t>
+      </w:r>
+      <w:r>
+        <w:t xml:space="preserve"> </w:t>
+      </w:r>
+      <w:r>
+        <w:rPr>
+          <w:rStyle w:val="VerbatimChar"/>
+        </w:rPr>
+        <w:t xml:space="preserve">unsafe-inline</w:t>
+      </w:r>
+      <w:r>
+        <w:t xml:space="preserve">), тож впроваджений у сторінку чужий</w:t>
+      </w:r>
+      <w:r>
+        <w:t xml:space="preserve"> </w:t>
+      </w:r>
+      <w:r>
+        <w:rPr>
+          <w:rStyle w:val="VerbatimChar"/>
+        </w:rPr>
+        <w:t xml:space="preserve">&lt;script&gt;</w:t>
+      </w:r>
+      <w:r>
+        <w:t xml:space="preserve"> </w:t>
+      </w:r>
+      <w:r>
+        <w:t xml:space="preserve">або обробник</w:t>
+      </w:r>
+      <w:r>
+        <w:t xml:space="preserve"> </w:t>
+      </w:r>
+      <w:r>
+        <w:rPr>
+          <w:rStyle w:val="VerbatimChar"/>
+        </w:rPr>
+        <w:t xml:space="preserve">onclick=</w:t>
+      </w:r>
+      <w:r>
+        <w:t xml:space="preserve"> </w:t>
+      </w:r>
+      <w:r>
+        <w:t xml:space="preserve">не виконається.</w:t>
+      </w:r>
+      <w:r>
+        <w:t xml:space="preserve"> </w:t>
+      </w:r>
+      <w:r>
+        <w:rPr>
+          <w:rStyle w:val="VerbatimChar"/>
+        </w:rPr>
+        <w:t xml:space="preserve">style-src</w:t>
+      </w:r>
+      <w:r>
+        <w:t xml:space="preserve"> </w:t>
+      </w:r>
+      <w:r>
+        <w:t xml:space="preserve">лишає</w:t>
+      </w:r>
+      <w:r>
+        <w:t xml:space="preserve"> </w:t>
+      </w:r>
+      <w:r>
+        <w:rPr>
+          <w:rStyle w:val="VerbatimChar"/>
+        </w:rPr>
+        <w:t xml:space="preserve">'unsafe-inline'</w:t>
+      </w:r>
+      <w:r>
+        <w:t xml:space="preserve"> </w:t>
+      </w:r>
+      <w:r>
+        <w:t xml:space="preserve">(кілька динамічних інлайн-стилів, наприклад смужки прогресу) — ризик значно нижчий, ніж для скриптів. Дозволені CDN (</w:t>
+      </w:r>
+      <w:r>
+        <w:rPr>
+          <w:rStyle w:val="VerbatimChar"/>
+        </w:rPr>
+        <w:t xml:space="preserve">jsdelivr.net</w:t>
+      </w:r>
+      <w:r>
+        <w:t xml:space="preserve">,</w:t>
+      </w:r>
+      <w:r>
+        <w:t xml:space="preserve"> </w:t>
+      </w:r>
+      <w:r>
+        <w:rPr>
+          <w:rStyle w:val="VerbatimChar"/>
+        </w:rPr>
+        <w:t xml:space="preserve">cdnjs.cloudflare.com</w:t>
+      </w:r>
+      <w:r>
+        <w:t xml:space="preserve">) прописані в</w:t>
+      </w:r>
+      <w:r>
+        <w:t xml:space="preserve"> </w:t>
+      </w:r>
+      <w:r>
+        <w:rPr>
+          <w:rStyle w:val="VerbatimChar"/>
+        </w:rPr>
+        <w:t xml:space="preserve">App\Core\Csp</w:t>
+      </w:r>
+      <w:r>
+        <w:t xml:space="preserve">; підключення іншого CDN чи власного дзеркала вимагає правки цього класу.</w:t>
+      </w:r>
+    </w:p>
+    <w:p>
+      <w:pPr>
+        <w:pStyle w:val="FirstParagraph"/>
+      </w:pPr>
+      <w:r>
+        <w:t xml:space="preserve">Відомі обмеження (свідомо поза межами MVP, див. «Наступні кроки розробки»):</w:t>
+      </w:r>
+    </w:p>
+    <w:p>
+      <w:pPr>
+        <w:numPr>
+          <w:ilvl w:val="0"/>
+          <w:numId w:val="1014"/>
+        </w:numPr>
+        <w:pStyle w:val="Compact"/>
+      </w:pPr>
+      <w:r>
+        <w:rPr>
+          <w:bCs/>
+          <w:b/>
+        </w:rPr>
+        <w:t xml:space="preserve">Email-to-ticket не перевіряє справжність відправника</w:t>
+      </w:r>
+      <w:r>
+        <w:t xml:space="preserve"> </w:t>
+      </w:r>
+      <w:r>
+        <w:t xml:space="preserve">(SPF/DKIM не аналізуються): будь-хто може написати листа з адресою співробітника, і тікет буде прив'язано до його облікового запису. Покладайтесь на антиспам-фільтрацію та SPF/DKIM-перевірку на самому поштовому сервері перед скринькою підтримки.</w:t>
+      </w:r>
+    </w:p>
+    <w:p>
+      <w:pPr>
+        <w:numPr>
+          <w:ilvl w:val="0"/>
+          <w:numId w:val="1014"/>
+        </w:numPr>
+        <w:pStyle w:val="Compact"/>
+      </w:pPr>
+      <w:r>
+        <w:t xml:space="preserve">Немає обмеження частоти запитів (rate limiting) на публічну форму</w:t>
+      </w:r>
+      <w:r>
+        <w:t xml:space="preserve"> </w:t>
+      </w:r>
+      <w:r>
+        <w:rPr>
+          <w:rStyle w:val="VerbatimChar"/>
+        </w:rPr>
+        <w:t xml:space="preserve">/support</w:t>
+      </w:r>
+      <w:r>
+        <w:t xml:space="preserve"> </w:t>
+      </w:r>
+      <w:r>
+        <w:t xml:space="preserve">— лише пастка для найпростіших ботів; захисту від цілеспрямованого спаму людиною чи складнішим ботом поки немає.</w:t>
+      </w:r>
+    </w:p>
+    <w:p>
+      <w:pPr>
+        <w:numPr>
+          <w:ilvl w:val="0"/>
+          <w:numId w:val="1014"/>
+        </w:numPr>
+        <w:pStyle w:val="Compact"/>
+      </w:pPr>
+      <w:r>
+        <w:t xml:space="preserve">Сесії зберігаються файлово — для кількох веб-серверів за балансувальником знадобиться спільне сховище.</w:t>
+      </w:r>
+    </w:p>
+    <w:p>
+      <w:pPr>
+        <w:numPr>
+          <w:ilvl w:val="0"/>
+          <w:numId w:val="1014"/>
+        </w:numPr>
+        <w:pStyle w:val="Compact"/>
+      </w:pPr>
+      <w:r>
+        <w:rPr>
+          <w:bCs/>
+          <w:b/>
+        </w:rPr>
+        <w:t xml:space="preserve">Bootstrap і Frappe Gantt</w:t>
+      </w:r>
+      <w:r>
+        <w:t xml:space="preserve"> </w:t>
+      </w:r>
+      <w:r>
+        <w:t xml:space="preserve">підключені з CDN (</w:t>
+      </w:r>
+      <w:r>
+        <w:rPr>
+          <w:rStyle w:val="VerbatimChar"/>
+        </w:rPr>
+        <w:t xml:space="preserve">jsdelivr.net</w:t>
+      </w:r>
+      <w:r>
+        <w:t xml:space="preserve">,</w:t>
+      </w:r>
+      <w:r>
+        <w:t xml:space="preserve"> </w:t>
+      </w:r>
+      <w:r>
+        <w:rPr>
+          <w:rStyle w:val="VerbatimChar"/>
+        </w:rPr>
+        <w:t xml:space="preserve">cdnjs.cloudflare.com</w:t>
+      </w:r>
+      <w:r>
+        <w:t xml:space="preserve">) — потрібен доступ сервера/браузера до інтернету. Якщо мережа повністю ізольована — верстка Bootstrap та сторінка</w:t>
+      </w:r>
+      <w:r>
+        <w:t xml:space="preserve"> </w:t>
+      </w:r>
+      <w:r>
+        <w:rPr>
+          <w:rStyle w:val="VerbatimChar"/>
+        </w:rPr>
+        <w:t xml:space="preserve">/gantt</w:t>
+      </w:r>
+      <w:r>
+        <w:t xml:space="preserve"> </w:t>
+      </w:r>
+      <w:r>
+        <w:t xml:space="preserve">не завантажаться, решта функціоналу не постраждає.</w:t>
+      </w:r>
+    </w:p>
+    <w:p>
+      <w:pPr>
+        <w:numPr>
+          <w:ilvl w:val="0"/>
+          <w:numId w:val="1014"/>
+        </w:numPr>
+        <w:pStyle w:val="Compact"/>
+      </w:pPr>
+      <w:r>
+        <w:rPr>
+          <w:bCs/>
+          <w:b/>
+        </w:rPr>
         <w:t xml:space="preserve">PDF-звіти працюють повністю офлайн</w:t>
       </w:r>
       <w:r>
@@ -3970,25 +4627,25 @@
         <w:rPr>
           <w:rStyle w:val="VerbatimChar"/>
         </w:rPr>
-        <w:t xml:space="preserve">│   ├── Controllers/     # обробники HTTP-запитів, зокрема ArchiveController (сторінка /archive)</w:t>
-      </w:r>
-      <w:r>
-        <w:br/>
-      </w:r>
-      <w:r>
-        <w:rPr>
-          <w:rStyle w:val="VerbatimChar"/>
-        </w:rPr>
-        <w:t xml:space="preserve">│   ├── Core/             # роутер, БД, конфіг, автентифікація, CSRF, рендеринг шаблонів, PdfReport (обгортка над tFPDF), ImapClient/MimeParser (email-to-ticket), SmtpClient (вихідна пошта)</w:t>
-      </w:r>
-      <w:r>
-        <w:br/>
-      </w:r>
-      <w:r>
-        <w:rPr>
-          <w:rStyle w:val="VerbatimChar"/>
-        </w:rPr>
-        <w:t xml:space="preserve">│   ├── Services/         # бізнес-логіка поза моделями (EmailTicketService — перетворення листів на тікети; MailerService — надсилання листа через SmtpClient; NotificationService — email-сповіщення про активність і нагадування)</w:t>
+        <w:t xml:space="preserve">│   ├── Controllers/     # обробники HTTP-запитів, зокрема ArchiveController (сторінка /archive) і AdController (сторінка /admin/ad)</w:t>
+      </w:r>
+      <w:r>
+        <w:br/>
+      </w:r>
+      <w:r>
+        <w:rPr>
+          <w:rStyle w:val="VerbatimChar"/>
+        </w:rPr>
+        <w:t xml:space="preserve">│   ├── Core/             # роутер, БД, конфіг, автентифікація, CSRF, рендеринг шаблонів, PdfReport (обгортка над tFPDF), ImapClient/MimeParser (email-to-ticket), SmtpClient (вихідна пошта), LdapClient/LdapDn/AdAuth (Active Directory), EnvFile (запис `.env` з форми), Csp (заголовки безпеки)</w:t>
+      </w:r>
+      <w:r>
+        <w:br/>
+      </w:r>
+      <w:r>
+        <w:rPr>
+          <w:rStyle w:val="VerbatimChar"/>
+        </w:rPr>
+        <w:t xml:space="preserve">│   ├── Services/         # бізнес-логіка поза моделями (EmailTicketService — перетворення листів на тікети; MailerService — надсилання листа через SmtpClient; NotificationService — email-сповіщення про активність і нагадування; AdSyncService — синхронізація користувачів з AD)</w:t>
       </w:r>
       <w:r>
         <w:br/>
@@ -4051,7 +4708,16 @@
         <w:rPr>
           <w:rStyle w:val="VerbatimChar"/>
         </w:rPr>
-        <w:t xml:space="preserve">│   └── send-reminders.php # CLI для cron: нагадування про термін виконання задачі</w:t>
+        <w:t xml:space="preserve">│   ├── send-reminders.php # CLI для cron: нагадування про термін виконання задачі</w:t>
+      </w:r>
+      <w:r>
+        <w:br/>
+      </w:r>
+      <w:r>
+        <w:rPr>
+          <w:rStyle w:val="VerbatimChar"/>
+        </w:rPr>
+        <w:t xml:space="preserve">│   └── sync-ad-users.php  # CLI для cron: синхронізація користувачів з Active Directory</w:t>
       </w:r>
       <w:r>
         <w:br/>
@@ -4222,7 +4888,43 @@
         <w:rPr>
           <w:rStyle w:val="VerbatimChar"/>
         </w:rPr>
-        <w:t xml:space="preserve">│       └── 013_add_email_notifications.sql</w:t>
+        <w:t xml:space="preserve">│       ├── 013_add_email_notifications.sql</w:t>
+      </w:r>
+      <w:r>
+        <w:br/>
+      </w:r>
+      <w:r>
+        <w:rPr>
+          <w:rStyle w:val="VerbatimChar"/>
+        </w:rPr>
+        <w:t xml:space="preserve">│       ├── 014_add_granular_notification_settings.sql</w:t>
+      </w:r>
+      <w:r>
+        <w:br/>
+      </w:r>
+      <w:r>
+        <w:rPr>
+          <w:rStyle w:val="VerbatimChar"/>
+        </w:rPr>
+        <w:t xml:space="preserve">│       ├── 015_add_queue_default_operator.sql</w:t>
+      </w:r>
+      <w:r>
+        <w:br/>
+      </w:r>
+      <w:r>
+        <w:rPr>
+          <w:rStyle w:val="VerbatimChar"/>
+        </w:rPr>
+        <w:t xml:space="preserve">│       ├── 016_add_active_directory.sql</w:t>
+      </w:r>
+      <w:r>
+        <w:br/>
+      </w:r>
+      <w:r>
+        <w:rPr>
+          <w:rStyle w:val="VerbatimChar"/>
+        </w:rPr>
+        <w:t xml:space="preserve">│       └── 017_add_user_ad_ou.sql</w:t>
       </w:r>
       <w:r>
         <w:br/>
@@ -4890,6 +5592,102 @@
           <w:rStyle w:val="NormalTok"/>
         </w:rPr>
         <w:t xml:space="preserve"> database/migrations/002_fix_utf8_double_encoding.sql</w:t>
+      </w:r>
+    </w:p>
+    <w:p>
+      <w:pPr>
+        <w:pStyle w:val="FirstParagraph"/>
+      </w:pPr>
+      <w:r>
+        <w:rPr>
+          <w:bCs/>
+          <w:b/>
+        </w:rPr>
+        <w:t xml:space="preserve">AD-користувач не може увійти: «Невірний email або пароль».</w:t>
+      </w:r>
+      <w:r>
+        <w:t xml:space="preserve"> </w:t>
+      </w:r>
+      <w:r>
+        <w:t xml:space="preserve">Це свідомо узагальнене повідомлення — воно однаково з'являється, коли акаунта ще немає локально, і коли пароль невірний. Найчастіша причина — синхронізація ще не створила обліковий запис: у Адмін-панель → Active Directory натисніть «Синхронізувати зараз» і перевірте, що користувач з'явився на сторінці «Користувачі» у розділі Active Directory. Вхід відбувається за</w:t>
+      </w:r>
+      <w:r>
+        <w:t xml:space="preserve"> </w:t>
+      </w:r>
+      <w:r>
+        <w:rPr>
+          <w:bCs/>
+          <w:b/>
+        </w:rPr>
+        <w:t xml:space="preserve">email</w:t>
+      </w:r>
+      <w:r>
+        <w:t xml:space="preserve"> </w:t>
+      </w:r>
+      <w:r>
+        <w:t xml:space="preserve">з цього запису (не за AD-логіном). Докладніше — у</w:t>
+      </w:r>
+      <w:r>
+        <w:t xml:space="preserve"> </w:t>
+      </w:r>
+      <w:r>
+        <w:rPr>
+          <w:rStyle w:val="VerbatimChar"/>
+        </w:rPr>
+        <w:t xml:space="preserve">docs/ADMIN_GUIDE.md</w:t>
+      </w:r>
+      <w:r>
+        <w:t xml:space="preserve">, розділ 12.</w:t>
+      </w:r>
+    </w:p>
+    <w:p>
+      <w:pPr>
+        <w:pStyle w:val="BodyText"/>
+      </w:pPr>
+      <w:r>
+        <w:rPr>
+          <w:bCs/>
+          <w:b/>
+        </w:rPr>
+        <w:t xml:space="preserve">На сторінці Active Directory: «Розширення PHP «ldap» не встановлено».</w:t>
+      </w:r>
+    </w:p>
+    <w:p>
+      <w:pPr>
+        <w:pStyle w:val="SourceCode"/>
+      </w:pPr>
+      <w:r>
+        <w:rPr>
+          <w:rStyle w:val="FunctionTok"/>
+        </w:rPr>
+        <w:t xml:space="preserve">sudo</w:t>
+      </w:r>
+      <w:r>
+        <w:rPr>
+          <w:rStyle w:val="NormalTok"/>
+        </w:rPr>
+        <w:t xml:space="preserve"> apt install php-ldap</w:t>
+      </w:r>
+      <w:r>
+        <w:br/>
+      </w:r>
+      <w:r>
+        <w:rPr>
+          <w:rStyle w:val="FunctionTok"/>
+        </w:rPr>
+        <w:t xml:space="preserve">sudo</w:t>
+      </w:r>
+      <w:r>
+        <w:rPr>
+          <w:rStyle w:val="NormalTok"/>
+        </w:rPr>
+        <w:t xml:space="preserve"> systemctl restart php8.3-fpm    </w:t>
+      </w:r>
+      <w:r>
+        <w:rPr>
+          <w:rStyle w:val="CommentTok"/>
+        </w:rPr>
+        <w:t xml:space="preserve"># або apache2 — залежно від вашого розгортання</w:t>
       </w:r>
     </w:p>
     <w:p>

--- a/docs/ITSM_System_Documentation.docx
+++ b/docs/ITSM_System_Documentation.docx
@@ -497,11 +497,137 @@
         <w:pStyle w:val="Compact"/>
       </w:pPr>
       <w:r>
+        <w:rPr>
+          <w:bCs/>
+          <w:b/>
+        </w:rPr>
+        <w:t xml:space="preserve">Адмін-панель з двох розділів</w:t>
+      </w:r>
+      <w:r>
+        <w:t xml:space="preserve"> </w:t>
+      </w:r>
+      <w:r>
+        <w:t xml:space="preserve">— «Керування» (</w:t>
+      </w:r>
+      <w:r>
+        <w:rPr>
+          <w:rStyle w:val="VerbatimChar"/>
+        </w:rPr>
+        <w:t xml:space="preserve">/admin/manage</w:t>
+      </w:r>
+      <w:r>
+        <w:t xml:space="preserve">: проєкти, задачі всіх проєктів, черги тікетів, CSAT) і «Налаштування системи» (</w:t>
+      </w:r>
+      <w:r>
+        <w:rPr>
+          <w:rStyle w:val="VerbatimChar"/>
+        </w:rPr>
+        <w:t xml:space="preserve">/admin/settings</w:t>
+      </w:r>
+      <w:r>
+        <w:t xml:space="preserve">: користувачі, безпека входу, Active Directory, пошта → тікети, журнал аудиту), кожен зі своєю адресою й вкладкою; доступ, як і раніше, лише в адміністратора. Приналежність сторінок до розділів — в одному місці,</w:t>
+      </w:r>
+      <w:r>
+        <w:t xml:space="preserve"> </w:t>
+      </w:r>
+      <w:r>
+        <w:rPr>
+          <w:rStyle w:val="VerbatimChar"/>
+        </w:rPr>
+        <w:t xml:space="preserve">App\Core\AdminNav</w:t>
+      </w:r>
+    </w:p>
+    <w:p>
+      <w:pPr>
+        <w:numPr>
+          <w:ilvl w:val="0"/>
+          <w:numId w:val="1002"/>
+        </w:numPr>
+        <w:pStyle w:val="Compact"/>
+      </w:pPr>
+      <w:r>
+        <w:rPr>
+          <w:bCs/>
+          <w:b/>
+        </w:rPr>
+        <w:t xml:space="preserve">Журнал і сторінка помилок</w:t>
+      </w:r>
+      <w:r>
+        <w:t xml:space="preserve"> </w:t>
+      </w:r>
+      <w:r>
+        <w:t xml:space="preserve">— необроблена помилка не дає порожньої «HTTP 500»: користувач бачить код інциденту,</w:t>
+      </w:r>
+      <w:r>
+        <w:t xml:space="preserve"> </w:t>
+      </w:r>
+      <w:r>
+        <w:rPr>
+          <w:bCs/>
+          <w:b/>
+        </w:rPr>
+        <w:t xml:space="preserve">адміністратор — ще й причину</w:t>
+      </w:r>
+      <w:r>
+        <w:t xml:space="preserve"> </w:t>
+      </w:r>
+      <w:r>
+        <w:t xml:space="preserve">(клас, повідомлення,</w:t>
+      </w:r>
+      <w:r>
+        <w:t xml:space="preserve"> </w:t>
+      </w:r>
+      <w:r>
+        <w:rPr>
+          <w:rStyle w:val="VerbatimChar"/>
+        </w:rPr>
+        <w:t xml:space="preserve">файл:рядок</w:t>
+      </w:r>
+      <w:r>
+        <w:t xml:space="preserve">), а запис зі стеком потрапляє в</w:t>
+      </w:r>
+      <w:r>
+        <w:t xml:space="preserve"> </w:t>
+      </w:r>
+      <w:r>
+        <w:rPr>
+          <w:rStyle w:val="VerbatimChar"/>
+        </w:rPr>
+        <w:t xml:space="preserve">storage/logs/app-РРРР-ММ-ДД.log</w:t>
+      </w:r>
+      <w:r>
+        <w:t xml:space="preserve"> </w:t>
+      </w:r>
+      <w:r>
+        <w:t xml:space="preserve">(30 днів; без паролів, рядка запиту й аргументів функцій). Обробник не залежить від БД і шаблонів, тож працює навіть коли вони зламані</w:t>
+      </w:r>
+    </w:p>
+    <w:p>
+      <w:pPr>
+        <w:numPr>
+          <w:ilvl w:val="0"/>
+          <w:numId w:val="1002"/>
+        </w:numPr>
+        <w:pStyle w:val="Compact"/>
+      </w:pPr>
+      <w:r>
         <w:t xml:space="preserve">Захист від CSRF на всіх формах, валідація значень з обмеженим переліком, захист від session fixation</w:t>
       </w:r>
     </w:p>
     <w:p>
       <w:pPr>
+        <w:numPr>
+          <w:ilvl w:val="0"/>
+          <w:numId w:val="1002"/>
+        </w:numPr>
+        <w:pStyle w:val="Compact"/>
+      </w:pPr>
+      <w:r>
+        <w:t xml:space="preserve">Пошук у списках вибору людини — виконавець задачі, відповідальний за проєкт, оператор тікета й оператор за замовчуванням для черги: клік по полю показує весь список, а набір тексту звужує його (без урахування регістру, кілька слів у будь-якому порядку, збіги підсвічені; Enter/клік обирає, Esc скасовує). Без JavaScript лишається звичайний випадний список. Статичні файли (CSS/JS) підключаються з версією за часом зміни файлу, тож після оновлення браузер не тримає застарілих стилів</w:t>
+      </w:r>
+    </w:p>
+    <w:p>
+      <w:pPr>
         <w:pStyle w:val="FirstParagraph"/>
       </w:pPr>
       <w:r>
@@ -572,7 +698,23 @@
         <w:pStyle w:val="Compact"/>
       </w:pPr>
       <w:r>
-        <w:t xml:space="preserve">Обмеження видимості проєктів і тікетів — бачать лише автор, відповідальний/оператор і адміністратор; решта отримують 403 і в списку, і за прямим посиланням</w:t>
+        <w:t xml:space="preserve">Обмеження видимості проєктів і тікетів — проєкт бачать лише автор, відповідальний,</w:t>
+      </w:r>
+      <w:r>
+        <w:t xml:space="preserve"> </w:t>
+      </w:r>
+      <w:r>
+        <w:rPr>
+          <w:bCs/>
+          <w:b/>
+        </w:rPr>
+        <w:t xml:space="preserve">учасники</w:t>
+      </w:r>
+      <w:r>
+        <w:t xml:space="preserve"> </w:t>
+      </w:r>
+      <w:r>
+        <w:t xml:space="preserve">(див. нижче) та адміністратор, тікет — заявник, призначений оператор і адміністратор; решта отримують 403 і в списку, і за прямим посиланням. Поле «Видимість» проєкту (публічний/приватний/обмежений) — лише позначка й на доступ не впливає</w:t>
       </w:r>
     </w:p>
     <w:p>
@@ -584,6 +726,82 @@
         <w:pStyle w:val="Compact"/>
       </w:pPr>
       <w:r>
+        <w:rPr>
+          <w:bCs/>
+          <w:b/>
+        </w:rPr>
+        <w:t xml:space="preserve">Доступ до проєкту для обраних користувачів (учасники)</w:t>
+      </w:r>
+      <w:r>
+        <w:t xml:space="preserve"> </w:t>
+      </w:r>
+      <w:r>
+        <w:t xml:space="preserve">— блок «🔑 Доступ до проєкту» на сторінці проєкту: автор, відповідальний (будь-якої ролі) та адміністратор додають і забирають учасників через поле з пошуком. Учасник бачить проєкт і всі його задачі в усіх розділах (списки, календар, канбан, Гант, звіти, дашборд, вкладення) і працює з ними як автор, але не керує доступом. Доступ не успадковується підпроєктами; підпроєкт без видимого основного проєкту показується в списку з позначкою «Підпроєкт · назва». Склад змін — в аудиті, лист «Вам надано доступ» — за перемикачем «Сповіщення про проєкти». SQL-правило «хто бачить проєкт» для списків, задач і дашборда зведене в одну функцію</w:t>
+      </w:r>
+      <w:r>
+        <w:t xml:space="preserve"> </w:t>
+      </w:r>
+      <w:r>
+        <w:rPr>
+          <w:rStyle w:val="VerbatimChar"/>
+        </w:rPr>
+        <w:t xml:space="preserve">Project::accessCondition()</w:t>
+      </w:r>
+      <w:r>
+        <w:t xml:space="preserve"> </w:t>
+      </w:r>
+      <w:r>
+        <w:t xml:space="preserve">(раніше було скопійоване в кількох місцях), перевірка окремої сторінки —</w:t>
+      </w:r>
+      <w:r>
+        <w:t xml:space="preserve"> </w:t>
+      </w:r>
+      <w:r>
+        <w:rPr>
+          <w:rStyle w:val="VerbatimChar"/>
+        </w:rPr>
+        <w:t xml:space="preserve">Project::isVisibleTo()</w:t>
+      </w:r>
+      <w:r>
+        <w:t xml:space="preserve">; без таблиці</w:t>
+      </w:r>
+      <w:r>
+        <w:t xml:space="preserve"> </w:t>
+      </w:r>
+      <w:r>
+        <w:rPr>
+          <w:rStyle w:val="VerbatimChar"/>
+        </w:rPr>
+        <w:t xml:space="preserve">project_members</w:t>
+      </w:r>
+      <w:r>
+        <w:t xml:space="preserve"> </w:t>
+      </w:r>
+      <w:r>
+        <w:t xml:space="preserve">(не виконано</w:t>
+      </w:r>
+      <w:r>
+        <w:t xml:space="preserve"> </w:t>
+      </w:r>
+      <w:r>
+        <w:rPr>
+          <w:rStyle w:val="VerbatimChar"/>
+        </w:rPr>
+        <w:t xml:space="preserve">update.sh</w:t>
+      </w:r>
+      <w:r>
+        <w:t xml:space="preserve">) застосунок працює як раніше й показує підказку</w:t>
+      </w:r>
+    </w:p>
+    <w:p>
+      <w:pPr>
+        <w:numPr>
+          <w:ilvl w:val="0"/>
+          <w:numId w:val="1003"/>
+        </w:numPr>
+        <w:pStyle w:val="Compact"/>
+      </w:pPr>
+      <w:r>
         <w:t xml:space="preserve">Задачі: створення, перегляд, статуси, коментарі, редагування опису, призначення виконавця, перенесення в інший проєкт (основний чи підпроєкт, будь-який видимий), видалення (незворотне, каскадне)</w:t>
       </w:r>
     </w:p>
@@ -837,7 +1055,7 @@
         <w:t xml:space="preserve">.env</w:t>
       </w:r>
       <w:r>
-        <w:t xml:space="preserve">, черга й журнал обробки — в Адмін-панель → Пошта → тікети</w:t>
+        <w:t xml:space="preserve">, черга й журнал обробки — в Адмін-панель → Налаштування → Пошта → тікети</w:t>
       </w:r>
     </w:p>
     <w:p>
@@ -855,7 +1073,7 @@
         <w:rPr>
           <w:rStyle w:val="VerbatimChar"/>
         </w:rPr>
-        <w:t xml:space="preserve">Адмін-панель → Пошта → тікети → «Домен застосунку»</w:t>
+        <w:t xml:space="preserve">Адмін-панель → Налаштування → Пошта → тікети → «Домен застосунку»</w:t>
       </w:r>
       <w:r>
         <w:t xml:space="preserve">) можна задати прямо в інтерфейсі — без цього посилання вели б на</w:t>
@@ -978,7 +1196,7 @@
         <w:t xml:space="preserve"> </w:t>
       </w:r>
       <w:r>
-        <w:t xml:space="preserve">для черги) позначаються бейджем у списку тікетів (прострочені піднімаються вгору списку) і детально на сторінці самого тікета та на публічній сторінці відстеження; закритий тікет прострочення не показує. Нормативи (хвилини на першу відповідь і на вирішення) налаштовуються для кожної черги в Адмін-панель → Черги тікетів, зміни фіксуються в журналі аудиту</w:t>
+        <w:t xml:space="preserve">для черги) позначаються бейджем у списку тікетів (прострочені піднімаються вгору списку) і детально на сторінці самого тікета та на публічній сторінці відстеження; закритий тікет прострочення не показує. Нормативи (хвилини на першу відповідь і на вирішення) налаштовуються для кожної черги в Адмін-панель → Керування → Черги тікетів, зміни фіксуються в журналі аудиту</w:t>
       </w:r>
     </w:p>
     <w:p>
@@ -1014,7 +1232,7 @@
         <w:pStyle w:val="Compact"/>
       </w:pPr>
       <w:r>
-        <w:t xml:space="preserve">Автопризначення оператора для черги — у Адмін-панель → Черги тікетів для кожної черги можна вказати оператора, який одразу призначається на кожен новий тікет у ній; працює однаково для звичайної форми, порталу самообслуговування й email-to-ticket</w:t>
+        <w:t xml:space="preserve">Автопризначення оператора для черги — у Адмін-панель → Керування → Черги тікетів для кожної черги можна вказати оператора, який одразу призначається на кожен новий тікет у ній; працює однаково для звичайної форми, порталу самообслуговування й email-to-ticket</w:t>
       </w:r>
     </w:p>
     <w:p>
@@ -1026,6 +1244,314 @@
           <w:bCs/>
           <w:b/>
         </w:rPr>
+        <w:t xml:space="preserve">Вкладення та вікі</w:t>
+      </w:r>
+    </w:p>
+    <w:p>
+      <w:pPr>
+        <w:numPr>
+          <w:ilvl w:val="0"/>
+          <w:numId w:val="1005"/>
+        </w:numPr>
+        <w:pStyle w:val="Compact"/>
+      </w:pPr>
+      <w:r>
+        <w:t xml:space="preserve">Вкладення до тікетів і задач (JPG, PNG, PDF) — блок «Вкладення» на сторінці тікета й задачі: кілька файлів за раз, мініатюри зображень, завантаження, видалення (автор вкладення або адміністратор). Права успадковуються від тікета/задачі: хто бачить запис, той бачить і файли. Тип файлу визначається за</w:t>
+      </w:r>
+      <w:r>
+        <w:t xml:space="preserve"> </w:t>
+      </w:r>
+      <w:r>
+        <w:rPr>
+          <w:bCs/>
+          <w:b/>
+        </w:rPr>
+        <w:t xml:space="preserve">вмістом</w:t>
+      </w:r>
+      <w:r>
+        <w:t xml:space="preserve"> </w:t>
+      </w:r>
+      <w:r>
+        <w:t xml:space="preserve">(сигнатура та розбір зображення), а не за розширенням чи MIME від браузера; розширення має збігатися з вмістом; SVG та інші формати не приймаються. Файли лежать у</w:t>
+      </w:r>
+      <w:r>
+        <w:t xml:space="preserve"> </w:t>
+      </w:r>
+      <w:r>
+        <w:rPr>
+          <w:rStyle w:val="VerbatimChar"/>
+        </w:rPr>
+        <w:t xml:space="preserve">storage/uploads</w:t>
+      </w:r>
+      <w:r>
+        <w:t xml:space="preserve"> </w:t>
+      </w:r>
+      <w:r>
+        <w:rPr>
+          <w:bCs/>
+          <w:b/>
+        </w:rPr>
+        <w:t xml:space="preserve">поза веб-коренем</w:t>
+      </w:r>
+      <w:r>
+        <w:t xml:space="preserve"> </w:t>
+      </w:r>
+      <w:r>
+        <w:t xml:space="preserve">під випадковими іменами й віддаються лише через контролер з перевіркою прав. Ліміти: 10 МБ на файл (</w:t>
+      </w:r>
+      <w:r>
+        <w:rPr>
+          <w:rStyle w:val="VerbatimChar"/>
+        </w:rPr>
+        <w:t xml:space="preserve">ATTACHMENT_MAX_MB</w:t>
+      </w:r>
+      <w:r>
+        <w:t xml:space="preserve"> </w:t>
+      </w:r>
+      <w:r>
+        <w:t xml:space="preserve">у</w:t>
+      </w:r>
+      <w:r>
+        <w:t xml:space="preserve"> </w:t>
+      </w:r>
+      <w:r>
+        <w:rPr>
+          <w:rStyle w:val="VerbatimChar"/>
+        </w:rPr>
+        <w:t xml:space="preserve">.env</w:t>
+      </w:r>
+      <w:r>
+        <w:t xml:space="preserve">), 10 файлів за раз, 30 на тікет чи задачу; реальна стеля — менше з цього та PHP-параметрів</w:t>
+      </w:r>
+      <w:r>
+        <w:t xml:space="preserve"> </w:t>
+      </w:r>
+      <w:r>
+        <w:rPr>
+          <w:rStyle w:val="VerbatimChar"/>
+        </w:rPr>
+        <w:t xml:space="preserve">upload_max_filesize</w:t>
+      </w:r>
+      <w:r>
+        <w:t xml:space="preserve"> </w:t>
+      </w:r>
+      <w:r>
+        <w:t xml:space="preserve">і</w:t>
+      </w:r>
+      <w:r>
+        <w:t xml:space="preserve"> </w:t>
+      </w:r>
+      <w:r>
+        <w:rPr>
+          <w:rStyle w:val="VerbatimChar"/>
+        </w:rPr>
+        <w:t xml:space="preserve">post_max_size</w:t>
+      </w:r>
+      <w:r>
+        <w:t xml:space="preserve"> </w:t>
+      </w:r>
+      <w:r>
+        <w:t xml:space="preserve">(інтерфейс показує значення, що діє). Файли видаляються з диска разом із задачею чи проєктом</w:t>
+      </w:r>
+    </w:p>
+    <w:p>
+      <w:pPr>
+        <w:numPr>
+          <w:ilvl w:val="0"/>
+          <w:numId w:val="1005"/>
+        </w:numPr>
+        <w:pStyle w:val="Compact"/>
+      </w:pPr>
+      <w:r>
+        <w:t xml:space="preserve">Зображення (PNG/JPG) під час</w:t>
+      </w:r>
+      <w:r>
+        <w:t xml:space="preserve"> </w:t>
+      </w:r>
+      <w:r>
+        <w:rPr>
+          <w:bCs/>
+          <w:b/>
+        </w:rPr>
+        <w:t xml:space="preserve">створення</w:t>
+      </w:r>
+      <w:r>
+        <w:t xml:space="preserve"> </w:t>
+      </w:r>
+      <w:r>
+        <w:t xml:space="preserve">тікета — у формі для співробітників і на порталі самообслуговування; скриншот можна</w:t>
+      </w:r>
+      <w:r>
+        <w:t xml:space="preserve"> </w:t>
+      </w:r>
+      <w:r>
+        <w:rPr>
+          <w:bCs/>
+          <w:b/>
+        </w:rPr>
+        <w:t xml:space="preserve">вставити з буфера обміну</w:t>
+      </w:r>
+      <w:r>
+        <w:t xml:space="preserve"> </w:t>
+      </w:r>
+      <w:r>
+        <w:t xml:space="preserve">(</w:t>
+      </w:r>
+      <w:r>
+        <w:rPr>
+          <w:rStyle w:val="VerbatimChar"/>
+        </w:rPr>
+        <w:t xml:space="preserve">Ctrl+V</w:t>
+      </w:r>
+      <w:r>
+        <w:t xml:space="preserve">), список вибраного показує мініатюри й дозволяє прибрати зайве. Для анонімного порталу ліміти суворіші (3 файли до 5 МБ) і є вимикач</w:t>
+      </w:r>
+      <w:r>
+        <w:t xml:space="preserve"> </w:t>
+      </w:r>
+      <w:r>
+        <w:rPr>
+          <w:rStyle w:val="VerbatimChar"/>
+        </w:rPr>
+        <w:t xml:space="preserve">ATTACHMENT_PORTAL_ENABLED=false</w:t>
+      </w:r>
+    </w:p>
+    <w:p>
+      <w:pPr>
+        <w:numPr>
+          <w:ilvl w:val="0"/>
+          <w:numId w:val="1005"/>
+        </w:numPr>
+        <w:pStyle w:val="Compact"/>
+      </w:pPr>
+      <w:r>
+        <w:t xml:space="preserve">Зображення з вхідних листів (email-to-ticket) — PNG/JPG-вкладення</w:t>
+      </w:r>
+      <w:r>
+        <w:t xml:space="preserve"> </w:t>
+      </w:r>
+      <w:r>
+        <w:rPr>
+          <w:bCs/>
+          <w:b/>
+        </w:rPr>
+        <w:t xml:space="preserve">й картинки, вставлені прямо в текст листа</w:t>
+      </w:r>
+      <w:r>
+        <w:t xml:space="preserve"> </w:t>
+      </w:r>
+      <w:r>
+        <w:t xml:space="preserve">(Gmail, Outlook, Apple Mail) зберігаються як вкладення тікета, так само для відповідей у гілці. Вбудовані зображення менші за 10 КБ (логотипи й іконки в підписах) та дублікати відсіюються, підробки відхиляються за вмістом, до 10 картинок з одного листа. Інші типи вкладень (PDF, документи, GIF) не зберігаються — у тікеті лишається примітка з їх назвами</w:t>
+      </w:r>
+    </w:p>
+    <w:p>
+      <w:pPr>
+        <w:numPr>
+          <w:ilvl w:val="0"/>
+          <w:numId w:val="1005"/>
+        </w:numPr>
+        <w:pStyle w:val="Compact"/>
+      </w:pPr>
+      <w:r>
+        <w:t xml:space="preserve">Вікі (</w:t>
+      </w:r>
+      <w:r>
+        <w:rPr>
+          <w:rStyle w:val="VerbatimChar"/>
+        </w:rPr>
+        <w:t xml:space="preserve">/wiki</w:t>
+      </w:r>
+      <w:r>
+        <w:t xml:space="preserve">) — сторінки в Markdown з історією версій і відновленням, змістом, пошуком, посиланнями між сторінками (</w:t>
+      </w:r>
+      <w:r>
+        <w:rPr>
+          <w:rStyle w:val="VerbatimChar"/>
+        </w:rPr>
+        <w:t xml:space="preserve">[[адреса]]</w:t>
+      </w:r>
+      <w:r>
+        <w:t xml:space="preserve">), попереднім переглядом у редакторі та виявленням одночасних правок (другий, хто зберігає «поверх», отримує повідомлення про конфлікт і нічого не затирає). Видимість сторінки: усі / персонал (усі, крім заявників) / лише адміністратор. Створюють і редагують</w:t>
+      </w:r>
+      <w:r>
+        <w:t xml:space="preserve"> </w:t>
+      </w:r>
+      <w:r>
+        <w:rPr>
+          <w:rStyle w:val="VerbatimChar"/>
+        </w:rPr>
+        <w:t xml:space="preserve">admin</w:t>
+      </w:r>
+      <w:r>
+        <w:t xml:space="preserve"> </w:t>
+      </w:r>
+      <w:r>
+        <w:t xml:space="preserve">та</w:t>
+      </w:r>
+      <w:r>
+        <w:t xml:space="preserve"> </w:t>
+      </w:r>
+      <w:r>
+        <w:rPr>
+          <w:rStyle w:val="VerbatimChar"/>
+        </w:rPr>
+        <w:t xml:space="preserve">it_manager</w:t>
+      </w:r>
+      <w:r>
+        <w:t xml:space="preserve">, видаляє</w:t>
+      </w:r>
+      <w:r>
+        <w:t xml:space="preserve"> </w:t>
+      </w:r>
+      <w:r>
+        <w:rPr>
+          <w:rStyle w:val="VerbatimChar"/>
+        </w:rPr>
+        <w:t xml:space="preserve">admin</w:t>
+      </w:r>
+      <w:r>
+        <w:t xml:space="preserve">. Гайди користувача й адміністратора (</w:t>
+      </w:r>
+      <w:r>
+        <w:rPr>
+          <w:rStyle w:val="VerbatimChar"/>
+        </w:rPr>
+        <w:t xml:space="preserve">docs/*.md</w:t>
+      </w:r>
+      <w:r>
+        <w:t xml:space="preserve">) завантажуються у вікі автоматично (</w:t>
+      </w:r>
+      <w:r>
+        <w:rPr>
+          <w:rStyle w:val="VerbatimChar"/>
+        </w:rPr>
+        <w:t xml:space="preserve">bin/import-wiki-docs.php</w:t>
+      </w:r>
+      <w:r>
+        <w:t xml:space="preserve">) і оновлюються при оновленні системи, якщо їх не правили вручну. Рендерер Markdown власний, без залежностей: HTML у тексті показується буквально, небезпечні посилання (</w:t>
+      </w:r>
+      <w:r>
+        <w:rPr>
+          <w:rStyle w:val="VerbatimChar"/>
+        </w:rPr>
+        <w:t xml:space="preserve">javascript:</w:t>
+      </w:r>
+      <w:r>
+        <w:t xml:space="preserve"> </w:t>
+      </w:r>
+      <w:r>
+        <w:t xml:space="preserve">тощо) не стають посиланнями</w:t>
+      </w:r>
+    </w:p>
+    <w:p>
+      <w:pPr>
+        <w:pStyle w:val="FirstParagraph"/>
+      </w:pPr>
+      <w:r>
+        <w:rPr>
+          <w:bCs/>
+          <w:b/>
+        </w:rPr>
         <w:t xml:space="preserve">Облік часу та звітність</w:t>
       </w:r>
     </w:p>
@@ -1033,7 +1559,7 @@
       <w:pPr>
         <w:numPr>
           <w:ilvl w:val="0"/>
-          <w:numId w:val="1005"/>
+          <w:numId w:val="1006"/>
         </w:numPr>
         <w:pStyle w:val="Compact"/>
       </w:pPr>
@@ -1045,7 +1571,7 @@
       <w:pPr>
         <w:numPr>
           <w:ilvl w:val="0"/>
-          <w:numId w:val="1005"/>
+          <w:numId w:val="1006"/>
         </w:numPr>
         <w:pStyle w:val="Compact"/>
       </w:pPr>
@@ -1057,7 +1583,7 @@
       <w:pPr>
         <w:numPr>
           <w:ilvl w:val="0"/>
-          <w:numId w:val="1005"/>
+          <w:numId w:val="1006"/>
         </w:numPr>
         <w:pStyle w:val="Compact"/>
       </w:pPr>
@@ -1117,7 +1643,7 @@
       <w:pPr>
         <w:numPr>
           <w:ilvl w:val="0"/>
-          <w:numId w:val="1006"/>
+          <w:numId w:val="1007"/>
         </w:numPr>
         <w:pStyle w:val="Compact"/>
       </w:pPr>
@@ -1129,7 +1655,7 @@
       <w:pPr>
         <w:numPr>
           <w:ilvl w:val="0"/>
-          <w:numId w:val="1006"/>
+          <w:numId w:val="1007"/>
         </w:numPr>
         <w:pStyle w:val="Compact"/>
       </w:pPr>
@@ -1141,7 +1667,7 @@
       <w:pPr>
         <w:numPr>
           <w:ilvl w:val="0"/>
-          <w:numId w:val="1006"/>
+          <w:numId w:val="1007"/>
         </w:numPr>
         <w:pStyle w:val="Compact"/>
       </w:pPr>
@@ -1153,7 +1679,7 @@
       <w:pPr>
         <w:numPr>
           <w:ilvl w:val="0"/>
-          <w:numId w:val="1006"/>
+          <w:numId w:val="1007"/>
         </w:numPr>
         <w:pStyle w:val="Compact"/>
       </w:pPr>
@@ -1174,7 +1700,7 @@
       <w:pPr>
         <w:numPr>
           <w:ilvl w:val="0"/>
-          <w:numId w:val="1006"/>
+          <w:numId w:val="1007"/>
         </w:numPr>
         <w:pStyle w:val="Compact"/>
       </w:pPr>
@@ -1186,7 +1712,7 @@
       <w:pPr>
         <w:numPr>
           <w:ilvl w:val="0"/>
-          <w:numId w:val="1006"/>
+          <w:numId w:val="1007"/>
         </w:numPr>
         <w:pStyle w:val="Compact"/>
       </w:pPr>
@@ -1207,7 +1733,7 @@
       <w:pPr>
         <w:numPr>
           <w:ilvl w:val="0"/>
-          <w:numId w:val="1006"/>
+          <w:numId w:val="1007"/>
         </w:numPr>
         <w:pStyle w:val="Compact"/>
       </w:pPr>
@@ -1246,7 +1772,7 @@
       <w:pPr>
         <w:numPr>
           <w:ilvl w:val="0"/>
-          <w:numId w:val="1007"/>
+          <w:numId w:val="1008"/>
         </w:numPr>
         <w:pStyle w:val="Compact"/>
       </w:pPr>
@@ -1268,29 +1794,66 @@
       <w:pPr>
         <w:numPr>
           <w:ilvl w:val="0"/>
-          <w:numId w:val="1007"/>
-        </w:numPr>
-        <w:pStyle w:val="Compact"/>
-      </w:pPr>
-      <w:r>
-        <w:rPr>
-          <w:bCs/>
-          <w:b/>
-        </w:rPr>
-        <w:t xml:space="preserve">Wiki, форуми, файлові документи</w:t>
-      </w:r>
-      <w:r>
-        <w:t xml:space="preserve"> </w:t>
-      </w:r>
-      <w:r>
-        <w:t xml:space="preserve">як окремий модуль (Епіки 6–8; після цього — збереження вкладень з листів)</w:t>
-      </w:r>
-    </w:p>
-    <w:p>
-      <w:pPr>
-        <w:numPr>
-          <w:ilvl w:val="0"/>
-          <w:numId w:val="1007"/>
+          <w:numId w:val="1008"/>
+        </w:numPr>
+        <w:pStyle w:val="Compact"/>
+      </w:pPr>
+      <w:r>
+        <w:rPr>
+          <w:bCs/>
+          <w:b/>
+        </w:rPr>
+        <w:t xml:space="preserve">Обмеження частоти запитів (rate limiting) для публічного порталу</w:t>
+      </w:r>
+      <w:r>
+        <w:rPr>
+          <w:bCs/>
+          <w:b/>
+        </w:rPr>
+        <w:t xml:space="preserve"> </w:t>
+      </w:r>
+      <w:r>
+        <w:rPr>
+          <w:rStyle w:val="VerbatimChar"/>
+          <w:bCs/>
+          <w:b/>
+        </w:rPr>
+        <w:t xml:space="preserve">/support</w:t>
+      </w:r>
+      <w:r>
+        <w:t xml:space="preserve"> </w:t>
+      </w:r>
+      <w:r>
+        <w:t xml:space="preserve">— відтоді, як портал приймає файли, це найрозумніший наступний захід (див. «Безпека»)</w:t>
+      </w:r>
+    </w:p>
+    <w:p>
+      <w:pPr>
+        <w:numPr>
+          <w:ilvl w:val="0"/>
+          <w:numId w:val="1008"/>
+        </w:numPr>
+        <w:pStyle w:val="Compact"/>
+      </w:pPr>
+      <w:r>
+        <w:rPr>
+          <w:bCs/>
+          <w:b/>
+        </w:rPr>
+        <w:t xml:space="preserve">Форуми й окрема бібліотека файлових документів</w:t>
+      </w:r>
+      <w:r>
+        <w:t xml:space="preserve"> </w:t>
+      </w:r>
+      <w:r>
+        <w:t xml:space="preserve">(не прив'язаних до тікета чи задачі); зображення й вкладення у вікі, ієрархія сторінок вікі</w:t>
+      </w:r>
+    </w:p>
+    <w:p>
+      <w:pPr>
+        <w:numPr>
+          <w:ilvl w:val="0"/>
+          <w:numId w:val="1008"/>
         </w:numPr>
         <w:pStyle w:val="Compact"/>
       </w:pPr>
@@ -1320,7 +1883,7 @@
       <w:pPr>
         <w:numPr>
           <w:ilvl w:val="0"/>
-          <w:numId w:val="1008"/>
+          <w:numId w:val="1009"/>
         </w:numPr>
         <w:pStyle w:val="Compact"/>
       </w:pPr>
@@ -1341,7 +1904,7 @@
       <w:pPr>
         <w:numPr>
           <w:ilvl w:val="0"/>
-          <w:numId w:val="1008"/>
+          <w:numId w:val="1009"/>
         </w:numPr>
         <w:pStyle w:val="Compact"/>
       </w:pPr>
@@ -1353,7 +1916,7 @@
       <w:pPr>
         <w:numPr>
           <w:ilvl w:val="0"/>
-          <w:numId w:val="1008"/>
+          <w:numId w:val="1009"/>
         </w:numPr>
         <w:pStyle w:val="Compact"/>
       </w:pPr>
@@ -1392,7 +1955,43 @@
       <w:pPr>
         <w:numPr>
           <w:ilvl w:val="0"/>
-          <w:numId w:val="1008"/>
+          <w:numId w:val="1009"/>
+        </w:numPr>
+        <w:pStyle w:val="Compact"/>
+      </w:pPr>
+      <w:r>
+        <w:t xml:space="preserve">Зменшені мініатюри вкладень (зараз сторінка підвантажує повні зображення), перегляд власних вкладень анонімним заявником на сторінці відстеження (зараз їх бачать лише оператори)</w:t>
+      </w:r>
+    </w:p>
+    <w:p>
+      <w:pPr>
+        <w:numPr>
+          <w:ilvl w:val="0"/>
+          <w:numId w:val="1009"/>
+        </w:numPr>
+        <w:pStyle w:val="Compact"/>
+      </w:pPr>
+      <w:r>
+        <w:t xml:space="preserve">Кнопка «Вийти з проєкту» для самого учасника та (за потреби) успадкування доступу підпроєктами: зараз доступ скасовує лише автор, відповідальний чи адміністратор, а кожен підпроєкт має власний перелік учасників</w:t>
+      </w:r>
+    </w:p>
+    <w:p>
+      <w:pPr>
+        <w:numPr>
+          <w:ilvl w:val="0"/>
+          <w:numId w:val="1009"/>
+        </w:numPr>
+        <w:pStyle w:val="Compact"/>
+      </w:pPr>
+      <w:r>
+        <w:t xml:space="preserve">Поле «Видимість» проєкту (публічний/приватний/обмежений) нічого не робить — або прибрати його, або наповнити змістом</w:t>
+      </w:r>
+    </w:p>
+    <w:p>
+      <w:pPr>
+        <w:numPr>
+          <w:ilvl w:val="0"/>
+          <w:numId w:val="1009"/>
         </w:numPr>
         <w:pStyle w:val="Compact"/>
       </w:pPr>
@@ -1414,7 +2013,7 @@
       <w:pPr>
         <w:numPr>
           <w:ilvl w:val="0"/>
-          <w:numId w:val="1009"/>
+          <w:numId w:val="1010"/>
         </w:numPr>
         <w:pStyle w:val="Compact"/>
       </w:pPr>
@@ -1435,7 +2034,7 @@
       <w:pPr>
         <w:numPr>
           <w:ilvl w:val="0"/>
-          <w:numId w:val="1009"/>
+          <w:numId w:val="1010"/>
         </w:numPr>
         <w:pStyle w:val="Compact"/>
       </w:pPr>
@@ -1447,7 +2046,7 @@
       <w:pPr>
         <w:numPr>
           <w:ilvl w:val="0"/>
-          <w:numId w:val="1009"/>
+          <w:numId w:val="1010"/>
         </w:numPr>
         <w:pStyle w:val="Compact"/>
       </w:pPr>
@@ -1486,7 +2085,7 @@
       <w:pPr>
         <w:numPr>
           <w:ilvl w:val="0"/>
-          <w:numId w:val="1009"/>
+          <w:numId w:val="1010"/>
         </w:numPr>
         <w:pStyle w:val="Compact"/>
       </w:pPr>
@@ -1498,7 +2097,7 @@
       <w:pPr>
         <w:numPr>
           <w:ilvl w:val="0"/>
-          <w:numId w:val="1009"/>
+          <w:numId w:val="1010"/>
         </w:numPr>
         <w:pStyle w:val="Compact"/>
       </w:pPr>
@@ -1549,7 +2148,7 @@
       <w:pPr>
         <w:numPr>
           <w:ilvl w:val="0"/>
-          <w:numId w:val="1009"/>
+          <w:numId w:val="1010"/>
         </w:numPr>
         <w:pStyle w:val="Compact"/>
       </w:pPr>
@@ -1591,7 +2190,144 @@
       <w:pPr>
         <w:numPr>
           <w:ilvl w:val="0"/>
-          <w:numId w:val="1009"/>
+          <w:numId w:val="1010"/>
+        </w:numPr>
+        <w:pStyle w:val="Compact"/>
+      </w:pPr>
+      <w:r>
+        <w:t xml:space="preserve">Для вкладень: каталог</w:t>
+      </w:r>
+      <w:r>
+        <w:t xml:space="preserve"> </w:t>
+      </w:r>
+      <w:r>
+        <w:rPr>
+          <w:rStyle w:val="VerbatimChar"/>
+        </w:rPr>
+        <w:t xml:space="preserve">storage/uploads</w:t>
+      </w:r>
+      <w:r>
+        <w:t xml:space="preserve"> </w:t>
+      </w:r>
+      <w:r>
+        <w:t xml:space="preserve">з правом запису для веб-сервера та PHP-параметри</w:t>
+      </w:r>
+      <w:r>
+        <w:t xml:space="preserve"> </w:t>
+      </w:r>
+      <w:r>
+        <w:rPr>
+          <w:rStyle w:val="VerbatimChar"/>
+        </w:rPr>
+        <w:t xml:space="preserve">upload_max_filesize</w:t>
+      </w:r>
+      <w:r>
+        <w:t xml:space="preserve"> </w:t>
+      </w:r>
+      <w:r>
+        <w:t xml:space="preserve">і</w:t>
+      </w:r>
+      <w:r>
+        <w:t xml:space="preserve"> </w:t>
+      </w:r>
+      <w:r>
+        <w:rPr>
+          <w:rStyle w:val="VerbatimChar"/>
+        </w:rPr>
+        <w:t xml:space="preserve">post_max_size</w:t>
+      </w:r>
+      <w:r>
+        <w:t xml:space="preserve">, не менші за потрібний ліміт файлу.</w:t>
+      </w:r>
+      <w:r>
+        <w:t xml:space="preserve"> </w:t>
+      </w:r>
+      <w:r>
+        <w:rPr>
+          <w:bCs/>
+          <w:b/>
+        </w:rPr>
+        <w:t xml:space="preserve">За замовчуванням PHP дозволяє лише 2 МБ на файл</w:t>
+      </w:r>
+      <w:r>
+        <w:t xml:space="preserve"> </w:t>
+      </w:r>
+      <w:r>
+        <w:t xml:space="preserve">— щоб приймати до 10 МБ, збільште обидва в</w:t>
+      </w:r>
+      <w:r>
+        <w:t xml:space="preserve"> </w:t>
+      </w:r>
+      <w:r>
+        <w:rPr>
+          <w:rStyle w:val="VerbatimChar"/>
+        </w:rPr>
+        <w:t xml:space="preserve">php.ini</w:t>
+      </w:r>
+      <w:r>
+        <w:t xml:space="preserve"> </w:t>
+      </w:r>
+      <w:r>
+        <w:t xml:space="preserve">вашого PHP-FPM/Apache і перезапустіть його (</w:t>
+      </w:r>
+      <w:r>
+        <w:rPr>
+          <w:rStyle w:val="VerbatimChar"/>
+        </w:rPr>
+        <w:t xml:space="preserve">update.sh</w:t>
+      </w:r>
+      <w:r>
+        <w:t xml:space="preserve"> </w:t>
+      </w:r>
+      <w:r>
+        <w:t xml:space="preserve">і</w:t>
+      </w:r>
+      <w:r>
+        <w:t xml:space="preserve"> </w:t>
+      </w:r>
+      <w:r>
+        <w:rPr>
+          <w:rStyle w:val="VerbatimChar"/>
+        </w:rPr>
+        <w:t xml:space="preserve">install.sh</w:t>
+      </w:r>
+      <w:r>
+        <w:t xml:space="preserve"> </w:t>
+      </w:r>
+      <w:r>
+        <w:t xml:space="preserve">показують поточні значення). Розширення</w:t>
+      </w:r>
+      <w:r>
+        <w:t xml:space="preserve"> </w:t>
+      </w:r>
+      <w:r>
+        <w:rPr>
+          <w:rStyle w:val="VerbatimChar"/>
+        </w:rPr>
+        <w:t xml:space="preserve">fileinfo</w:t>
+      </w:r>
+      <w:r>
+        <w:t xml:space="preserve"> </w:t>
+      </w:r>
+      <w:r>
+        <w:t xml:space="preserve">і GD для вкладень</w:t>
+      </w:r>
+      <w:r>
+        <w:t xml:space="preserve"> </w:t>
+      </w:r>
+      <w:r>
+        <w:rPr>
+          <w:bCs/>
+          <w:b/>
+        </w:rPr>
+        <w:t xml:space="preserve">не потрібні</w:t>
+      </w:r>
+    </w:p>
+    <w:p>
+      <w:pPr>
+        <w:numPr>
+          <w:ilvl w:val="0"/>
+          <w:numId w:val="1010"/>
         </w:numPr>
         <w:pStyle w:val="Compact"/>
       </w:pPr>
@@ -1748,7 +2484,49 @@
         <w:pStyle w:val="FirstParagraph"/>
       </w:pPr>
       <w:r>
-        <w:t xml:space="preserve">Скрипт послідовно перевіряє й, за потреби, виправляє: кодування кирилиці, колонку «відповідальний за проєкт», колонку «дата початку задачі», таблицю етапів дорожньої карти, індекси для звітів обліку часу й журналу аудиту, таблицю/колонки для блокування входу, колонку прив'язки тікета до проєкту, колонку токена доступу для порталу самообслуговування, унікальність SLA-нормативу на чергу, таблицю журналу обробки пошти, налаштування автовідповіді заявнику, таблицю нагадувань про термін, гранульовані перемикачі email-сповіщень, колонку автопризначення оператора для черги, колонки й таблицю для Active Directory (AD-логін, OU, відповідність груп ролям), застарілий кеш шрифтів PDF-звітів, і насамкінець — права доступу до файлів. Безпечний для повторного запуску — якщо виправляти нічого, просто про це повідомить.</w:t>
+        <w:t xml:space="preserve">Скрипт послідовно перевіряє й, за потреби, виправляє: кодування кирилиці, колонку «відповідальний за проєкт», колонку «дата початку задачі», таблицю етапів дорожньої карти, індекси для звітів обліку часу й журналу аудиту, таблицю/колонки для блокування входу, колонку прив'язки тікета до проєкту, колонку токена доступу для порталу самообслуговування, унікальність SLA-нормативу на чергу, таблицю журналу обробки пошти, налаштування автовідповіді заявнику, таблицю нагадувань про термін, гранульовані перемикачі email-сповіщень, колонку автопризначення оператора для черги, колонки й таблицю для Active Directory (AD-логін, OU, відповідність груп ролям), таблицю вкладень та директорію</w:t>
+      </w:r>
+      <w:r>
+        <w:t xml:space="preserve"> </w:t>
+      </w:r>
+      <w:r>
+        <w:rPr>
+          <w:rStyle w:val="VerbatimChar"/>
+        </w:rPr>
+        <w:t xml:space="preserve">storage/uploads</w:t>
+      </w:r>
+      <w:r>
+        <w:t xml:space="preserve"> </w:t>
+      </w:r>
+      <w:r>
+        <w:t xml:space="preserve">(з правами 660/770 для завантажених файлів), колонку джерела вкладення, таблиці вікі разом із завантаженням у неї гайдів з</w:t>
+      </w:r>
+      <w:r>
+        <w:t xml:space="preserve"> </w:t>
+      </w:r>
+      <w:r>
+        <w:rPr>
+          <w:rStyle w:val="VerbatimChar"/>
+        </w:rPr>
+        <w:t xml:space="preserve">docs/</w:t>
+      </w:r>
+      <w:r>
+        <w:t xml:space="preserve">, таблицю учасників проєктів, каталог</w:t>
+      </w:r>
+      <w:r>
+        <w:t xml:space="preserve"> </w:t>
+      </w:r>
+      <w:r>
+        <w:rPr>
+          <w:rStyle w:val="VerbatimChar"/>
+        </w:rPr>
+        <w:t xml:space="preserve">storage/logs</w:t>
+      </w:r>
+      <w:r>
+        <w:t xml:space="preserve"> </w:t>
+      </w:r>
+      <w:r>
+        <w:t xml:space="preserve">для журналу помилок, застарілий кеш шрифтів PDF-звітів, і насамкінець — права доступу до файлів. Безпечний для повторного запуску — якщо виправляти нічого, просто про це повідомить.</w:t>
       </w:r>
     </w:p>
     <w:bookmarkEnd w:id="26"/>
@@ -1927,7 +2705,7 @@
       <w:pPr>
         <w:numPr>
           <w:ilvl w:val="0"/>
-          <w:numId w:val="1010"/>
+          <w:numId w:val="1011"/>
         </w:numPr>
         <w:pStyle w:val="Compact"/>
       </w:pPr>
@@ -1996,7 +2774,7 @@
       <w:pPr>
         <w:numPr>
           <w:ilvl w:val="0"/>
-          <w:numId w:val="1010"/>
+          <w:numId w:val="1011"/>
         </w:numPr>
         <w:pStyle w:val="Compact"/>
       </w:pPr>
@@ -2022,20 +2800,77 @@
         <w:rPr>
           <w:rStyle w:val="VerbatimChar"/>
         </w:rPr>
-        <w:t xml:space="preserve">fileinfo</w:t>
-      </w:r>
-      <w:r>
-        <w:t xml:space="preserve"> </w:t>
-      </w:r>
-      <w:r>
-        <w:t xml:space="preserve">для вкладень) — попередження, не помилка;</w:t>
-      </w:r>
-    </w:p>
-    <w:p>
-      <w:pPr>
-        <w:numPr>
-          <w:ilvl w:val="0"/>
-          <w:numId w:val="1010"/>
+        <w:t xml:space="preserve">openssl</w:t>
+      </w:r>
+      <w:r>
+        <w:t xml:space="preserve"> </w:t>
+      </w:r>
+      <w:r>
+        <w:t xml:space="preserve">та</w:t>
+      </w:r>
+      <w:r>
+        <w:t xml:space="preserve"> </w:t>
+      </w:r>
+      <w:r>
+        <w:rPr>
+          <w:rStyle w:val="VerbatimChar"/>
+        </w:rPr>
+        <w:t xml:space="preserve">iconv</w:t>
+      </w:r>
+      <w:r>
+        <w:t xml:space="preserve"> </w:t>
+      </w:r>
+      <w:r>
+        <w:t xml:space="preserve">для пошти) — попередження, не помилка;</w:t>
+      </w:r>
+    </w:p>
+    <w:p>
+      <w:pPr>
+        <w:numPr>
+          <w:ilvl w:val="0"/>
+          <w:numId w:val="1011"/>
+        </w:numPr>
+        <w:pStyle w:val="Compact"/>
+      </w:pPr>
+      <w:r>
+        <w:t xml:space="preserve">поточні</w:t>
+      </w:r>
+      <w:r>
+        <w:t xml:space="preserve"> </w:t>
+      </w:r>
+      <w:r>
+        <w:rPr>
+          <w:rStyle w:val="VerbatimChar"/>
+        </w:rPr>
+        <w:t xml:space="preserve">upload_max_filesize</w:t>
+      </w:r>
+      <w:r>
+        <w:t xml:space="preserve"> </w:t>
+      </w:r>
+      <w:r>
+        <w:t xml:space="preserve">і</w:t>
+      </w:r>
+      <w:r>
+        <w:t xml:space="preserve"> </w:t>
+      </w:r>
+      <w:r>
+        <w:rPr>
+          <w:rStyle w:val="VerbatimChar"/>
+        </w:rPr>
+        <w:t xml:space="preserve">post_max_size</w:t>
+      </w:r>
+      <w:r>
+        <w:t xml:space="preserve"> </w:t>
+      </w:r>
+      <w:r>
+        <w:t xml:space="preserve">PHP — це стеля розміру вкладень (CLI-налаштування можуть відрізнятися від PHP-FPM/Apache, тому це орієнтир);</w:t>
+      </w:r>
+    </w:p>
+    <w:p>
+      <w:pPr>
+        <w:numPr>
+          <w:ilvl w:val="0"/>
+          <w:numId w:val="1011"/>
         </w:numPr>
         <w:pStyle w:val="Compact"/>
       </w:pPr>
@@ -2047,7 +2882,7 @@
       <w:pPr>
         <w:numPr>
           <w:ilvl w:val="0"/>
-          <w:numId w:val="1010"/>
+          <w:numId w:val="1011"/>
         </w:numPr>
         <w:pStyle w:val="Compact"/>
       </w:pPr>
@@ -2059,7 +2894,7 @@
       <w:pPr>
         <w:numPr>
           <w:ilvl w:val="0"/>
-          <w:numId w:val="1010"/>
+          <w:numId w:val="1011"/>
         </w:numPr>
         <w:pStyle w:val="Compact"/>
       </w:pPr>
@@ -2071,7 +2906,7 @@
       <w:pPr>
         <w:numPr>
           <w:ilvl w:val="0"/>
-          <w:numId w:val="1010"/>
+          <w:numId w:val="1011"/>
         </w:numPr>
         <w:pStyle w:val="Compact"/>
       </w:pPr>
@@ -2182,7 +3017,7 @@
       <w:pPr>
         <w:numPr>
           <w:ilvl w:val="0"/>
-          <w:numId w:val="1011"/>
+          <w:numId w:val="1012"/>
         </w:numPr>
         <w:pStyle w:val="Compact"/>
       </w:pPr>
@@ -2203,7 +3038,7 @@
       <w:pPr>
         <w:numPr>
           <w:ilvl w:val="0"/>
-          <w:numId w:val="1011"/>
+          <w:numId w:val="1012"/>
         </w:numPr>
         <w:pStyle w:val="Compact"/>
       </w:pPr>
@@ -2242,7 +3077,7 @@
       <w:pPr>
         <w:numPr>
           <w:ilvl w:val="0"/>
-          <w:numId w:val="1012"/>
+          <w:numId w:val="1013"/>
         </w:numPr>
       </w:pPr>
       <w:r>
@@ -2265,7 +3100,7 @@
       <w:pPr>
         <w:numPr>
           <w:ilvl w:val="0"/>
-          <w:numId w:val="1012"/>
+          <w:numId w:val="1013"/>
         </w:numPr>
       </w:pPr>
       <w:r>
@@ -2307,7 +3142,7 @@
       <w:pPr>
         <w:numPr>
           <w:ilvl w:val="0"/>
-          <w:numId w:val="1012"/>
+          <w:numId w:val="1013"/>
         </w:numPr>
       </w:pPr>
       <w:r>
@@ -2679,7 +3514,7 @@
       <w:pPr>
         <w:numPr>
           <w:ilvl w:val="0"/>
-          <w:numId w:val="1012"/>
+          <w:numId w:val="1013"/>
         </w:numPr>
       </w:pPr>
       <w:r>
@@ -2909,7 +3744,7 @@
       <w:pPr>
         <w:numPr>
           <w:ilvl w:val="0"/>
-          <w:numId w:val="1012"/>
+          <w:numId w:val="1013"/>
         </w:numPr>
       </w:pPr>
       <w:r>
@@ -3150,7 +3985,7 @@
       <w:pPr>
         <w:numPr>
           <w:ilvl w:val="0"/>
-          <w:numId w:val="1012"/>
+          <w:numId w:val="1013"/>
         </w:numPr>
       </w:pPr>
       <w:r>
@@ -3184,14 +4019,14 @@
         <w:t xml:space="preserve"> </w:t>
       </w:r>
       <w:r>
-        <w:t xml:space="preserve">доступні для запису веб-сервером (перша — для майбутнього функціоналу вкладень, друга — для кешу метрик шрифтів PDF-звітів).</w:t>
-      </w:r>
-    </w:p>
-    <w:p>
-      <w:pPr>
-        <w:numPr>
-          <w:ilvl w:val="0"/>
-          <w:numId w:val="1012"/>
+        <w:t xml:space="preserve">доступні для запису веб-сервером (перша — для файлів вкладень, друга — для кешу метрик шрифтів PDF-звітів).</w:t>
+      </w:r>
+    </w:p>
+    <w:p>
+      <w:pPr>
+        <w:numPr>
+          <w:ilvl w:val="0"/>
+          <w:numId w:val="1013"/>
         </w:numPr>
       </w:pPr>
       <w:r>
@@ -3444,7 +4279,7 @@
       <w:pPr>
         <w:numPr>
           <w:ilvl w:val="0"/>
-          <w:numId w:val="1012"/>
+          <w:numId w:val="1013"/>
         </w:numPr>
       </w:pPr>
       <w:r>
@@ -3670,7 +4505,7 @@
       <w:pPr>
         <w:numPr>
           <w:ilvl w:val="0"/>
-          <w:numId w:val="1013"/>
+          <w:numId w:val="1014"/>
         </w:numPr>
         <w:pStyle w:val="Compact"/>
       </w:pPr>
@@ -3692,7 +4527,7 @@
       <w:pPr>
         <w:numPr>
           <w:ilvl w:val="0"/>
-          <w:numId w:val="1013"/>
+          <w:numId w:val="1014"/>
         </w:numPr>
         <w:pStyle w:val="Compact"/>
       </w:pPr>
@@ -3738,7 +4573,7 @@
       <w:pPr>
         <w:numPr>
           <w:ilvl w:val="0"/>
-          <w:numId w:val="1013"/>
+          <w:numId w:val="1014"/>
         </w:numPr>
         <w:pStyle w:val="Compact"/>
       </w:pPr>
@@ -3775,7 +4610,7 @@
       <w:pPr>
         <w:numPr>
           <w:ilvl w:val="0"/>
-          <w:numId w:val="1013"/>
+          <w:numId w:val="1014"/>
         </w:numPr>
         <w:pStyle w:val="Compact"/>
       </w:pPr>
@@ -3806,7 +4641,7 @@
       <w:pPr>
         <w:numPr>
           <w:ilvl w:val="0"/>
-          <w:numId w:val="1013"/>
+          <w:numId w:val="1014"/>
         </w:numPr>
         <w:pStyle w:val="Compact"/>
       </w:pPr>
@@ -3828,7 +4663,7 @@
       <w:pPr>
         <w:numPr>
           <w:ilvl w:val="0"/>
-          <w:numId w:val="1013"/>
+          <w:numId w:val="1014"/>
         </w:numPr>
         <w:pStyle w:val="Compact"/>
       </w:pPr>
@@ -3865,7 +4700,7 @@
       <w:pPr>
         <w:numPr>
           <w:ilvl w:val="0"/>
-          <w:numId w:val="1013"/>
+          <w:numId w:val="1014"/>
         </w:numPr>
         <w:pStyle w:val="Compact"/>
       </w:pPr>
@@ -3911,7 +4746,7 @@
       <w:pPr>
         <w:numPr>
           <w:ilvl w:val="0"/>
-          <w:numId w:val="1013"/>
+          <w:numId w:val="1014"/>
         </w:numPr>
         <w:pStyle w:val="Compact"/>
       </w:pPr>
@@ -3933,7 +4768,7 @@
       <w:pPr>
         <w:numPr>
           <w:ilvl w:val="0"/>
-          <w:numId w:val="1013"/>
+          <w:numId w:val="1014"/>
         </w:numPr>
         <w:pStyle w:val="Compact"/>
       </w:pPr>
@@ -3973,7 +4808,7 @@
       <w:pPr>
         <w:numPr>
           <w:ilvl w:val="0"/>
-          <w:numId w:val="1013"/>
+          <w:numId w:val="1014"/>
         </w:numPr>
         <w:pStyle w:val="Compact"/>
       </w:pPr>
@@ -4033,14 +4868,14 @@
         <w:t xml:space="preserve"> </w:t>
       </w:r>
       <w:r>
-        <w:t xml:space="preserve">не може вплинути на SLA; вкладення не виконуються й не зберігаються.</w:t>
-      </w:r>
-    </w:p>
-    <w:p>
-      <w:pPr>
-        <w:numPr>
-          <w:ilvl w:val="0"/>
-          <w:numId w:val="1013"/>
+        <w:t xml:space="preserve">не може вплинути на SLA; зберігаються лише зображення PNG/JPG і лише після перевірки вмісту (підробки відхиляються), решта вкладень не зберігається й не виконується.</w:t>
+      </w:r>
+    </w:p>
+    <w:p>
+      <w:pPr>
+        <w:numPr>
+          <w:ilvl w:val="0"/>
+          <w:numId w:val="1014"/>
         </w:numPr>
         <w:pStyle w:val="Compact"/>
       </w:pPr>
@@ -4098,7 +4933,7 @@
       <w:pPr>
         <w:numPr>
           <w:ilvl w:val="0"/>
-          <w:numId w:val="1013"/>
+          <w:numId w:val="1014"/>
         </w:numPr>
         <w:pStyle w:val="Compact"/>
       </w:pPr>
@@ -4178,7 +5013,7 @@
       <w:pPr>
         <w:numPr>
           <w:ilvl w:val="0"/>
-          <w:numId w:val="1013"/>
+          <w:numId w:val="1014"/>
         </w:numPr>
         <w:pStyle w:val="Compact"/>
       </w:pPr>
@@ -4295,7 +5130,7 @@
       <w:pPr>
         <w:numPr>
           <w:ilvl w:val="0"/>
-          <w:numId w:val="1013"/>
+          <w:numId w:val="1014"/>
         </w:numPr>
         <w:pStyle w:val="Compact"/>
       </w:pPr>
@@ -4435,6 +5270,353 @@
     </w:p>
     <w:p>
       <w:pPr>
+        <w:numPr>
+          <w:ilvl w:val="0"/>
+          <w:numId w:val="1014"/>
+        </w:numPr>
+        <w:pStyle w:val="Compact"/>
+      </w:pPr>
+      <w:r>
+        <w:rPr>
+          <w:bCs/>
+          <w:b/>
+        </w:rPr>
+        <w:t xml:space="preserve">Вкладення</w:t>
+      </w:r>
+      <w:r>
+        <w:t xml:space="preserve"> </w:t>
+      </w:r>
+      <w:r>
+        <w:t xml:space="preserve">— файли лежать у</w:t>
+      </w:r>
+      <w:r>
+        <w:t xml:space="preserve"> </w:t>
+      </w:r>
+      <w:r>
+        <w:rPr>
+          <w:rStyle w:val="VerbatimChar"/>
+        </w:rPr>
+        <w:t xml:space="preserve">storage/uploads</w:t>
+      </w:r>
+      <w:r>
+        <w:t xml:space="preserve"> </w:t>
+      </w:r>
+      <w:r>
+        <w:rPr>
+          <w:bCs/>
+          <w:b/>
+        </w:rPr>
+        <w:t xml:space="preserve">поза веб-коренем</w:t>
+      </w:r>
+      <w:r>
+        <w:t xml:space="preserve"> </w:t>
+      </w:r>
+      <w:r>
+        <w:t xml:space="preserve">(</w:t>
+      </w:r>
+      <w:r>
+        <w:rPr>
+          <w:rStyle w:val="VerbatimChar"/>
+        </w:rPr>
+        <w:t xml:space="preserve">public/</w:t>
+      </w:r>
+      <w:r>
+        <w:t xml:space="preserve">), тож прямого URL на них немає: віддаються лише контролером, який кожного разу перевіряє права на тікет чи задачу. Імена на диску — випадкові 32 hex-символи без жодної частини від користувача (обхід директорій і підміна розширення неможливі), оригінальна назва лишається лише в БД і перед показом очищається від шляхів, керувальних символів і символів зміни напрямку тексту. Тип визначається за</w:t>
+      </w:r>
+      <w:r>
+        <w:t xml:space="preserve"> </w:t>
+      </w:r>
+      <w:r>
+        <w:rPr>
+          <w:bCs/>
+          <w:b/>
+        </w:rPr>
+        <w:t xml:space="preserve">вмістом</w:t>
+      </w:r>
+      <w:r>
+        <w:t xml:space="preserve">, а не за розширенням чи MIME від браузера; PHP під виглядом</w:t>
+      </w:r>
+      <w:r>
+        <w:t xml:space="preserve"> </w:t>
+      </w:r>
+      <w:r>
+        <w:rPr>
+          <w:rStyle w:val="VerbatimChar"/>
+        </w:rPr>
+        <w:t xml:space="preserve">.jpg</w:t>
+      </w:r>
+      <w:r>
+        <w:t xml:space="preserve"> </w:t>
+      </w:r>
+      <w:r>
+        <w:t xml:space="preserve">відхиляється. Заголовок</w:t>
+      </w:r>
+      <w:r>
+        <w:t xml:space="preserve"> </w:t>
+      </w:r>
+      <w:r>
+        <w:rPr>
+          <w:rStyle w:val="VerbatimChar"/>
+        </w:rPr>
+        <w:t xml:space="preserve">Content-Disposition</w:t>
+      </w:r>
+      <w:r>
+        <w:t xml:space="preserve"> </w:t>
+      </w:r>
+      <w:r>
+        <w:t xml:space="preserve">будується з ASCII-варіантом і</w:t>
+      </w:r>
+      <w:r>
+        <w:t xml:space="preserve"> </w:t>
+      </w:r>
+      <w:r>
+        <w:rPr>
+          <w:rStyle w:val="VerbatimChar"/>
+        </w:rPr>
+        <w:t xml:space="preserve">filename*</w:t>
+      </w:r>
+      <w:r>
+        <w:t xml:space="preserve"> </w:t>
+      </w:r>
+      <w:r>
+        <w:t xml:space="preserve">(лапки чи</w:t>
+      </w:r>
+      <w:r>
+        <w:t xml:space="preserve"> </w:t>
+      </w:r>
+      <w:r>
+        <w:rPr>
+          <w:rStyle w:val="VerbatimChar"/>
+        </w:rPr>
+        <w:t xml:space="preserve">;</w:t>
+      </w:r>
+      <w:r>
+        <w:t xml:space="preserve"> </w:t>
+      </w:r>
+      <w:r>
+        <w:t xml:space="preserve">в імені його не ламають), відповідь має</w:t>
+      </w:r>
+      <w:r>
+        <w:t xml:space="preserve"> </w:t>
+      </w:r>
+      <w:r>
+        <w:rPr>
+          <w:rStyle w:val="VerbatimChar"/>
+        </w:rPr>
+        <w:t xml:space="preserve">X-Content-Type-Options: nosniff</w:t>
+      </w:r>
+      <w:r>
+        <w:t xml:space="preserve">. Вміст файлу ніколи не виконується, а SVG та інші формати, що можуть нести скрипти, не дозволені взагалі.</w:t>
+      </w:r>
+    </w:p>
+    <w:p>
+      <w:pPr>
+        <w:numPr>
+          <w:ilvl w:val="0"/>
+          <w:numId w:val="1014"/>
+        </w:numPr>
+        <w:pStyle w:val="Compact"/>
+      </w:pPr>
+      <w:r>
+        <w:rPr>
+          <w:bCs/>
+          <w:b/>
+        </w:rPr>
+        <w:t xml:space="preserve">Вікі / Markdown</w:t>
+      </w:r>
+      <w:r>
+        <w:t xml:space="preserve"> </w:t>
+      </w:r>
+      <w:r>
+        <w:t xml:space="preserve">— увесь текст сторінки екранується (</w:t>
+      </w:r>
+      <w:r>
+        <w:rPr>
+          <w:rStyle w:val="VerbatimChar"/>
+        </w:rPr>
+        <w:t xml:space="preserve">htmlspecialchars</w:t>
+      </w:r>
+      <w:r>
+        <w:t xml:space="preserve">), HTML утворюють лише самі конструкції рендерера; сирий HTML у тексті показується буквально. Посилання проходять білий список (</w:t>
+      </w:r>
+      <w:r>
+        <w:rPr>
+          <w:rStyle w:val="VerbatimChar"/>
+        </w:rPr>
+        <w:t xml:space="preserve">http</w:t>
+      </w:r>
+      <w:r>
+        <w:t xml:space="preserve">,</w:t>
+      </w:r>
+      <w:r>
+        <w:t xml:space="preserve"> </w:t>
+      </w:r>
+      <w:r>
+        <w:rPr>
+          <w:rStyle w:val="VerbatimChar"/>
+        </w:rPr>
+        <w:t xml:space="preserve">https</w:t>
+      </w:r>
+      <w:r>
+        <w:t xml:space="preserve">,</w:t>
+      </w:r>
+      <w:r>
+        <w:t xml:space="preserve"> </w:t>
+      </w:r>
+      <w:r>
+        <w:rPr>
+          <w:rStyle w:val="VerbatimChar"/>
+        </w:rPr>
+        <w:t xml:space="preserve">mailto</w:t>
+      </w:r>
+      <w:r>
+        <w:t xml:space="preserve">, відносні</w:t>
+      </w:r>
+      <w:r>
+        <w:t xml:space="preserve"> </w:t>
+      </w:r>
+      <w:r>
+        <w:rPr>
+          <w:rStyle w:val="VerbatimChar"/>
+        </w:rPr>
+        <w:t xml:space="preserve">/…</w:t>
+      </w:r>
+      <w:r>
+        <w:t xml:space="preserve"> </w:t>
+      </w:r>
+      <w:r>
+        <w:t xml:space="preserve">та</w:t>
+      </w:r>
+      <w:r>
+        <w:t xml:space="preserve"> </w:t>
+      </w:r>
+      <w:r>
+        <w:rPr>
+          <w:rStyle w:val="VerbatimChar"/>
+        </w:rPr>
+        <w:t xml:space="preserve">#якорі</w:t>
+      </w:r>
+      <w:r>
+        <w:t xml:space="preserve">), тож</w:t>
+      </w:r>
+      <w:r>
+        <w:t xml:space="preserve"> </w:t>
+      </w:r>
+      <w:r>
+        <w:rPr>
+          <w:rStyle w:val="VerbatimChar"/>
+        </w:rPr>
+        <w:t xml:space="preserve">javascript:</w:t>
+      </w:r>
+      <w:r>
+        <w:t xml:space="preserve">,</w:t>
+      </w:r>
+      <w:r>
+        <w:t xml:space="preserve"> </w:t>
+      </w:r>
+      <w:r>
+        <w:rPr>
+          <w:rStyle w:val="VerbatimChar"/>
+        </w:rPr>
+        <w:t xml:space="preserve">data:</w:t>
+      </w:r>
+      <w:r>
+        <w:t xml:space="preserve">,</w:t>
+      </w:r>
+      <w:r>
+        <w:t xml:space="preserve"> </w:t>
+      </w:r>
+      <w:r>
+        <w:rPr>
+          <w:rStyle w:val="VerbatimChar"/>
+        </w:rPr>
+        <w:t xml:space="preserve">vbscript:</w:t>
+      </w:r>
+      <w:r>
+        <w:t xml:space="preserve"> </w:t>
+      </w:r>
+      <w:r>
+        <w:t xml:space="preserve">і</w:t>
+      </w:r>
+      <w:r>
+        <w:t xml:space="preserve"> </w:t>
+      </w:r>
+      <w:r>
+        <w:rPr>
+          <w:rStyle w:val="VerbatimChar"/>
+        </w:rPr>
+        <w:t xml:space="preserve">//host</w:t>
+      </w:r>
+      <w:r>
+        <w:t xml:space="preserve"> </w:t>
+      </w:r>
+      <w:r>
+        <w:t xml:space="preserve">не стають посиланнями; зображення не підтримуються. Службові символи, якими рендерер позначає проміжні вставки, вилучаються з вхідного тексту, тож їх не можна підробити. Глибина вкладеності обмежена, а збій регулярного виразу дає екранований текст, а не помилку. Сторінка, до якої в користувача немає доступу, відповідає 404 (не видно навіть її існування).</w:t>
+      </w:r>
+    </w:p>
+    <w:p>
+      <w:pPr>
+        <w:numPr>
+          <w:ilvl w:val="0"/>
+          <w:numId w:val="1014"/>
+        </w:numPr>
+        <w:pStyle w:val="Compact"/>
+      </w:pPr>
+      <w:r>
+        <w:rPr>
+          <w:bCs/>
+          <w:b/>
+        </w:rPr>
+        <w:t xml:space="preserve">Журнал помилок</w:t>
+      </w:r>
+      <w:r>
+        <w:t xml:space="preserve"> </w:t>
+      </w:r>
+      <w:r>
+        <w:t xml:space="preserve">— у</w:t>
+      </w:r>
+      <w:r>
+        <w:t xml:space="preserve"> </w:t>
+      </w:r>
+      <w:r>
+        <w:rPr>
+          <w:rStyle w:val="VerbatimChar"/>
+        </w:rPr>
+        <w:t xml:space="preserve">storage/logs</w:t>
+      </w:r>
+      <w:r>
+        <w:t xml:space="preserve"> </w:t>
+      </w:r>
+      <w:r>
+        <w:t xml:space="preserve">(поза веб-коренем) пишуться лише код, місце й текст помилки та стек без аргументів: тіло запиту (паролі форми входу), рядок запиту й абсолютні шляхи сервера не потрапляють у файл. Технічні подробиці на сторінці помилки бачить лише адміністратор (за роллю, а не за</w:t>
+      </w:r>
+      <w:r>
+        <w:t xml:space="preserve"> </w:t>
+      </w:r>
+      <w:r>
+        <w:rPr>
+          <w:rStyle w:val="VerbatimChar"/>
+        </w:rPr>
+        <w:t xml:space="preserve">APP_ENV</w:t>
+      </w:r>
+      <w:r>
+        <w:t xml:space="preserve">, який за замовчуванням</w:t>
+      </w:r>
+      <w:r>
+        <w:t xml:space="preserve"> </w:t>
+      </w:r>
+      <w:r>
+        <w:rPr>
+          <w:rStyle w:val="VerbatimChar"/>
+        </w:rPr>
+        <w:t xml:space="preserve">local</w:t>
+      </w:r>
+      <w:r>
+        <w:t xml:space="preserve">); інші — тільки код інциденту.</w:t>
+      </w:r>
+    </w:p>
+    <w:p>
+      <w:pPr>
         <w:pStyle w:val="FirstParagraph"/>
       </w:pPr>
       <w:r>
@@ -4445,7 +5627,7 @@
       <w:pPr>
         <w:numPr>
           <w:ilvl w:val="0"/>
-          <w:numId w:val="1014"/>
+          <w:numId w:val="1015"/>
         </w:numPr>
         <w:pStyle w:val="Compact"/>
       </w:pPr>
@@ -4467,7 +5649,7 @@
       <w:pPr>
         <w:numPr>
           <w:ilvl w:val="0"/>
-          <w:numId w:val="1014"/>
+          <w:numId w:val="1015"/>
         </w:numPr>
         <w:pStyle w:val="Compact"/>
       </w:pPr>
@@ -4489,12 +5671,76 @@
       <w:r>
         <w:t xml:space="preserve">— лише пастка для найпростіших ботів; захисту від цілеспрямованого спаму людиною чи складнішим ботом поки немає.</w:t>
       </w:r>
-    </w:p>
-    <w:p>
-      <w:pPr>
-        <w:numPr>
-          <w:ilvl w:val="0"/>
-          <w:numId w:val="1014"/>
+      <w:r>
+        <w:t xml:space="preserve"> </w:t>
+      </w:r>
+      <w:r>
+        <w:rPr>
+          <w:bCs/>
+          <w:b/>
+        </w:rPr>
+        <w:t xml:space="preserve">Відтоді, як портал приймає зображення, це ще й спосіб заповнювати диск</w:t>
+      </w:r>
+      <w:r>
+        <w:t xml:space="preserve">: вкладення анонімів обмежені (3 файли до 5 МБ за звернення), але самих звернень не обмежено. Якщо портал відкритий в інтернет, а не лише у внутрішню мережу, вимкніть вкладення на ньому:</w:t>
+      </w:r>
+      <w:r>
+        <w:t xml:space="preserve"> </w:t>
+      </w:r>
+      <w:r>
+        <w:rPr>
+          <w:rStyle w:val="VerbatimChar"/>
+        </w:rPr>
+        <w:t xml:space="preserve">ATTACHMENT_PORTAL_ENABLED=false</w:t>
+      </w:r>
+      <w:r>
+        <w:t xml:space="preserve"> </w:t>
+      </w:r>
+      <w:r>
+        <w:t xml:space="preserve">у</w:t>
+      </w:r>
+      <w:r>
+        <w:t xml:space="preserve"> </w:t>
+      </w:r>
+      <w:r>
+        <w:rPr>
+          <w:rStyle w:val="VerbatimChar"/>
+        </w:rPr>
+        <w:t xml:space="preserve">.env</w:t>
+      </w:r>
+      <w:r>
+        <w:t xml:space="preserve">, або поставте перед порталом rate limiting (nginx</w:t>
+      </w:r>
+      <w:r>
+        <w:t xml:space="preserve"> </w:t>
+      </w:r>
+      <w:r>
+        <w:rPr>
+          <w:rStyle w:val="VerbatimChar"/>
+        </w:rPr>
+        <w:t xml:space="preserve">limit_req</w:t>
+      </w:r>
+      <w:r>
+        <w:t xml:space="preserve">, fail2ban).</w:t>
+      </w:r>
+    </w:p>
+    <w:p>
+      <w:pPr>
+        <w:numPr>
+          <w:ilvl w:val="0"/>
+          <w:numId w:val="1015"/>
+        </w:numPr>
+        <w:pStyle w:val="Compact"/>
+      </w:pPr>
+      <w:r>
+        <w:t xml:space="preserve">Загальний розмір листа в email-to-ticket обмежений 10 МБ — листи з кількома великими фото можуть його перевищити й будуть пропущені (з записом у журналі обробки).</w:t>
+      </w:r>
+    </w:p>
+    <w:p>
+      <w:pPr>
+        <w:numPr>
+          <w:ilvl w:val="0"/>
+          <w:numId w:val="1015"/>
         </w:numPr>
         <w:pStyle w:val="Compact"/>
       </w:pPr>
@@ -4506,7 +5752,7 @@
       <w:pPr>
         <w:numPr>
           <w:ilvl w:val="0"/>
-          <w:numId w:val="1014"/>
+          <w:numId w:val="1015"/>
         </w:numPr>
         <w:pStyle w:val="Compact"/>
       </w:pPr>
@@ -4564,7 +5810,7 @@
       <w:pPr>
         <w:numPr>
           <w:ilvl w:val="0"/>
-          <w:numId w:val="1014"/>
+          <w:numId w:val="1015"/>
         </w:numPr>
         <w:pStyle w:val="Compact"/>
       </w:pPr>
@@ -4627,43 +5873,43 @@
         <w:rPr>
           <w:rStyle w:val="VerbatimChar"/>
         </w:rPr>
-        <w:t xml:space="preserve">│   ├── Controllers/     # обробники HTTP-запитів, зокрема ArchiveController (сторінка /archive) і AdController (сторінка /admin/ad)</w:t>
-      </w:r>
-      <w:r>
-        <w:br/>
-      </w:r>
-      <w:r>
-        <w:rPr>
-          <w:rStyle w:val="VerbatimChar"/>
-        </w:rPr>
-        <w:t xml:space="preserve">│   ├── Core/             # роутер, БД, конфіг, автентифікація, CSRF, рендеринг шаблонів, PdfReport (обгортка над tFPDF), ImapClient/MimeParser (email-to-ticket), SmtpClient (вихідна пошта), LdapClient/LdapDn/AdAuth (Active Directory), EnvFile (запис `.env` з форми), Csp (заголовки безпеки)</w:t>
-      </w:r>
-      <w:r>
-        <w:br/>
-      </w:r>
-      <w:r>
-        <w:rPr>
-          <w:rStyle w:val="VerbatimChar"/>
-        </w:rPr>
-        <w:t xml:space="preserve">│   ├── Services/         # бізнес-логіка поза моделями (EmailTicketService — перетворення листів на тікети; MailerService — надсилання листа через SmtpClient; NotificationService — email-сповіщення про активність і нагадування; AdSyncService — синхронізація користувачів з AD)</w:t>
-      </w:r>
-      <w:r>
-        <w:br/>
-      </w:r>
-      <w:r>
-        <w:rPr>
-          <w:rStyle w:val="VerbatimChar"/>
-        </w:rPr>
-        <w:t xml:space="preserve">│   ├── Models/           # робота з БД (User, Project, Task, Ticket, Milestone, Audit, Setting)</w:t>
-      </w:r>
-      <w:r>
-        <w:br/>
-      </w:r>
-      <w:r>
-        <w:rPr>
-          <w:rStyle w:val="VerbatimChar"/>
-        </w:rPr>
-        <w:t xml:space="preserve">│   ├── Views/            # PHP-шаблони (Bootstrap 5 з CDN), зокрема archive/index.php (сторінка /archive)</w:t>
+        <w:t xml:space="preserve">│   ├── Controllers/     # обробники HTTP-запитів, зокрема ArchiveController (сторінка /archive) і AdController (сторінка /admin/ad), AttachmentController (завантаження, віддача й видалення вкладень), WikiController (вікі); AdminController — розділи «Керування» та «Налаштування»</w:t>
+      </w:r>
+      <w:r>
+        <w:br/>
+      </w:r>
+      <w:r>
+        <w:rPr>
+          <w:rStyle w:val="VerbatimChar"/>
+        </w:rPr>
+        <w:t xml:space="preserve">│   ├── Core/             # роутер, БД, конфіг, автентифікація, CSRF, рендеринг шаблонів, PdfReport (обгортка над tFPDF), UploadLimits (ліміти завантаження PHP), Markdown (безпечний рендерер Markdown для вікі), AdminNav (розділи адмін-панелі), ErrorHandler (журнал і сторінка помилок), ImapClient/MimeParser (email-to-ticket), SmtpClient (вихідна пошта), LdapClient/LdapDn/AdAuth (Active Directory), EnvFile (запис `.env` з форми), Csp (заголовки безпеки)</w:t>
+      </w:r>
+      <w:r>
+        <w:br/>
+      </w:r>
+      <w:r>
+        <w:rPr>
+          <w:rStyle w:val="VerbatimChar"/>
+        </w:rPr>
+        <w:t xml:space="preserve">│   ├── Services/         # бізнес-логіка поза моделями (EmailTicketService — перетворення листів на тікети; MailerService — надсилання листа через SmtpClient; NotificationService — email-сповіщення про активність і нагадування; AdSyncService — синхронізація користувачів з AD; AttachmentService — перевірка за вмістом і збереження файлів)</w:t>
+      </w:r>
+      <w:r>
+        <w:br/>
+      </w:r>
+      <w:r>
+        <w:rPr>
+          <w:rStyle w:val="VerbatimChar"/>
+        </w:rPr>
+        <w:t xml:space="preserve">│   ├── Models/           # робота з БД (User, Project — включно з учасниками проєкту, Task, Ticket, Milestone, Audit, Setting, Attachment, WikiPage)</w:t>
+      </w:r>
+      <w:r>
+        <w:br/>
+      </w:r>
+      <w:r>
+        <w:rPr>
+          <w:rStyle w:val="VerbatimChar"/>
+        </w:rPr>
+        <w:t xml:space="preserve">│   ├── Views/            # PHP-шаблони (Bootstrap 5 з CDN), зокрема archive/index.php (сторінка /archive), attachments/ (панель вкладень і поле вибору зображень), wiki/ (сторінки вікі), admin/hub.php (головна сторінка розділу адмін-панелі)</w:t>
       </w:r>
       <w:r>
         <w:br/>
@@ -4717,7 +5963,16 @@
         <w:rPr>
           <w:rStyle w:val="VerbatimChar"/>
         </w:rPr>
-        <w:t xml:space="preserve">│   └── sync-ad-users.php  # CLI для cron: синхронізація користувачів з Active Directory</w:t>
+        <w:t xml:space="preserve">│   ├── sync-ad-users.php  # CLI для cron: синхронізація користувачів з Active Directory</w:t>
+      </w:r>
+      <w:r>
+        <w:br/>
+      </w:r>
+      <w:r>
+        <w:rPr>
+          <w:rStyle w:val="VerbatimChar"/>
+        </w:rPr>
+        <w:t xml:space="preserve">│   └── import-wiki-docs.php # CLI: імпорт гайдів з docs/*.md у вікі (його викликають install.sh і update.sh)</w:t>
       </w:r>
       <w:r>
         <w:br/>
@@ -4924,7 +6179,43 @@
         <w:rPr>
           <w:rStyle w:val="VerbatimChar"/>
         </w:rPr>
-        <w:t xml:space="preserve">│       └── 017_add_user_ad_ou.sql</w:t>
+        <w:t xml:space="preserve">│       ├── 017_add_user_ad_ou.sql</w:t>
+      </w:r>
+      <w:r>
+        <w:br/>
+      </w:r>
+      <w:r>
+        <w:rPr>
+          <w:rStyle w:val="VerbatimChar"/>
+        </w:rPr>
+        <w:t xml:space="preserve">│       ├── 018_add_attachments.sql</w:t>
+      </w:r>
+      <w:r>
+        <w:br/>
+      </w:r>
+      <w:r>
+        <w:rPr>
+          <w:rStyle w:val="VerbatimChar"/>
+        </w:rPr>
+        <w:t xml:space="preserve">│       ├── 019_add_attachment_source.sql</w:t>
+      </w:r>
+      <w:r>
+        <w:br/>
+      </w:r>
+      <w:r>
+        <w:rPr>
+          <w:rStyle w:val="VerbatimChar"/>
+        </w:rPr>
+        <w:t xml:space="preserve">│       ├── 020_add_wiki.sql</w:t>
+      </w:r>
+      <w:r>
+        <w:br/>
+      </w:r>
+      <w:r>
+        <w:rPr>
+          <w:rStyle w:val="VerbatimChar"/>
+        </w:rPr>
+        <w:t xml:space="preserve">│       └── 021_add_project_members.sql</w:t>
       </w:r>
       <w:r>
         <w:br/>
@@ -5059,7 +6350,16 @@
         <w:rPr>
           <w:rStyle w:val="VerbatimChar"/>
         </w:rPr>
-        <w:t xml:space="preserve">│       └── css/app.css     # усі стилі застосунку</w:t>
+        <w:t xml:space="preserve">│       ├── css/app.css     # усі стилі застосунку</w:t>
+      </w:r>
+      <w:r>
+        <w:br/>
+      </w:r>
+      <w:r>
+        <w:rPr>
+          <w:rStyle w:val="VerbatimChar"/>
+        </w:rPr>
+        <w:t xml:space="preserve">│       └── js/             # user-select.js (пошук у списках людей), paste-images.js (вставка скриншотів), wiki-editor.js (попередній перегляд)</w:t>
       </w:r>
       <w:r>
         <w:br/>
@@ -5095,7 +6395,25 @@
         <w:rPr>
           <w:rStyle w:val="VerbatimChar"/>
         </w:rPr>
-        <w:t xml:space="preserve">└── storage/uploads/       # файли вкладень (Епік 8, майбутнє)</w:t>
+        <w:t xml:space="preserve">└── storage/</w:t>
+      </w:r>
+      <w:r>
+        <w:br/>
+      </w:r>
+      <w:r>
+        <w:rPr>
+          <w:rStyle w:val="VerbatimChar"/>
+        </w:rPr>
+        <w:t xml:space="preserve">    ├── uploads/           # файли вкладень (&lt;2 символи&gt;/&lt;випадкове ім'я&gt;); входить у резервну копію разом із БД — див. ADMIN_GUIDE, розділ 13</w:t>
+      </w:r>
+      <w:r>
+        <w:br/>
+      </w:r>
+      <w:r>
+        <w:rPr>
+          <w:rStyle w:val="VerbatimChar"/>
+        </w:rPr>
+        <w:t xml:space="preserve">    └── logs/              # журнал необроблених помилок застосунку (app-РРРР-ММ-ДД.log) — див. ADMIN_GUIDE, розділ 17</w:t>
       </w:r>
     </w:p>
     <w:bookmarkEnd w:id="33"/>
@@ -5250,6 +6568,154 @@
           <w:bCs/>
           <w:b/>
         </w:rPr>
+        <w:t xml:space="preserve">Замість сторінки — «Сталася внутрішня помилка» з кодом (помилка 500).</w:t>
+      </w:r>
+      <w:r>
+        <w:t xml:space="preserve"> </w:t>
+      </w:r>
+      <w:r>
+        <w:t xml:space="preserve">Це не порожня 500, а сторінка самого застосунку: увійдіть</w:t>
+      </w:r>
+      <w:r>
+        <w:t xml:space="preserve"> </w:t>
+      </w:r>
+      <w:r>
+        <w:rPr>
+          <w:bCs/>
+          <w:b/>
+        </w:rPr>
+        <w:t xml:space="preserve">адміністратором</w:t>
+      </w:r>
+      <w:r>
+        <w:t xml:space="preserve"> </w:t>
+      </w:r>
+      <w:r>
+        <w:t xml:space="preserve">і відкрийте ту саму сторінку — вона покаже причину (клас, текст помилки,</w:t>
+      </w:r>
+      <w:r>
+        <w:t xml:space="preserve"> </w:t>
+      </w:r>
+      <w:r>
+        <w:rPr>
+          <w:rStyle w:val="VerbatimChar"/>
+        </w:rPr>
+        <w:t xml:space="preserve">файл:рядок</w:t>
+      </w:r>
+      <w:r>
+        <w:t xml:space="preserve">). Повний запис зі стеком — у</w:t>
+      </w:r>
+      <w:r>
+        <w:t xml:space="preserve"> </w:t>
+      </w:r>
+      <w:r>
+        <w:rPr>
+          <w:rStyle w:val="VerbatimChar"/>
+        </w:rPr>
+        <w:t xml:space="preserve">storage/logs/app-РРРР-ММ-ДД.log</w:t>
+      </w:r>
+      <w:r>
+        <w:t xml:space="preserve">, шукайте код:</w:t>
+      </w:r>
+      <w:r>
+        <w:t xml:space="preserve"> </w:t>
+      </w:r>
+      <w:r>
+        <w:rPr>
+          <w:rStyle w:val="VerbatimChar"/>
+        </w:rPr>
+        <w:t xml:space="preserve">grep КОД storage/logs/*.log</w:t>
+      </w:r>
+      <w:r>
+        <w:t xml:space="preserve">. Найчастіші причини: не запускали</w:t>
+      </w:r>
+      <w:r>
+        <w:t xml:space="preserve"> </w:t>
+      </w:r>
+      <w:r>
+        <w:rPr>
+          <w:rStyle w:val="VerbatimChar"/>
+        </w:rPr>
+        <w:t xml:space="preserve">update.sh</w:t>
+      </w:r>
+      <w:r>
+        <w:t xml:space="preserve"> </w:t>
+      </w:r>
+      <w:r>
+        <w:t xml:space="preserve">(</w:t>
+      </w:r>
+      <w:r>
+        <w:rPr>
+          <w:rStyle w:val="VerbatimChar"/>
+        </w:rPr>
+        <w:t xml:space="preserve">Table '…' doesn't exist</w:t>
+      </w:r>
+      <w:r>
+        <w:t xml:space="preserve">); після копіювання файлів PHP-FPM лишив у пам'яті старий код (opcache) —</w:t>
+      </w:r>
+      <w:r>
+        <w:t xml:space="preserve"> </w:t>
+      </w:r>
+      <w:r>
+        <w:rPr>
+          <w:rStyle w:val="VerbatimChar"/>
+        </w:rPr>
+        <w:t xml:space="preserve">sudo systemctl reload php8.3-fpm</w:t>
+      </w:r>
+      <w:r>
+        <w:t xml:space="preserve"> </w:t>
+      </w:r>
+      <w:r>
+        <w:t xml:space="preserve">(ім'я залежить від версії); немає прав на</w:t>
+      </w:r>
+      <w:r>
+        <w:t xml:space="preserve"> </w:t>
+      </w:r>
+      <w:r>
+        <w:rPr>
+          <w:rStyle w:val="VerbatimChar"/>
+        </w:rPr>
+        <w:t xml:space="preserve">storage</w:t>
+      </w:r>
+      <w:r>
+        <w:t xml:space="preserve"> </w:t>
+      </w:r>
+      <w:r>
+        <w:t xml:space="preserve">—</w:t>
+      </w:r>
+      <w:r>
+        <w:t xml:space="preserve"> </w:t>
+      </w:r>
+      <w:r>
+        <w:rPr>
+          <w:rStyle w:val="VerbatimChar"/>
+        </w:rPr>
+        <w:t xml:space="preserve">sudo bash update.sh</w:t>
+      </w:r>
+      <w:r>
+        <w:t xml:space="preserve">. Повна таблиця причин —</w:t>
+      </w:r>
+      <w:r>
+        <w:t xml:space="preserve"> </w:t>
+      </w:r>
+      <w:r>
+        <w:rPr>
+          <w:rStyle w:val="VerbatimChar"/>
+        </w:rPr>
+        <w:t xml:space="preserve">docs/ADMIN_GUIDE.md</w:t>
+      </w:r>
+      <w:r>
+        <w:t xml:space="preserve">, розділ 17. Якщо ж сторінка помилки не з'являється й видно порожню «HTTP 500», збій стався до запуску застосунку — дивіться лог веб-сервера (див. вище).</w:t>
+      </w:r>
+    </w:p>
+    <w:p>
+      <w:pPr>
+        <w:pStyle w:val="BodyText"/>
+      </w:pPr>
+      <w:r>
+        <w:rPr>
+          <w:bCs/>
+          <w:b/>
+        </w:rPr>
         <w:t xml:space="preserve">Apache: "Not Found" на будь-якому URL, крім</w:t>
       </w:r>
       <w:r>
@@ -5609,7 +7075,7 @@
         <w:t xml:space="preserve"> </w:t>
       </w:r>
       <w:r>
-        <w:t xml:space="preserve">Це свідомо узагальнене повідомлення — воно однаково з'являється, коли акаунта ще немає локально, і коли пароль невірний. Найчастіша причина — синхронізація ще не створила обліковий запис: у Адмін-панель → Active Directory натисніть «Синхронізувати зараз» і перевірте, що користувач з'явився на сторінці «Користувачі» у розділі Active Directory. Вхід відбувається за</w:t>
+        <w:t xml:space="preserve">Це свідомо узагальнене повідомлення — воно однаково з'являється, коли акаунта ще немає локально, і коли пароль невірний. Найчастіша причина — синхронізація ще не створила обліковий запис: у Адмін-панель → Налаштування → Active Directory натисніть «Синхронізувати зараз» і перевірте, що користувач з'явився на сторінці «Користувачі» у розділі Active Directory. Вхід відбувається за</w:t>
       </w:r>
       <w:r>
         <w:t xml:space="preserve"> </w:t>
@@ -5693,6 +7159,276 @@
     <w:p>
       <w:pPr>
         <w:pStyle w:val="FirstParagraph"/>
+      </w:pPr>
+      <w:r>
+        <w:rPr>
+          <w:bCs/>
+          <w:b/>
+        </w:rPr>
+        <w:t xml:space="preserve">Вкладення не завантажується: «файл перевищує ліміт сервера» або «Файли завеликі: сумарний розмір запиту перевищує ліміт».</w:t>
+      </w:r>
+      <w:r>
+        <w:t xml:space="preserve"> </w:t>
+      </w:r>
+      <w:r>
+        <w:t xml:space="preserve">Це ліміти самого PHP (</w:t>
+      </w:r>
+      <w:r>
+        <w:rPr>
+          <w:rStyle w:val="VerbatimChar"/>
+        </w:rPr>
+        <w:t xml:space="preserve">upload_max_filesize</w:t>
+      </w:r>
+      <w:r>
+        <w:t xml:space="preserve"> </w:t>
+      </w:r>
+      <w:r>
+        <w:t xml:space="preserve">— на файл,</w:t>
+      </w:r>
+      <w:r>
+        <w:t xml:space="preserve"> </w:t>
+      </w:r>
+      <w:r>
+        <w:rPr>
+          <w:rStyle w:val="VerbatimChar"/>
+        </w:rPr>
+        <w:t xml:space="preserve">post_max_size</w:t>
+      </w:r>
+      <w:r>
+        <w:t xml:space="preserve"> </w:t>
+      </w:r>
+      <w:r>
+        <w:t xml:space="preserve">— на весь запит; за замовчуванням 2 МБ і 8 МБ), а не застосунку (він дозволяє до 10 МБ). Збільште обидва в</w:t>
+      </w:r>
+      <w:r>
+        <w:t xml:space="preserve"> </w:t>
+      </w:r>
+      <w:r>
+        <w:rPr>
+          <w:rStyle w:val="VerbatimChar"/>
+        </w:rPr>
+        <w:t xml:space="preserve">php.ini</w:t>
+      </w:r>
+      <w:r>
+        <w:t xml:space="preserve"> </w:t>
+      </w:r>
+      <w:r>
+        <w:t xml:space="preserve">вашого PHP-FPM/Apache (</w:t>
+      </w:r>
+      <w:r>
+        <w:rPr>
+          <w:rStyle w:val="VerbatimChar"/>
+        </w:rPr>
+        <w:t xml:space="preserve">upload_max_filesize = 12M</w:t>
+      </w:r>
+      <w:r>
+        <w:t xml:space="preserve">,</w:t>
+      </w:r>
+      <w:r>
+        <w:t xml:space="preserve"> </w:t>
+      </w:r>
+      <w:r>
+        <w:rPr>
+          <w:rStyle w:val="VerbatimChar"/>
+        </w:rPr>
+        <w:t xml:space="preserve">post_max_size = 40M</w:t>
+      </w:r>
+      <w:r>
+        <w:t xml:space="preserve">) і перезапустіть його; у формі завантаження написано, яка стеля діє зараз. Окрім PHP, Nginx має власний ліміт —</w:t>
+      </w:r>
+      <w:r>
+        <w:t xml:space="preserve"> </w:t>
+      </w:r>
+      <w:r>
+        <w:rPr>
+          <w:rStyle w:val="VerbatimChar"/>
+        </w:rPr>
+        <w:t xml:space="preserve">client_max_body_size</w:t>
+      </w:r>
+      <w:r>
+        <w:t xml:space="preserve">.</w:t>
+      </w:r>
+    </w:p>
+    <w:p>
+      <w:pPr>
+        <w:pStyle w:val="BodyText"/>
+      </w:pPr>
+      <w:r>
+        <w:rPr>
+          <w:bCs/>
+          <w:b/>
+        </w:rPr>
+        <w:t xml:space="preserve">Вкладення: «не вдалося зберегти файл на сервері».</w:t>
+      </w:r>
+      <w:r>
+        <w:t xml:space="preserve"> </w:t>
+      </w:r>
+      <w:r>
+        <w:t xml:space="preserve">Веб-сервер не має права запису в</w:t>
+      </w:r>
+      <w:r>
+        <w:t xml:space="preserve"> </w:t>
+      </w:r>
+      <w:r>
+        <w:rPr>
+          <w:rStyle w:val="VerbatimChar"/>
+        </w:rPr>
+        <w:t xml:space="preserve">storage/uploads</w:t>
+      </w:r>
+      <w:r>
+        <w:t xml:space="preserve">. Виправлення:</w:t>
+      </w:r>
+      <w:r>
+        <w:t xml:space="preserve"> </w:t>
+      </w:r>
+      <w:r>
+        <w:rPr>
+          <w:rStyle w:val="VerbatimChar"/>
+        </w:rPr>
+        <w:t xml:space="preserve">sudo chmod 770 storage/uploads &amp;&amp; sudo chown -R www-data:www-data storage/uploads</w:t>
+      </w:r>
+      <w:r>
+        <w:t xml:space="preserve"> </w:t>
+      </w:r>
+      <w:r>
+        <w:t xml:space="preserve">(або</w:t>
+      </w:r>
+      <w:r>
+        <w:t xml:space="preserve"> </w:t>
+      </w:r>
+      <w:r>
+        <w:rPr>
+          <w:rStyle w:val="VerbatimChar"/>
+        </w:rPr>
+        <w:t xml:space="preserve">sudo bash update.sh</w:t>
+      </w:r>
+      <w:r>
+        <w:t xml:space="preserve">, який виставляє права сам).</w:t>
+      </w:r>
+    </w:p>
+    <w:p>
+      <w:pPr>
+        <w:pStyle w:val="BodyText"/>
+      </w:pPr>
+      <w:r>
+        <w:rPr>
+          <w:bCs/>
+          <w:b/>
+        </w:rPr>
+        <w:t xml:space="preserve">Лист із картинками не став тікетом або картинки не збереглися.</w:t>
+      </w:r>
+      <w:r>
+        <w:t xml:space="preserve"> </w:t>
+      </w:r>
+      <w:r>
+        <w:t xml:space="preserve">Дивіться журнал обробки пошти (Адмін-панель → Налаштування → Пошта → тікети): у ньому причина й кількість збережених зображень. Найчастіше: лист понад 10 МБ загалом (пропускається цілком); картинка не PNG/JPG (GIF, WebP тощо не зберігаються — вони названі в описі тікета); вбудована картинка менша за 10 КБ (вважається логотипом підпису й свідомо пропускається).</w:t>
+      </w:r>
+    </w:p>
+    <w:p>
+      <w:pPr>
+        <w:pStyle w:val="BodyText"/>
+      </w:pPr>
+      <w:r>
+        <w:rPr>
+          <w:bCs/>
+          <w:b/>
+        </w:rPr>
+        <w:t xml:space="preserve">Після оновлення сторінка виглядає по-старому або поле пошуку виконавця «подвоїлось».</w:t>
+      </w:r>
+      <w:r>
+        <w:t xml:space="preserve"> </w:t>
+      </w:r>
+      <w:r>
+        <w:t xml:space="preserve">Раніше браузер міг тримати застарілий</w:t>
+      </w:r>
+      <w:r>
+        <w:t xml:space="preserve"> </w:t>
+      </w:r>
+      <w:r>
+        <w:rPr>
+          <w:rStyle w:val="VerbatimChar"/>
+        </w:rPr>
+        <w:t xml:space="preserve">app.css</w:t>
+      </w:r>
+      <w:r>
+        <w:t xml:space="preserve">. Тепер CSS і JS підключаються з версією за часом зміни файлу (</w:t>
+      </w:r>
+      <w:r>
+        <w:rPr>
+          <w:rStyle w:val="VerbatimChar"/>
+        </w:rPr>
+        <w:t xml:space="preserve">?v=…</w:t>
+      </w:r>
+      <w:r>
+        <w:t xml:space="preserve">), тож це трапляється лише якщо оновлено не всі файли — переконайтеся, що скопійовано всю папку</w:t>
+      </w:r>
+      <w:r>
+        <w:t xml:space="preserve"> </w:t>
+      </w:r>
+      <w:r>
+        <w:rPr>
+          <w:rStyle w:val="VerbatimChar"/>
+        </w:rPr>
+        <w:t xml:space="preserve">public/assets/</w:t>
+      </w:r>
+      <w:r>
+        <w:t xml:space="preserve">.</w:t>
+      </w:r>
+    </w:p>
+    <w:p>
+      <w:pPr>
+        <w:pStyle w:val="BodyText"/>
+      </w:pPr>
+      <w:r>
+        <w:rPr>
+          <w:bCs/>
+          <w:b/>
+        </w:rPr>
+        <w:t xml:space="preserve">Сторінка гайда у вікі не оновилась після оновлення системи.</w:t>
+      </w:r>
+      <w:r>
+        <w:t xml:space="preserve"> </w:t>
+      </w:r>
+      <w:r>
+        <w:t xml:space="preserve">Імпорт (</w:t>
+      </w:r>
+      <w:r>
+        <w:rPr>
+          <w:rStyle w:val="VerbatimChar"/>
+        </w:rPr>
+        <w:t xml:space="preserve">bin/import-wiki-docs.php</w:t>
+      </w:r>
+      <w:r>
+        <w:t xml:space="preserve">) не затирає сторінки, які редагували у вікі вручну, — він пише про це в звіті</w:t>
+      </w:r>
+      <w:r>
+        <w:t xml:space="preserve"> </w:t>
+      </w:r>
+      <w:r>
+        <w:rPr>
+          <w:rStyle w:val="VerbatimChar"/>
+        </w:rPr>
+        <w:t xml:space="preserve">update.sh</w:t>
+      </w:r>
+      <w:r>
+        <w:t xml:space="preserve">. Щоб перезаписати свіжою документацією (ваша версія лишиться в історії сторінки):</w:t>
+      </w:r>
+      <w:r>
+        <w:t xml:space="preserve"> </w:t>
+      </w:r>
+      <w:r>
+        <w:rPr>
+          <w:rStyle w:val="VerbatimChar"/>
+        </w:rPr>
+        <w:t xml:space="preserve">php bin/import-wiki-docs.php --force</w:t>
+      </w:r>
+      <w:r>
+        <w:t xml:space="preserve">.</w:t>
+      </w:r>
+    </w:p>
+    <w:p>
+      <w:pPr>
+        <w:pStyle w:val="BodyText"/>
       </w:pPr>
       <w:r>
         <w:rPr>
@@ -5864,7 +7600,7 @@
       <w:pPr>
         <w:numPr>
           <w:ilvl w:val="0"/>
-          <w:numId w:val="1015"/>
+          <w:numId w:val="1016"/>
         </w:numPr>
         <w:pStyle w:val="Compact"/>
       </w:pPr>
@@ -5885,7 +7621,7 @@
       <w:pPr>
         <w:numPr>
           <w:ilvl w:val="0"/>
-          <w:numId w:val="1015"/>
+          <w:numId w:val="1016"/>
         </w:numPr>
         <w:pStyle w:val="Compact"/>
       </w:pPr>
@@ -5906,7 +7642,7 @@
       <w:pPr>
         <w:numPr>
           <w:ilvl w:val="0"/>
-          <w:numId w:val="1015"/>
+          <w:numId w:val="1016"/>
         </w:numPr>
         <w:pStyle w:val="Compact"/>
       </w:pPr>
@@ -6225,6 +7961,9 @@
     <w:abstractNumId w:val="991"/>
   </w:num>
   <w:num w:numId="1007">
+    <w:abstractNumId w:val="991"/>
+  </w:num>
+  <w:num w:numId="1008">
     <w:abstractNumId w:val="99411"/>
     <w:lvlOverride w:ilvl="0">
       <w:startOverride w:val="1"/>
@@ -6254,9 +7993,6 @@
       <w:startOverride w:val="1"/>
     </w:lvlOverride>
   </w:num>
-  <w:num w:numId="1008">
-    <w:abstractNumId w:val="991"/>
-  </w:num>
   <w:num w:numId="1009">
     <w:abstractNumId w:val="991"/>
   </w:num>
@@ -6267,6 +8003,9 @@
     <w:abstractNumId w:val="991"/>
   </w:num>
   <w:num w:numId="1012">
+    <w:abstractNumId w:val="991"/>
+  </w:num>
+  <w:num w:numId="1013">
     <w:abstractNumId w:val="99411"/>
     <w:lvlOverride w:ilvl="0">
       <w:startOverride w:val="1"/>
@@ -6296,13 +8035,13 @@
       <w:startOverride w:val="1"/>
     </w:lvlOverride>
   </w:num>
-  <w:num w:numId="1013">
-    <w:abstractNumId w:val="991"/>
-  </w:num>
   <w:num w:numId="1014">
     <w:abstractNumId w:val="991"/>
   </w:num>
   <w:num w:numId="1015">
+    <w:abstractNumId w:val="991"/>
+  </w:num>
+  <w:num w:numId="1016">
     <w:abstractNumId w:val="991"/>
   </w:num>
 </w:numbering>

--- a/docs/ITSM_System_Documentation.docx
+++ b/docs/ITSM_System_Documentation.docx
@@ -242,6 +242,21 @@
         <w:rPr>
           <w:rStyle w:val="VerbatimChar"/>
         </w:rPr>
+        <w:t xml:space="preserve">unit_admin</w:t>
+      </w:r>
+      <w:r>
+        <w:t xml:space="preserve"> </w:t>
+      </w:r>
+      <w:r>
+        <w:t xml:space="preserve">(«Адміністратор Підрозділу» — повний доступ до даних і користувачів власного підрозділу — AD OU або підрозділ локального користувача, розділ 24 посібника адміністратора: проєкти/задачі/тікети, канбан, Гант, облік часу, черги, CSAT, журнал аудиту й користувачі підрозділу — лише в межах підрозділу),</w:t>
+      </w:r>
+      <w:r>
+        <w:t xml:space="preserve"> </w:t>
+      </w:r>
+      <w:r>
+        <w:rPr>
+          <w:rStyle w:val="VerbatimChar"/>
+        </w:rPr>
         <w:t xml:space="preserve">it_manager</w:t>
       </w:r>
       <w:r>
@@ -308,7 +323,22 @@
         <w:t xml:space="preserve">bin/sync-ad-users.php</w:t>
       </w:r>
       <w:r>
-        <w:t xml:space="preserve">, cron): створення, оновлення, прив’язка до організаційного підрозділу (OU) з DN користувача, роль за відповідністю груп AD ролям, деактивація зниклих з каталогу. Локальні акаунти синхронізація не чіпає ніколи. Підключення налаштовується формою в</w:t>
+        <w:t xml:space="preserve">, cron): створення, оновлення, зіставлення за стабільним</w:t>
+      </w:r>
+      <w:r>
+        <w:t xml:space="preserve"> </w:t>
+      </w:r>
+      <w:r>
+        <w:rPr>
+          <w:rStyle w:val="VerbatimChar"/>
+        </w:rPr>
+        <w:t xml:space="preserve">objectGUID</w:t>
+      </w:r>
+      <w:r>
+        <w:t xml:space="preserve"> </w:t>
+      </w:r>
+      <w:r>
+        <w:t xml:space="preserve">поряд з email (зміна пошти в AD оновлює акаунт, а не створює дубль), прив’язка до організаційного підрозділу (OU) з DN користувача, роль за відповідністю груп AD ролям (її можна закріпити вручну — синхронізація не змінить), деактивація зниклих з каталогу (вручну деактивованого користувача синхронізація не вмикає знову). Локальні акаунти синхронізація не чіпає ніколи. Підключення налаштовується формою в</w:t>
       </w:r>
       <w:r>
         <w:t xml:space="preserve"> </w:t>
@@ -350,7 +380,61 @@
         <w:t xml:space="preserve"> </w:t>
       </w:r>
       <w:r>
-        <w:t xml:space="preserve">(власного LDAP-протоколу, на відміну від IMAP/SMTP, не реалізовано свідомо). Безпарольний SSO (Kerberos/NTLM) не реалізовано — вхід лише формою</w:t>
+        <w:t xml:space="preserve">(власного LDAP-протоколу, на відміну від IMAP/SMTP, не реалізовано свідомо). Безпарольний вхід (SSO, Kerberos) увімкнено окремо: автентифікацію виконує Apache (</w:t>
+      </w:r>
+      <w:r>
+        <w:rPr>
+          <w:rStyle w:val="VerbatimChar"/>
+        </w:rPr>
+        <w:t xml:space="preserve">mod_auth_gssapi</w:t>
+      </w:r>
+      <w:r>
+        <w:t xml:space="preserve">) на адресі</w:t>
+      </w:r>
+      <w:r>
+        <w:t xml:space="preserve"> </w:t>
+      </w:r>
+      <w:r>
+        <w:rPr>
+          <w:rStyle w:val="VerbatimChar"/>
+        </w:rPr>
+        <w:t xml:space="preserve">/sso/login</w:t>
+      </w:r>
+      <w:r>
+        <w:t xml:space="preserve">, застосунок лише зіставляє передане ім’я з AD-користувачем (</w:t>
+      </w:r>
+      <w:r>
+        <w:rPr>
+          <w:rStyle w:val="VerbatimChar"/>
+        </w:rPr>
+        <w:t xml:space="preserve">AD_SSO_ENABLED</w:t>
+      </w:r>
+      <w:r>
+        <w:t xml:space="preserve">,</w:t>
+      </w:r>
+      <w:r>
+        <w:t xml:space="preserve"> </w:t>
+      </w:r>
+      <w:r>
+        <w:rPr>
+          <w:rStyle w:val="VerbatimChar"/>
+        </w:rPr>
+        <w:t xml:space="preserve">AD_SSO_REALM</w:t>
+      </w:r>
+      <w:r>
+        <w:t xml:space="preserve">; налаштування —</w:t>
+      </w:r>
+      <w:r>
+        <w:t xml:space="preserve"> </w:t>
+      </w:r>
+      <w:r>
+        <w:rPr>
+          <w:rStyle w:val="VerbatimChar"/>
+        </w:rPr>
+        <w:t xml:space="preserve">docs/ADMIN_GUIDE.md</w:t>
+      </w:r>
+      <w:r>
+        <w:t xml:space="preserve">, розділ 23); за замовчуванням вимкнено — вхід формою</w:t>
       </w:r>
       <w:r>
         <w:t xml:space="preserve"> </w:t>
@@ -1996,6 +2080,80 @@
       </w:pPr>
       <w:r>
         <w:t xml:space="preserve">Рекомендований порядок за пріоритетом:</w:t>
+      </w:r>
+    </w:p>
+    <w:p>
+      <w:pPr>
+        <w:pStyle w:val="BodyText"/>
+      </w:pPr>
+      <w:r>
+        <w:t xml:space="preserve">Головний пункт плану — безпарольний SSO для Active Directory — реалізовано (див. нижче); подальших пунктів «за пріоритетом» немає.</w:t>
+      </w:r>
+    </w:p>
+    <w:p>
+      <w:pPr>
+        <w:pStyle w:val="BodyText"/>
+      </w:pPr>
+      <w:r>
+        <w:t xml:space="preserve">Додатково варто розглянути (не заплановані окремим епіком, але піднімались під час розробки):</w:t>
+      </w:r>
+      <w:r>
+        <w:t xml:space="preserve"> </w:t>
+      </w:r>
+      <w:r>
+        <w:t xml:space="preserve">- Форум і вікі: відписка від сповіщень по окремій темі, сповіщення про нові теми, позначки «непрочитане», вкладення в повідомленнях форуму, зменшені мініатюри зображень вікі та бібліотеки, формати зображень поза JPG/PNG</w:t>
+      </w:r>
+      <w:r>
+        <w:t xml:space="preserve"> </w:t>
+      </w:r>
+      <w:r>
+        <w:t xml:space="preserve">- Розвиток REST API: ідемпотентні ключі для</w:t>
+      </w:r>
+      <w:r>
+        <w:t xml:space="preserve"> </w:t>
+      </w:r>
+      <w:r>
+        <w:rPr>
+          <w:rStyle w:val="VerbatimChar"/>
+        </w:rPr>
+        <w:t xml:space="preserve">POST</w:t>
+      </w:r>
+      <w:r>
+        <w:t xml:space="preserve">, пагінація на рівні SQL для дуже великих обсягів, завантаження вкладень і видалення (зараз їх немає), права токена на окремі проєкти чи черги, події вебхуків для вкладень і користувачів</w:t>
+      </w:r>
+      <w:r>
+        <w:t xml:space="preserve"> </w:t>
+      </w:r>
+      <w:r>
+        <w:t xml:space="preserve">- Зменшені мініатюри вкладень (зараз сторінка підвантажує повні зображення), перегляд власних вкладень анонімним заявником на сторінці відстеження (зараз їх бачать лише оператори)</w:t>
+      </w:r>
+      <w:r>
+        <w:t xml:space="preserve"> </w:t>
+      </w:r>
+      <w:r>
+        <w:t xml:space="preserve">- Кнопка «Вийти з проєкту» для самого учасника та (за потреби) успадкування доступу підпроєктами: зараз доступ скасовує лише автор, відповідальний чи адміністратор, а кожен підпроєкт має власний перелік учасників</w:t>
+      </w:r>
+      <w:r>
+        <w:t xml:space="preserve"> </w:t>
+      </w:r>
+      <w:r>
+        <w:t xml:space="preserve">- Поле «Видимість» проєкту (публічний/приватний/обмежений) нічого не робить — або прибрати його, або наповнити змістом</w:t>
+      </w:r>
+      <w:r>
+        <w:t xml:space="preserve"> </w:t>
+      </w:r>
+      <w:r>
+        <w:t xml:space="preserve">- Спільне сховище сесій (Redis/БД) для розгортання за балансувальником на кількох серверах</w:t>
+      </w:r>
+    </w:p>
+    <w:bookmarkEnd w:id="24"/>
+    <w:bookmarkStart w:id="25" w:name="вимоги-до-сервера"/>
+    <w:p>
+      <w:pPr>
+        <w:pStyle w:val="Heading2"/>
+      </w:pPr>
+      <w:r>
+        <w:t xml:space="preserve">Вимоги до сервера</w:t>
       </w:r>
     </w:p>
     <w:p>
@@ -2007,17 +2165,472 @@
         <w:pStyle w:val="Compact"/>
       </w:pPr>
       <w:r>
-        <w:rPr>
-          <w:bCs/>
-          <w:b/>
-        </w:rPr>
-        <w:t xml:space="preserve">Безпарольний SSO для Active Directory</w:t>
-      </w:r>
-      <w:r>
-        <w:t xml:space="preserve"> </w:t>
-      </w:r>
-      <w:r>
-        <w:t xml:space="preserve">(Kerberos/NTLM — вхід без форми); зараз вхід AD-користувача лише формою з доменним паролем</w:t>
+        <w:t xml:space="preserve">PHP 8.1+ (розроблено та перевірено на 8.3) з розширенням</w:t>
+      </w:r>
+      <w:r>
+        <w:t xml:space="preserve"> </w:t>
+      </w:r>
+      <w:r>
+        <w:rPr>
+          <w:rStyle w:val="VerbatimChar"/>
+        </w:rPr>
+        <w:t xml:space="preserve">pdo_mysql</w:t>
+      </w:r>
+    </w:p>
+    <w:p>
+      <w:pPr>
+        <w:numPr>
+          <w:ilvl w:val="0"/>
+          <w:numId w:val="1001"/>
+        </w:numPr>
+        <w:pStyle w:val="Compact"/>
+      </w:pPr>
+      <w:r>
+        <w:t xml:space="preserve">MySQL 8.x або MariaDB 10.6+</w:t>
+      </w:r>
+    </w:p>
+    <w:p>
+      <w:pPr>
+        <w:numPr>
+          <w:ilvl w:val="0"/>
+          <w:numId w:val="1001"/>
+        </w:numPr>
+        <w:pStyle w:val="Compact"/>
+      </w:pPr>
+      <w:r>
+        <w:t xml:space="preserve">Apache (з</w:t>
+      </w:r>
+      <w:r>
+        <w:t xml:space="preserve"> </w:t>
+      </w:r>
+      <w:r>
+        <w:rPr>
+          <w:rStyle w:val="VerbatimChar"/>
+        </w:rPr>
+        <w:t xml:space="preserve">mod_php</w:t>
+      </w:r>
+      <w:r>
+        <w:t xml:space="preserve"> </w:t>
+      </w:r>
+      <w:r>
+        <w:t xml:space="preserve">або</w:t>
+      </w:r>
+      <w:r>
+        <w:t xml:space="preserve"> </w:t>
+      </w:r>
+      <w:r>
+        <w:rPr>
+          <w:rStyle w:val="VerbatimChar"/>
+        </w:rPr>
+        <w:t xml:space="preserve">mod_proxy_fcgi</w:t>
+      </w:r>
+      <w:r>
+        <w:t xml:space="preserve">) або Nginx + PHP-FPM</w:t>
+      </w:r>
+    </w:p>
+    <w:p>
+      <w:pPr>
+        <w:numPr>
+          <w:ilvl w:val="0"/>
+          <w:numId w:val="1001"/>
+        </w:numPr>
+        <w:pStyle w:val="Compact"/>
+      </w:pPr>
+      <w:r>
+        <w:t xml:space="preserve">Контейнеризація не використовується (класичне розгортання на ОС)</w:t>
+      </w:r>
+    </w:p>
+    <w:p>
+      <w:pPr>
+        <w:numPr>
+          <w:ilvl w:val="0"/>
+          <w:numId w:val="1001"/>
+        </w:numPr>
+        <w:pStyle w:val="Compact"/>
+      </w:pPr>
+      <w:r>
+        <w:t xml:space="preserve">Для email-to-ticket (необов’язково): доступ сервера до IMAP-скриньки, розширення</w:t>
+      </w:r>
+      <w:r>
+        <w:t xml:space="preserve"> </w:t>
+      </w:r>
+      <w:r>
+        <w:rPr>
+          <w:rStyle w:val="VerbatimChar"/>
+        </w:rPr>
+        <w:t xml:space="preserve">openssl</w:t>
+      </w:r>
+      <w:r>
+        <w:t xml:space="preserve"> </w:t>
+      </w:r>
+      <w:r>
+        <w:t xml:space="preserve">(для SSL/STARTTLS) і</w:t>
+      </w:r>
+      <w:r>
+        <w:t xml:space="preserve"> </w:t>
+      </w:r>
+      <w:r>
+        <w:rPr>
+          <w:rStyle w:val="VerbatimChar"/>
+        </w:rPr>
+        <w:t xml:space="preserve">cron</w:t>
+      </w:r>
+      <w:r>
+        <w:t xml:space="preserve"> </w:t>
+      </w:r>
+      <w:r>
+        <w:t xml:space="preserve">для</w:t>
+      </w:r>
+      <w:r>
+        <w:t xml:space="preserve"> </w:t>
+      </w:r>
+      <w:r>
+        <w:rPr>
+          <w:rStyle w:val="VerbatimChar"/>
+        </w:rPr>
+        <w:t xml:space="preserve">bin/fetch-mail.php</w:t>
+      </w:r>
+    </w:p>
+    <w:p>
+      <w:pPr>
+        <w:numPr>
+          <w:ilvl w:val="0"/>
+          <w:numId w:val="1001"/>
+        </w:numPr>
+        <w:pStyle w:val="Compact"/>
+      </w:pPr>
+      <w:r>
+        <w:t xml:space="preserve">Для автовідповіді та email-сповіщень (необов’язково, потребує вже налаштованого email-to-ticket): доступ сервера до SMTP-сервера (може бути той самий, що й для IMAP) і</w:t>
+      </w:r>
+      <w:r>
+        <w:t xml:space="preserve"> </w:t>
+      </w:r>
+      <w:r>
+        <w:rPr>
+          <w:rStyle w:val="VerbatimChar"/>
+        </w:rPr>
+        <w:t xml:space="preserve">cron</w:t>
+      </w:r>
+      <w:r>
+        <w:t xml:space="preserve"> </w:t>
+      </w:r>
+      <w:r>
+        <w:t xml:space="preserve">для</w:t>
+      </w:r>
+      <w:r>
+        <w:t xml:space="preserve"> </w:t>
+      </w:r>
+      <w:r>
+        <w:rPr>
+          <w:rStyle w:val="VerbatimChar"/>
+        </w:rPr>
+        <w:t xml:space="preserve">bin/send-reminders.php</w:t>
+      </w:r>
+      <w:r>
+        <w:t xml:space="preserve"> </w:t>
+      </w:r>
+      <w:r>
+        <w:t xml:space="preserve">(нагадування про термін)</w:t>
+      </w:r>
+    </w:p>
+    <w:p>
+      <w:pPr>
+        <w:numPr>
+          <w:ilvl w:val="0"/>
+          <w:numId w:val="1001"/>
+        </w:numPr>
+        <w:pStyle w:val="Compact"/>
+      </w:pPr>
+      <w:r>
+        <w:t xml:space="preserve">Для вкладень: каталог</w:t>
+      </w:r>
+      <w:r>
+        <w:t xml:space="preserve"> </w:t>
+      </w:r>
+      <w:r>
+        <w:rPr>
+          <w:rStyle w:val="VerbatimChar"/>
+        </w:rPr>
+        <w:t xml:space="preserve">storage/uploads</w:t>
+      </w:r>
+      <w:r>
+        <w:t xml:space="preserve"> </w:t>
+      </w:r>
+      <w:r>
+        <w:t xml:space="preserve">з правом запису для веб-сервера та PHP-параметри</w:t>
+      </w:r>
+      <w:r>
+        <w:t xml:space="preserve"> </w:t>
+      </w:r>
+      <w:r>
+        <w:rPr>
+          <w:rStyle w:val="VerbatimChar"/>
+        </w:rPr>
+        <w:t xml:space="preserve">upload_max_filesize</w:t>
+      </w:r>
+      <w:r>
+        <w:t xml:space="preserve"> </w:t>
+      </w:r>
+      <w:r>
+        <w:t xml:space="preserve">і</w:t>
+      </w:r>
+      <w:r>
+        <w:t xml:space="preserve"> </w:t>
+      </w:r>
+      <w:r>
+        <w:rPr>
+          <w:rStyle w:val="VerbatimChar"/>
+        </w:rPr>
+        <w:t xml:space="preserve">post_max_size</w:t>
+      </w:r>
+      <w:r>
+        <w:t xml:space="preserve">, не менші за потрібний ліміт файлу.</w:t>
+      </w:r>
+      <w:r>
+        <w:t xml:space="preserve"> </w:t>
+      </w:r>
+      <w:r>
+        <w:rPr>
+          <w:bCs/>
+          <w:b/>
+        </w:rPr>
+        <w:t xml:space="preserve">За замовчуванням PHP дозволяє лише 2 МБ на файл</w:t>
+      </w:r>
+      <w:r>
+        <w:t xml:space="preserve"> </w:t>
+      </w:r>
+      <w:r>
+        <w:t xml:space="preserve">— щоб приймати до 10 МБ, збільште обидва в</w:t>
+      </w:r>
+      <w:r>
+        <w:t xml:space="preserve"> </w:t>
+      </w:r>
+      <w:r>
+        <w:rPr>
+          <w:rStyle w:val="VerbatimChar"/>
+        </w:rPr>
+        <w:t xml:space="preserve">php.ini</w:t>
+      </w:r>
+      <w:r>
+        <w:t xml:space="preserve"> </w:t>
+      </w:r>
+      <w:r>
+        <w:t xml:space="preserve">вашого PHP-FPM/Apache і перезапустіть його (</w:t>
+      </w:r>
+      <w:r>
+        <w:rPr>
+          <w:rStyle w:val="VerbatimChar"/>
+        </w:rPr>
+        <w:t xml:space="preserve">update.sh</w:t>
+      </w:r>
+      <w:r>
+        <w:t xml:space="preserve"> </w:t>
+      </w:r>
+      <w:r>
+        <w:t xml:space="preserve">і</w:t>
+      </w:r>
+      <w:r>
+        <w:t xml:space="preserve"> </w:t>
+      </w:r>
+      <w:r>
+        <w:rPr>
+          <w:rStyle w:val="VerbatimChar"/>
+        </w:rPr>
+        <w:t xml:space="preserve">install.sh</w:t>
+      </w:r>
+      <w:r>
+        <w:t xml:space="preserve"> </w:t>
+      </w:r>
+      <w:r>
+        <w:t xml:space="preserve">показують поточні значення). Розширення</w:t>
+      </w:r>
+      <w:r>
+        <w:t xml:space="preserve"> </w:t>
+      </w:r>
+      <w:r>
+        <w:rPr>
+          <w:rStyle w:val="VerbatimChar"/>
+        </w:rPr>
+        <w:t xml:space="preserve">fileinfo</w:t>
+      </w:r>
+      <w:r>
+        <w:t xml:space="preserve"> </w:t>
+      </w:r>
+      <w:r>
+        <w:t xml:space="preserve">і GD для вкладень</w:t>
+      </w:r>
+      <w:r>
+        <w:t xml:space="preserve"> </w:t>
+      </w:r>
+      <w:r>
+        <w:rPr>
+          <w:bCs/>
+          <w:b/>
+        </w:rPr>
+        <w:t xml:space="preserve">не потрібні</w:t>
+      </w:r>
+      <w:r>
+        <w:t xml:space="preserve">. Ті самі каталог і PHP-ліміти використовують бібліотека документів (до 25 МБ на файл,</w:t>
+      </w:r>
+      <w:r>
+        <w:t xml:space="preserve"> </w:t>
+      </w:r>
+      <w:r>
+        <w:rPr>
+          <w:rStyle w:val="VerbatimChar"/>
+        </w:rPr>
+        <w:t xml:space="preserve">LIBRARY_MAX_MB</w:t>
+      </w:r>
+      <w:r>
+        <w:t xml:space="preserve">) і вкладення вікі; розширення PHP</w:t>
+      </w:r>
+      <w:r>
+        <w:t xml:space="preserve"> </w:t>
+      </w:r>
+      <w:r>
+        <w:rPr>
+          <w:rStyle w:val="VerbatimChar"/>
+        </w:rPr>
+        <w:t xml:space="preserve">zip</w:t>
+      </w:r>
+      <w:r>
+        <w:t xml:space="preserve"> </w:t>
+      </w:r>
+      <w:r>
+        <w:t xml:space="preserve">не потрібне (структуру docx/xlsx/pptx/odt система перевіряє сама)</w:t>
+      </w:r>
+    </w:p>
+    <w:p>
+      <w:pPr>
+        <w:numPr>
+          <w:ilvl w:val="0"/>
+          <w:numId w:val="1001"/>
+        </w:numPr>
+        <w:pStyle w:val="Compact"/>
+      </w:pPr>
+      <w:r>
+        <w:t xml:space="preserve">Для вебхуків: cron щохвилини —</w:t>
+      </w:r>
+      <w:r>
+        <w:t xml:space="preserve"> </w:t>
+      </w:r>
+      <w:r>
+        <w:rPr>
+          <w:rStyle w:val="VerbatimChar"/>
+        </w:rPr>
+        <w:t xml:space="preserve">php /шлях/до/itsm-system/bin/deliver-webhooks.php</w:t>
+      </w:r>
+      <w:r>
+        <w:t xml:space="preserve"> </w:t>
+      </w:r>
+      <w:r>
+        <w:t xml:space="preserve">(виконує повтори невдалих доставок; на Apache з</w:t>
+      </w:r>
+      <w:r>
+        <w:t xml:space="preserve"> </w:t>
+      </w:r>
+      <w:r>
+        <w:rPr>
+          <w:rStyle w:val="VerbatimChar"/>
+        </w:rPr>
+        <w:t xml:space="preserve">mod_php</w:t>
+      </w:r>
+      <w:r>
+        <w:t xml:space="preserve">, без PHP-FPM, потрібен і для самих нових подій). Для REST API на Apache із PHP-FPM потрібне правило пересилання заголовка</w:t>
+      </w:r>
+      <w:r>
+        <w:t xml:space="preserve"> </w:t>
+      </w:r>
+      <w:r>
+        <w:rPr>
+          <w:rStyle w:val="VerbatimChar"/>
+        </w:rPr>
+        <w:t xml:space="preserve">Authorization</w:t>
+      </w:r>
+      <w:r>
+        <w:t xml:space="preserve"> </w:t>
+      </w:r>
+      <w:r>
+        <w:t xml:space="preserve">— воно вже є в</w:t>
+      </w:r>
+      <w:r>
+        <w:t xml:space="preserve"> </w:t>
+      </w:r>
+      <w:r>
+        <w:rPr>
+          <w:rStyle w:val="VerbatimChar"/>
+        </w:rPr>
+        <w:t xml:space="preserve">public/.htaccess</w:t>
+      </w:r>
+    </w:p>
+    <w:p>
+      <w:pPr>
+        <w:numPr>
+          <w:ilvl w:val="0"/>
+          <w:numId w:val="1001"/>
+        </w:numPr>
+        <w:pStyle w:val="Compact"/>
+      </w:pPr>
+      <w:r>
+        <w:t xml:space="preserve">Для Active Directory (необов’язково): розширення PHP</w:t>
+      </w:r>
+      <w:r>
+        <w:t xml:space="preserve"> </w:t>
+      </w:r>
+      <w:r>
+        <w:rPr>
+          <w:rStyle w:val="VerbatimChar"/>
+        </w:rPr>
+        <w:t xml:space="preserve">ldap</w:t>
+      </w:r>
+      <w:r>
+        <w:t xml:space="preserve"> </w:t>
+      </w:r>
+      <w:r>
+        <w:t xml:space="preserve">(</w:t>
+      </w:r>
+      <w:r>
+        <w:rPr>
+          <w:rStyle w:val="VerbatimChar"/>
+        </w:rPr>
+        <w:t xml:space="preserve">apt install php-ldap</w:t>
+      </w:r>
+      <w:r>
+        <w:t xml:space="preserve">), доступ сервера до контролера домену (порт 389 або 636) і</w:t>
+      </w:r>
+      <w:r>
+        <w:t xml:space="preserve"> </w:t>
+      </w:r>
+      <w:r>
+        <w:rPr>
+          <w:rStyle w:val="VerbatimChar"/>
+        </w:rPr>
+        <w:t xml:space="preserve">cron</w:t>
+      </w:r>
+      <w:r>
+        <w:t xml:space="preserve"> </w:t>
+      </w:r>
+      <w:r>
+        <w:t xml:space="preserve">для</w:t>
+      </w:r>
+      <w:r>
+        <w:t xml:space="preserve"> </w:t>
+      </w:r>
+      <w:r>
+        <w:rPr>
+          <w:rStyle w:val="VerbatimChar"/>
+        </w:rPr>
+        <w:t xml:space="preserve">bin/sync-ad-users.php</w:t>
+      </w:r>
+    </w:p>
+    <w:bookmarkEnd w:id="25"/>
+    <w:bookmarkStart w:id="26" w:name="оновлення-вже-розгорнутої-системи"/>
+    <w:p>
+      <w:pPr>
+        <w:pStyle w:val="Heading2"/>
+      </w:pPr>
+      <w:r>
+        <w:t xml:space="preserve">Оновлення вже розгорнутої системи</w:t>
       </w:r>
     </w:p>
     <w:p>
@@ -2025,73 +2638,38 @@
         <w:pStyle w:val="FirstParagraph"/>
       </w:pPr>
       <w:r>
-        <w:t xml:space="preserve">Додатково варто розглянути (не заплановані окремим епіком, але піднімались під час розробки):</w:t>
-      </w:r>
-      <w:r>
-        <w:t xml:space="preserve"> </w:t>
-      </w:r>
-      <w:r>
-        <w:t xml:space="preserve">- Форум і вікі: відписка від сповіщень по окремій темі, сповіщення про нові теми, позначки «непрочитане», вкладення в повідомленнях форуму, зменшені мініатюри зображень вікі та бібліотеки, формати зображень поза JPG/PNG</w:t>
-      </w:r>
-      <w:r>
-        <w:t xml:space="preserve"> </w:t>
-      </w:r>
-      <w:r>
-        <w:t xml:space="preserve">- Розвиток REST API: ідемпотентні ключі для</w:t>
-      </w:r>
-      <w:r>
-        <w:t xml:space="preserve"> </w:t>
-      </w:r>
-      <w:r>
-        <w:rPr>
-          <w:rStyle w:val="VerbatimChar"/>
-        </w:rPr>
-        <w:t xml:space="preserve">POST</w:t>
-      </w:r>
-      <w:r>
-        <w:t xml:space="preserve">, пагінація на рівні SQL для дуже великих обсягів, завантаження вкладень і видалення (зараз їх немає), права токена на окремі проєкти чи черги, події вебхуків для вкладень і користувачів</w:t>
-      </w:r>
-      <w:r>
-        <w:t xml:space="preserve"> </w:t>
-      </w:r>
-      <w:r>
-        <w:t xml:space="preserve">- Прив’язка AD-користувачів за стабільним ідентифікатором (</w:t>
-      </w:r>
-      <w:r>
-        <w:rPr>
-          <w:rStyle w:val="VerbatimChar"/>
-        </w:rPr>
-        <w:t xml:space="preserve">objectGUID</w:t>
-      </w:r>
-      <w:r>
-        <w:t xml:space="preserve">) замість email: зараз, якщо AD змінить людині email, наступна синхронізація створить новий обліковий запис замість оновлення старого</w:t>
-      </w:r>
-      <w:r>
-        <w:t xml:space="preserve"> </w:t>
-      </w:r>
-      <w:r>
-        <w:t xml:space="preserve">- Дозвіл ручного перевизначення ролі чи деактивації AD-користувача, яке синхронізація не скасовує (зараз вона щоразу виставляє роль за групами AD і повторно активує користувача, що ще є в каталозі)</w:t>
-      </w:r>
-      <w:r>
-        <w:t xml:space="preserve"> </w:t>
-      </w:r>
-      <w:r>
-        <w:t xml:space="preserve">- LDAPS і нестандартний порт у формі</w:t>
-      </w:r>
-      <w:r>
-        <w:t xml:space="preserve"> </w:t>
-      </w:r>
-      <w:r>
-        <w:rPr>
-          <w:rStyle w:val="VerbatimChar"/>
-        </w:rPr>
-        <w:t xml:space="preserve">/admin/ad</w:t>
-      </w:r>
-      <w:r>
-        <w:t xml:space="preserve"> </w:t>
-      </w:r>
-      <w:r>
-        <w:t xml:space="preserve">(зараз — лише вручну в</w:t>
+        <w:t xml:space="preserve">Якщо система вже встановлена і потрібно лише накотити нові файли/виправлення, використовуйте</w:t>
+      </w:r>
+      <w:r>
+        <w:t xml:space="preserve"> </w:t>
+      </w:r>
+      <w:r>
+        <w:rPr>
+          <w:rStyle w:val="VerbatimChar"/>
+        </w:rPr>
+        <w:t xml:space="preserve">update.sh</w:t>
+      </w:r>
+      <w:r>
+        <w:t xml:space="preserve"> </w:t>
+      </w:r>
+      <w:r>
+        <w:t xml:space="preserve">— окремий скрипт, який</w:t>
+      </w:r>
+      <w:r>
+        <w:t xml:space="preserve"> </w:t>
+      </w:r>
+      <w:r>
+        <w:rPr>
+          <w:bCs/>
+          <w:b/>
+        </w:rPr>
+        <w:t xml:space="preserve">не питає пароль БД повторно</w:t>
+      </w:r>
+      <w:r>
+        <w:t xml:space="preserve"> </w:t>
+      </w:r>
+      <w:r>
+        <w:t xml:space="preserve">(читає його з вашого існуючого</w:t>
       </w:r>
       <w:r>
         <w:t xml:space="preserve"> </w:t>
@@ -2103,41 +2681,600 @@
         <w:t xml:space="preserve">.env</w:t>
       </w:r>
       <w:r>
-        <w:t xml:space="preserve">; форма розрахована на STARTTLS/без шифрування, порт 389)</w:t>
-      </w:r>
-      <w:r>
-        <w:t xml:space="preserve"> </w:t>
-      </w:r>
-      <w:r>
-        <w:t xml:space="preserve">- Зменшені мініатюри вкладень (зараз сторінка підвантажує повні зображення), перегляд власних вкладень анонімним заявником на сторінці відстеження (зараз їх бачать лише оператори)</w:t>
-      </w:r>
-      <w:r>
-        <w:t xml:space="preserve"> </w:t>
-      </w:r>
-      <w:r>
-        <w:t xml:space="preserve">- Кнопка «Вийти з проєкту» для самого учасника та (за потреби) успадкування доступу підпроєктами: зараз доступ скасовує лише автор, відповідальний чи адміністратор, а кожен підпроєкт має власний перелік учасників</w:t>
-      </w:r>
-      <w:r>
-        <w:t xml:space="preserve"> </w:t>
-      </w:r>
-      <w:r>
-        <w:t xml:space="preserve">- Поле «Видимість» проєкту (публічний/приватний/обмежений) нічого не робить — або прибрати його, або наповнити змістом</w:t>
-      </w:r>
-      <w:r>
-        <w:t xml:space="preserve"> </w:t>
-      </w:r>
-      <w:r>
-        <w:t xml:space="preserve">- Спільне сховище сесій (Redis/БД) для розгортання за балансувальником на кількох серверах</w:t>
-      </w:r>
-    </w:p>
-    <w:bookmarkEnd w:id="24"/>
-    <w:bookmarkStart w:id="25" w:name="вимоги-до-сервера"/>
+        <w:t xml:space="preserve">):</w:t>
+      </w:r>
+    </w:p>
+    <w:p>
+      <w:pPr>
+        <w:pStyle w:val="SourceCode"/>
+      </w:pPr>
+      <w:r>
+        <w:rPr>
+          <w:rStyle w:val="CommentTok"/>
+        </w:rPr>
+        <w:t xml:space="preserve"># 1. Скопіюйте оновлені файли поверх старих (окрім .env — його не чіпайте)</w:t>
+      </w:r>
+      <w:r>
+        <w:br/>
+      </w:r>
+      <w:r>
+        <w:rPr>
+          <w:rStyle w:val="CommentTok"/>
+        </w:rPr>
+        <w:t xml:space="preserve"># 2. Потім одна команда:</w:t>
+      </w:r>
+      <w:r>
+        <w:br/>
+      </w:r>
+      <w:r>
+        <w:rPr>
+          <w:rStyle w:val="FunctionTok"/>
+        </w:rPr>
+        <w:t xml:space="preserve">sudo</w:t>
+      </w:r>
+      <w:r>
+        <w:rPr>
+          <w:rStyle w:val="NormalTok"/>
+        </w:rPr>
+        <w:t xml:space="preserve"> bash update.sh</w:t>
+      </w:r>
+    </w:p>
+    <w:p>
+      <w:pPr>
+        <w:pStyle w:val="FirstParagraph"/>
+      </w:pPr>
+      <w:r>
+        <w:t xml:space="preserve">Скрипт послідовно перевіряє й, за потреби, виправляє: кодування кирилиці, колонку «відповідальний за проєкт», колонку «дата початку задачі», таблицю етапів дорожньої карти, індекси для звітів обліку часу й журналу аудиту, таблицю/колонки для блокування входу, колонку прив’язки тікета до проєкту, колонку токена доступу для порталу самообслуговування, унікальність SLA-нормативу на чергу, таблицю журналу обробки пошти, налаштування автовідповіді заявнику, таблицю нагадувань про термін, гранульовані перемикачі email-сповіщень, колонку автопризначення оператора для черги, колонки й таблицю для Active Directory (AD-логін, OU, відповідність груп ролям), таблицю вкладень та директорію</w:t>
+      </w:r>
+      <w:r>
+        <w:t xml:space="preserve"> </w:t>
+      </w:r>
+      <w:r>
+        <w:rPr>
+          <w:rStyle w:val="VerbatimChar"/>
+        </w:rPr>
+        <w:t xml:space="preserve">storage/uploads</w:t>
+      </w:r>
+      <w:r>
+        <w:t xml:space="preserve"> </w:t>
+      </w:r>
+      <w:r>
+        <w:t xml:space="preserve">(з правами 660/770 для завантажених файлів), колонку джерела вкладення, таблиці вікі разом із завантаженням у неї гайдів з</w:t>
+      </w:r>
+      <w:r>
+        <w:t xml:space="preserve"> </w:t>
+      </w:r>
+      <w:r>
+        <w:rPr>
+          <w:rStyle w:val="VerbatimChar"/>
+        </w:rPr>
+        <w:t xml:space="preserve">docs/</w:t>
+      </w:r>
+      <w:r>
+        <w:t xml:space="preserve">, таблицю учасників проєктів, таблиці REST API й вебхуків (API за замовчуванням вимкнене), таблицю лічильників обмеження частоти запитів, таблиці бібліотеки документів і форуму, колонку батьківської сторінки й таблицю вкладень вікі, каталог</w:t>
+      </w:r>
+      <w:r>
+        <w:t xml:space="preserve"> </w:t>
+      </w:r>
+      <w:r>
+        <w:rPr>
+          <w:rStyle w:val="VerbatimChar"/>
+        </w:rPr>
+        <w:t xml:space="preserve">storage/logs</w:t>
+      </w:r>
+      <w:r>
+        <w:t xml:space="preserve"> </w:t>
+      </w:r>
+      <w:r>
+        <w:t xml:space="preserve">для журналу помилок, застарілий кеш шрифтів PDF-звітів, і насамкінець — права доступу до файлів. Безпечний для повторного запуску — якщо виправляти нічого, просто про це повідомить.</w:t>
+      </w:r>
+    </w:p>
+    <w:bookmarkEnd w:id="26"/>
+    <w:bookmarkStart w:id="29" w:name="розгортання-первинна-інсталяція"/>
     <w:p>
       <w:pPr>
         <w:pStyle w:val="Heading2"/>
       </w:pPr>
       <w:r>
-        <w:t xml:space="preserve">Вимоги до сервера</w:t>
+        <w:t xml:space="preserve">Розгортання (первинна інсталяція)</w:t>
+      </w:r>
+    </w:p>
+    <w:bookmarkStart w:id="27" w:name="X56337b1e07a00615f4c5c5480ea6a861fe714a7"/>
+    <w:p>
+      <w:pPr>
+        <w:pStyle w:val="Heading3"/>
+      </w:pPr>
+      <w:r>
+        <w:t xml:space="preserve">Варіант А — автоматична інсталяція (рекомендовано)</w:t>
+      </w:r>
+    </w:p>
+    <w:p>
+      <w:pPr>
+        <w:pStyle w:val="FirstParagraph"/>
+      </w:pPr>
+      <w:r>
+        <w:t xml:space="preserve">Скрипт</w:t>
+      </w:r>
+      <w:r>
+        <w:t xml:space="preserve"> </w:t>
+      </w:r>
+      <w:r>
+        <w:rPr>
+          <w:rStyle w:val="VerbatimChar"/>
+        </w:rPr>
+        <w:t xml:space="preserve">install.sh</w:t>
+      </w:r>
+      <w:r>
+        <w:t xml:space="preserve"> </w:t>
+      </w:r>
+      <w:r>
+        <w:t xml:space="preserve">перевіряє всі залежності, створює БД і користувача, застосовує схему та генерує</w:t>
+      </w:r>
+      <w:r>
+        <w:t xml:space="preserve"> </w:t>
+      </w:r>
+      <w:r>
+        <w:rPr>
+          <w:rStyle w:val="VerbatimChar"/>
+        </w:rPr>
+        <w:t xml:space="preserve">.env</w:t>
+      </w:r>
+      <w:r>
+        <w:t xml:space="preserve">:</w:t>
+      </w:r>
+    </w:p>
+    <w:p>
+      <w:pPr>
+        <w:pStyle w:val="SourceCode"/>
+      </w:pPr>
+      <w:r>
+        <w:rPr>
+          <w:rStyle w:val="FunctionTok"/>
+        </w:rPr>
+        <w:t xml:space="preserve">chmod</w:t>
+      </w:r>
+      <w:r>
+        <w:rPr>
+          <w:rStyle w:val="NormalTok"/>
+        </w:rPr>
+        <w:t xml:space="preserve"> +x install.sh</w:t>
+      </w:r>
+      <w:r>
+        <w:br/>
+      </w:r>
+      <w:r>
+        <w:br/>
+      </w:r>
+      <w:r>
+        <w:rPr>
+          <w:rStyle w:val="CommentTok"/>
+        </w:rPr>
+        <w:t xml:space="preserve"># Спершу — тільки перевірка, без жодних змін у системі:</w:t>
+      </w:r>
+      <w:r>
+        <w:br/>
+      </w:r>
+      <w:r>
+        <w:rPr>
+          <w:rStyle w:val="ExtensionTok"/>
+        </w:rPr>
+        <w:t xml:space="preserve">./install.sh</w:t>
+      </w:r>
+      <w:r>
+        <w:rPr>
+          <w:rStyle w:val="NormalTok"/>
+        </w:rPr>
+        <w:t xml:space="preserve"> </w:t>
+      </w:r>
+      <w:r>
+        <w:rPr>
+          <w:rStyle w:val="AttributeTok"/>
+        </w:rPr>
+        <w:t xml:space="preserve">--check-only</w:t>
+      </w:r>
+      <w:r>
+        <w:br/>
+      </w:r>
+      <w:r>
+        <w:br/>
+      </w:r>
+      <w:r>
+        <w:rPr>
+          <w:rStyle w:val="CommentTok"/>
+        </w:rPr>
+        <w:t xml:space="preserve"># Повна інсталяція:</w:t>
+      </w:r>
+      <w:r>
+        <w:br/>
+      </w:r>
+      <w:r>
+        <w:rPr>
+          <w:rStyle w:val="FunctionTok"/>
+        </w:rPr>
+        <w:t xml:space="preserve">sudo</w:t>
+      </w:r>
+      <w:r>
+        <w:rPr>
+          <w:rStyle w:val="NormalTok"/>
+        </w:rPr>
+        <w:t xml:space="preserve"> ./install.sh</w:t>
+      </w:r>
+      <w:r>
+        <w:br/>
+      </w:r>
+      <w:r>
+        <w:br/>
+      </w:r>
+      <w:r>
+        <w:rPr>
+          <w:rStyle w:val="CommentTok"/>
+        </w:rPr>
+        <w:t xml:space="preserve"># Якщо БД уже створена і потрібна лише перевірка середовища:</w:t>
+      </w:r>
+      <w:r>
+        <w:br/>
+      </w:r>
+      <w:r>
+        <w:rPr>
+          <w:rStyle w:val="FunctionTok"/>
+        </w:rPr>
+        <w:t xml:space="preserve">sudo</w:t>
+      </w:r>
+      <w:r>
+        <w:rPr>
+          <w:rStyle w:val="NormalTok"/>
+        </w:rPr>
+        <w:t xml:space="preserve"> ./install.sh </w:t>
+      </w:r>
+      <w:r>
+        <w:rPr>
+          <w:rStyle w:val="AttributeTok"/>
+        </w:rPr>
+        <w:t xml:space="preserve">--skip-db</w:t>
+      </w:r>
+    </w:p>
+    <w:p>
+      <w:pPr>
+        <w:pStyle w:val="FirstParagraph"/>
+      </w:pPr>
+      <w:r>
+        <w:t xml:space="preserve">Що перевіряє скрипт:</w:t>
+      </w:r>
+      <w:r>
+        <w:t xml:space="preserve"> </w:t>
+      </w:r>
+      <w:r>
+        <w:t xml:space="preserve">- версію PHP (мінімум 8.1) та обов’язкові розширення (</w:t>
+      </w:r>
+      <w:r>
+        <w:rPr>
+          <w:rStyle w:val="VerbatimChar"/>
+        </w:rPr>
+        <w:t xml:space="preserve">pdo</w:t>
+      </w:r>
+      <w:r>
+        <w:t xml:space="preserve">,</w:t>
+      </w:r>
+      <w:r>
+        <w:t xml:space="preserve"> </w:t>
+      </w:r>
+      <w:r>
+        <w:rPr>
+          <w:rStyle w:val="VerbatimChar"/>
+        </w:rPr>
+        <w:t xml:space="preserve">pdo_mysql</w:t>
+      </w:r>
+      <w:r>
+        <w:t xml:space="preserve">,</w:t>
+      </w:r>
+      <w:r>
+        <w:t xml:space="preserve"> </w:t>
+      </w:r>
+      <w:r>
+        <w:rPr>
+          <w:rStyle w:val="VerbatimChar"/>
+        </w:rPr>
+        <w:t xml:space="preserve">mbstring</w:t>
+      </w:r>
+      <w:r>
+        <w:t xml:space="preserve">,</w:t>
+      </w:r>
+      <w:r>
+        <w:t xml:space="preserve"> </w:t>
+      </w:r>
+      <w:r>
+        <w:rPr>
+          <w:rStyle w:val="VerbatimChar"/>
+        </w:rPr>
+        <w:t xml:space="preserve">json</w:t>
+      </w:r>
+      <w:r>
+        <w:t xml:space="preserve">,</w:t>
+      </w:r>
+      <w:r>
+        <w:t xml:space="preserve"> </w:t>
+      </w:r>
+      <w:r>
+        <w:rPr>
+          <w:rStyle w:val="VerbatimChar"/>
+        </w:rPr>
+        <w:t xml:space="preserve">session</w:t>
+      </w:r>
+      <w:r>
+        <w:t xml:space="preserve">);</w:t>
+      </w:r>
+      <w:r>
+        <w:t xml:space="preserve"> </w:t>
+      </w:r>
+      <w:r>
+        <w:t xml:space="preserve">- опційні розширення (</w:t>
+      </w:r>
+      <w:r>
+        <w:rPr>
+          <w:rStyle w:val="VerbatimChar"/>
+        </w:rPr>
+        <w:t xml:space="preserve">ldap</w:t>
+      </w:r>
+      <w:r>
+        <w:t xml:space="preserve"> </w:t>
+      </w:r>
+      <w:r>
+        <w:t xml:space="preserve">для AD-інтеграції,</w:t>
+      </w:r>
+      <w:r>
+        <w:t xml:space="preserve"> </w:t>
+      </w:r>
+      <w:r>
+        <w:rPr>
+          <w:rStyle w:val="VerbatimChar"/>
+        </w:rPr>
+        <w:t xml:space="preserve">openssl</w:t>
+      </w:r>
+      <w:r>
+        <w:t xml:space="preserve"> </w:t>
+      </w:r>
+      <w:r>
+        <w:t xml:space="preserve">та</w:t>
+      </w:r>
+      <w:r>
+        <w:t xml:space="preserve"> </w:t>
+      </w:r>
+      <w:r>
+        <w:rPr>
+          <w:rStyle w:val="VerbatimChar"/>
+        </w:rPr>
+        <w:t xml:space="preserve">iconv</w:t>
+      </w:r>
+      <w:r>
+        <w:t xml:space="preserve"> </w:t>
+      </w:r>
+      <w:r>
+        <w:t xml:space="preserve">для пошти) — попередження, не помилка;</w:t>
+      </w:r>
+      <w:r>
+        <w:t xml:space="preserve"> </w:t>
+      </w:r>
+      <w:r>
+        <w:t xml:space="preserve">- поточні</w:t>
+      </w:r>
+      <w:r>
+        <w:t xml:space="preserve"> </w:t>
+      </w:r>
+      <w:r>
+        <w:rPr>
+          <w:rStyle w:val="VerbatimChar"/>
+        </w:rPr>
+        <w:t xml:space="preserve">upload_max_filesize</w:t>
+      </w:r>
+      <w:r>
+        <w:t xml:space="preserve"> </w:t>
+      </w:r>
+      <w:r>
+        <w:t xml:space="preserve">і</w:t>
+      </w:r>
+      <w:r>
+        <w:t xml:space="preserve"> </w:t>
+      </w:r>
+      <w:r>
+        <w:rPr>
+          <w:rStyle w:val="VerbatimChar"/>
+        </w:rPr>
+        <w:t xml:space="preserve">post_max_size</w:t>
+      </w:r>
+      <w:r>
+        <w:t xml:space="preserve"> </w:t>
+      </w:r>
+      <w:r>
+        <w:t xml:space="preserve">PHP — це стеля розміру вкладень (CLI-налаштування можуть відрізнятися від PHP-FPM/Apache, тому це орієнтир);</w:t>
+      </w:r>
+      <w:r>
+        <w:t xml:space="preserve"> </w:t>
+      </w:r>
+      <w:r>
+        <w:t xml:space="preserve">- наявність і доступність MySQL/MariaDB;</w:t>
+      </w:r>
+      <w:r>
+        <w:t xml:space="preserve"> </w:t>
+      </w:r>
+      <w:r>
+        <w:t xml:space="preserve">- наявність веб-сервера (Nginx + PHP-FPM або Apache);</w:t>
+      </w:r>
+      <w:r>
+        <w:t xml:space="preserve"> </w:t>
+      </w:r>
+      <w:r>
+        <w:t xml:space="preserve">- цілісність структури проєкту та синтаксис усіх PHP-файлів;</w:t>
+      </w:r>
+      <w:r>
+        <w:t xml:space="preserve"> </w:t>
+      </w:r>
+      <w:r>
+        <w:t xml:space="preserve">-</w:t>
+      </w:r>
+      <w:r>
+        <w:t xml:space="preserve"> </w:t>
+      </w:r>
+      <w:r>
+        <w:rPr>
+          <w:bCs/>
+          <w:b/>
+        </w:rPr>
+        <w:t xml:space="preserve">власника та права доступу файлів</w:t>
+      </w:r>
+      <w:r>
+        <w:t xml:space="preserve"> </w:t>
+      </w:r>
+      <w:r>
+        <w:t xml:space="preserve">— автоматично визначає користувача веб-сервера</w:t>
+      </w:r>
+      <w:r>
+        <w:t xml:space="preserve"> </w:t>
+      </w:r>
+      <w:r>
+        <w:t xml:space="preserve">(</w:t>
+      </w:r>
+      <w:r>
+        <w:rPr>
+          <w:rStyle w:val="VerbatimChar"/>
+        </w:rPr>
+        <w:t xml:space="preserve">www-data</w:t>
+      </w:r>
+      <w:r>
+        <w:t xml:space="preserve">/</w:t>
+      </w:r>
+      <w:r>
+        <w:rPr>
+          <w:rStyle w:val="VerbatimChar"/>
+        </w:rPr>
+        <w:t xml:space="preserve">apache</w:t>
+      </w:r>
+      <w:r>
+        <w:t xml:space="preserve">/</w:t>
+      </w:r>
+      <w:r>
+        <w:rPr>
+          <w:rStyle w:val="VerbatimChar"/>
+        </w:rPr>
+        <w:t xml:space="preserve">nginx</w:t>
+      </w:r>
+      <w:r>
+        <w:t xml:space="preserve">/</w:t>
+      </w:r>
+      <w:r>
+        <w:rPr>
+          <w:rStyle w:val="VerbatimChar"/>
+        </w:rPr>
+        <w:t xml:space="preserve">_www</w:t>
+      </w:r>
+      <w:r>
+        <w:t xml:space="preserve"> </w:t>
+      </w:r>
+      <w:r>
+        <w:t xml:space="preserve">залежно від ОС) і виставляє: директорії 750,</w:t>
+      </w:r>
+      <w:r>
+        <w:t xml:space="preserve"> </w:t>
+      </w:r>
+      <w:r>
+        <w:t xml:space="preserve">файли 640,</w:t>
+      </w:r>
+      <w:r>
+        <w:t xml:space="preserve"> </w:t>
+      </w:r>
+      <w:r>
+        <w:rPr>
+          <w:rStyle w:val="VerbatimChar"/>
+        </w:rPr>
+        <w:t xml:space="preserve">storage/uploads</w:t>
+      </w:r>
+      <w:r>
+        <w:t xml:space="preserve"> </w:t>
+      </w:r>
+      <w:r>
+        <w:t xml:space="preserve">та кеш шрифтів PDF 770,</w:t>
+      </w:r>
+      <w:r>
+        <w:t xml:space="preserve"> </w:t>
+      </w:r>
+      <w:r>
+        <w:rPr>
+          <w:rStyle w:val="VerbatimChar"/>
+        </w:rPr>
+        <w:t xml:space="preserve">.env</w:t>
+      </w:r>
+      <w:r>
+        <w:t xml:space="preserve"> </w:t>
+      </w:r>
+      <w:r>
+        <w:t xml:space="preserve">600.</w:t>
+      </w:r>
+    </w:p>
+    <w:p>
+      <w:pPr>
+        <w:pStyle w:val="BodyText"/>
+      </w:pPr>
+      <w:r>
+        <w:t xml:space="preserve">Додаткові прапорці:</w:t>
+      </w:r>
+      <w:r>
+        <w:t xml:space="preserve"> </w:t>
+      </w:r>
+      <w:r>
+        <w:t xml:space="preserve">-</w:t>
+      </w:r>
+      <w:r>
+        <w:t xml:space="preserve"> </w:t>
+      </w:r>
+      <w:r>
+        <w:rPr>
+          <w:rStyle w:val="VerbatimChar"/>
+        </w:rPr>
+        <w:t xml:space="preserve">--skip-perms</w:t>
+      </w:r>
+      <w:r>
+        <w:t xml:space="preserve"> </w:t>
+      </w:r>
+      <w:r>
+        <w:t xml:space="preserve">— не чіпати власника/права файлів (якщо керуєте цим окремо, наприклад Ansible/Puppet);</w:t>
+      </w:r>
+      <w:r>
+        <w:t xml:space="preserve"> </w:t>
+      </w:r>
+      <w:r>
+        <w:t xml:space="preserve">-</w:t>
+      </w:r>
+      <w:r>
+        <w:t xml:space="preserve"> </w:t>
+      </w:r>
+      <w:r>
+        <w:rPr>
+          <w:rStyle w:val="VerbatimChar"/>
+        </w:rPr>
+        <w:t xml:space="preserve">--web-user=ІМ_'Я</w:t>
+      </w:r>
+      <w:r>
+        <w:t xml:space="preserve"> </w:t>
+      </w:r>
+      <w:r>
+        <w:t xml:space="preserve">— задати користувача веб-сервера вручну, якщо автовизначення не підійшло.</w:t>
+      </w:r>
+    </w:p>
+    <w:p>
+      <w:pPr>
+        <w:pStyle w:val="BodyText"/>
+      </w:pPr>
+      <w:r>
+        <w:t xml:space="preserve">За наявності критичних помилок інсталяція зупиняється з ненульовим кодом виходу і підказками щодо встановлення відсутніх пакетів для вашої ОС (Debian/Ubuntu, RHEL/Rocky/Alma, macOS).</w:t>
+      </w:r>
+    </w:p>
+    <w:bookmarkEnd w:id="27"/>
+    <w:bookmarkStart w:id="28" w:name="варіант-б-ручне-розгортання"/>
+    <w:p>
+      <w:pPr>
+        <w:pStyle w:val="Heading3"/>
+      </w:pPr>
+      <w:r>
+        <w:t xml:space="preserve">Варіант Б — ручне розгортання</w:t>
       </w:r>
     </w:p>
     <w:p>
@@ -2146,19 +3283,21 @@
           <w:ilvl w:val="0"/>
           <w:numId w:val="1002"/>
         </w:numPr>
-        <w:pStyle w:val="Compact"/>
-      </w:pPr>
-      <w:r>
-        <w:t xml:space="preserve">PHP 8.1+ (розроблено та перевірено на 8.3) з розширенням</w:t>
-      </w:r>
-      <w:r>
-        <w:t xml:space="preserve"> </w:t>
-      </w:r>
-      <w:r>
-        <w:rPr>
-          <w:rStyle w:val="VerbatimChar"/>
-        </w:rPr>
-        <w:t xml:space="preserve">pdo_mysql</w:t>
+      </w:pPr>
+      <w:r>
+        <w:t xml:space="preserve">Скопіювати проєкт на сервер, наприклад у</w:t>
+      </w:r>
+      <w:r>
+        <w:t xml:space="preserve"> </w:t>
+      </w:r>
+      <w:r>
+        <w:rPr>
+          <w:rStyle w:val="VerbatimChar"/>
+        </w:rPr>
+        <w:t xml:space="preserve">/var/www/itsm-system</w:t>
+      </w:r>
+      <w:r>
+        <w:t xml:space="preserve">.</w:t>
       </w:r>
     </w:p>
     <w:p>
@@ -2167,10 +3306,40 @@
           <w:ilvl w:val="0"/>
           <w:numId w:val="1002"/>
         </w:numPr>
-        <w:pStyle w:val="Compact"/>
-      </w:pPr>
-      <w:r>
-        <w:t xml:space="preserve">MySQL 8.x або MariaDB 10.6+</w:t>
+      </w:pPr>
+      <w:r>
+        <w:t xml:space="preserve">Налаштувати веб-сервер так, щоб</w:t>
+      </w:r>
+      <w:r>
+        <w:t xml:space="preserve"> </w:t>
+      </w:r>
+      <w:r>
+        <w:rPr>
+          <w:bCs/>
+          <w:b/>
+        </w:rPr>
+        <w:t xml:space="preserve">document root вказував на папку</w:t>
+      </w:r>
+      <w:r>
+        <w:rPr>
+          <w:bCs/>
+          <w:b/>
+        </w:rPr>
+        <w:t xml:space="preserve"> </w:t>
+      </w:r>
+      <w:r>
+        <w:rPr>
+          <w:rStyle w:val="VerbatimChar"/>
+          <w:bCs/>
+          <w:b/>
+        </w:rPr>
+        <w:t xml:space="preserve">public/</w:t>
+      </w:r>
+      <w:r>
+        <w:t xml:space="preserve"> </w:t>
+      </w:r>
+      <w:r>
+        <w:t xml:space="preserve">(не на корінь проєкту!).</w:t>
       </w:r>
     </w:p>
     <w:p>
@@ -2178,1159 +3347,6 @@
         <w:numPr>
           <w:ilvl w:val="0"/>
           <w:numId w:val="1002"/>
-        </w:numPr>
-        <w:pStyle w:val="Compact"/>
-      </w:pPr>
-      <w:r>
-        <w:t xml:space="preserve">Apache (з</w:t>
-      </w:r>
-      <w:r>
-        <w:t xml:space="preserve"> </w:t>
-      </w:r>
-      <w:r>
-        <w:rPr>
-          <w:rStyle w:val="VerbatimChar"/>
-        </w:rPr>
-        <w:t xml:space="preserve">mod_php</w:t>
-      </w:r>
-      <w:r>
-        <w:t xml:space="preserve"> </w:t>
-      </w:r>
-      <w:r>
-        <w:t xml:space="preserve">або</w:t>
-      </w:r>
-      <w:r>
-        <w:t xml:space="preserve"> </w:t>
-      </w:r>
-      <w:r>
-        <w:rPr>
-          <w:rStyle w:val="VerbatimChar"/>
-        </w:rPr>
-        <w:t xml:space="preserve">mod_proxy_fcgi</w:t>
-      </w:r>
-      <w:r>
-        <w:t xml:space="preserve">) або Nginx + PHP-FPM</w:t>
-      </w:r>
-    </w:p>
-    <w:p>
-      <w:pPr>
-        <w:numPr>
-          <w:ilvl w:val="0"/>
-          <w:numId w:val="1002"/>
-        </w:numPr>
-        <w:pStyle w:val="Compact"/>
-      </w:pPr>
-      <w:r>
-        <w:t xml:space="preserve">Контейнеризація не використовується (класичне розгортання на ОС)</w:t>
-      </w:r>
-    </w:p>
-    <w:p>
-      <w:pPr>
-        <w:numPr>
-          <w:ilvl w:val="0"/>
-          <w:numId w:val="1002"/>
-        </w:numPr>
-        <w:pStyle w:val="Compact"/>
-      </w:pPr>
-      <w:r>
-        <w:t xml:space="preserve">Для email-to-ticket (необов’язково): доступ сервера до IMAP-скриньки, розширення</w:t>
-      </w:r>
-      <w:r>
-        <w:t xml:space="preserve"> </w:t>
-      </w:r>
-      <w:r>
-        <w:rPr>
-          <w:rStyle w:val="VerbatimChar"/>
-        </w:rPr>
-        <w:t xml:space="preserve">openssl</w:t>
-      </w:r>
-      <w:r>
-        <w:t xml:space="preserve"> </w:t>
-      </w:r>
-      <w:r>
-        <w:t xml:space="preserve">(для SSL/STARTTLS) і</w:t>
-      </w:r>
-      <w:r>
-        <w:t xml:space="preserve"> </w:t>
-      </w:r>
-      <w:r>
-        <w:rPr>
-          <w:rStyle w:val="VerbatimChar"/>
-        </w:rPr>
-        <w:t xml:space="preserve">cron</w:t>
-      </w:r>
-      <w:r>
-        <w:t xml:space="preserve"> </w:t>
-      </w:r>
-      <w:r>
-        <w:t xml:space="preserve">для</w:t>
-      </w:r>
-      <w:r>
-        <w:t xml:space="preserve"> </w:t>
-      </w:r>
-      <w:r>
-        <w:rPr>
-          <w:rStyle w:val="VerbatimChar"/>
-        </w:rPr>
-        <w:t xml:space="preserve">bin/fetch-mail.php</w:t>
-      </w:r>
-    </w:p>
-    <w:p>
-      <w:pPr>
-        <w:numPr>
-          <w:ilvl w:val="0"/>
-          <w:numId w:val="1002"/>
-        </w:numPr>
-        <w:pStyle w:val="Compact"/>
-      </w:pPr>
-      <w:r>
-        <w:t xml:space="preserve">Для автовідповіді та email-сповіщень (необов’язково, потребує вже налаштованого email-to-ticket): доступ сервера до SMTP-сервера (може бути той самий, що й для IMAP) і</w:t>
-      </w:r>
-      <w:r>
-        <w:t xml:space="preserve"> </w:t>
-      </w:r>
-      <w:r>
-        <w:rPr>
-          <w:rStyle w:val="VerbatimChar"/>
-        </w:rPr>
-        <w:t xml:space="preserve">cron</w:t>
-      </w:r>
-      <w:r>
-        <w:t xml:space="preserve"> </w:t>
-      </w:r>
-      <w:r>
-        <w:t xml:space="preserve">для</w:t>
-      </w:r>
-      <w:r>
-        <w:t xml:space="preserve"> </w:t>
-      </w:r>
-      <w:r>
-        <w:rPr>
-          <w:rStyle w:val="VerbatimChar"/>
-        </w:rPr>
-        <w:t xml:space="preserve">bin/send-reminders.php</w:t>
-      </w:r>
-      <w:r>
-        <w:t xml:space="preserve"> </w:t>
-      </w:r>
-      <w:r>
-        <w:t xml:space="preserve">(нагадування про термін)</w:t>
-      </w:r>
-    </w:p>
-    <w:p>
-      <w:pPr>
-        <w:numPr>
-          <w:ilvl w:val="0"/>
-          <w:numId w:val="1002"/>
-        </w:numPr>
-        <w:pStyle w:val="Compact"/>
-      </w:pPr>
-      <w:r>
-        <w:t xml:space="preserve">Для вкладень: каталог</w:t>
-      </w:r>
-      <w:r>
-        <w:t xml:space="preserve"> </w:t>
-      </w:r>
-      <w:r>
-        <w:rPr>
-          <w:rStyle w:val="VerbatimChar"/>
-        </w:rPr>
-        <w:t xml:space="preserve">storage/uploads</w:t>
-      </w:r>
-      <w:r>
-        <w:t xml:space="preserve"> </w:t>
-      </w:r>
-      <w:r>
-        <w:t xml:space="preserve">з правом запису для веб-сервера та PHP-параметри</w:t>
-      </w:r>
-      <w:r>
-        <w:t xml:space="preserve"> </w:t>
-      </w:r>
-      <w:r>
-        <w:rPr>
-          <w:rStyle w:val="VerbatimChar"/>
-        </w:rPr>
-        <w:t xml:space="preserve">upload_max_filesize</w:t>
-      </w:r>
-      <w:r>
-        <w:t xml:space="preserve"> </w:t>
-      </w:r>
-      <w:r>
-        <w:t xml:space="preserve">і</w:t>
-      </w:r>
-      <w:r>
-        <w:t xml:space="preserve"> </w:t>
-      </w:r>
-      <w:r>
-        <w:rPr>
-          <w:rStyle w:val="VerbatimChar"/>
-        </w:rPr>
-        <w:t xml:space="preserve">post_max_size</w:t>
-      </w:r>
-      <w:r>
-        <w:t xml:space="preserve">, не менші за потрібний ліміт файлу.</w:t>
-      </w:r>
-      <w:r>
-        <w:t xml:space="preserve"> </w:t>
-      </w:r>
-      <w:r>
-        <w:rPr>
-          <w:bCs/>
-          <w:b/>
-        </w:rPr>
-        <w:t xml:space="preserve">За замовчуванням PHP дозволяє лише 2 МБ на файл</w:t>
-      </w:r>
-      <w:r>
-        <w:t xml:space="preserve"> </w:t>
-      </w:r>
-      <w:r>
-        <w:t xml:space="preserve">— щоб приймати до 10 МБ, збільште обидва в</w:t>
-      </w:r>
-      <w:r>
-        <w:t xml:space="preserve"> </w:t>
-      </w:r>
-      <w:r>
-        <w:rPr>
-          <w:rStyle w:val="VerbatimChar"/>
-        </w:rPr>
-        <w:t xml:space="preserve">php.ini</w:t>
-      </w:r>
-      <w:r>
-        <w:t xml:space="preserve"> </w:t>
-      </w:r>
-      <w:r>
-        <w:t xml:space="preserve">вашого PHP-FPM/Apache і перезапустіть його (</w:t>
-      </w:r>
-      <w:r>
-        <w:rPr>
-          <w:rStyle w:val="VerbatimChar"/>
-        </w:rPr>
-        <w:t xml:space="preserve">update.sh</w:t>
-      </w:r>
-      <w:r>
-        <w:t xml:space="preserve"> </w:t>
-      </w:r>
-      <w:r>
-        <w:t xml:space="preserve">і</w:t>
-      </w:r>
-      <w:r>
-        <w:t xml:space="preserve"> </w:t>
-      </w:r>
-      <w:r>
-        <w:rPr>
-          <w:rStyle w:val="VerbatimChar"/>
-        </w:rPr>
-        <w:t xml:space="preserve">install.sh</w:t>
-      </w:r>
-      <w:r>
-        <w:t xml:space="preserve"> </w:t>
-      </w:r>
-      <w:r>
-        <w:t xml:space="preserve">показують поточні значення). Розширення</w:t>
-      </w:r>
-      <w:r>
-        <w:t xml:space="preserve"> </w:t>
-      </w:r>
-      <w:r>
-        <w:rPr>
-          <w:rStyle w:val="VerbatimChar"/>
-        </w:rPr>
-        <w:t xml:space="preserve">fileinfo</w:t>
-      </w:r>
-      <w:r>
-        <w:t xml:space="preserve"> </w:t>
-      </w:r>
-      <w:r>
-        <w:t xml:space="preserve">і GD для вкладень</w:t>
-      </w:r>
-      <w:r>
-        <w:t xml:space="preserve"> </w:t>
-      </w:r>
-      <w:r>
-        <w:rPr>
-          <w:bCs/>
-          <w:b/>
-        </w:rPr>
-        <w:t xml:space="preserve">не потрібні</w:t>
-      </w:r>
-      <w:r>
-        <w:t xml:space="preserve">. Ті самі каталог і PHP-ліміти використовують бібліотека документів (до 25 МБ на файл,</w:t>
-      </w:r>
-      <w:r>
-        <w:t xml:space="preserve"> </w:t>
-      </w:r>
-      <w:r>
-        <w:rPr>
-          <w:rStyle w:val="VerbatimChar"/>
-        </w:rPr>
-        <w:t xml:space="preserve">LIBRARY_MAX_MB</w:t>
-      </w:r>
-      <w:r>
-        <w:t xml:space="preserve">) і вкладення вікі; розширення PHP</w:t>
-      </w:r>
-      <w:r>
-        <w:t xml:space="preserve"> </w:t>
-      </w:r>
-      <w:r>
-        <w:rPr>
-          <w:rStyle w:val="VerbatimChar"/>
-        </w:rPr>
-        <w:t xml:space="preserve">zip</w:t>
-      </w:r>
-      <w:r>
-        <w:t xml:space="preserve"> </w:t>
-      </w:r>
-      <w:r>
-        <w:t xml:space="preserve">не потрібне (структуру docx/xlsx/pptx/odt система перевіряє сама)</w:t>
-      </w:r>
-    </w:p>
-    <w:p>
-      <w:pPr>
-        <w:numPr>
-          <w:ilvl w:val="0"/>
-          <w:numId w:val="1002"/>
-        </w:numPr>
-        <w:pStyle w:val="Compact"/>
-      </w:pPr>
-      <w:r>
-        <w:t xml:space="preserve">Для вебхуків: cron щохвилини —</w:t>
-      </w:r>
-      <w:r>
-        <w:t xml:space="preserve"> </w:t>
-      </w:r>
-      <w:r>
-        <w:rPr>
-          <w:rStyle w:val="VerbatimChar"/>
-        </w:rPr>
-        <w:t xml:space="preserve">php /шлях/до/itsm-system/bin/deliver-webhooks.php</w:t>
-      </w:r>
-      <w:r>
-        <w:t xml:space="preserve"> </w:t>
-      </w:r>
-      <w:r>
-        <w:t xml:space="preserve">(виконує повтори невдалих доставок; на Apache з</w:t>
-      </w:r>
-      <w:r>
-        <w:t xml:space="preserve"> </w:t>
-      </w:r>
-      <w:r>
-        <w:rPr>
-          <w:rStyle w:val="VerbatimChar"/>
-        </w:rPr>
-        <w:t xml:space="preserve">mod_php</w:t>
-      </w:r>
-      <w:r>
-        <w:t xml:space="preserve">, без PHP-FPM, потрібен і для самих нових подій). Для REST API на Apache із PHP-FPM потрібне правило пересилання заголовка</w:t>
-      </w:r>
-      <w:r>
-        <w:t xml:space="preserve"> </w:t>
-      </w:r>
-      <w:r>
-        <w:rPr>
-          <w:rStyle w:val="VerbatimChar"/>
-        </w:rPr>
-        <w:t xml:space="preserve">Authorization</w:t>
-      </w:r>
-      <w:r>
-        <w:t xml:space="preserve"> </w:t>
-      </w:r>
-      <w:r>
-        <w:t xml:space="preserve">— воно вже є в</w:t>
-      </w:r>
-      <w:r>
-        <w:t xml:space="preserve"> </w:t>
-      </w:r>
-      <w:r>
-        <w:rPr>
-          <w:rStyle w:val="VerbatimChar"/>
-        </w:rPr>
-        <w:t xml:space="preserve">public/.htaccess</w:t>
-      </w:r>
-    </w:p>
-    <w:p>
-      <w:pPr>
-        <w:numPr>
-          <w:ilvl w:val="0"/>
-          <w:numId w:val="1002"/>
-        </w:numPr>
-        <w:pStyle w:val="Compact"/>
-      </w:pPr>
-      <w:r>
-        <w:t xml:space="preserve">Для Active Directory (необов’язково): розширення PHP</w:t>
-      </w:r>
-      <w:r>
-        <w:t xml:space="preserve"> </w:t>
-      </w:r>
-      <w:r>
-        <w:rPr>
-          <w:rStyle w:val="VerbatimChar"/>
-        </w:rPr>
-        <w:t xml:space="preserve">ldap</w:t>
-      </w:r>
-      <w:r>
-        <w:t xml:space="preserve"> </w:t>
-      </w:r>
-      <w:r>
-        <w:t xml:space="preserve">(</w:t>
-      </w:r>
-      <w:r>
-        <w:rPr>
-          <w:rStyle w:val="VerbatimChar"/>
-        </w:rPr>
-        <w:t xml:space="preserve">apt install php-ldap</w:t>
-      </w:r>
-      <w:r>
-        <w:t xml:space="preserve">), доступ сервера до контролера домену (порт 389 або 636) і</w:t>
-      </w:r>
-      <w:r>
-        <w:t xml:space="preserve"> </w:t>
-      </w:r>
-      <w:r>
-        <w:rPr>
-          <w:rStyle w:val="VerbatimChar"/>
-        </w:rPr>
-        <w:t xml:space="preserve">cron</w:t>
-      </w:r>
-      <w:r>
-        <w:t xml:space="preserve"> </w:t>
-      </w:r>
-      <w:r>
-        <w:t xml:space="preserve">для</w:t>
-      </w:r>
-      <w:r>
-        <w:t xml:space="preserve"> </w:t>
-      </w:r>
-      <w:r>
-        <w:rPr>
-          <w:rStyle w:val="VerbatimChar"/>
-        </w:rPr>
-        <w:t xml:space="preserve">bin/sync-ad-users.php</w:t>
-      </w:r>
-    </w:p>
-    <w:bookmarkEnd w:id="25"/>
-    <w:bookmarkStart w:id="26" w:name="оновлення-вже-розгорнутої-системи"/>
-    <w:p>
-      <w:pPr>
-        <w:pStyle w:val="Heading2"/>
-      </w:pPr>
-      <w:r>
-        <w:t xml:space="preserve">Оновлення вже розгорнутої системи</w:t>
-      </w:r>
-    </w:p>
-    <w:p>
-      <w:pPr>
-        <w:pStyle w:val="FirstParagraph"/>
-      </w:pPr>
-      <w:r>
-        <w:t xml:space="preserve">Якщо система вже встановлена і потрібно лише накотити нові файли/виправлення, використовуйте</w:t>
-      </w:r>
-      <w:r>
-        <w:t xml:space="preserve"> </w:t>
-      </w:r>
-      <w:r>
-        <w:rPr>
-          <w:rStyle w:val="VerbatimChar"/>
-        </w:rPr>
-        <w:t xml:space="preserve">update.sh</w:t>
-      </w:r>
-      <w:r>
-        <w:t xml:space="preserve"> </w:t>
-      </w:r>
-      <w:r>
-        <w:t xml:space="preserve">— окремий скрипт, який</w:t>
-      </w:r>
-      <w:r>
-        <w:t xml:space="preserve"> </w:t>
-      </w:r>
-      <w:r>
-        <w:rPr>
-          <w:bCs/>
-          <w:b/>
-        </w:rPr>
-        <w:t xml:space="preserve">не питає пароль БД повторно</w:t>
-      </w:r>
-      <w:r>
-        <w:t xml:space="preserve"> </w:t>
-      </w:r>
-      <w:r>
-        <w:t xml:space="preserve">(читає його з вашого існуючого</w:t>
-      </w:r>
-      <w:r>
-        <w:t xml:space="preserve"> </w:t>
-      </w:r>
-      <w:r>
-        <w:rPr>
-          <w:rStyle w:val="VerbatimChar"/>
-        </w:rPr>
-        <w:t xml:space="preserve">.env</w:t>
-      </w:r>
-      <w:r>
-        <w:t xml:space="preserve">):</w:t>
-      </w:r>
-    </w:p>
-    <w:p>
-      <w:pPr>
-        <w:pStyle w:val="SourceCode"/>
-      </w:pPr>
-      <w:r>
-        <w:rPr>
-          <w:rStyle w:val="CommentTok"/>
-        </w:rPr>
-        <w:t xml:space="preserve"># 1. Скопіюйте оновлені файли поверх старих (окрім .env — його не чіпайте)</w:t>
-      </w:r>
-      <w:r>
-        <w:br/>
-      </w:r>
-      <w:r>
-        <w:rPr>
-          <w:rStyle w:val="CommentTok"/>
-        </w:rPr>
-        <w:t xml:space="preserve"># 2. Потім одна команда:</w:t>
-      </w:r>
-      <w:r>
-        <w:br/>
-      </w:r>
-      <w:r>
-        <w:rPr>
-          <w:rStyle w:val="FunctionTok"/>
-        </w:rPr>
-        <w:t xml:space="preserve">sudo</w:t>
-      </w:r>
-      <w:r>
-        <w:rPr>
-          <w:rStyle w:val="NormalTok"/>
-        </w:rPr>
-        <w:t xml:space="preserve"> bash update.sh</w:t>
-      </w:r>
-    </w:p>
-    <w:p>
-      <w:pPr>
-        <w:pStyle w:val="FirstParagraph"/>
-      </w:pPr>
-      <w:r>
-        <w:t xml:space="preserve">Скрипт послідовно перевіряє й, за потреби, виправляє: кодування кирилиці, колонку «відповідальний за проєкт», колонку «дата початку задачі», таблицю етапів дорожньої карти, індекси для звітів обліку часу й журналу аудиту, таблицю/колонки для блокування входу, колонку прив’язки тікета до проєкту, колонку токена доступу для порталу самообслуговування, унікальність SLA-нормативу на чергу, таблицю журналу обробки пошти, налаштування автовідповіді заявнику, таблицю нагадувань про термін, гранульовані перемикачі email-сповіщень, колонку автопризначення оператора для черги, колонки й таблицю для Active Directory (AD-логін, OU, відповідність груп ролям), таблицю вкладень та директорію</w:t>
-      </w:r>
-      <w:r>
-        <w:t xml:space="preserve"> </w:t>
-      </w:r>
-      <w:r>
-        <w:rPr>
-          <w:rStyle w:val="VerbatimChar"/>
-        </w:rPr>
-        <w:t xml:space="preserve">storage/uploads</w:t>
-      </w:r>
-      <w:r>
-        <w:t xml:space="preserve"> </w:t>
-      </w:r>
-      <w:r>
-        <w:t xml:space="preserve">(з правами 660/770 для завантажених файлів), колонку джерела вкладення, таблиці вікі разом із завантаженням у неї гайдів з</w:t>
-      </w:r>
-      <w:r>
-        <w:t xml:space="preserve"> </w:t>
-      </w:r>
-      <w:r>
-        <w:rPr>
-          <w:rStyle w:val="VerbatimChar"/>
-        </w:rPr>
-        <w:t xml:space="preserve">docs/</w:t>
-      </w:r>
-      <w:r>
-        <w:t xml:space="preserve">, таблицю учасників проєктів, таблиці REST API й вебхуків (API за замовчуванням вимкнене), таблицю лічильників обмеження частоти запитів, таблиці бібліотеки документів і форуму, колонку батьківської сторінки й таблицю вкладень вікі, каталог</w:t>
-      </w:r>
-      <w:r>
-        <w:t xml:space="preserve"> </w:t>
-      </w:r>
-      <w:r>
-        <w:rPr>
-          <w:rStyle w:val="VerbatimChar"/>
-        </w:rPr>
-        <w:t xml:space="preserve">storage/logs</w:t>
-      </w:r>
-      <w:r>
-        <w:t xml:space="preserve"> </w:t>
-      </w:r>
-      <w:r>
-        <w:t xml:space="preserve">для журналу помилок, застарілий кеш шрифтів PDF-звітів, і насамкінець — права доступу до файлів. Безпечний для повторного запуску — якщо виправляти нічого, просто про це повідомить.</w:t>
-      </w:r>
-    </w:p>
-    <w:bookmarkEnd w:id="26"/>
-    <w:bookmarkStart w:id="29" w:name="розгортання-первинна-інсталяція"/>
-    <w:p>
-      <w:pPr>
-        <w:pStyle w:val="Heading2"/>
-      </w:pPr>
-      <w:r>
-        <w:t xml:space="preserve">Розгортання (первинна інсталяція)</w:t>
-      </w:r>
-    </w:p>
-    <w:bookmarkStart w:id="27" w:name="X56337b1e07a00615f4c5c5480ea6a861fe714a7"/>
-    <w:p>
-      <w:pPr>
-        <w:pStyle w:val="Heading3"/>
-      </w:pPr>
-      <w:r>
-        <w:t xml:space="preserve">Варіант А — автоматична інсталяція (рекомендовано)</w:t>
-      </w:r>
-    </w:p>
-    <w:p>
-      <w:pPr>
-        <w:pStyle w:val="FirstParagraph"/>
-      </w:pPr>
-      <w:r>
-        <w:t xml:space="preserve">Скрипт</w:t>
-      </w:r>
-      <w:r>
-        <w:t xml:space="preserve"> </w:t>
-      </w:r>
-      <w:r>
-        <w:rPr>
-          <w:rStyle w:val="VerbatimChar"/>
-        </w:rPr>
-        <w:t xml:space="preserve">install.sh</w:t>
-      </w:r>
-      <w:r>
-        <w:t xml:space="preserve"> </w:t>
-      </w:r>
-      <w:r>
-        <w:t xml:space="preserve">перевіряє всі залежності, створює БД і користувача, застосовує схему та генерує</w:t>
-      </w:r>
-      <w:r>
-        <w:t xml:space="preserve"> </w:t>
-      </w:r>
-      <w:r>
-        <w:rPr>
-          <w:rStyle w:val="VerbatimChar"/>
-        </w:rPr>
-        <w:t xml:space="preserve">.env</w:t>
-      </w:r>
-      <w:r>
-        <w:t xml:space="preserve">:</w:t>
-      </w:r>
-    </w:p>
-    <w:p>
-      <w:pPr>
-        <w:pStyle w:val="SourceCode"/>
-      </w:pPr>
-      <w:r>
-        <w:rPr>
-          <w:rStyle w:val="FunctionTok"/>
-        </w:rPr>
-        <w:t xml:space="preserve">chmod</w:t>
-      </w:r>
-      <w:r>
-        <w:rPr>
-          <w:rStyle w:val="NormalTok"/>
-        </w:rPr>
-        <w:t xml:space="preserve"> +x install.sh</w:t>
-      </w:r>
-      <w:r>
-        <w:br/>
-      </w:r>
-      <w:r>
-        <w:br/>
-      </w:r>
-      <w:r>
-        <w:rPr>
-          <w:rStyle w:val="CommentTok"/>
-        </w:rPr>
-        <w:t xml:space="preserve"># Спершу — тільки перевірка, без жодних змін у системі:</w:t>
-      </w:r>
-      <w:r>
-        <w:br/>
-      </w:r>
-      <w:r>
-        <w:rPr>
-          <w:rStyle w:val="ExtensionTok"/>
-        </w:rPr>
-        <w:t xml:space="preserve">./install.sh</w:t>
-      </w:r>
-      <w:r>
-        <w:rPr>
-          <w:rStyle w:val="NormalTok"/>
-        </w:rPr>
-        <w:t xml:space="preserve"> </w:t>
-      </w:r>
-      <w:r>
-        <w:rPr>
-          <w:rStyle w:val="AttributeTok"/>
-        </w:rPr>
-        <w:t xml:space="preserve">--check-only</w:t>
-      </w:r>
-      <w:r>
-        <w:br/>
-      </w:r>
-      <w:r>
-        <w:br/>
-      </w:r>
-      <w:r>
-        <w:rPr>
-          <w:rStyle w:val="CommentTok"/>
-        </w:rPr>
-        <w:t xml:space="preserve"># Повна інсталяція:</w:t>
-      </w:r>
-      <w:r>
-        <w:br/>
-      </w:r>
-      <w:r>
-        <w:rPr>
-          <w:rStyle w:val="FunctionTok"/>
-        </w:rPr>
-        <w:t xml:space="preserve">sudo</w:t>
-      </w:r>
-      <w:r>
-        <w:rPr>
-          <w:rStyle w:val="NormalTok"/>
-        </w:rPr>
-        <w:t xml:space="preserve"> ./install.sh</w:t>
-      </w:r>
-      <w:r>
-        <w:br/>
-      </w:r>
-      <w:r>
-        <w:br/>
-      </w:r>
-      <w:r>
-        <w:rPr>
-          <w:rStyle w:val="CommentTok"/>
-        </w:rPr>
-        <w:t xml:space="preserve"># Якщо БД уже створена і потрібна лише перевірка середовища:</w:t>
-      </w:r>
-      <w:r>
-        <w:br/>
-      </w:r>
-      <w:r>
-        <w:rPr>
-          <w:rStyle w:val="FunctionTok"/>
-        </w:rPr>
-        <w:t xml:space="preserve">sudo</w:t>
-      </w:r>
-      <w:r>
-        <w:rPr>
-          <w:rStyle w:val="NormalTok"/>
-        </w:rPr>
-        <w:t xml:space="preserve"> ./install.sh </w:t>
-      </w:r>
-      <w:r>
-        <w:rPr>
-          <w:rStyle w:val="AttributeTok"/>
-        </w:rPr>
-        <w:t xml:space="preserve">--skip-db</w:t>
-      </w:r>
-    </w:p>
-    <w:p>
-      <w:pPr>
-        <w:pStyle w:val="FirstParagraph"/>
-      </w:pPr>
-      <w:r>
-        <w:t xml:space="preserve">Що перевіряє скрипт:</w:t>
-      </w:r>
-      <w:r>
-        <w:t xml:space="preserve"> </w:t>
-      </w:r>
-      <w:r>
-        <w:t xml:space="preserve">- версію PHP (мінімум 8.1) та обов’язкові розширення (</w:t>
-      </w:r>
-      <w:r>
-        <w:rPr>
-          <w:rStyle w:val="VerbatimChar"/>
-        </w:rPr>
-        <w:t xml:space="preserve">pdo</w:t>
-      </w:r>
-      <w:r>
-        <w:t xml:space="preserve">,</w:t>
-      </w:r>
-      <w:r>
-        <w:t xml:space="preserve"> </w:t>
-      </w:r>
-      <w:r>
-        <w:rPr>
-          <w:rStyle w:val="VerbatimChar"/>
-        </w:rPr>
-        <w:t xml:space="preserve">pdo_mysql</w:t>
-      </w:r>
-      <w:r>
-        <w:t xml:space="preserve">,</w:t>
-      </w:r>
-      <w:r>
-        <w:t xml:space="preserve"> </w:t>
-      </w:r>
-      <w:r>
-        <w:rPr>
-          <w:rStyle w:val="VerbatimChar"/>
-        </w:rPr>
-        <w:t xml:space="preserve">mbstring</w:t>
-      </w:r>
-      <w:r>
-        <w:t xml:space="preserve">,</w:t>
-      </w:r>
-      <w:r>
-        <w:t xml:space="preserve"> </w:t>
-      </w:r>
-      <w:r>
-        <w:rPr>
-          <w:rStyle w:val="VerbatimChar"/>
-        </w:rPr>
-        <w:t xml:space="preserve">json</w:t>
-      </w:r>
-      <w:r>
-        <w:t xml:space="preserve">,</w:t>
-      </w:r>
-      <w:r>
-        <w:t xml:space="preserve"> </w:t>
-      </w:r>
-      <w:r>
-        <w:rPr>
-          <w:rStyle w:val="VerbatimChar"/>
-        </w:rPr>
-        <w:t xml:space="preserve">session</w:t>
-      </w:r>
-      <w:r>
-        <w:t xml:space="preserve">);</w:t>
-      </w:r>
-      <w:r>
-        <w:t xml:space="preserve"> </w:t>
-      </w:r>
-      <w:r>
-        <w:t xml:space="preserve">- опційні розширення (</w:t>
-      </w:r>
-      <w:r>
-        <w:rPr>
-          <w:rStyle w:val="VerbatimChar"/>
-        </w:rPr>
-        <w:t xml:space="preserve">ldap</w:t>
-      </w:r>
-      <w:r>
-        <w:t xml:space="preserve"> </w:t>
-      </w:r>
-      <w:r>
-        <w:t xml:space="preserve">для AD-інтеграції,</w:t>
-      </w:r>
-      <w:r>
-        <w:t xml:space="preserve"> </w:t>
-      </w:r>
-      <w:r>
-        <w:rPr>
-          <w:rStyle w:val="VerbatimChar"/>
-        </w:rPr>
-        <w:t xml:space="preserve">openssl</w:t>
-      </w:r>
-      <w:r>
-        <w:t xml:space="preserve"> </w:t>
-      </w:r>
-      <w:r>
-        <w:t xml:space="preserve">та</w:t>
-      </w:r>
-      <w:r>
-        <w:t xml:space="preserve"> </w:t>
-      </w:r>
-      <w:r>
-        <w:rPr>
-          <w:rStyle w:val="VerbatimChar"/>
-        </w:rPr>
-        <w:t xml:space="preserve">iconv</w:t>
-      </w:r>
-      <w:r>
-        <w:t xml:space="preserve"> </w:t>
-      </w:r>
-      <w:r>
-        <w:t xml:space="preserve">для пошти) — попередження, не помилка;</w:t>
-      </w:r>
-      <w:r>
-        <w:t xml:space="preserve"> </w:t>
-      </w:r>
-      <w:r>
-        <w:t xml:space="preserve">- поточні</w:t>
-      </w:r>
-      <w:r>
-        <w:t xml:space="preserve"> </w:t>
-      </w:r>
-      <w:r>
-        <w:rPr>
-          <w:rStyle w:val="VerbatimChar"/>
-        </w:rPr>
-        <w:t xml:space="preserve">upload_max_filesize</w:t>
-      </w:r>
-      <w:r>
-        <w:t xml:space="preserve"> </w:t>
-      </w:r>
-      <w:r>
-        <w:t xml:space="preserve">і</w:t>
-      </w:r>
-      <w:r>
-        <w:t xml:space="preserve"> </w:t>
-      </w:r>
-      <w:r>
-        <w:rPr>
-          <w:rStyle w:val="VerbatimChar"/>
-        </w:rPr>
-        <w:t xml:space="preserve">post_max_size</w:t>
-      </w:r>
-      <w:r>
-        <w:t xml:space="preserve"> </w:t>
-      </w:r>
-      <w:r>
-        <w:t xml:space="preserve">PHP — це стеля розміру вкладень (CLI-налаштування можуть відрізнятися від PHP-FPM/Apache, тому це орієнтир);</w:t>
-      </w:r>
-      <w:r>
-        <w:t xml:space="preserve"> </w:t>
-      </w:r>
-      <w:r>
-        <w:t xml:space="preserve">- наявність і доступність MySQL/MariaDB;</w:t>
-      </w:r>
-      <w:r>
-        <w:t xml:space="preserve"> </w:t>
-      </w:r>
-      <w:r>
-        <w:t xml:space="preserve">- наявність веб-сервера (Nginx + PHP-FPM або Apache);</w:t>
-      </w:r>
-      <w:r>
-        <w:t xml:space="preserve"> </w:t>
-      </w:r>
-      <w:r>
-        <w:t xml:space="preserve">- цілісність структури проєкту та синтаксис усіх PHP-файлів;</w:t>
-      </w:r>
-      <w:r>
-        <w:t xml:space="preserve"> </w:t>
-      </w:r>
-      <w:r>
-        <w:t xml:space="preserve">-</w:t>
-      </w:r>
-      <w:r>
-        <w:t xml:space="preserve"> </w:t>
-      </w:r>
-      <w:r>
-        <w:rPr>
-          <w:bCs/>
-          <w:b/>
-        </w:rPr>
-        <w:t xml:space="preserve">власника та права доступу файлів</w:t>
-      </w:r>
-      <w:r>
-        <w:t xml:space="preserve"> </w:t>
-      </w:r>
-      <w:r>
-        <w:t xml:space="preserve">— автоматично визначає користувача веб-сервера</w:t>
-      </w:r>
-      <w:r>
-        <w:t xml:space="preserve"> </w:t>
-      </w:r>
-      <w:r>
-        <w:t xml:space="preserve">(</w:t>
-      </w:r>
-      <w:r>
-        <w:rPr>
-          <w:rStyle w:val="VerbatimChar"/>
-        </w:rPr>
-        <w:t xml:space="preserve">www-data</w:t>
-      </w:r>
-      <w:r>
-        <w:t xml:space="preserve">/</w:t>
-      </w:r>
-      <w:r>
-        <w:rPr>
-          <w:rStyle w:val="VerbatimChar"/>
-        </w:rPr>
-        <w:t xml:space="preserve">apache</w:t>
-      </w:r>
-      <w:r>
-        <w:t xml:space="preserve">/</w:t>
-      </w:r>
-      <w:r>
-        <w:rPr>
-          <w:rStyle w:val="VerbatimChar"/>
-        </w:rPr>
-        <w:t xml:space="preserve">nginx</w:t>
-      </w:r>
-      <w:r>
-        <w:t xml:space="preserve">/</w:t>
-      </w:r>
-      <w:r>
-        <w:rPr>
-          <w:rStyle w:val="VerbatimChar"/>
-        </w:rPr>
-        <w:t xml:space="preserve">_www</w:t>
-      </w:r>
-      <w:r>
-        <w:t xml:space="preserve"> </w:t>
-      </w:r>
-      <w:r>
-        <w:t xml:space="preserve">залежно від ОС) і виставляє: директорії 750,</w:t>
-      </w:r>
-      <w:r>
-        <w:t xml:space="preserve"> </w:t>
-      </w:r>
-      <w:r>
-        <w:t xml:space="preserve">файли 640,</w:t>
-      </w:r>
-      <w:r>
-        <w:t xml:space="preserve"> </w:t>
-      </w:r>
-      <w:r>
-        <w:rPr>
-          <w:rStyle w:val="VerbatimChar"/>
-        </w:rPr>
-        <w:t xml:space="preserve">storage/uploads</w:t>
-      </w:r>
-      <w:r>
-        <w:t xml:space="preserve"> </w:t>
-      </w:r>
-      <w:r>
-        <w:t xml:space="preserve">та кеш шрифтів PDF 770,</w:t>
-      </w:r>
-      <w:r>
-        <w:t xml:space="preserve"> </w:t>
-      </w:r>
-      <w:r>
-        <w:rPr>
-          <w:rStyle w:val="VerbatimChar"/>
-        </w:rPr>
-        <w:t xml:space="preserve">.env</w:t>
-      </w:r>
-      <w:r>
-        <w:t xml:space="preserve"> </w:t>
-      </w:r>
-      <w:r>
-        <w:t xml:space="preserve">600.</w:t>
-      </w:r>
-    </w:p>
-    <w:p>
-      <w:pPr>
-        <w:pStyle w:val="BodyText"/>
-      </w:pPr>
-      <w:r>
-        <w:t xml:space="preserve">Додаткові прапорці:</w:t>
-      </w:r>
-      <w:r>
-        <w:t xml:space="preserve"> </w:t>
-      </w:r>
-      <w:r>
-        <w:t xml:space="preserve">-</w:t>
-      </w:r>
-      <w:r>
-        <w:t xml:space="preserve"> </w:t>
-      </w:r>
-      <w:r>
-        <w:rPr>
-          <w:rStyle w:val="VerbatimChar"/>
-        </w:rPr>
-        <w:t xml:space="preserve">--skip-perms</w:t>
-      </w:r>
-      <w:r>
-        <w:t xml:space="preserve"> </w:t>
-      </w:r>
-      <w:r>
-        <w:t xml:space="preserve">— не чіпати власника/права файлів (якщо керуєте цим окремо, наприклад Ansible/Puppet);</w:t>
-      </w:r>
-      <w:r>
-        <w:t xml:space="preserve"> </w:t>
-      </w:r>
-      <w:r>
-        <w:t xml:space="preserve">-</w:t>
-      </w:r>
-      <w:r>
-        <w:t xml:space="preserve"> </w:t>
-      </w:r>
-      <w:r>
-        <w:rPr>
-          <w:rStyle w:val="VerbatimChar"/>
-        </w:rPr>
-        <w:t xml:space="preserve">--web-user=ІМ_'Я</w:t>
-      </w:r>
-      <w:r>
-        <w:t xml:space="preserve"> </w:t>
-      </w:r>
-      <w:r>
-        <w:t xml:space="preserve">— задати користувача веб-сервера вручну, якщо автовизначення не підійшло.</w:t>
-      </w:r>
-    </w:p>
-    <w:p>
-      <w:pPr>
-        <w:pStyle w:val="BodyText"/>
-      </w:pPr>
-      <w:r>
-        <w:t xml:space="preserve">За наявності критичних помилок інсталяція зупиняється з ненульовим кодом виходу і підказками щодо встановлення відсутніх пакетів для вашої ОС (Debian/Ubuntu, RHEL/Rocky/Alma, macOS).</w:t>
-      </w:r>
-    </w:p>
-    <w:bookmarkEnd w:id="27"/>
-    <w:bookmarkStart w:id="28" w:name="варіант-б-ручне-розгортання"/>
-    <w:p>
-      <w:pPr>
-        <w:pStyle w:val="Heading3"/>
-      </w:pPr>
-      <w:r>
-        <w:t xml:space="preserve">Варіант Б — ручне розгортання</w:t>
-      </w:r>
-    </w:p>
-    <w:p>
-      <w:pPr>
-        <w:numPr>
-          <w:ilvl w:val="0"/>
-          <w:numId w:val="1003"/>
-        </w:numPr>
-      </w:pPr>
-      <w:r>
-        <w:t xml:space="preserve">Скопіювати проєкт на сервер, наприклад у</w:t>
-      </w:r>
-      <w:r>
-        <w:t xml:space="preserve"> </w:t>
-      </w:r>
-      <w:r>
-        <w:rPr>
-          <w:rStyle w:val="VerbatimChar"/>
-        </w:rPr>
-        <w:t xml:space="preserve">/var/www/itsm-system</w:t>
-      </w:r>
-      <w:r>
-        <w:t xml:space="preserve">.</w:t>
-      </w:r>
-    </w:p>
-    <w:p>
-      <w:pPr>
-        <w:numPr>
-          <w:ilvl w:val="0"/>
-          <w:numId w:val="1003"/>
-        </w:numPr>
-      </w:pPr>
-      <w:r>
-        <w:t xml:space="preserve">Налаштувати веб-сервер так, щоб</w:t>
-      </w:r>
-      <w:r>
-        <w:t xml:space="preserve"> </w:t>
-      </w:r>
-      <w:r>
-        <w:rPr>
-          <w:bCs/>
-          <w:b/>
-        </w:rPr>
-        <w:t xml:space="preserve">document root вказував на папку</w:t>
-      </w:r>
-      <w:r>
-        <w:rPr>
-          <w:bCs/>
-          <w:b/>
-        </w:rPr>
-        <w:t xml:space="preserve"> </w:t>
-      </w:r>
-      <w:r>
-        <w:rPr>
-          <w:rStyle w:val="VerbatimChar"/>
-          <w:bCs/>
-          <w:b/>
-        </w:rPr>
-        <w:t xml:space="preserve">public/</w:t>
-      </w:r>
-      <w:r>
-        <w:t xml:space="preserve"> </w:t>
-      </w:r>
-      <w:r>
-        <w:t xml:space="preserve">(не на корінь проєкту!).</w:t>
-      </w:r>
-    </w:p>
-    <w:p>
-      <w:pPr>
-        <w:numPr>
-          <w:ilvl w:val="0"/>
-          <w:numId w:val="1003"/>
         </w:numPr>
       </w:pPr>
       <w:r>
@@ -3702,7 +3718,7 @@
       <w:pPr>
         <w:numPr>
           <w:ilvl w:val="0"/>
-          <w:numId w:val="1003"/>
+          <w:numId w:val="1002"/>
         </w:numPr>
       </w:pPr>
       <w:r>
@@ -3932,7 +3948,7 @@
       <w:pPr>
         <w:numPr>
           <w:ilvl w:val="0"/>
-          <w:numId w:val="1003"/>
+          <w:numId w:val="1002"/>
         </w:numPr>
       </w:pPr>
       <w:r>
@@ -4173,7 +4189,7 @@
       <w:pPr>
         <w:numPr>
           <w:ilvl w:val="0"/>
-          <w:numId w:val="1003"/>
+          <w:numId w:val="1002"/>
         </w:numPr>
       </w:pPr>
       <w:r>
@@ -4214,7 +4230,7 @@
       <w:pPr>
         <w:numPr>
           <w:ilvl w:val="0"/>
-          <w:numId w:val="1003"/>
+          <w:numId w:val="1002"/>
         </w:numPr>
       </w:pPr>
       <w:r>
@@ -4467,7 +4483,7 @@
       <w:pPr>
         <w:numPr>
           <w:ilvl w:val="0"/>
-          <w:numId w:val="1003"/>
+          <w:numId w:val="1002"/>
         </w:numPr>
       </w:pPr>
       <w:r>
@@ -8489,7 +8505,7 @@
       <w:pPr>
         <w:numPr>
           <w:ilvl w:val="0"/>
-          <w:numId w:val="1004"/>
+          <w:numId w:val="1003"/>
         </w:numPr>
         <w:pStyle w:val="Compact"/>
       </w:pPr>
@@ -8510,7 +8526,7 @@
       <w:pPr>
         <w:numPr>
           <w:ilvl w:val="0"/>
-          <w:numId w:val="1004"/>
+          <w:numId w:val="1003"/>
         </w:numPr>
         <w:pStyle w:val="Compact"/>
       </w:pPr>
@@ -8531,7 +8547,7 @@
       <w:pPr>
         <w:numPr>
           <w:ilvl w:val="0"/>
-          <w:numId w:val="1004"/>
+          <w:numId w:val="1003"/>
         </w:numPr>
         <w:pStyle w:val="Compact"/>
       </w:pPr>
@@ -8557,6 +8573,26 @@
       </w:pPr>
       <w:r>
         <w:t xml:space="preserve">⚠️ Обов’язково змініть цей пароль або видаліть обліковий запис перед продуктивним використанням.</w:t>
+      </w:r>
+    </w:p>
+    <w:p>
+      <w:pPr>
+        <w:pStyle w:val="BodyText"/>
+      </w:pPr>
+      <w:r>
+        <w:t xml:space="preserve">Історія змін — у файлі</w:t>
+      </w:r>
+      <w:r>
+        <w:t xml:space="preserve"> </w:t>
+      </w:r>
+      <w:r>
+        <w:rPr>
+          <w:rStyle w:val="VerbatimChar"/>
+        </w:rPr>
+        <w:t xml:space="preserve">CHANGELOG.md</w:t>
+      </w:r>
+      <w:r>
+        <w:t xml:space="preserve">.</w:t>
       </w:r>
     </w:p>
     <w:bookmarkEnd w:id="34"/>
@@ -8667,6 +8703,82 @@
       </w:pPr>
     </w:lvl>
   </w:abstractNum>
+  <w:abstractNum w:abstractNumId="991">
+    <w:nsid w:val="A991"/>
+    <w:multiLevelType w:val="multilevel"/>
+    <w:lvl w:ilvl="0">
+      <w:numFmt w:val="bullet"/>
+      <w:lvlText w:val="•"/>
+      <w:lvlJc w:val="left"/>
+      <w:pPr>
+        <w:ind w:left="720" w:hanging="480"/>
+      </w:pPr>
+    </w:lvl>
+    <w:lvl w:ilvl="1">
+      <w:numFmt w:val="bullet"/>
+      <w:lvlText w:val="–"/>
+      <w:lvlJc w:val="left"/>
+      <w:pPr>
+        <w:ind w:left="1440" w:hanging="480"/>
+      </w:pPr>
+    </w:lvl>
+    <w:lvl w:ilvl="2">
+      <w:numFmt w:val="bullet"/>
+      <w:lvlText w:val="•"/>
+      <w:lvlJc w:val="left"/>
+      <w:pPr>
+        <w:ind w:left="2160" w:hanging="480"/>
+      </w:pPr>
+    </w:lvl>
+    <w:lvl w:ilvl="3">
+      <w:numFmt w:val="bullet"/>
+      <w:lvlText w:val="–"/>
+      <w:lvlJc w:val="left"/>
+      <w:pPr>
+        <w:ind w:left="2880" w:hanging="480"/>
+      </w:pPr>
+    </w:lvl>
+    <w:lvl w:ilvl="4">
+      <w:numFmt w:val="bullet"/>
+      <w:lvlText w:val="•"/>
+      <w:lvlJc w:val="left"/>
+      <w:pPr>
+        <w:ind w:left="3600" w:hanging="480"/>
+      </w:pPr>
+    </w:lvl>
+    <w:lvl w:ilvl="5">
+      <w:numFmt w:val="bullet"/>
+      <w:lvlText w:val="–"/>
+      <w:lvlJc w:val="left"/>
+      <w:pPr>
+        <w:ind w:left="4320" w:hanging="480"/>
+      </w:pPr>
+    </w:lvl>
+    <w:lvl w:ilvl="6">
+      <w:numFmt w:val="bullet"/>
+      <w:lvlText w:val="•"/>
+      <w:lvlJc w:val="left"/>
+      <w:pPr>
+        <w:ind w:left="5040" w:hanging="480"/>
+      </w:pPr>
+    </w:lvl>
+    <w:lvl w:ilvl="7">
+      <w:numFmt w:val="bullet"/>
+      <w:lvlText w:val="–"/>
+      <w:lvlJc w:val="left"/>
+      <w:pPr>
+        <w:ind w:left="5760" w:hanging="480"/>
+      </w:pPr>
+    </w:lvl>
+    <w:lvl w:ilvl="8">
+      <w:numFmt w:val="bullet"/>
+      <w:lvlText w:val="•"/>
+      <w:lvlJc w:val="left"/>
+      <w:pPr>
+        <w:ind w:left="6480" w:hanging="480"/>
+      </w:pPr>
+    </w:lvl>
+  </w:abstractNum>
   <w:abstractNum w:abstractNumId="99411">
     <w:nsid w:val="A99411"/>
     <w:multiLevelType w:val="multilevel"/>
@@ -8752,86 +8864,13 @@
       </w:pPr>
     </w:lvl>
   </w:abstractNum>
-  <w:abstractNum w:abstractNumId="991">
-    <w:nsid w:val="A991"/>
-    <w:multiLevelType w:val="multilevel"/>
-    <w:lvl w:ilvl="0">
-      <w:numFmt w:val="bullet"/>
-      <w:lvlText w:val="•"/>
-      <w:lvlJc w:val="left"/>
-      <w:pPr>
-        <w:ind w:left="720" w:hanging="480"/>
-      </w:pPr>
-    </w:lvl>
-    <w:lvl w:ilvl="1">
-      <w:numFmt w:val="bullet"/>
-      <w:lvlText w:val="–"/>
-      <w:lvlJc w:val="left"/>
-      <w:pPr>
-        <w:ind w:left="1440" w:hanging="480"/>
-      </w:pPr>
-    </w:lvl>
-    <w:lvl w:ilvl="2">
-      <w:numFmt w:val="bullet"/>
-      <w:lvlText w:val="•"/>
-      <w:lvlJc w:val="left"/>
-      <w:pPr>
-        <w:ind w:left="2160" w:hanging="480"/>
-      </w:pPr>
-    </w:lvl>
-    <w:lvl w:ilvl="3">
-      <w:numFmt w:val="bullet"/>
-      <w:lvlText w:val="–"/>
-      <w:lvlJc w:val="left"/>
-      <w:pPr>
-        <w:ind w:left="2880" w:hanging="480"/>
-      </w:pPr>
-    </w:lvl>
-    <w:lvl w:ilvl="4">
-      <w:numFmt w:val="bullet"/>
-      <w:lvlText w:val="•"/>
-      <w:lvlJc w:val="left"/>
-      <w:pPr>
-        <w:ind w:left="3600" w:hanging="480"/>
-      </w:pPr>
-    </w:lvl>
-    <w:lvl w:ilvl="5">
-      <w:numFmt w:val="bullet"/>
-      <w:lvlText w:val="–"/>
-      <w:lvlJc w:val="left"/>
-      <w:pPr>
-        <w:ind w:left="4320" w:hanging="480"/>
-      </w:pPr>
-    </w:lvl>
-    <w:lvl w:ilvl="6">
-      <w:numFmt w:val="bullet"/>
-      <w:lvlText w:val="•"/>
-      <w:lvlJc w:val="left"/>
-      <w:pPr>
-        <w:ind w:left="5040" w:hanging="480"/>
-      </w:pPr>
-    </w:lvl>
-    <w:lvl w:ilvl="7">
-      <w:numFmt w:val="bullet"/>
-      <w:lvlText w:val="–"/>
-      <w:lvlJc w:val="left"/>
-      <w:pPr>
-        <w:ind w:left="5760" w:hanging="480"/>
-      </w:pPr>
-    </w:lvl>
-    <w:lvl w:ilvl="8">
-      <w:numFmt w:val="bullet"/>
-      <w:lvlText w:val="•"/>
-      <w:lvlJc w:val="left"/>
-      <w:pPr>
-        <w:ind w:left="6480" w:hanging="480"/>
-      </w:pPr>
-    </w:lvl>
-  </w:abstractNum>
   <w:num w:numId="1000">
     <w:abstractNumId w:val="990"/>
   </w:num>
   <w:num w:numId="1001">
+    <w:abstractNumId w:val="991"/>
+  </w:num>
+  <w:num w:numId="1002">
     <w:abstractNumId w:val="99411"/>
     <w:lvlOverride w:ilvl="0">
       <w:startOverride w:val="1"/>
@@ -8861,40 +8900,7 @@
       <w:startOverride w:val="1"/>
     </w:lvlOverride>
   </w:num>
-  <w:num w:numId="1002">
-    <w:abstractNumId w:val="991"/>
-  </w:num>
   <w:num w:numId="1003">
-    <w:abstractNumId w:val="99411"/>
-    <w:lvlOverride w:ilvl="0">
-      <w:startOverride w:val="1"/>
-    </w:lvlOverride>
-    <w:lvlOverride w:ilvl="1">
-      <w:startOverride w:val="1"/>
-    </w:lvlOverride>
-    <w:lvlOverride w:ilvl="2">
-      <w:startOverride w:val="1"/>
-    </w:lvlOverride>
-    <w:lvlOverride w:ilvl="3">
-      <w:startOverride w:val="1"/>
-    </w:lvlOverride>
-    <w:lvlOverride w:ilvl="4">
-      <w:startOverride w:val="1"/>
-    </w:lvlOverride>
-    <w:lvlOverride w:ilvl="5">
-      <w:startOverride w:val="1"/>
-    </w:lvlOverride>
-    <w:lvlOverride w:ilvl="6">
-      <w:startOverride w:val="1"/>
-    </w:lvlOverride>
-    <w:lvlOverride w:ilvl="7">
-      <w:startOverride w:val="1"/>
-    </w:lvlOverride>
-    <w:lvlOverride w:ilvl="8">
-      <w:startOverride w:val="1"/>
-    </w:lvlOverride>
-  </w:num>
-  <w:num w:numId="1004">
     <w:abstractNumId w:val="991"/>
   </w:num>
 </w:numbering>

--- a/docs/ITSM_System_Documentation.docx
+++ b/docs/ITSM_System_Documentation.docx
@@ -1230,7 +1230,19 @@
         <w:t xml:space="preserve"> </w:t>
       </w:r>
       <w:r>
-        <w:t xml:space="preserve">- Вкладення до тікетів і задач (JPG, PNG, PDF) — блок «Вкладення» на сторінці тікета й задачі: кілька файлів за раз, мініатюри зображень, завантаження, видалення (автор вкладення або адміністратор). Права успадковуються від тікета/задачі: хто бачить запис, той бачить і файли. Тип файлу визначається за</w:t>
+        <w:t xml:space="preserve">- Вкладення до тікетів і задач (JPG, PNG, PDF) — блок «Вкладення» на сторінці тікета й задачі: кілька файлів за раз, мініатюри зображень (зменшені копії створюються при завантаженні й для вкладень з листів, віддаються через</w:t>
+      </w:r>
+      <w:r>
+        <w:t xml:space="preserve"> </w:t>
+      </w:r>
+      <w:r>
+        <w:rPr>
+          <w:rStyle w:val="VerbatimChar"/>
+        </w:rPr>
+        <w:t xml:space="preserve">/attachments/ID?thumb=1</w:t>
+      </w:r>
+      <w:r>
+        <w:t xml:space="preserve">; для раніше завантажених — створюються при першому перегляді; у блоці «Вкладення» вони 120 px), завантаження, видалення (автор вкладення або адміністратор). Права успадковуються від тікета/задачі: хто бачить запис, той бачить і файли. Тип файлу визначається за</w:t>
       </w:r>
       <w:r>
         <w:t xml:space="preserve"> </w:t>
@@ -1726,7 +1738,19 @@
         <w:t xml:space="preserve">it_manager</w:t>
       </w:r>
       <w:r>
-        <w:t xml:space="preserve">), редагування й видалення власних повідомлень, пошук, захист від флуду (10 публікацій за 5 хвилин, 100 за добу на користувача).</w:t>
+        <w:t xml:space="preserve">), редагування й видалення власних повідомлень, пошук, підписка на розділ із email-сповіщенням про нові теми (кнопка на сторінці розділу, таблиця</w:t>
+      </w:r>
+      <w:r>
+        <w:t xml:space="preserve"> </w:t>
+      </w:r>
+      <w:r>
+        <w:rPr>
+          <w:rStyle w:val="VerbatimChar"/>
+        </w:rPr>
+        <w:t xml:space="preserve">forum_board_subscriptions</w:t>
+      </w:r>
+      <w:r>
+        <w:t xml:space="preserve">), захист від флуду (10 публікацій за 5 хвилин, 100 за добу на користувача).</w:t>
       </w:r>
       <w:r>
         <w:t xml:space="preserve"> </w:t>
@@ -2101,7 +2125,13 @@
         <w:t xml:space="preserve"> </w:t>
       </w:r>
       <w:r>
-        <w:t xml:space="preserve">- Форум і вікі: відписка від сповіщень по окремій темі, сповіщення про нові теми, позначки «непрочитане», вкладення в повідомленнях форуму, зменшені мініатюри зображень вікі та бібліотеки, формати зображень поза JPG/PNG</w:t>
+        <w:t xml:space="preserve">- Вікі й бібліотека документів: зменшені мініатюри зображень, формати зображень поза JPG/PNG (для вкладень тікетів, задач, форуму й порталу мініатюри вже є)</w:t>
+      </w:r>
+      <w:r>
+        <w:t xml:space="preserve"> </w:t>
+      </w:r>
+      <w:r>
+        <w:t xml:space="preserve">- Форум: окрема відписка від сповіщень по одній темі (зараз є лише підписка на розділ — для нових тем — і сповіщення авторам і учасникам теми), вставка зображень вкладення прямо в текст повідомлення (зараз файли показуються під текстом)</w:t>
       </w:r>
       <w:r>
         <w:t xml:space="preserve"> </w:t>
@@ -2125,25 +2155,42 @@
         <w:t xml:space="preserve"> </w:t>
       </w:r>
       <w:r>
-        <w:t xml:space="preserve">- Зменшені мініатюри вкладень (зараз сторінка підвантажує повні зображення), перегляд власних вкладень анонімним заявником на сторінці відстеження (зараз їх бачать лише оператори)</w:t>
-      </w:r>
-      <w:r>
-        <w:t xml:space="preserve"> </w:t>
-      </w:r>
-      <w:r>
         <w:t xml:space="preserve">- Кнопка «Вийти з проєкту» для самого учасника та (за потреби) успадкування доступу підпроєктами: зараз доступ скасовує лише автор, відповідальний чи адміністратор, а кожен підпроєкт має власний перелік учасників</w:t>
       </w:r>
       <w:r>
         <w:t xml:space="preserve"> </w:t>
       </w:r>
       <w:r>
-        <w:t xml:space="preserve">- Поле «Видимість» проєкту (публічний/приватний/обмежений) нічого не робить — або прибрати його, або наповнити змістом</w:t>
-      </w:r>
-      <w:r>
-        <w:t xml:space="preserve"> </w:t>
-      </w:r>
-      <w:r>
         <w:t xml:space="preserve">- Спільне сховище сесій (Redis/БД) для розгортання за балансувальником на кількох серверах</w:t>
+      </w:r>
+      <w:r>
+        <w:t xml:space="preserve"> </w:t>
+      </w:r>
+      <w:r>
+        <w:t xml:space="preserve">- Перевірка на «живому» середовищі: роль «Адміністратор Підрозділу» з реальним Active Directory/Kerberos, робота за PHP-FPM, повний прогін</w:t>
+      </w:r>
+      <w:r>
+        <w:t xml:space="preserve"> </w:t>
+      </w:r>
+      <w:r>
+        <w:rPr>
+          <w:rStyle w:val="VerbatimChar"/>
+        </w:rPr>
+        <w:t xml:space="preserve">update.sh</w:t>
+      </w:r>
+      <w:r>
+        <w:t xml:space="preserve"> </w:t>
+      </w:r>
+      <w:r>
+        <w:t xml:space="preserve">на копії бойової бази</w:t>
+      </w:r>
+    </w:p>
+    <w:p>
+      <w:pPr>
+        <w:pStyle w:val="BodyText"/>
+      </w:pPr>
+      <w:r>
+        <w:t xml:space="preserve">Уже зроблено й більше не є планами (версія 0.2.3): роль «Адміністратор Підрозділу»; мініатюри вкладень і власні вкладення анонімного заявника; форум — сповіщення про нові теми (підписка на розділ), позначки «непрочитане», вкладення в повідомленнях і попередній перегляд Markdown; прибране поле «Видимість» проєкту.</w:t>
       </w:r>
     </w:p>
     <w:bookmarkEnd w:id="24"/>
@@ -2457,20 +2504,42 @@
         <w:t xml:space="preserve"> </w:t>
       </w:r>
       <w:r>
-        <w:t xml:space="preserve">і GD для вкладень</w:t>
-      </w:r>
-      <w:r>
-        <w:t xml:space="preserve"> </w:t>
-      </w:r>
-      <w:r>
-        <w:rPr>
-          <w:bCs/>
-          <w:b/>
-        </w:rPr>
-        <w:t xml:space="preserve">не потрібні</w:t>
-      </w:r>
-      <w:r>
-        <w:t xml:space="preserve">. Ті самі каталог і PHP-ліміти використовують бібліотека документів (до 25 МБ на файл,</w:t>
+        <w:t xml:space="preserve">для вкладень</w:t>
+      </w:r>
+      <w:r>
+        <w:t xml:space="preserve"> </w:t>
+      </w:r>
+      <w:r>
+        <w:rPr>
+          <w:bCs/>
+          <w:b/>
+        </w:rPr>
+        <w:t xml:space="preserve">не потрібне</w:t>
+      </w:r>
+      <w:r>
+        <w:t xml:space="preserve">; розширення GD (</w:t>
+      </w:r>
+      <w:r>
+        <w:rPr>
+          <w:rStyle w:val="VerbatimChar"/>
+        </w:rPr>
+        <w:t xml:space="preserve">php8.3-gd</w:t>
+      </w:r>
+      <w:r>
+        <w:t xml:space="preserve">) —</w:t>
+      </w:r>
+      <w:r>
+        <w:t xml:space="preserve"> </w:t>
+      </w:r>
+      <w:r>
+        <w:rPr>
+          <w:bCs/>
+          <w:b/>
+        </w:rPr>
+        <w:t xml:space="preserve">необов’язкове</w:t>
+      </w:r>
+      <w:r>
+        <w:t xml:space="preserve">: з ним для зображень створюються мініатюри (320 px), без нього вкладення працюють, але список показує повні файли. Ті самі каталог і PHP-ліміти використовують бібліотека документів (до 25 МБ на файл,</w:t>
       </w:r>
       <w:r>
         <w:t xml:space="preserve"> </w:t>
@@ -6343,7 +6412,7 @@
         <w:rPr>
           <w:rStyle w:val="VerbatimChar"/>
         </w:rPr>
-        <w:t xml:space="preserve">│   ├── Core/             # роутер, БД, конфіг, автентифікація, CSRF, рендеринг шаблонів, PdfReport (обгортка над tFPDF), UploadLimits (ліміти завантаження PHP), Markdown (безпечний рендерер Markdown для вікі й форуму), RateLimiter (обмеження частоти запитів), AdminNav (розділи адмін-панелі), ErrorHandler (журнал і сторінка помилок), Access (рольові правила, спільні для вебу й API), ApiResponse (формат відповідей API), WebhookClient (HTTP-клієнт вебхуків із захистом від SSRF), ImapClient/MimeParser (email-to-ticket), SmtpClient (вихідна пошта), LdapClient/LdapDn/AdAuth (Active Directory), EnvFile (запис `.env` з форми), Csp (заголовки безпеки)</w:t>
+        <w:t xml:space="preserve">│   ├── Core/             # роутер, БД, конфіг, автентифікація, CSRF, рендеринг шаблонів, PdfReport (обгортка над tFPDF), UploadLimits (ліміти завантаження PHP), Markdown (безпечний рендерер Markdown для вікі й форуму), RateLimiter (обмеження частоти запитів), AdminNav і UnitNav (розділи адмін-панелі та «Мого підрозділу»), ErrorHandler (журнал і сторінка помилок), Access (рольові правила, спільні для вебу й API), ApiResponse (формат відповідей API), WebhookClient (HTTP-клієнт вебхуків із захистом від SSRF), ImapClient/MimeParser (email-to-ticket), SmtpClient (вихідна пошта), LdapClient/LdapDn/AdAuth (Active Directory), EnvFile (запис `.env` з форми), Csp (заголовки безпеки)</w:t>
       </w:r>
       <w:r>
         <w:br/>
@@ -6694,7 +6763,115 @@
         <w:rPr>
           <w:rStyle w:val="VerbatimChar"/>
         </w:rPr>
-        <w:t xml:space="preserve">│       └── 022_add_api_and_webhooks.sql</w:t>
+        <w:t xml:space="preserve">│       ├── 022_add_api_and_webhooks.sql</w:t>
+      </w:r>
+      <w:r>
+        <w:br/>
+      </w:r>
+      <w:r>
+        <w:rPr>
+          <w:rStyle w:val="VerbatimChar"/>
+        </w:rPr>
+        <w:t xml:space="preserve">│       ├── 023_add_rate_limits.sql</w:t>
+      </w:r>
+      <w:r>
+        <w:br/>
+      </w:r>
+      <w:r>
+        <w:rPr>
+          <w:rStyle w:val="VerbatimChar"/>
+        </w:rPr>
+        <w:t xml:space="preserve">│       ├── 024_add_document_library.sql</w:t>
+      </w:r>
+      <w:r>
+        <w:br/>
+      </w:r>
+      <w:r>
+        <w:rPr>
+          <w:rStyle w:val="VerbatimChar"/>
+        </w:rPr>
+        <w:t xml:space="preserve">│       ├── 025_add_forum.sql</w:t>
+      </w:r>
+      <w:r>
+        <w:br/>
+      </w:r>
+      <w:r>
+        <w:rPr>
+          <w:rStyle w:val="VerbatimChar"/>
+        </w:rPr>
+        <w:t xml:space="preserve">│       ├── 026_add_wiki_hierarchy_and_attachments.sql</w:t>
+      </w:r>
+      <w:r>
+        <w:br/>
+      </w:r>
+      <w:r>
+        <w:rPr>
+          <w:rStyle w:val="VerbatimChar"/>
+        </w:rPr>
+        <w:t xml:space="preserve">│       ├── 027_add_ad_manual_overrides.sql</w:t>
+      </w:r>
+      <w:r>
+        <w:br/>
+      </w:r>
+      <w:r>
+        <w:rPr>
+          <w:rStyle w:val="VerbatimChar"/>
+        </w:rPr>
+        <w:t xml:space="preserve">│       ├── 028_add_ad_guid.sql</w:t>
+      </w:r>
+      <w:r>
+        <w:br/>
+      </w:r>
+      <w:r>
+        <w:rPr>
+          <w:rStyle w:val="VerbatimChar"/>
+        </w:rPr>
+        <w:t xml:space="preserve">│       ├── 029_add_unit_admin_role.sql</w:t>
+      </w:r>
+      <w:r>
+        <w:br/>
+      </w:r>
+      <w:r>
+        <w:rPr>
+          <w:rStyle w:val="VerbatimChar"/>
+        </w:rPr>
+        <w:t xml:space="preserve">│       ├── 030_add_local_user_unit.sql</w:t>
+      </w:r>
+      <w:r>
+        <w:br/>
+      </w:r>
+      <w:r>
+        <w:rPr>
+          <w:rStyle w:val="VerbatimChar"/>
+        </w:rPr>
+        <w:t xml:space="preserve">│       ├── 031_add_forum_board_subscriptions.sql</w:t>
+      </w:r>
+      <w:r>
+        <w:br/>
+      </w:r>
+      <w:r>
+        <w:rPr>
+          <w:rStyle w:val="VerbatimChar"/>
+        </w:rPr>
+        <w:t xml:space="preserve">│       ├── 032_drop_project_visibility.sql</w:t>
+      </w:r>
+      <w:r>
+        <w:br/>
+      </w:r>
+      <w:r>
+        <w:rPr>
+          <w:rStyle w:val="VerbatimChar"/>
+        </w:rPr>
+        <w:t xml:space="preserve">│       ├── 033_add_forum_unread.sql</w:t>
+      </w:r>
+      <w:r>
+        <w:br/>
+      </w:r>
+      <w:r>
+        <w:rPr>
+          <w:rStyle w:val="VerbatimChar"/>
+        </w:rPr>
+        <w:t xml:space="preserve">│       └── 034_add_forum_attachments.sql</w:t>
       </w:r>
       <w:r>
         <w:br/>

--- a/docs/ITSM_System_Documentation.docx
+++ b/docs/ITSM_System_Documentation.docx
@@ -2125,13 +2125,7 @@
         <w:t xml:space="preserve"> </w:t>
       </w:r>
       <w:r>
-        <w:t xml:space="preserve">- Вікі й бібліотека документів: зменшені мініатюри зображень, формати зображень поза JPG/PNG (для вкладень тікетів, задач, форуму й порталу мініатюри вже є)</w:t>
-      </w:r>
-      <w:r>
-        <w:t xml:space="preserve"> </w:t>
-      </w:r>
-      <w:r>
-        <w:t xml:space="preserve">- Форум: окрема відписка від сповіщень по одній темі (зараз є лише підписка на розділ — для нових тем — і сповіщення авторам і учасникам теми), вставка зображень вкладення прямо в текст повідомлення (зараз файли показуються під текстом)</w:t>
+        <w:t xml:space="preserve">- Мініатюри для зображень поза JPG/PNG (GIF, WebP) — для всіх розділів, де вони вже є</w:t>
       </w:r>
       <w:r>
         <w:t xml:space="preserve"> </w:t>
@@ -2150,12 +2144,6 @@
       </w:r>
       <w:r>
         <w:t xml:space="preserve">, пагінація на рівні SQL для дуже великих обсягів, завантаження вкладень і видалення (зараз їх немає), права токена на окремі проєкти чи черги, події вебхуків для вкладень і користувачів</w:t>
-      </w:r>
-      <w:r>
-        <w:t xml:space="preserve"> </w:t>
-      </w:r>
-      <w:r>
-        <w:t xml:space="preserve">- Кнопка «Вийти з проєкту» для самого учасника та (за потреби) успадкування доступу підпроєктами: зараз доступ скасовує лише автор, відповідальний чи адміністратор, а кожен підпроєкт має власний перелік учасників</w:t>
       </w:r>
       <w:r>
         <w:t xml:space="preserve"> </w:t>
@@ -2190,7 +2178,7 @@
         <w:pStyle w:val="BodyText"/>
       </w:pPr>
       <w:r>
-        <w:t xml:space="preserve">Уже зроблено й більше не є планами (версія 0.2.3): роль «Адміністратор Підрозділу»; мініатюри вкладень і власні вкладення анонімного заявника; форум — сповіщення про нові теми (підписка на розділ), позначки «непрочитане», вкладення в повідомленнях і попередній перегляд Markdown; прибране поле «Видимість» проєкту.</w:t>
+        <w:t xml:space="preserve">Уже зроблено й більше не є планами (версія 0.2.3): мініатюри зображень у вікі й бібліотеці документів; роль «Адміністратор Підрозділу»; мініатюри вкладень і власні вкладення анонімного заявника; форум — сповіщення про нові теми (підписка на розділ), позначки «непрочитане», вкладення в повідомленнях і вставка їх у текст, попередній перегляд Markdown; прибране поле «Видимість» проєкту; форум — відписка від сповіщень по окремій темі, вставка вкладених зображень у текст.</w:t>
       </w:r>
     </w:p>
     <w:bookmarkEnd w:id="24"/>
@@ -6871,7 +6859,16 @@
         <w:rPr>
           <w:rStyle w:val="VerbatimChar"/>
         </w:rPr>
-        <w:t xml:space="preserve">│       └── 034_add_forum_attachments.sql</w:t>
+        <w:t xml:space="preserve">│       ├── 034_add_forum_attachments.sql</w:t>
+      </w:r>
+      <w:r>
+        <w:br/>
+      </w:r>
+      <w:r>
+        <w:rPr>
+          <w:rStyle w:val="VerbatimChar"/>
+        </w:rPr>
+        <w:t xml:space="preserve">│       └── 035_add_forum_topic_mutes.sql</w:t>
       </w:r>
       <w:r>
         <w:br/>

--- a/docs/ITSM_System_Documentation.docx
+++ b/docs/ITSM_System_Documentation.docx
@@ -341,7 +341,22 @@
         <w:t xml:space="preserve"> </w:t>
       </w:r>
       <w:r>
-        <w:t xml:space="preserve">(нагадування про термін)</w:t>
+        <w:t xml:space="preserve">(нагадування про термін) і для</w:t>
+      </w:r>
+      <w:r>
+        <w:t xml:space="preserve"> </w:t>
+      </w:r>
+      <w:r>
+        <w:rPr>
+          <w:rStyle w:val="VerbatimChar"/>
+        </w:rPr>
+        <w:t xml:space="preserve">bin/send-reports.php</w:t>
+      </w:r>
+      <w:r>
+        <w:t xml:space="preserve"> </w:t>
+      </w:r>
+      <w:r>
+        <w:t xml:space="preserve">(звіти обліку часу за розкладом, щогодини)</w:t>
       </w:r>
     </w:p>
     <w:p>

--- a/docs/ITSM_System_Documentation.docx
+++ b/docs/ITSM_System_Documentation.docx
@@ -33,7 +33,7 @@
         <w:pStyle w:val="BodyText"/>
       </w:pPr>
       <w:r>
-        <w:t xml:space="preserve">Основне: проєкти (список, канбан, Гант, дорожня карта), задачі, облік часу, тікети з чергами, SLA та порталом самообслуговування, email-to-ticket, вікі, бібліотека документів, форум, звіти (PDF/CSV), REST API та вебхуки, вхід через локальні облікові записи або Active Directory. Ролі: адміністратор системи, керівник ІТ-підрозділу, адміністратор підрозділу, співробітник, заявник.</w:t>
+        <w:t xml:space="preserve">Основне: реєстр обладнання й ПЗ (CMDB-мінімум), проєкти (список, канбан, Гант, дорожня карта), задачі, облік часу, тікети з чергами, SLA та порталом самообслуговування, email-to-ticket, вікі, бібліотека документів, форум, звіти (PDF/CSV), REST API та вебхуки, вхід через локальні облікові записи або Active Directory. Ролі: адміністратор системи, керівник ІТ-підрозділу, адміністратор підрозділу, співробітник, заявник.</w:t>
       </w:r>
     </w:p>
     <w:p>
